--- a/Manual de usuario - Control de Oficios.docx
+++ b/Manual de usuario - Control de Oficios.docx
@@ -4,54 +4,105 @@
   <w:body>
     <w:p>
       <w:pPr>
-        <w:spacing w:after="1400"/>
-      </w:pPr>
-    </w:p>
-    <w:p>
-      <w:pPr>
-        <w:spacing w:after="700"/>
-        <w:jc w:val="center"/>
-      </w:pPr>
-      <w:r>
-        <w:drawing>
-          <wp:inline distT="0" distB="0" distL="0" distR="0">
-            <wp:extent cx="4095750" cy="1514475"/>
-            <wp:effectExtent t="0" r="0" b="0" l="0"/>
-            <wp:docPr id="1" name="" descr="" title=""/>
-            <wp:cNvGraphicFramePr>
-              <a:graphicFrameLocks xmlns:a="http://schemas.openxmlformats.org/drawingml/2006/main" noChangeAspect="1"/>
-            </wp:cNvGraphicFramePr>
-            <a:graphic xmlns:a="http://schemas.openxmlformats.org/drawingml/2006/main">
-              <a:graphicData uri="http://schemas.openxmlformats.org/drawingml/2006/picture">
-                <pic:pic xmlns:pic="http://schemas.openxmlformats.org/drawingml/2006/picture">
-                  <pic:nvPicPr>
-                    <pic:cNvPr id="0" name="" descr=""/>
-                    <pic:cNvPicPr>
-                      <a:picLocks noChangeAspect="1" noChangeArrowheads="1"/>
-                    </pic:cNvPicPr>
-                  </pic:nvPicPr>
-                  <pic:blipFill>
-                    <a:blip r:embed="rId9" cstate="none"/>
-                    <a:srcRect/>
-                    <a:stretch>
-                      <a:fillRect/>
-                    </a:stretch>
-                  </pic:blipFill>
-                  <pic:spPr bwMode="auto">
-                    <a:xfrm>
-                      <a:off x="0" y="0"/>
-                      <a:ext cx="4095750" cy="1514475"/>
-                    </a:xfrm>
-                    <a:prstGeom prst="rect">
-                      <a:avLst/>
-                    </a:prstGeom>
-                  </pic:spPr>
-                </pic:pic>
-              </a:graphicData>
-            </a:graphic>
-          </wp:inline>
-        </w:drawing>
-      </w:r>
+        <w:spacing w:after="900"/>
+      </w:pPr>
+    </w:p>
+    <w:tbl>
+      <w:tblPr>
+        <w:tblW w:type="dxa" w:w="9360"/>
+        <w:tblBorders>
+          <w:top w:val="none"/>
+          <w:left w:val="none"/>
+          <w:bottom w:val="none"/>
+          <w:right w:val="none"/>
+          <w:insideH w:val="none"/>
+          <w:insideV w:val="none"/>
+        </w:tblBorders>
+      </w:tblPr>
+      <w:tblGrid>
+        <w:gridCol w:w="9360"/>
+      </w:tblGrid>
+      <w:tr>
+        <w:tc>
+          <w:tcPr>
+            <w:tcW w:type="dxa" w:w="9360"/>
+            <w:shd w:fill="152342" w:val="clear"/>
+            <w:tcMar>
+              <w:top w:type="dxa" w:w="560"/>
+              <w:left w:type="dxa" w:w="240"/>
+              <w:bottom w:type="dxa" w:w="560"/>
+              <w:right w:type="dxa" w:w="240"/>
+            </w:tcMar>
+          </w:tcPr>
+          <w:p>
+            <w:pPr>
+              <w:spacing w:after="260"/>
+              <w:jc w:val="center"/>
+            </w:pPr>
+            <w:r>
+              <w:drawing>
+                <wp:inline distT="0" distB="0" distL="0" distR="0">
+                  <wp:extent cx="3143250" cy="571500"/>
+                  <wp:effectExtent t="0" r="0" b="0" l="0"/>
+                  <wp:docPr id="1" name="" descr="" title=""/>
+                  <wp:cNvGraphicFramePr>
+                    <a:graphicFrameLocks xmlns:a="http://schemas.openxmlformats.org/drawingml/2006/main" noChangeAspect="1"/>
+                  </wp:cNvGraphicFramePr>
+                  <a:graphic xmlns:a="http://schemas.openxmlformats.org/drawingml/2006/main">
+                    <a:graphicData uri="http://schemas.openxmlformats.org/drawingml/2006/picture">
+                      <pic:pic xmlns:pic="http://schemas.openxmlformats.org/drawingml/2006/picture">
+                        <pic:nvPicPr>
+                          <pic:cNvPr id="0" name="" descr=""/>
+                          <pic:cNvPicPr>
+                            <a:picLocks noChangeAspect="1" noChangeArrowheads="1"/>
+                          </pic:cNvPicPr>
+                        </pic:nvPicPr>
+                        <pic:blipFill>
+                          <a:blip r:embed="rId9" cstate="none"/>
+                          <a:srcRect/>
+                          <a:stretch>
+                            <a:fillRect/>
+                          </a:stretch>
+                        </pic:blipFill>
+                        <pic:spPr bwMode="auto">
+                          <a:xfrm>
+                            <a:off x="0" y="0"/>
+                            <a:ext cx="3143250" cy="571500"/>
+                          </a:xfrm>
+                          <a:prstGeom prst="rect">
+                            <a:avLst/>
+                          </a:prstGeom>
+                        </pic:spPr>
+                      </pic:pic>
+                    </a:graphicData>
+                  </a:graphic>
+                </wp:inline>
+              </w:drawing>
+            </w:r>
+          </w:p>
+          <w:p>
+            <w:pPr>
+              <w:spacing w:after="0"/>
+              <w:jc w:val="center"/>
+            </w:pPr>
+            <w:r>
+              <w:rPr>
+                <w:rFonts w:ascii="Calibri" w:cs="Calibri" w:eastAsia="Calibri" w:hAnsi="Calibri"/>
+                <w:color w:val="C7D2E6"/>
+                <w:spacing w:val="80"/>
+                <w:sz w:val="22"/>
+                <w:szCs w:val="22"/>
+              </w:rPr>
+              <w:t xml:space="preserve">UNIDAD DE CUMPLIMIENTO</w:t>
+            </w:r>
+          </w:p>
+        </w:tc>
+      </w:tr>
+    </w:tbl>
+    <w:p>
+      <w:pPr>
+        <w:spacing w:after="560"/>
+      </w:pPr>
     </w:p>
     <w:p>
       <w:pPr>
@@ -61,7 +112,7 @@
       <w:r>
         <w:rPr>
           <w:rFonts w:ascii="Calibri" w:cs="Calibri" w:eastAsia="Calibri" w:hAnsi="Calibri"/>
-          <w:color w:val="6B7280"/>
+          <w:color w:val="5A6B8C"/>
           <w:spacing w:val="60"/>
           <w:sz w:val="28"/>
           <w:szCs w:val="28"/>
@@ -71,7 +122,10 @@
     </w:p>
     <w:p>
       <w:pPr>
-        <w:spacing w:after="80"/>
+        <w:pBdr>
+          <w:bottom w:val="single" w:color="152342" w:sz="8" w:space="14"/>
+        </w:pBdr>
+        <w:spacing w:after="300"/>
         <w:jc w:val="center"/>
       </w:pPr>
       <w:r>
@@ -88,24 +142,6 @@
     </w:p>
     <w:p>
       <w:pPr>
-        <w:pBdr>
-          <w:bottom w:val="single" w:color="152342" w:sz="8" w:space="12"/>
-        </w:pBdr>
-        <w:spacing w:after="360"/>
-        <w:jc w:val="center"/>
-      </w:pPr>
-      <w:r>
-        <w:rPr>
-          <w:rFonts w:ascii="Calibri" w:cs="Calibri" w:eastAsia="Calibri" w:hAnsi="Calibri"/>
-          <w:color w:val="1A2E5A"/>
-          <w:sz w:val="30"/>
-          <w:szCs w:val="30"/>
-        </w:rPr>
-        <w:t xml:space="preserve">Unidad de Cumplimiento</w:t>
-      </w:r>
-    </w:p>
-    <w:p>
-      <w:pPr>
         <w:spacing w:after="60"/>
         <w:jc w:val="center"/>
       </w:pPr>
@@ -114,7 +150,7 @@
           <w:rFonts w:ascii="Calibri" w:cs="Calibri" w:eastAsia="Calibri" w:hAnsi="Calibri"/>
           <w:i/>
           <w:iCs/>
-          <w:color w:val="6B7280"/>
+          <w:color w:val="5A6B8C"/>
           <w:sz w:val="22"/>
           <w:szCs w:val="22"/>
         </w:rPr>
@@ -123,18 +159,18 @@
     </w:p>
     <w:p>
       <w:pPr>
-        <w:spacing w:after="1800"/>
-      </w:pPr>
-    </w:p>
-    <w:p>
-      <w:pPr>
-        <w:spacing w:after="60"/>
+        <w:spacing w:after="1700"/>
+      </w:pPr>
+    </w:p>
+    <w:p>
+      <w:pPr>
+        <w:spacing w:after="80"/>
         <w:jc w:val="center"/>
       </w:pPr>
       <w:r>
         <w:rPr>
           <w:rFonts w:ascii="Calibri" w:cs="Calibri" w:eastAsia="Calibri" w:hAnsi="Calibri"/>
-          <w:color w:val="222222"/>
+          <w:color w:val="232B3D"/>
           <w:sz w:val="22"/>
           <w:szCs w:val="22"/>
         </w:rPr>
@@ -150,7 +186,7 @@
           <w:rFonts w:ascii="Calibri" w:cs="Calibri" w:eastAsia="Calibri" w:hAnsi="Calibri"/>
           <w:b/>
           <w:bCs/>
-          <w:color w:val="6B7280"/>
+          <w:color w:val="B45309"/>
           <w:spacing w:val="40"/>
           <w:sz w:val="20"/>
           <w:szCs w:val="20"/>
@@ -165,7 +201,10 @@
     </w:p>
     <w:p>
       <w:pPr>
-        <w:spacing w:after="240" w:before="0"/>
+        <w:pBdr>
+          <w:bottom w:val="single" w:color="152342" w:sz="10" w:space="8"/>
+        </w:pBdr>
+        <w:spacing w:after="260" w:before="0"/>
       </w:pPr>
       <w:r>
         <w:rPr>
@@ -203,7 +242,7 @@
           <w:rFonts w:ascii="Calibri" w:cs="Calibri" w:eastAsia="Calibri" w:hAnsi="Calibri"/>
           <w:b/>
           <w:bCs/>
-          <w:color w:val="6B7280"/>
+          <w:color w:val="C3C9D4"/>
           <w:sz w:val="22"/>
           <w:szCs w:val="22"/>
         </w:rPr>
@@ -234,7 +273,7 @@
           <w:rFonts w:ascii="Calibri" w:cs="Calibri" w:eastAsia="Calibri" w:hAnsi="Calibri"/>
           <w:b w:val="false"/>
           <w:bCs w:val="false"/>
-          <w:color w:val="333333"/>
+          <w:color w:val="5A6B8C"/>
           <w:sz w:val="21"/>
           <w:szCs w:val="21"/>
         </w:rPr>
@@ -245,7 +284,7 @@
           <w:rFonts w:ascii="Calibri" w:cs="Calibri" w:eastAsia="Calibri" w:hAnsi="Calibri"/>
           <w:b w:val="false"/>
           <w:bCs w:val="false"/>
-          <w:color w:val="6B7280"/>
+          <w:color w:val="C3C9D4"/>
           <w:sz w:val="21"/>
           <w:szCs w:val="21"/>
         </w:rPr>
@@ -256,7 +295,7 @@
           <w:rFonts w:ascii="Calibri" w:cs="Calibri" w:eastAsia="Calibri" w:hAnsi="Calibri"/>
           <w:b w:val="false"/>
           <w:bCs w:val="false"/>
-          <w:color w:val="333333"/>
+          <w:color w:val="5A6B8C"/>
           <w:sz w:val="21"/>
           <w:szCs w:val="21"/>
         </w:rPr>
@@ -287,7 +326,7 @@
           <w:rFonts w:ascii="Calibri" w:cs="Calibri" w:eastAsia="Calibri" w:hAnsi="Calibri"/>
           <w:b/>
           <w:bCs/>
-          <w:color w:val="6B7280"/>
+          <w:color w:val="C3C9D4"/>
           <w:sz w:val="22"/>
           <w:szCs w:val="22"/>
         </w:rPr>
@@ -318,7 +357,7 @@
           <w:rFonts w:ascii="Calibri" w:cs="Calibri" w:eastAsia="Calibri" w:hAnsi="Calibri"/>
           <w:b w:val="false"/>
           <w:bCs w:val="false"/>
-          <w:color w:val="333333"/>
+          <w:color w:val="5A6B8C"/>
           <w:sz w:val="21"/>
           <w:szCs w:val="21"/>
         </w:rPr>
@@ -329,7 +368,7 @@
           <w:rFonts w:ascii="Calibri" w:cs="Calibri" w:eastAsia="Calibri" w:hAnsi="Calibri"/>
           <w:b w:val="false"/>
           <w:bCs w:val="false"/>
-          <w:color w:val="6B7280"/>
+          <w:color w:val="C3C9D4"/>
           <w:sz w:val="21"/>
           <w:szCs w:val="21"/>
         </w:rPr>
@@ -340,7 +379,7 @@
           <w:rFonts w:ascii="Calibri" w:cs="Calibri" w:eastAsia="Calibri" w:hAnsi="Calibri"/>
           <w:b w:val="false"/>
           <w:bCs w:val="false"/>
-          <w:color w:val="333333"/>
+          <w:color w:val="5A6B8C"/>
           <w:sz w:val="21"/>
           <w:szCs w:val="21"/>
         </w:rPr>
@@ -360,7 +399,7 @@
           <w:rFonts w:ascii="Calibri" w:cs="Calibri" w:eastAsia="Calibri" w:hAnsi="Calibri"/>
           <w:b w:val="false"/>
           <w:bCs w:val="false"/>
-          <w:color w:val="333333"/>
+          <w:color w:val="5A6B8C"/>
           <w:sz w:val="21"/>
           <w:szCs w:val="21"/>
         </w:rPr>
@@ -371,7 +410,7 @@
           <w:rFonts w:ascii="Calibri" w:cs="Calibri" w:eastAsia="Calibri" w:hAnsi="Calibri"/>
           <w:b w:val="false"/>
           <w:bCs w:val="false"/>
-          <w:color w:val="6B7280"/>
+          <w:color w:val="C3C9D4"/>
           <w:sz w:val="21"/>
           <w:szCs w:val="21"/>
         </w:rPr>
@@ -382,7 +421,7 @@
           <w:rFonts w:ascii="Calibri" w:cs="Calibri" w:eastAsia="Calibri" w:hAnsi="Calibri"/>
           <w:b w:val="false"/>
           <w:bCs w:val="false"/>
-          <w:color w:val="333333"/>
+          <w:color w:val="5A6B8C"/>
           <w:sz w:val="21"/>
           <w:szCs w:val="21"/>
         </w:rPr>
@@ -402,7 +441,7 @@
           <w:rFonts w:ascii="Calibri" w:cs="Calibri" w:eastAsia="Calibri" w:hAnsi="Calibri"/>
           <w:b w:val="false"/>
           <w:bCs w:val="false"/>
-          <w:color w:val="333333"/>
+          <w:color w:val="5A6B8C"/>
           <w:sz w:val="21"/>
           <w:szCs w:val="21"/>
         </w:rPr>
@@ -413,7 +452,7 @@
           <w:rFonts w:ascii="Calibri" w:cs="Calibri" w:eastAsia="Calibri" w:hAnsi="Calibri"/>
           <w:b w:val="false"/>
           <w:bCs w:val="false"/>
-          <w:color w:val="6B7280"/>
+          <w:color w:val="C3C9D4"/>
           <w:sz w:val="21"/>
           <w:szCs w:val="21"/>
         </w:rPr>
@@ -424,7 +463,7 @@
           <w:rFonts w:ascii="Calibri" w:cs="Calibri" w:eastAsia="Calibri" w:hAnsi="Calibri"/>
           <w:b w:val="false"/>
           <w:bCs w:val="false"/>
-          <w:color w:val="333333"/>
+          <w:color w:val="5A6B8C"/>
           <w:sz w:val="21"/>
           <w:szCs w:val="21"/>
         </w:rPr>
@@ -444,7 +483,7 @@
           <w:rFonts w:ascii="Calibri" w:cs="Calibri" w:eastAsia="Calibri" w:hAnsi="Calibri"/>
           <w:b w:val="false"/>
           <w:bCs w:val="false"/>
-          <w:color w:val="333333"/>
+          <w:color w:val="5A6B8C"/>
           <w:sz w:val="21"/>
           <w:szCs w:val="21"/>
         </w:rPr>
@@ -455,7 +494,7 @@
           <w:rFonts w:ascii="Calibri" w:cs="Calibri" w:eastAsia="Calibri" w:hAnsi="Calibri"/>
           <w:b w:val="false"/>
           <w:bCs w:val="false"/>
-          <w:color w:val="6B7280"/>
+          <w:color w:val="C3C9D4"/>
           <w:sz w:val="21"/>
           <w:szCs w:val="21"/>
         </w:rPr>
@@ -466,7 +505,7 @@
           <w:rFonts w:ascii="Calibri" w:cs="Calibri" w:eastAsia="Calibri" w:hAnsi="Calibri"/>
           <w:b w:val="false"/>
           <w:bCs w:val="false"/>
-          <w:color w:val="333333"/>
+          <w:color w:val="5A6B8C"/>
           <w:sz w:val="21"/>
           <w:szCs w:val="21"/>
         </w:rPr>
@@ -497,7 +536,7 @@
           <w:rFonts w:ascii="Calibri" w:cs="Calibri" w:eastAsia="Calibri" w:hAnsi="Calibri"/>
           <w:b/>
           <w:bCs/>
-          <w:color w:val="6B7280"/>
+          <w:color w:val="C3C9D4"/>
           <w:sz w:val="22"/>
           <w:szCs w:val="22"/>
         </w:rPr>
@@ -528,7 +567,7 @@
           <w:rFonts w:ascii="Calibri" w:cs="Calibri" w:eastAsia="Calibri" w:hAnsi="Calibri"/>
           <w:b w:val="false"/>
           <w:bCs w:val="false"/>
-          <w:color w:val="333333"/>
+          <w:color w:val="5A6B8C"/>
           <w:sz w:val="21"/>
           <w:szCs w:val="21"/>
         </w:rPr>
@@ -539,7 +578,7 @@
           <w:rFonts w:ascii="Calibri" w:cs="Calibri" w:eastAsia="Calibri" w:hAnsi="Calibri"/>
           <w:b w:val="false"/>
           <w:bCs w:val="false"/>
-          <w:color w:val="6B7280"/>
+          <w:color w:val="C3C9D4"/>
           <w:sz w:val="21"/>
           <w:szCs w:val="21"/>
         </w:rPr>
@@ -550,7 +589,7 @@
           <w:rFonts w:ascii="Calibri" w:cs="Calibri" w:eastAsia="Calibri" w:hAnsi="Calibri"/>
           <w:b w:val="false"/>
           <w:bCs w:val="false"/>
-          <w:color w:val="333333"/>
+          <w:color w:val="5A6B8C"/>
           <w:sz w:val="21"/>
           <w:szCs w:val="21"/>
         </w:rPr>
@@ -570,7 +609,7 @@
           <w:rFonts w:ascii="Calibri" w:cs="Calibri" w:eastAsia="Calibri" w:hAnsi="Calibri"/>
           <w:b w:val="false"/>
           <w:bCs w:val="false"/>
-          <w:color w:val="333333"/>
+          <w:color w:val="5A6B8C"/>
           <w:sz w:val="21"/>
           <w:szCs w:val="21"/>
         </w:rPr>
@@ -581,7 +620,7 @@
           <w:rFonts w:ascii="Calibri" w:cs="Calibri" w:eastAsia="Calibri" w:hAnsi="Calibri"/>
           <w:b w:val="false"/>
           <w:bCs w:val="false"/>
-          <w:color w:val="6B7280"/>
+          <w:color w:val="C3C9D4"/>
           <w:sz w:val="21"/>
           <w:szCs w:val="21"/>
         </w:rPr>
@@ -592,7 +631,7 @@
           <w:rFonts w:ascii="Calibri" w:cs="Calibri" w:eastAsia="Calibri" w:hAnsi="Calibri"/>
           <w:b w:val="false"/>
           <w:bCs w:val="false"/>
-          <w:color w:val="333333"/>
+          <w:color w:val="5A6B8C"/>
           <w:sz w:val="21"/>
           <w:szCs w:val="21"/>
         </w:rPr>
@@ -612,7 +651,7 @@
           <w:rFonts w:ascii="Calibri" w:cs="Calibri" w:eastAsia="Calibri" w:hAnsi="Calibri"/>
           <w:b w:val="false"/>
           <w:bCs w:val="false"/>
-          <w:color w:val="333333"/>
+          <w:color w:val="5A6B8C"/>
           <w:sz w:val="21"/>
           <w:szCs w:val="21"/>
         </w:rPr>
@@ -623,7 +662,7 @@
           <w:rFonts w:ascii="Calibri" w:cs="Calibri" w:eastAsia="Calibri" w:hAnsi="Calibri"/>
           <w:b w:val="false"/>
           <w:bCs w:val="false"/>
-          <w:color w:val="6B7280"/>
+          <w:color w:val="C3C9D4"/>
           <w:sz w:val="21"/>
           <w:szCs w:val="21"/>
         </w:rPr>
@@ -634,7 +673,7 @@
           <w:rFonts w:ascii="Calibri" w:cs="Calibri" w:eastAsia="Calibri" w:hAnsi="Calibri"/>
           <w:b w:val="false"/>
           <w:bCs w:val="false"/>
-          <w:color w:val="333333"/>
+          <w:color w:val="5A6B8C"/>
           <w:sz w:val="21"/>
           <w:szCs w:val="21"/>
         </w:rPr>
@@ -654,7 +693,7 @@
           <w:rFonts w:ascii="Calibri" w:cs="Calibri" w:eastAsia="Calibri" w:hAnsi="Calibri"/>
           <w:b w:val="false"/>
           <w:bCs w:val="false"/>
-          <w:color w:val="333333"/>
+          <w:color w:val="5A6B8C"/>
           <w:sz w:val="21"/>
           <w:szCs w:val="21"/>
         </w:rPr>
@@ -665,7 +704,7 @@
           <w:rFonts w:ascii="Calibri" w:cs="Calibri" w:eastAsia="Calibri" w:hAnsi="Calibri"/>
           <w:b w:val="false"/>
           <w:bCs w:val="false"/>
-          <w:color w:val="6B7280"/>
+          <w:color w:val="C3C9D4"/>
           <w:sz w:val="21"/>
           <w:szCs w:val="21"/>
         </w:rPr>
@@ -676,7 +715,7 @@
           <w:rFonts w:ascii="Calibri" w:cs="Calibri" w:eastAsia="Calibri" w:hAnsi="Calibri"/>
           <w:b w:val="false"/>
           <w:bCs w:val="false"/>
-          <w:color w:val="333333"/>
+          <w:color w:val="5A6B8C"/>
           <w:sz w:val="21"/>
           <w:szCs w:val="21"/>
         </w:rPr>
@@ -696,7 +735,7 @@
           <w:rFonts w:ascii="Calibri" w:cs="Calibri" w:eastAsia="Calibri" w:hAnsi="Calibri"/>
           <w:b w:val="false"/>
           <w:bCs w:val="false"/>
-          <w:color w:val="333333"/>
+          <w:color w:val="5A6B8C"/>
           <w:sz w:val="21"/>
           <w:szCs w:val="21"/>
         </w:rPr>
@@ -707,7 +746,7 @@
           <w:rFonts w:ascii="Calibri" w:cs="Calibri" w:eastAsia="Calibri" w:hAnsi="Calibri"/>
           <w:b w:val="false"/>
           <w:bCs w:val="false"/>
-          <w:color w:val="6B7280"/>
+          <w:color w:val="C3C9D4"/>
           <w:sz w:val="21"/>
           <w:szCs w:val="21"/>
         </w:rPr>
@@ -718,7 +757,7 @@
           <w:rFonts w:ascii="Calibri" w:cs="Calibri" w:eastAsia="Calibri" w:hAnsi="Calibri"/>
           <w:b w:val="false"/>
           <w:bCs w:val="false"/>
-          <w:color w:val="333333"/>
+          <w:color w:val="5A6B8C"/>
           <w:sz w:val="21"/>
           <w:szCs w:val="21"/>
         </w:rPr>
@@ -749,7 +788,7 @@
           <w:rFonts w:ascii="Calibri" w:cs="Calibri" w:eastAsia="Calibri" w:hAnsi="Calibri"/>
           <w:b/>
           <w:bCs/>
-          <w:color w:val="6B7280"/>
+          <w:color w:val="C3C9D4"/>
           <w:sz w:val="22"/>
           <w:szCs w:val="22"/>
         </w:rPr>
@@ -780,7 +819,7 @@
           <w:rFonts w:ascii="Calibri" w:cs="Calibri" w:eastAsia="Calibri" w:hAnsi="Calibri"/>
           <w:b w:val="false"/>
           <w:bCs w:val="false"/>
-          <w:color w:val="333333"/>
+          <w:color w:val="5A6B8C"/>
           <w:sz w:val="21"/>
           <w:szCs w:val="21"/>
         </w:rPr>
@@ -791,7 +830,7 @@
           <w:rFonts w:ascii="Calibri" w:cs="Calibri" w:eastAsia="Calibri" w:hAnsi="Calibri"/>
           <w:b w:val="false"/>
           <w:bCs w:val="false"/>
-          <w:color w:val="6B7280"/>
+          <w:color w:val="C3C9D4"/>
           <w:sz w:val="21"/>
           <w:szCs w:val="21"/>
         </w:rPr>
@@ -802,7 +841,7 @@
           <w:rFonts w:ascii="Calibri" w:cs="Calibri" w:eastAsia="Calibri" w:hAnsi="Calibri"/>
           <w:b w:val="false"/>
           <w:bCs w:val="false"/>
-          <w:color w:val="333333"/>
+          <w:color w:val="5A6B8C"/>
           <w:sz w:val="21"/>
           <w:szCs w:val="21"/>
         </w:rPr>
@@ -822,7 +861,7 @@
           <w:rFonts w:ascii="Calibri" w:cs="Calibri" w:eastAsia="Calibri" w:hAnsi="Calibri"/>
           <w:b w:val="false"/>
           <w:bCs w:val="false"/>
-          <w:color w:val="333333"/>
+          <w:color w:val="5A6B8C"/>
           <w:sz w:val="21"/>
           <w:szCs w:val="21"/>
         </w:rPr>
@@ -833,7 +872,7 @@
           <w:rFonts w:ascii="Calibri" w:cs="Calibri" w:eastAsia="Calibri" w:hAnsi="Calibri"/>
           <w:b w:val="false"/>
           <w:bCs w:val="false"/>
-          <w:color w:val="6B7280"/>
+          <w:color w:val="C3C9D4"/>
           <w:sz w:val="21"/>
           <w:szCs w:val="21"/>
         </w:rPr>
@@ -844,7 +883,7 @@
           <w:rFonts w:ascii="Calibri" w:cs="Calibri" w:eastAsia="Calibri" w:hAnsi="Calibri"/>
           <w:b w:val="false"/>
           <w:bCs w:val="false"/>
-          <w:color w:val="333333"/>
+          <w:color w:val="5A6B8C"/>
           <w:sz w:val="21"/>
           <w:szCs w:val="21"/>
         </w:rPr>
@@ -864,7 +903,7 @@
           <w:rFonts w:ascii="Calibri" w:cs="Calibri" w:eastAsia="Calibri" w:hAnsi="Calibri"/>
           <w:b w:val="false"/>
           <w:bCs w:val="false"/>
-          <w:color w:val="333333"/>
+          <w:color w:val="5A6B8C"/>
           <w:sz w:val="21"/>
           <w:szCs w:val="21"/>
         </w:rPr>
@@ -875,7 +914,7 @@
           <w:rFonts w:ascii="Calibri" w:cs="Calibri" w:eastAsia="Calibri" w:hAnsi="Calibri"/>
           <w:b w:val="false"/>
           <w:bCs w:val="false"/>
-          <w:color w:val="6B7280"/>
+          <w:color w:val="C3C9D4"/>
           <w:sz w:val="21"/>
           <w:szCs w:val="21"/>
         </w:rPr>
@@ -886,7 +925,7 @@
           <w:rFonts w:ascii="Calibri" w:cs="Calibri" w:eastAsia="Calibri" w:hAnsi="Calibri"/>
           <w:b w:val="false"/>
           <w:bCs w:val="false"/>
-          <w:color w:val="333333"/>
+          <w:color w:val="5A6B8C"/>
           <w:sz w:val="21"/>
           <w:szCs w:val="21"/>
         </w:rPr>
@@ -906,7 +945,7 @@
           <w:rFonts w:ascii="Calibri" w:cs="Calibri" w:eastAsia="Calibri" w:hAnsi="Calibri"/>
           <w:b w:val="false"/>
           <w:bCs w:val="false"/>
-          <w:color w:val="333333"/>
+          <w:color w:val="5A6B8C"/>
           <w:sz w:val="21"/>
           <w:szCs w:val="21"/>
         </w:rPr>
@@ -917,7 +956,7 @@
           <w:rFonts w:ascii="Calibri" w:cs="Calibri" w:eastAsia="Calibri" w:hAnsi="Calibri"/>
           <w:b w:val="false"/>
           <w:bCs w:val="false"/>
-          <w:color w:val="6B7280"/>
+          <w:color w:val="C3C9D4"/>
           <w:sz w:val="21"/>
           <w:szCs w:val="21"/>
         </w:rPr>
@@ -928,7 +967,7 @@
           <w:rFonts w:ascii="Calibri" w:cs="Calibri" w:eastAsia="Calibri" w:hAnsi="Calibri"/>
           <w:b w:val="false"/>
           <w:bCs w:val="false"/>
-          <w:color w:val="333333"/>
+          <w:color w:val="5A6B8C"/>
           <w:sz w:val="21"/>
           <w:szCs w:val="21"/>
         </w:rPr>
@@ -959,7 +998,7 @@
           <w:rFonts w:ascii="Calibri" w:cs="Calibri" w:eastAsia="Calibri" w:hAnsi="Calibri"/>
           <w:b/>
           <w:bCs/>
-          <w:color w:val="6B7280"/>
+          <w:color w:val="C3C9D4"/>
           <w:sz w:val="22"/>
           <w:szCs w:val="22"/>
         </w:rPr>
@@ -990,7 +1029,7 @@
           <w:rFonts w:ascii="Calibri" w:cs="Calibri" w:eastAsia="Calibri" w:hAnsi="Calibri"/>
           <w:b w:val="false"/>
           <w:bCs w:val="false"/>
-          <w:color w:val="333333"/>
+          <w:color w:val="5A6B8C"/>
           <w:sz w:val="21"/>
           <w:szCs w:val="21"/>
         </w:rPr>
@@ -1001,7 +1040,7 @@
           <w:rFonts w:ascii="Calibri" w:cs="Calibri" w:eastAsia="Calibri" w:hAnsi="Calibri"/>
           <w:b w:val="false"/>
           <w:bCs w:val="false"/>
-          <w:color w:val="6B7280"/>
+          <w:color w:val="C3C9D4"/>
           <w:sz w:val="21"/>
           <w:szCs w:val="21"/>
         </w:rPr>
@@ -1012,7 +1051,7 @@
           <w:rFonts w:ascii="Calibri" w:cs="Calibri" w:eastAsia="Calibri" w:hAnsi="Calibri"/>
           <w:b w:val="false"/>
           <w:bCs w:val="false"/>
-          <w:color w:val="333333"/>
+          <w:color w:val="5A6B8C"/>
           <w:sz w:val="21"/>
           <w:szCs w:val="21"/>
         </w:rPr>
@@ -1032,7 +1071,7 @@
           <w:rFonts w:ascii="Calibri" w:cs="Calibri" w:eastAsia="Calibri" w:hAnsi="Calibri"/>
           <w:b w:val="false"/>
           <w:bCs w:val="false"/>
-          <w:color w:val="333333"/>
+          <w:color w:val="5A6B8C"/>
           <w:sz w:val="21"/>
           <w:szCs w:val="21"/>
         </w:rPr>
@@ -1043,7 +1082,7 @@
           <w:rFonts w:ascii="Calibri" w:cs="Calibri" w:eastAsia="Calibri" w:hAnsi="Calibri"/>
           <w:b w:val="false"/>
           <w:bCs w:val="false"/>
-          <w:color w:val="6B7280"/>
+          <w:color w:val="C3C9D4"/>
           <w:sz w:val="21"/>
           <w:szCs w:val="21"/>
         </w:rPr>
@@ -1054,7 +1093,7 @@
           <w:rFonts w:ascii="Calibri" w:cs="Calibri" w:eastAsia="Calibri" w:hAnsi="Calibri"/>
           <w:b w:val="false"/>
           <w:bCs w:val="false"/>
-          <w:color w:val="333333"/>
+          <w:color w:val="5A6B8C"/>
           <w:sz w:val="21"/>
           <w:szCs w:val="21"/>
         </w:rPr>
@@ -1074,7 +1113,7 @@
           <w:rFonts w:ascii="Calibri" w:cs="Calibri" w:eastAsia="Calibri" w:hAnsi="Calibri"/>
           <w:b w:val="false"/>
           <w:bCs w:val="false"/>
-          <w:color w:val="333333"/>
+          <w:color w:val="5A6B8C"/>
           <w:sz w:val="21"/>
           <w:szCs w:val="21"/>
         </w:rPr>
@@ -1085,7 +1124,7 @@
           <w:rFonts w:ascii="Calibri" w:cs="Calibri" w:eastAsia="Calibri" w:hAnsi="Calibri"/>
           <w:b w:val="false"/>
           <w:bCs w:val="false"/>
-          <w:color w:val="6B7280"/>
+          <w:color w:val="C3C9D4"/>
           <w:sz w:val="21"/>
           <w:szCs w:val="21"/>
         </w:rPr>
@@ -1096,7 +1135,7 @@
           <w:rFonts w:ascii="Calibri" w:cs="Calibri" w:eastAsia="Calibri" w:hAnsi="Calibri"/>
           <w:b w:val="false"/>
           <w:bCs w:val="false"/>
-          <w:color w:val="333333"/>
+          <w:color w:val="5A6B8C"/>
           <w:sz w:val="21"/>
           <w:szCs w:val="21"/>
         </w:rPr>
@@ -1127,7 +1166,7 @@
           <w:rFonts w:ascii="Calibri" w:cs="Calibri" w:eastAsia="Calibri" w:hAnsi="Calibri"/>
           <w:b/>
           <w:bCs/>
-          <w:color w:val="6B7280"/>
+          <w:color w:val="C3C9D4"/>
           <w:sz w:val="22"/>
           <w:szCs w:val="22"/>
         </w:rPr>
@@ -1158,7 +1197,7 @@
           <w:rFonts w:ascii="Calibri" w:cs="Calibri" w:eastAsia="Calibri" w:hAnsi="Calibri"/>
           <w:b w:val="false"/>
           <w:bCs w:val="false"/>
-          <w:color w:val="333333"/>
+          <w:color w:val="5A6B8C"/>
           <w:sz w:val="21"/>
           <w:szCs w:val="21"/>
         </w:rPr>
@@ -1169,7 +1208,7 @@
           <w:rFonts w:ascii="Calibri" w:cs="Calibri" w:eastAsia="Calibri" w:hAnsi="Calibri"/>
           <w:b w:val="false"/>
           <w:bCs w:val="false"/>
-          <w:color w:val="6B7280"/>
+          <w:color w:val="C3C9D4"/>
           <w:sz w:val="21"/>
           <w:szCs w:val="21"/>
         </w:rPr>
@@ -1180,7 +1219,7 @@
           <w:rFonts w:ascii="Calibri" w:cs="Calibri" w:eastAsia="Calibri" w:hAnsi="Calibri"/>
           <w:b w:val="false"/>
           <w:bCs w:val="false"/>
-          <w:color w:val="333333"/>
+          <w:color w:val="5A6B8C"/>
           <w:sz w:val="21"/>
           <w:szCs w:val="21"/>
         </w:rPr>
@@ -1200,7 +1239,7 @@
           <w:rFonts w:ascii="Calibri" w:cs="Calibri" w:eastAsia="Calibri" w:hAnsi="Calibri"/>
           <w:b w:val="false"/>
           <w:bCs w:val="false"/>
-          <w:color w:val="333333"/>
+          <w:color w:val="5A6B8C"/>
           <w:sz w:val="21"/>
           <w:szCs w:val="21"/>
         </w:rPr>
@@ -1211,7 +1250,7 @@
           <w:rFonts w:ascii="Calibri" w:cs="Calibri" w:eastAsia="Calibri" w:hAnsi="Calibri"/>
           <w:b w:val="false"/>
           <w:bCs w:val="false"/>
-          <w:color w:val="6B7280"/>
+          <w:color w:val="C3C9D4"/>
           <w:sz w:val="21"/>
           <w:szCs w:val="21"/>
         </w:rPr>
@@ -1222,7 +1261,7 @@
           <w:rFonts w:ascii="Calibri" w:cs="Calibri" w:eastAsia="Calibri" w:hAnsi="Calibri"/>
           <w:b w:val="false"/>
           <w:bCs w:val="false"/>
-          <w:color w:val="333333"/>
+          <w:color w:val="5A6B8C"/>
           <w:sz w:val="21"/>
           <w:szCs w:val="21"/>
         </w:rPr>
@@ -1242,7 +1281,7 @@
           <w:rFonts w:ascii="Calibri" w:cs="Calibri" w:eastAsia="Calibri" w:hAnsi="Calibri"/>
           <w:b w:val="false"/>
           <w:bCs w:val="false"/>
-          <w:color w:val="333333"/>
+          <w:color w:val="5A6B8C"/>
           <w:sz w:val="21"/>
           <w:szCs w:val="21"/>
         </w:rPr>
@@ -1253,7 +1292,7 @@
           <w:rFonts w:ascii="Calibri" w:cs="Calibri" w:eastAsia="Calibri" w:hAnsi="Calibri"/>
           <w:b w:val="false"/>
           <w:bCs w:val="false"/>
-          <w:color w:val="6B7280"/>
+          <w:color w:val="C3C9D4"/>
           <w:sz w:val="21"/>
           <w:szCs w:val="21"/>
         </w:rPr>
@@ -1264,7 +1303,7 @@
           <w:rFonts w:ascii="Calibri" w:cs="Calibri" w:eastAsia="Calibri" w:hAnsi="Calibri"/>
           <w:b w:val="false"/>
           <w:bCs w:val="false"/>
-          <w:color w:val="333333"/>
+          <w:color w:val="5A6B8C"/>
           <w:sz w:val="21"/>
           <w:szCs w:val="21"/>
         </w:rPr>
@@ -1284,7 +1323,7 @@
           <w:rFonts w:ascii="Calibri" w:cs="Calibri" w:eastAsia="Calibri" w:hAnsi="Calibri"/>
           <w:b w:val="false"/>
           <w:bCs w:val="false"/>
-          <w:color w:val="333333"/>
+          <w:color w:val="5A6B8C"/>
           <w:sz w:val="21"/>
           <w:szCs w:val="21"/>
         </w:rPr>
@@ -1295,7 +1334,7 @@
           <w:rFonts w:ascii="Calibri" w:cs="Calibri" w:eastAsia="Calibri" w:hAnsi="Calibri"/>
           <w:b w:val="false"/>
           <w:bCs w:val="false"/>
-          <w:color w:val="6B7280"/>
+          <w:color w:val="C3C9D4"/>
           <w:sz w:val="21"/>
           <w:szCs w:val="21"/>
         </w:rPr>
@@ -1306,7 +1345,7 @@
           <w:rFonts w:ascii="Calibri" w:cs="Calibri" w:eastAsia="Calibri" w:hAnsi="Calibri"/>
           <w:b w:val="false"/>
           <w:bCs w:val="false"/>
-          <w:color w:val="333333"/>
+          <w:color w:val="5A6B8C"/>
           <w:sz w:val="21"/>
           <w:szCs w:val="21"/>
         </w:rPr>
@@ -1337,7 +1376,7 @@
           <w:rFonts w:ascii="Calibri" w:cs="Calibri" w:eastAsia="Calibri" w:hAnsi="Calibri"/>
           <w:b/>
           <w:bCs/>
-          <w:color w:val="6B7280"/>
+          <w:color w:val="C3C9D4"/>
           <w:sz w:val="22"/>
           <w:szCs w:val="22"/>
         </w:rPr>
@@ -1363,7 +1402,10 @@
     <w:p>
       <w:pPr>
         <w:pStyle w:val="Heading1"/>
-        <w:spacing w:after="180" w:before="360"/>
+        <w:pBdr>
+          <w:bottom w:val="single" w:color="152342" w:sz="10" w:space="8"/>
+        </w:pBdr>
+        <w:spacing w:after="200" w:before="360"/>
       </w:pPr>
       <w:r>
         <w:rPr>
@@ -1384,7 +1426,7 @@
       <w:r>
         <w:rPr>
           <w:rFonts w:ascii="Calibri" w:cs="Calibri" w:eastAsia="Calibri" w:hAnsi="Calibri"/>
-          <w:color w:val="222222"/>
+          <w:color w:val="232B3D"/>
           <w:sz w:val="22"/>
           <w:szCs w:val="22"/>
         </w:rPr>
@@ -1398,7 +1440,7 @@
       <w:r>
         <w:rPr>
           <w:rFonts w:ascii="Calibri" w:cs="Calibri" w:eastAsia="Calibri" w:hAnsi="Calibri"/>
-          <w:color w:val="222222"/>
+          <w:color w:val="232B3D"/>
           <w:sz w:val="22"/>
           <w:szCs w:val="22"/>
         </w:rPr>
@@ -1408,6 +1450,9 @@
     <w:p>
       <w:pPr>
         <w:pStyle w:val="Heading2"/>
+        <w:pBdr>
+          <w:bottom w:val="single" w:color="E1E5EC" w:sz="4" w:space="5"/>
+        </w:pBdr>
         <w:spacing w:after="140" w:before="280"/>
       </w:pPr>
       <w:r>
@@ -1429,7 +1474,7 @@
       <w:r>
         <w:rPr>
           <w:rFonts w:ascii="Calibri" w:cs="Calibri" w:eastAsia="Calibri" w:hAnsi="Calibri"/>
-          <w:color w:val="222222"/>
+          <w:color w:val="232B3D"/>
           <w:sz w:val="22"/>
           <w:szCs w:val="22"/>
         </w:rPr>
@@ -1444,8 +1489,8 @@
           <w:left w:val="single" w:color="CBD2DE" w:sz="2"/>
           <w:bottom w:val="single" w:color="152342" w:sz="4"/>
           <w:right w:val="single" w:color="CBD2DE" w:sz="2"/>
-          <w:insideH w:val="single" w:color="DDE3EC" w:sz="2"/>
-          <w:insideV w:val="single" w:color="DDE3EC" w:sz="2"/>
+          <w:insideH w:val="single" w:color="E1E5EC" w:sz="2"/>
+          <w:insideV w:val="single" w:color="E1E5EC" w:sz="2"/>
         </w:tblBorders>
       </w:tblPr>
       <w:tblGrid>
@@ -1454,6 +1499,7 @@
       </w:tblGrid>
       <w:tr>
         <w:trPr>
+          <w:cantSplit/>
           <w:tblHeader/>
         </w:trPr>
         <w:tc>
@@ -1469,6 +1515,7 @@
           </w:tcPr>
           <w:p>
             <w:pPr>
+              <w:keepNext/>
               <w:spacing w:after="0" w:line="264"/>
             </w:pPr>
             <w:r>
@@ -1497,6 +1544,7 @@
           </w:tcPr>
           <w:p>
             <w:pPr>
+              <w:keepNext/>
               <w:spacing w:after="0" w:line="264"/>
               <w:jc w:val="center"/>
             </w:pPr>
@@ -1515,6 +1563,9 @@
         </w:tc>
       </w:tr>
       <w:tr>
+        <w:trPr>
+          <w:cantSplit/>
+        </w:trPr>
         <w:tc>
           <w:tcPr>
             <w:tcW w:type="dxa" w:w="2200"/>
@@ -1528,12 +1579,13 @@
           </w:tcPr>
           <w:p>
             <w:pPr>
-              <w:spacing w:after="0" w:line="264"/>
-            </w:pPr>
-            <w:r>
-              <w:rPr>
-                <w:rFonts w:ascii="Calibri" w:cs="Calibri" w:eastAsia="Calibri" w:hAnsi="Calibri"/>
-                <w:color w:val="222222"/>
+              <w:keepNext/>
+              <w:spacing w:after="0" w:line="264"/>
+            </w:pPr>
+            <w:r>
+              <w:rPr>
+                <w:rFonts w:ascii="Calibri" w:cs="Calibri" w:eastAsia="Calibri" w:hAnsi="Calibri"/>
+                <w:color w:val="232B3D"/>
                 <w:sz w:val="20"/>
                 <w:szCs w:val="20"/>
               </w:rPr>
@@ -1554,13 +1606,14 @@
           </w:tcPr>
           <w:p>
             <w:pPr>
+              <w:keepNext/>
               <w:spacing w:after="0" w:line="264"/>
               <w:jc w:val="center"/>
             </w:pPr>
             <w:r>
               <w:rPr>
                 <w:rFonts w:ascii="Calibri" w:cs="Calibri" w:eastAsia="Calibri" w:hAnsi="Calibri"/>
-                <w:color w:val="222222"/>
+                <w:color w:val="232B3D"/>
                 <w:sz w:val="20"/>
                 <w:szCs w:val="20"/>
               </w:rPr>
@@ -1570,6 +1623,69 @@
         </w:tc>
       </w:tr>
       <w:tr>
+        <w:trPr>
+          <w:cantSplit/>
+        </w:trPr>
+        <w:tc>
+          <w:tcPr>
+            <w:tcW w:type="dxa" w:w="2200"/>
+            <w:shd w:fill="F7F8FA" w:val="clear"/>
+            <w:tcMar>
+              <w:top w:type="dxa" w:w="80"/>
+              <w:left w:type="dxa" w:w="120"/>
+              <w:bottom w:type="dxa" w:w="80"/>
+              <w:right w:type="dxa" w:w="120"/>
+            </w:tcMar>
+          </w:tcPr>
+          <w:p>
+            <w:pPr>
+              <w:keepNext/>
+              <w:spacing w:after="0" w:line="264"/>
+            </w:pPr>
+            <w:r>
+              <w:rPr>
+                <w:rFonts w:ascii="Calibri" w:cs="Calibri" w:eastAsia="Calibri" w:hAnsi="Calibri"/>
+                <w:color w:val="232B3D"/>
+                <w:sz w:val="20"/>
+                <w:szCs w:val="20"/>
+              </w:rPr>
+              <w:t xml:space="preserve">Administrador</w:t>
+            </w:r>
+          </w:p>
+        </w:tc>
+        <w:tc>
+          <w:tcPr>
+            <w:tcW w:type="dxa" w:w="7160"/>
+            <w:shd w:fill="F7F8FA" w:val="clear"/>
+            <w:tcMar>
+              <w:top w:type="dxa" w:w="80"/>
+              <w:left w:type="dxa" w:w="120"/>
+              <w:bottom w:type="dxa" w:w="80"/>
+              <w:right w:type="dxa" w:w="120"/>
+            </w:tcMar>
+          </w:tcPr>
+          <w:p>
+            <w:pPr>
+              <w:keepNext/>
+              <w:spacing w:after="0" w:line="264"/>
+              <w:jc w:val="center"/>
+            </w:pPr>
+            <w:r>
+              <w:rPr>
+                <w:rFonts w:ascii="Calibri" w:cs="Calibri" w:eastAsia="Calibri" w:hAnsi="Calibri"/>
+                <w:color w:val="232B3D"/>
+                <w:sz w:val="20"/>
+                <w:szCs w:val="20"/>
+              </w:rPr>
+              <w:t xml:space="preserve">Todo lo anterior + gestiona todos los oficios y a los usuarios</w:t>
+            </w:r>
+          </w:p>
+        </w:tc>
+      </w:tr>
+      <w:tr>
+        <w:trPr>
+          <w:cantSplit/>
+        </w:trPr>
         <w:tc>
           <w:tcPr>
             <w:tcW w:type="dxa" w:w="2200"/>
@@ -1583,16 +1699,17 @@
           </w:tcPr>
           <w:p>
             <w:pPr>
-              <w:spacing w:after="0" w:line="264"/>
-            </w:pPr>
-            <w:r>
-              <w:rPr>
-                <w:rFonts w:ascii="Calibri" w:cs="Calibri" w:eastAsia="Calibri" w:hAnsi="Calibri"/>
-                <w:color w:val="222222"/>
-                <w:sz w:val="20"/>
-                <w:szCs w:val="20"/>
-              </w:rPr>
-              <w:t xml:space="preserve">Administrador</w:t>
+              <w:keepNext w:val="false"/>
+              <w:spacing w:after="0" w:line="264"/>
+            </w:pPr>
+            <w:r>
+              <w:rPr>
+                <w:rFonts w:ascii="Calibri" w:cs="Calibri" w:eastAsia="Calibri" w:hAnsi="Calibri"/>
+                <w:color w:val="232B3D"/>
+                <w:sz w:val="20"/>
+                <w:szCs w:val="20"/>
+              </w:rPr>
+              <w:t xml:space="preserve">Superusuario</w:t>
             </w:r>
           </w:p>
         </w:tc>
@@ -1609,68 +1726,14 @@
           </w:tcPr>
           <w:p>
             <w:pPr>
+              <w:keepNext w:val="false"/>
               <w:spacing w:after="0" w:line="264"/>
               <w:jc w:val="center"/>
             </w:pPr>
             <w:r>
               <w:rPr>
                 <w:rFonts w:ascii="Calibri" w:cs="Calibri" w:eastAsia="Calibri" w:hAnsi="Calibri"/>
-                <w:color w:val="222222"/>
-                <w:sz w:val="20"/>
-                <w:szCs w:val="20"/>
-              </w:rPr>
-              <w:t xml:space="preserve">Todo lo anterior + gestiona todos los oficios y a los usuarios</w:t>
-            </w:r>
-          </w:p>
-        </w:tc>
-      </w:tr>
-      <w:tr>
-        <w:tc>
-          <w:tcPr>
-            <w:tcW w:type="dxa" w:w="2200"/>
-            <w:shd w:fill="FFFFFF" w:val="clear"/>
-            <w:tcMar>
-              <w:top w:type="dxa" w:w="80"/>
-              <w:left w:type="dxa" w:w="120"/>
-              <w:bottom w:type="dxa" w:w="80"/>
-              <w:right w:type="dxa" w:w="120"/>
-            </w:tcMar>
-          </w:tcPr>
-          <w:p>
-            <w:pPr>
-              <w:spacing w:after="0" w:line="264"/>
-            </w:pPr>
-            <w:r>
-              <w:rPr>
-                <w:rFonts w:ascii="Calibri" w:cs="Calibri" w:eastAsia="Calibri" w:hAnsi="Calibri"/>
-                <w:color w:val="222222"/>
-                <w:sz w:val="20"/>
-                <w:szCs w:val="20"/>
-              </w:rPr>
-              <w:t xml:space="preserve">Superusuario</w:t>
-            </w:r>
-          </w:p>
-        </w:tc>
-        <w:tc>
-          <w:tcPr>
-            <w:tcW w:type="dxa" w:w="7160"/>
-            <w:shd w:fill="FFFFFF" w:val="clear"/>
-            <w:tcMar>
-              <w:top w:type="dxa" w:w="80"/>
-              <w:left w:type="dxa" w:w="120"/>
-              <w:bottom w:type="dxa" w:w="80"/>
-              <w:right w:type="dxa" w:w="120"/>
-            </w:tcMar>
-          </w:tcPr>
-          <w:p>
-            <w:pPr>
-              <w:spacing w:after="0" w:line="264"/>
-              <w:jc w:val="center"/>
-            </w:pPr>
-            <w:r>
-              <w:rPr>
-                <w:rFonts w:ascii="Calibri" w:cs="Calibri" w:eastAsia="Calibri" w:hAnsi="Calibri"/>
-                <w:color w:val="222222"/>
+                <w:color w:val="232B3D"/>
                 <w:sz w:val="20"/>
                 <w:szCs w:val="20"/>
               </w:rPr>
@@ -1701,6 +1764,9 @@
         <w:gridCol w:w="9360"/>
       </w:tblGrid>
       <w:tr>
+        <w:trPr>
+          <w:cantSplit/>
+        </w:trPr>
         <w:tc>
           <w:tcPr>
             <w:tcW w:type="dxa" w:w="9360"/>
@@ -1730,7 +1796,7 @@
             <w:r>
               <w:rPr>
                 <w:rFonts w:ascii="Calibri" w:cs="Calibri" w:eastAsia="Calibri" w:hAnsi="Calibri"/>
-                <w:color w:val="222222"/>
+                <w:color w:val="232B3D"/>
                 <w:sz w:val="22"/>
                 <w:szCs w:val="22"/>
               </w:rPr>
@@ -1743,7 +1809,10 @@
     <w:p>
       <w:pPr>
         <w:pStyle w:val="Heading1"/>
-        <w:spacing w:after="180" w:before="360"/>
+        <w:pBdr>
+          <w:bottom w:val="single" w:color="152342" w:sz="10" w:space="8"/>
+        </w:pBdr>
+        <w:spacing w:after="200" w:before="360"/>
       </w:pPr>
       <w:r>
         <w:rPr>
@@ -1760,6 +1829,9 @@
     <w:p>
       <w:pPr>
         <w:pStyle w:val="Heading2"/>
+        <w:pBdr>
+          <w:bottom w:val="single" w:color="E1E5EC" w:sz="4" w:space="5"/>
+        </w:pBdr>
         <w:spacing w:after="140" w:before="280"/>
       </w:pPr>
       <w:r>
@@ -1786,7 +1858,7 @@
       <w:r>
         <w:rPr>
           <w:rFonts w:ascii="Calibri" w:cs="Calibri" w:eastAsia="Calibri" w:hAnsi="Calibri"/>
-          <w:color w:val="222222"/>
+          <w:color w:val="232B3D"/>
           <w:sz w:val="22"/>
           <w:szCs w:val="22"/>
         </w:rPr>
@@ -1805,7 +1877,7 @@
       <w:r>
         <w:rPr>
           <w:rFonts w:ascii="Calibri" w:cs="Calibri" w:eastAsia="Calibri" w:hAnsi="Calibri"/>
-          <w:color w:val="222222"/>
+          <w:color w:val="232B3D"/>
           <w:sz w:val="22"/>
           <w:szCs w:val="22"/>
         </w:rPr>
@@ -1824,7 +1896,7 @@
       <w:r>
         <w:rPr>
           <w:rFonts w:ascii="Calibri" w:cs="Calibri" w:eastAsia="Calibri" w:hAnsi="Calibri"/>
-          <w:color w:val="222222"/>
+          <w:color w:val="232B3D"/>
           <w:sz w:val="22"/>
           <w:szCs w:val="22"/>
         </w:rPr>
@@ -1838,7 +1910,7 @@
       <w:r>
         <w:rPr>
           <w:rFonts w:ascii="Calibri" w:cs="Calibri" w:eastAsia="Calibri" w:hAnsi="Calibri"/>
-          <w:color w:val="222222"/>
+          <w:color w:val="232B3D"/>
           <w:sz w:val="22"/>
           <w:szCs w:val="22"/>
         </w:rPr>
@@ -1848,6 +1920,9 @@
     <w:p>
       <w:pPr>
         <w:pStyle w:val="Heading2"/>
+        <w:pBdr>
+          <w:bottom w:val="single" w:color="E1E5EC" w:sz="4" w:space="5"/>
+        </w:pBdr>
         <w:spacing w:after="140" w:before="280"/>
       </w:pPr>
       <w:r>
@@ -1869,7 +1944,7 @@
       <w:r>
         <w:rPr>
           <w:rFonts w:ascii="Calibri" w:cs="Calibri" w:eastAsia="Calibri" w:hAnsi="Calibri"/>
-          <w:color w:val="222222"/>
+          <w:color w:val="232B3D"/>
           <w:sz w:val="22"/>
           <w:szCs w:val="22"/>
         </w:rPr>
@@ -1888,7 +1963,7 @@
       <w:r>
         <w:rPr>
           <w:rFonts w:ascii="Calibri" w:cs="Calibri" w:eastAsia="Calibri" w:hAnsi="Calibri"/>
-          <w:color w:val="222222"/>
+          <w:color w:val="232B3D"/>
           <w:sz w:val="22"/>
           <w:szCs w:val="22"/>
         </w:rPr>
@@ -1907,7 +1982,7 @@
       <w:r>
         <w:rPr>
           <w:rFonts w:ascii="Calibri" w:cs="Calibri" w:eastAsia="Calibri" w:hAnsi="Calibri"/>
-          <w:color w:val="222222"/>
+          <w:color w:val="232B3D"/>
           <w:sz w:val="22"/>
           <w:szCs w:val="22"/>
         </w:rPr>
@@ -1926,7 +2001,7 @@
       <w:r>
         <w:rPr>
           <w:rFonts w:ascii="Calibri" w:cs="Calibri" w:eastAsia="Calibri" w:hAnsi="Calibri"/>
-          <w:color w:val="222222"/>
+          <w:color w:val="232B3D"/>
           <w:sz w:val="22"/>
           <w:szCs w:val="22"/>
         </w:rPr>
@@ -1945,7 +2020,7 @@
       <w:r>
         <w:rPr>
           <w:rFonts w:ascii="Calibri" w:cs="Calibri" w:eastAsia="Calibri" w:hAnsi="Calibri"/>
-          <w:color w:val="222222"/>
+          <w:color w:val="232B3D"/>
           <w:sz w:val="22"/>
           <w:szCs w:val="22"/>
         </w:rPr>
@@ -1968,6 +2043,9 @@
         <w:gridCol w:w="9360"/>
       </w:tblGrid>
       <w:tr>
+        <w:trPr>
+          <w:cantSplit/>
+        </w:trPr>
         <w:tc>
           <w:tcPr>
             <w:tcW w:type="dxa" w:w="9360"/>
@@ -1997,7 +2075,7 @@
             <w:r>
               <w:rPr>
                 <w:rFonts w:ascii="Calibri" w:cs="Calibri" w:eastAsia="Calibri" w:hAnsi="Calibri"/>
-                <w:color w:val="222222"/>
+                <w:color w:val="232B3D"/>
                 <w:sz w:val="22"/>
                 <w:szCs w:val="22"/>
               </w:rPr>
@@ -2019,7 +2097,7 @@
       <w:r>
         <w:rPr>
           <w:rFonts w:ascii="Calibri" w:cs="Calibri" w:eastAsia="Calibri" w:hAnsi="Calibri"/>
-          <w:color w:val="222222"/>
+          <w:color w:val="232B3D"/>
           <w:sz w:val="22"/>
           <w:szCs w:val="22"/>
         </w:rPr>
@@ -2029,6 +2107,9 @@
     <w:p>
       <w:pPr>
         <w:pStyle w:val="Heading2"/>
+        <w:pBdr>
+          <w:bottom w:val="single" w:color="E1E5EC" w:sz="4" w:space="5"/>
+        </w:pBdr>
         <w:spacing w:after="140" w:before="280"/>
       </w:pPr>
       <w:r>
@@ -2050,7 +2131,7 @@
       <w:r>
         <w:rPr>
           <w:rFonts w:ascii="Calibri" w:cs="Calibri" w:eastAsia="Calibri" w:hAnsi="Calibri"/>
-          <w:color w:val="222222"/>
+          <w:color w:val="232B3D"/>
           <w:sz w:val="22"/>
           <w:szCs w:val="22"/>
         </w:rPr>
@@ -2060,6 +2141,9 @@
     <w:p>
       <w:pPr>
         <w:pStyle w:val="Heading2"/>
+        <w:pBdr>
+          <w:bottom w:val="single" w:color="E1E5EC" w:sz="4" w:space="5"/>
+        </w:pBdr>
         <w:spacing w:after="140" w:before="280"/>
       </w:pPr>
       <w:r>
@@ -2082,8 +2166,8 @@
           <w:left w:val="single" w:color="CBD2DE" w:sz="2"/>
           <w:bottom w:val="single" w:color="152342" w:sz="4"/>
           <w:right w:val="single" w:color="CBD2DE" w:sz="2"/>
-          <w:insideH w:val="single" w:color="DDE3EC" w:sz="2"/>
-          <w:insideV w:val="single" w:color="DDE3EC" w:sz="2"/>
+          <w:insideH w:val="single" w:color="E1E5EC" w:sz="2"/>
+          <w:insideV w:val="single" w:color="E1E5EC" w:sz="2"/>
         </w:tblBorders>
       </w:tblPr>
       <w:tblGrid>
@@ -2093,6 +2177,7 @@
       </w:tblGrid>
       <w:tr>
         <w:trPr>
+          <w:cantSplit/>
           <w:tblHeader/>
         </w:trPr>
         <w:tc>
@@ -2108,6 +2193,7 @@
           </w:tcPr>
           <w:p>
             <w:pPr>
+              <w:keepNext/>
               <w:spacing w:after="0" w:line="264"/>
             </w:pPr>
             <w:r>
@@ -2136,6 +2222,7 @@
           </w:tcPr>
           <w:p>
             <w:pPr>
+              <w:keepNext/>
               <w:spacing w:after="0" w:line="264"/>
               <w:jc w:val="center"/>
             </w:pPr>
@@ -2165,6 +2252,7 @@
           </w:tcPr>
           <w:p>
             <w:pPr>
+              <w:keepNext/>
               <w:spacing w:after="0" w:line="264"/>
               <w:jc w:val="center"/>
             </w:pPr>
@@ -2183,6 +2271,9 @@
         </w:tc>
       </w:tr>
       <w:tr>
+        <w:trPr>
+          <w:cantSplit/>
+        </w:trPr>
         <w:tc>
           <w:tcPr>
             <w:tcW w:type="dxa" w:w="2400"/>
@@ -2196,12 +2287,13 @@
           </w:tcPr>
           <w:p>
             <w:pPr>
-              <w:spacing w:after="0" w:line="264"/>
-            </w:pPr>
-            <w:r>
-              <w:rPr>
-                <w:rFonts w:ascii="Calibri" w:cs="Calibri" w:eastAsia="Calibri" w:hAnsi="Calibri"/>
-                <w:color w:val="222222"/>
+              <w:keepNext/>
+              <w:spacing w:after="0" w:line="264"/>
+            </w:pPr>
+            <w:r>
+              <w:rPr>
+                <w:rFonts w:ascii="Calibri" w:cs="Calibri" w:eastAsia="Calibri" w:hAnsi="Calibri"/>
+                <w:color w:val="232B3D"/>
                 <w:sz w:val="20"/>
                 <w:szCs w:val="20"/>
               </w:rPr>
@@ -2222,13 +2314,14 @@
           </w:tcPr>
           <w:p>
             <w:pPr>
+              <w:keepNext/>
               <w:spacing w:after="0" w:line="264"/>
               <w:jc w:val="center"/>
             </w:pPr>
             <w:r>
               <w:rPr>
                 <w:rFonts w:ascii="Calibri" w:cs="Calibri" w:eastAsia="Calibri" w:hAnsi="Calibri"/>
-                <w:color w:val="222222"/>
+                <w:color w:val="232B3D"/>
                 <w:sz w:val="20"/>
                 <w:szCs w:val="20"/>
               </w:rPr>
@@ -2249,13 +2342,14 @@
           </w:tcPr>
           <w:p>
             <w:pPr>
+              <w:keepNext/>
               <w:spacing w:after="0" w:line="264"/>
               <w:jc w:val="center"/>
             </w:pPr>
             <w:r>
               <w:rPr>
                 <w:rFonts w:ascii="Calibri" w:cs="Calibri" w:eastAsia="Calibri" w:hAnsi="Calibri"/>
-                <w:color w:val="222222"/>
+                <w:color w:val="232B3D"/>
                 <w:sz w:val="20"/>
                 <w:szCs w:val="20"/>
               </w:rPr>
@@ -2265,6 +2359,97 @@
         </w:tc>
       </w:tr>
       <w:tr>
+        <w:trPr>
+          <w:cantSplit/>
+        </w:trPr>
+        <w:tc>
+          <w:tcPr>
+            <w:tcW w:type="dxa" w:w="2400"/>
+            <w:shd w:fill="F7F8FA" w:val="clear"/>
+            <w:tcMar>
+              <w:top w:type="dxa" w:w="80"/>
+              <w:left w:type="dxa" w:w="120"/>
+              <w:bottom w:type="dxa" w:w="80"/>
+              <w:right w:type="dxa" w:w="120"/>
+            </w:tcMar>
+          </w:tcPr>
+          <w:p>
+            <w:pPr>
+              <w:keepNext/>
+              <w:spacing w:after="0" w:line="264"/>
+            </w:pPr>
+            <w:r>
+              <w:rPr>
+                <w:rFonts w:ascii="Calibri" w:cs="Calibri" w:eastAsia="Calibri" w:hAnsi="Calibri"/>
+                <w:color w:val="232B3D"/>
+                <w:sz w:val="20"/>
+                <w:szCs w:val="20"/>
+              </w:rPr>
+              <w:t xml:space="preserve">Oficios</w:t>
+            </w:r>
+          </w:p>
+        </w:tc>
+        <w:tc>
+          <w:tcPr>
+            <w:tcW w:type="dxa" w:w="4560"/>
+            <w:shd w:fill="F7F8FA" w:val="clear"/>
+            <w:tcMar>
+              <w:top w:type="dxa" w:w="80"/>
+              <w:left w:type="dxa" w:w="120"/>
+              <w:bottom w:type="dxa" w:w="80"/>
+              <w:right w:type="dxa" w:w="120"/>
+            </w:tcMar>
+          </w:tcPr>
+          <w:p>
+            <w:pPr>
+              <w:keepNext/>
+              <w:spacing w:after="0" w:line="264"/>
+              <w:jc w:val="center"/>
+            </w:pPr>
+            <w:r>
+              <w:rPr>
+                <w:rFonts w:ascii="Calibri" w:cs="Calibri" w:eastAsia="Calibri" w:hAnsi="Calibri"/>
+                <w:color w:val="232B3D"/>
+                <w:sz w:val="20"/>
+                <w:szCs w:val="20"/>
+              </w:rPr>
+              <w:t xml:space="preserve">Buscar, consultar y modificar oficios</w:t>
+            </w:r>
+          </w:p>
+        </w:tc>
+        <w:tc>
+          <w:tcPr>
+            <w:tcW w:type="dxa" w:w="2400"/>
+            <w:shd w:fill="F7F8FA" w:val="clear"/>
+            <w:tcMar>
+              <w:top w:type="dxa" w:w="80"/>
+              <w:left w:type="dxa" w:w="120"/>
+              <w:bottom w:type="dxa" w:w="80"/>
+              <w:right w:type="dxa" w:w="120"/>
+            </w:tcMar>
+          </w:tcPr>
+          <w:p>
+            <w:pPr>
+              <w:keepNext/>
+              <w:spacing w:after="0" w:line="264"/>
+              <w:jc w:val="center"/>
+            </w:pPr>
+            <w:r>
+              <w:rPr>
+                <w:rFonts w:ascii="Calibri" w:cs="Calibri" w:eastAsia="Calibri" w:hAnsi="Calibri"/>
+                <w:color w:val="232B3D"/>
+                <w:sz w:val="20"/>
+                <w:szCs w:val="20"/>
+              </w:rPr>
+              <w:t xml:space="preserve">Todos</w:t>
+            </w:r>
+          </w:p>
+        </w:tc>
+      </w:tr>
+      <w:tr>
+        <w:trPr>
+          <w:cantSplit/>
+        </w:trPr>
         <w:tc>
           <w:tcPr>
             <w:tcW w:type="dxa" w:w="2400"/>
@@ -2278,16 +2463,17 @@
           </w:tcPr>
           <w:p>
             <w:pPr>
-              <w:spacing w:after="0" w:line="264"/>
-            </w:pPr>
-            <w:r>
-              <w:rPr>
-                <w:rFonts w:ascii="Calibri" w:cs="Calibri" w:eastAsia="Calibri" w:hAnsi="Calibri"/>
-                <w:color w:val="222222"/>
-                <w:sz w:val="20"/>
-                <w:szCs w:val="20"/>
-              </w:rPr>
-              <w:t xml:space="preserve">Oficios</w:t>
+              <w:keepNext/>
+              <w:spacing w:after="0" w:line="264"/>
+            </w:pPr>
+            <w:r>
+              <w:rPr>
+                <w:rFonts w:ascii="Calibri" w:cs="Calibri" w:eastAsia="Calibri" w:hAnsi="Calibri"/>
+                <w:color w:val="232B3D"/>
+                <w:sz w:val="20"/>
+                <w:szCs w:val="20"/>
+              </w:rPr>
+              <w:t xml:space="preserve">Tablero</w:t>
             </w:r>
           </w:p>
         </w:tc>
@@ -2304,17 +2490,18 @@
           </w:tcPr>
           <w:p>
             <w:pPr>
+              <w:keepNext/>
               <w:spacing w:after="0" w:line="264"/>
               <w:jc w:val="center"/>
             </w:pPr>
             <w:r>
               <w:rPr>
                 <w:rFonts w:ascii="Calibri" w:cs="Calibri" w:eastAsia="Calibri" w:hAnsi="Calibri"/>
-                <w:color w:val="222222"/>
-                <w:sz w:val="20"/>
-                <w:szCs w:val="20"/>
-              </w:rPr>
-              <w:t xml:space="preserve">Buscar, consultar y modificar oficios</w:t>
+                <w:color w:val="232B3D"/>
+                <w:sz w:val="20"/>
+                <w:szCs w:val="20"/>
+              </w:rPr>
+              <w:t xml:space="preserve">Indicadores y gráficos</w:t>
             </w:r>
           </w:p>
         </w:tc>
@@ -2331,13 +2518,14 @@
           </w:tcPr>
           <w:p>
             <w:pPr>
+              <w:keepNext/>
               <w:spacing w:after="0" w:line="264"/>
               <w:jc w:val="center"/>
             </w:pPr>
             <w:r>
               <w:rPr>
                 <w:rFonts w:ascii="Calibri" w:cs="Calibri" w:eastAsia="Calibri" w:hAnsi="Calibri"/>
-                <w:color w:val="222222"/>
+                <w:color w:val="232B3D"/>
                 <w:sz w:val="20"/>
                 <w:szCs w:val="20"/>
               </w:rPr>
@@ -2347,6 +2535,97 @@
         </w:tc>
       </w:tr>
       <w:tr>
+        <w:trPr>
+          <w:cantSplit/>
+        </w:trPr>
+        <w:tc>
+          <w:tcPr>
+            <w:tcW w:type="dxa" w:w="2400"/>
+            <w:shd w:fill="F7F8FA" w:val="clear"/>
+            <w:tcMar>
+              <w:top w:type="dxa" w:w="80"/>
+              <w:left w:type="dxa" w:w="120"/>
+              <w:bottom w:type="dxa" w:w="80"/>
+              <w:right w:type="dxa" w:w="120"/>
+            </w:tcMar>
+          </w:tcPr>
+          <w:p>
+            <w:pPr>
+              <w:keepNext/>
+              <w:spacing w:after="0" w:line="264"/>
+            </w:pPr>
+            <w:r>
+              <w:rPr>
+                <w:rFonts w:ascii="Calibri" w:cs="Calibri" w:eastAsia="Calibri" w:hAnsi="Calibri"/>
+                <w:color w:val="232B3D"/>
+                <w:sz w:val="20"/>
+                <w:szCs w:val="20"/>
+              </w:rPr>
+              <w:t xml:space="preserve">Usuarios</w:t>
+            </w:r>
+          </w:p>
+        </w:tc>
+        <w:tc>
+          <w:tcPr>
+            <w:tcW w:type="dxa" w:w="4560"/>
+            <w:shd w:fill="F7F8FA" w:val="clear"/>
+            <w:tcMar>
+              <w:top w:type="dxa" w:w="80"/>
+              <w:left w:type="dxa" w:w="120"/>
+              <w:bottom w:type="dxa" w:w="80"/>
+              <w:right w:type="dxa" w:w="120"/>
+            </w:tcMar>
+          </w:tcPr>
+          <w:p>
+            <w:pPr>
+              <w:keepNext/>
+              <w:spacing w:after="0" w:line="264"/>
+              <w:jc w:val="center"/>
+            </w:pPr>
+            <w:r>
+              <w:rPr>
+                <w:rFonts w:ascii="Calibri" w:cs="Calibri" w:eastAsia="Calibri" w:hAnsi="Calibri"/>
+                <w:color w:val="232B3D"/>
+                <w:sz w:val="20"/>
+                <w:szCs w:val="20"/>
+              </w:rPr>
+              <w:t xml:space="preserve">Crear y gestionar cuentas</w:t>
+            </w:r>
+          </w:p>
+        </w:tc>
+        <w:tc>
+          <w:tcPr>
+            <w:tcW w:type="dxa" w:w="2400"/>
+            <w:shd w:fill="F7F8FA" w:val="clear"/>
+            <w:tcMar>
+              <w:top w:type="dxa" w:w="80"/>
+              <w:left w:type="dxa" w:w="120"/>
+              <w:bottom w:type="dxa" w:w="80"/>
+              <w:right w:type="dxa" w:w="120"/>
+            </w:tcMar>
+          </w:tcPr>
+          <w:p>
+            <w:pPr>
+              <w:keepNext/>
+              <w:spacing w:after="0" w:line="264"/>
+              <w:jc w:val="center"/>
+            </w:pPr>
+            <w:r>
+              <w:rPr>
+                <w:rFonts w:ascii="Calibri" w:cs="Calibri" w:eastAsia="Calibri" w:hAnsi="Calibri"/>
+                <w:color w:val="232B3D"/>
+                <w:sz w:val="20"/>
+                <w:szCs w:val="20"/>
+              </w:rPr>
+              <w:t xml:space="preserve">Administrador y superusuario</w:t>
+            </w:r>
+          </w:p>
+        </w:tc>
+      </w:tr>
+      <w:tr>
+        <w:trPr>
+          <w:cantSplit/>
+        </w:trPr>
         <w:tc>
           <w:tcPr>
             <w:tcW w:type="dxa" w:w="2400"/>
@@ -2360,16 +2639,17 @@
           </w:tcPr>
           <w:p>
             <w:pPr>
-              <w:spacing w:after="0" w:line="264"/>
-            </w:pPr>
-            <w:r>
-              <w:rPr>
-                <w:rFonts w:ascii="Calibri" w:cs="Calibri" w:eastAsia="Calibri" w:hAnsi="Calibri"/>
-                <w:color w:val="222222"/>
-                <w:sz w:val="20"/>
-                <w:szCs w:val="20"/>
-              </w:rPr>
-              <w:t xml:space="preserve">Tablero</w:t>
+              <w:keepNext w:val="false"/>
+              <w:spacing w:after="0" w:line="264"/>
+            </w:pPr>
+            <w:r>
+              <w:rPr>
+                <w:rFonts w:ascii="Calibri" w:cs="Calibri" w:eastAsia="Calibri" w:hAnsi="Calibri"/>
+                <w:color w:val="232B3D"/>
+                <w:sz w:val="20"/>
+                <w:szCs w:val="20"/>
+              </w:rPr>
+              <w:t xml:space="preserve">Configuración</w:t>
             </w:r>
           </w:p>
         </w:tc>
@@ -2386,17 +2666,18 @@
           </w:tcPr>
           <w:p>
             <w:pPr>
+              <w:keepNext w:val="false"/>
               <w:spacing w:after="0" w:line="264"/>
               <w:jc w:val="center"/>
             </w:pPr>
             <w:r>
               <w:rPr>
                 <w:rFonts w:ascii="Calibri" w:cs="Calibri" w:eastAsia="Calibri" w:hAnsi="Calibri"/>
-                <w:color w:val="222222"/>
-                <w:sz w:val="20"/>
-                <w:szCs w:val="20"/>
-              </w:rPr>
-              <w:t xml:space="preserve">Indicadores y gráficos</w:t>
+                <w:color w:val="232B3D"/>
+                <w:sz w:val="20"/>
+                <w:szCs w:val="20"/>
+              </w:rPr>
+              <w:t xml:space="preserve">Numeración y copias de seguridad</w:t>
             </w:r>
           </w:p>
         </w:tc>
@@ -2413,177 +2694,14 @@
           </w:tcPr>
           <w:p>
             <w:pPr>
+              <w:keepNext w:val="false"/>
               <w:spacing w:after="0" w:line="264"/>
               <w:jc w:val="center"/>
             </w:pPr>
             <w:r>
               <w:rPr>
                 <w:rFonts w:ascii="Calibri" w:cs="Calibri" w:eastAsia="Calibri" w:hAnsi="Calibri"/>
-                <w:color w:val="222222"/>
-                <w:sz w:val="20"/>
-                <w:szCs w:val="20"/>
-              </w:rPr>
-              <w:t xml:space="preserve">Todos</w:t>
-            </w:r>
-          </w:p>
-        </w:tc>
-      </w:tr>
-      <w:tr>
-        <w:tc>
-          <w:tcPr>
-            <w:tcW w:type="dxa" w:w="2400"/>
-            <w:shd w:fill="FFFFFF" w:val="clear"/>
-            <w:tcMar>
-              <w:top w:type="dxa" w:w="80"/>
-              <w:left w:type="dxa" w:w="120"/>
-              <w:bottom w:type="dxa" w:w="80"/>
-              <w:right w:type="dxa" w:w="120"/>
-            </w:tcMar>
-          </w:tcPr>
-          <w:p>
-            <w:pPr>
-              <w:spacing w:after="0" w:line="264"/>
-            </w:pPr>
-            <w:r>
-              <w:rPr>
-                <w:rFonts w:ascii="Calibri" w:cs="Calibri" w:eastAsia="Calibri" w:hAnsi="Calibri"/>
-                <w:color w:val="222222"/>
-                <w:sz w:val="20"/>
-                <w:szCs w:val="20"/>
-              </w:rPr>
-              <w:t xml:space="preserve">Usuarios</w:t>
-            </w:r>
-          </w:p>
-        </w:tc>
-        <w:tc>
-          <w:tcPr>
-            <w:tcW w:type="dxa" w:w="4560"/>
-            <w:shd w:fill="FFFFFF" w:val="clear"/>
-            <w:tcMar>
-              <w:top w:type="dxa" w:w="80"/>
-              <w:left w:type="dxa" w:w="120"/>
-              <w:bottom w:type="dxa" w:w="80"/>
-              <w:right w:type="dxa" w:w="120"/>
-            </w:tcMar>
-          </w:tcPr>
-          <w:p>
-            <w:pPr>
-              <w:spacing w:after="0" w:line="264"/>
-              <w:jc w:val="center"/>
-            </w:pPr>
-            <w:r>
-              <w:rPr>
-                <w:rFonts w:ascii="Calibri" w:cs="Calibri" w:eastAsia="Calibri" w:hAnsi="Calibri"/>
-                <w:color w:val="222222"/>
-                <w:sz w:val="20"/>
-                <w:szCs w:val="20"/>
-              </w:rPr>
-              <w:t xml:space="preserve">Crear y gestionar cuentas</w:t>
-            </w:r>
-          </w:p>
-        </w:tc>
-        <w:tc>
-          <w:tcPr>
-            <w:tcW w:type="dxa" w:w="2400"/>
-            <w:shd w:fill="FFFFFF" w:val="clear"/>
-            <w:tcMar>
-              <w:top w:type="dxa" w:w="80"/>
-              <w:left w:type="dxa" w:w="120"/>
-              <w:bottom w:type="dxa" w:w="80"/>
-              <w:right w:type="dxa" w:w="120"/>
-            </w:tcMar>
-          </w:tcPr>
-          <w:p>
-            <w:pPr>
-              <w:spacing w:after="0" w:line="264"/>
-              <w:jc w:val="center"/>
-            </w:pPr>
-            <w:r>
-              <w:rPr>
-                <w:rFonts w:ascii="Calibri" w:cs="Calibri" w:eastAsia="Calibri" w:hAnsi="Calibri"/>
-                <w:color w:val="222222"/>
-                <w:sz w:val="20"/>
-                <w:szCs w:val="20"/>
-              </w:rPr>
-              <w:t xml:space="preserve">Administrador y superusuario</w:t>
-            </w:r>
-          </w:p>
-        </w:tc>
-      </w:tr>
-      <w:tr>
-        <w:tc>
-          <w:tcPr>
-            <w:tcW w:type="dxa" w:w="2400"/>
-            <w:shd w:fill="FFFFFF" w:val="clear"/>
-            <w:tcMar>
-              <w:top w:type="dxa" w:w="80"/>
-              <w:left w:type="dxa" w:w="120"/>
-              <w:bottom w:type="dxa" w:w="80"/>
-              <w:right w:type="dxa" w:w="120"/>
-            </w:tcMar>
-          </w:tcPr>
-          <w:p>
-            <w:pPr>
-              <w:spacing w:after="0" w:line="264"/>
-            </w:pPr>
-            <w:r>
-              <w:rPr>
-                <w:rFonts w:ascii="Calibri" w:cs="Calibri" w:eastAsia="Calibri" w:hAnsi="Calibri"/>
-                <w:color w:val="222222"/>
-                <w:sz w:val="20"/>
-                <w:szCs w:val="20"/>
-              </w:rPr>
-              <w:t xml:space="preserve">Configuración</w:t>
-            </w:r>
-          </w:p>
-        </w:tc>
-        <w:tc>
-          <w:tcPr>
-            <w:tcW w:type="dxa" w:w="4560"/>
-            <w:shd w:fill="FFFFFF" w:val="clear"/>
-            <w:tcMar>
-              <w:top w:type="dxa" w:w="80"/>
-              <w:left w:type="dxa" w:w="120"/>
-              <w:bottom w:type="dxa" w:w="80"/>
-              <w:right w:type="dxa" w:w="120"/>
-            </w:tcMar>
-          </w:tcPr>
-          <w:p>
-            <w:pPr>
-              <w:spacing w:after="0" w:line="264"/>
-              <w:jc w:val="center"/>
-            </w:pPr>
-            <w:r>
-              <w:rPr>
-                <w:rFonts w:ascii="Calibri" w:cs="Calibri" w:eastAsia="Calibri" w:hAnsi="Calibri"/>
-                <w:color w:val="222222"/>
-                <w:sz w:val="20"/>
-                <w:szCs w:val="20"/>
-              </w:rPr>
-              <w:t xml:space="preserve">Numeración y copias de seguridad</w:t>
-            </w:r>
-          </w:p>
-        </w:tc>
-        <w:tc>
-          <w:tcPr>
-            <w:tcW w:type="dxa" w:w="2400"/>
-            <w:shd w:fill="FFFFFF" w:val="clear"/>
-            <w:tcMar>
-              <w:top w:type="dxa" w:w="80"/>
-              <w:left w:type="dxa" w:w="120"/>
-              <w:bottom w:type="dxa" w:w="80"/>
-              <w:right w:type="dxa" w:w="120"/>
-            </w:tcMar>
-          </w:tcPr>
-          <w:p>
-            <w:pPr>
-              <w:spacing w:after="0" w:line="264"/>
-              <w:jc w:val="center"/>
-            </w:pPr>
-            <w:r>
-              <w:rPr>
-                <w:rFonts w:ascii="Calibri" w:cs="Calibri" w:eastAsia="Calibri" w:hAnsi="Calibri"/>
-                <w:color w:val="222222"/>
+                <w:color w:val="232B3D"/>
                 <w:sz w:val="20"/>
                 <w:szCs w:val="20"/>
               </w:rPr>
@@ -2601,7 +2719,10 @@
     <w:p>
       <w:pPr>
         <w:pStyle w:val="Heading1"/>
-        <w:spacing w:after="180" w:before="360"/>
+        <w:pBdr>
+          <w:bottom w:val="single" w:color="152342" w:sz="10" w:space="8"/>
+        </w:pBdr>
+        <w:spacing w:after="200" w:before="360"/>
       </w:pPr>
       <w:r>
         <w:rPr>
@@ -2622,7 +2743,7 @@
       <w:r>
         <w:rPr>
           <w:rFonts w:ascii="Calibri" w:cs="Calibri" w:eastAsia="Calibri" w:hAnsi="Calibri"/>
-          <w:color w:val="222222"/>
+          <w:color w:val="232B3D"/>
           <w:sz w:val="22"/>
           <w:szCs w:val="22"/>
         </w:rPr>
@@ -2645,6 +2766,9 @@
         <w:gridCol w:w="9360"/>
       </w:tblGrid>
       <w:tr>
+        <w:trPr>
+          <w:cantSplit/>
+        </w:trPr>
         <w:tc>
           <w:tcPr>
             <w:tcW w:type="dxa" w:w="9360"/>
@@ -2674,7 +2798,7 @@
             <w:r>
               <w:rPr>
                 <w:rFonts w:ascii="Calibri" w:cs="Calibri" w:eastAsia="Calibri" w:hAnsi="Calibri"/>
-                <w:color w:val="222222"/>
+                <w:color w:val="232B3D"/>
                 <w:sz w:val="22"/>
                 <w:szCs w:val="22"/>
               </w:rPr>
@@ -2687,6 +2811,9 @@
     <w:p>
       <w:pPr>
         <w:pStyle w:val="Heading2"/>
+        <w:pBdr>
+          <w:bottom w:val="single" w:color="E1E5EC" w:sz="4" w:space="5"/>
+        </w:pBdr>
         <w:spacing w:after="140" w:before="280"/>
       </w:pPr>
       <w:r>
@@ -2708,7 +2835,7 @@
       <w:r>
         <w:rPr>
           <w:rFonts w:ascii="Calibri" w:cs="Calibri" w:eastAsia="Calibri" w:hAnsi="Calibri"/>
-          <w:color w:val="222222"/>
+          <w:color w:val="232B3D"/>
           <w:sz w:val="22"/>
           <w:szCs w:val="22"/>
         </w:rPr>
@@ -2723,8 +2850,8 @@
           <w:left w:val="single" w:color="CBD2DE" w:sz="2"/>
           <w:bottom w:val="single" w:color="152342" w:sz="4"/>
           <w:right w:val="single" w:color="CBD2DE" w:sz="2"/>
-          <w:insideH w:val="single" w:color="DDE3EC" w:sz="2"/>
-          <w:insideV w:val="single" w:color="DDE3EC" w:sz="2"/>
+          <w:insideH w:val="single" w:color="E1E5EC" w:sz="2"/>
+          <w:insideV w:val="single" w:color="E1E5EC" w:sz="2"/>
         </w:tblBorders>
       </w:tblPr>
       <w:tblGrid>
@@ -2734,6 +2861,7 @@
       </w:tblGrid>
       <w:tr>
         <w:trPr>
+          <w:cantSplit/>
           <w:tblHeader/>
         </w:trPr>
         <w:tc>
@@ -2749,6 +2877,7 @@
           </w:tcPr>
           <w:p>
             <w:pPr>
+              <w:keepNext/>
               <w:spacing w:after="0" w:line="264"/>
             </w:pPr>
             <w:r>
@@ -2777,6 +2906,7 @@
           </w:tcPr>
           <w:p>
             <w:pPr>
+              <w:keepNext/>
               <w:spacing w:after="0" w:line="264"/>
               <w:jc w:val="center"/>
             </w:pPr>
@@ -2806,6 +2936,7 @@
           </w:tcPr>
           <w:p>
             <w:pPr>
+              <w:keepNext/>
               <w:spacing w:after="0" w:line="264"/>
               <w:jc w:val="center"/>
             </w:pPr>
@@ -2824,6 +2955,9 @@
         </w:tc>
       </w:tr>
       <w:tr>
+        <w:trPr>
+          <w:cantSplit/>
+        </w:trPr>
         <w:tc>
           <w:tcPr>
             <w:tcW w:type="dxa" w:w="2600"/>
@@ -2837,12 +2971,13 @@
           </w:tcPr>
           <w:p>
             <w:pPr>
-              <w:spacing w:after="0" w:line="264"/>
-            </w:pPr>
-            <w:r>
-              <w:rPr>
-                <w:rFonts w:ascii="Calibri" w:cs="Calibri" w:eastAsia="Calibri" w:hAnsi="Calibri"/>
-                <w:color w:val="222222"/>
+              <w:keepNext/>
+              <w:spacing w:after="0" w:line="264"/>
+            </w:pPr>
+            <w:r>
+              <w:rPr>
+                <w:rFonts w:ascii="Calibri" w:cs="Calibri" w:eastAsia="Calibri" w:hAnsi="Calibri"/>
+                <w:color w:val="232B3D"/>
                 <w:sz w:val="20"/>
                 <w:szCs w:val="20"/>
               </w:rPr>
@@ -2863,13 +2998,14 @@
           </w:tcPr>
           <w:p>
             <w:pPr>
+              <w:keepNext/>
               <w:spacing w:after="0" w:line="264"/>
               <w:jc w:val="center"/>
             </w:pPr>
             <w:r>
               <w:rPr>
                 <w:rFonts w:ascii="Calibri" w:cs="Calibri" w:eastAsia="Calibri" w:hAnsi="Calibri"/>
-                <w:color w:val="222222"/>
+                <w:color w:val="232B3D"/>
                 <w:sz w:val="20"/>
                 <w:szCs w:val="20"/>
               </w:rPr>
@@ -2890,13 +3026,14 @@
           </w:tcPr>
           <w:p>
             <w:pPr>
+              <w:keepNext/>
               <w:spacing w:after="0" w:line="264"/>
               <w:jc w:val="center"/>
             </w:pPr>
             <w:r>
               <w:rPr>
                 <w:rFonts w:ascii="Calibri" w:cs="Calibri" w:eastAsia="Calibri" w:hAnsi="Calibri"/>
-                <w:color w:val="222222"/>
+                <w:color w:val="232B3D"/>
                 <w:sz w:val="20"/>
                 <w:szCs w:val="20"/>
               </w:rPr>
@@ -2906,6 +3043,97 @@
         </w:tc>
       </w:tr>
       <w:tr>
+        <w:trPr>
+          <w:cantSplit/>
+        </w:trPr>
+        <w:tc>
+          <w:tcPr>
+            <w:tcW w:type="dxa" w:w="2600"/>
+            <w:shd w:fill="F7F8FA" w:val="clear"/>
+            <w:tcMar>
+              <w:top w:type="dxa" w:w="80"/>
+              <w:left w:type="dxa" w:w="120"/>
+              <w:bottom w:type="dxa" w:w="80"/>
+              <w:right w:type="dxa" w:w="120"/>
+            </w:tcMar>
+          </w:tcPr>
+          <w:p>
+            <w:pPr>
+              <w:keepNext/>
+              <w:spacing w:after="0" w:line="264"/>
+            </w:pPr>
+            <w:r>
+              <w:rPr>
+                <w:rFonts w:ascii="Calibri" w:cs="Calibri" w:eastAsia="Calibri" w:hAnsi="Calibri"/>
+                <w:color w:val="232B3D"/>
+                <w:sz w:val="20"/>
+                <w:szCs w:val="20"/>
+              </w:rPr>
+              <w:t xml:space="preserve">Causal oficio</w:t>
+            </w:r>
+          </w:p>
+        </w:tc>
+        <w:tc>
+          <w:tcPr>
+            <w:tcW w:type="dxa" w:w="1900"/>
+            <w:shd w:fill="F7F8FA" w:val="clear"/>
+            <w:tcMar>
+              <w:top w:type="dxa" w:w="80"/>
+              <w:left w:type="dxa" w:w="120"/>
+              <w:bottom w:type="dxa" w:w="80"/>
+              <w:right w:type="dxa" w:w="120"/>
+            </w:tcMar>
+          </w:tcPr>
+          <w:p>
+            <w:pPr>
+              <w:keepNext/>
+              <w:spacing w:after="0" w:line="264"/>
+              <w:jc w:val="center"/>
+            </w:pPr>
+            <w:r>
+              <w:rPr>
+                <w:rFonts w:ascii="Calibri" w:cs="Calibri" w:eastAsia="Calibri" w:hAnsi="Calibri"/>
+                <w:color w:val="232B3D"/>
+                <w:sz w:val="20"/>
+                <w:szCs w:val="20"/>
+              </w:rPr>
+              <w:t xml:space="preserve">No</w:t>
+            </w:r>
+          </w:p>
+        </w:tc>
+        <w:tc>
+          <w:tcPr>
+            <w:tcW w:type="dxa" w:w="4860"/>
+            <w:shd w:fill="F7F8FA" w:val="clear"/>
+            <w:tcMar>
+              <w:top w:type="dxa" w:w="80"/>
+              <w:left w:type="dxa" w:w="120"/>
+              <w:bottom w:type="dxa" w:w="80"/>
+              <w:right w:type="dxa" w:w="120"/>
+            </w:tcMar>
+          </w:tcPr>
+          <w:p>
+            <w:pPr>
+              <w:keepNext/>
+              <w:spacing w:after="0" w:line="264"/>
+              <w:jc w:val="center"/>
+            </w:pPr>
+            <w:r>
+              <w:rPr>
+                <w:rFonts w:ascii="Calibri" w:cs="Calibri" w:eastAsia="Calibri" w:hAnsi="Calibri"/>
+                <w:color w:val="232B3D"/>
+                <w:sz w:val="20"/>
+                <w:szCs w:val="20"/>
+              </w:rPr>
+              <w:t xml:space="preserve">Texto libre</w:t>
+            </w:r>
+          </w:p>
+        </w:tc>
+      </w:tr>
+      <w:tr>
+        <w:trPr>
+          <w:cantSplit/>
+        </w:trPr>
         <w:tc>
           <w:tcPr>
             <w:tcW w:type="dxa" w:w="2600"/>
@@ -2919,16 +3147,17 @@
           </w:tcPr>
           <w:p>
             <w:pPr>
-              <w:spacing w:after="0" w:line="264"/>
-            </w:pPr>
-            <w:r>
-              <w:rPr>
-                <w:rFonts w:ascii="Calibri" w:cs="Calibri" w:eastAsia="Calibri" w:hAnsi="Calibri"/>
-                <w:color w:val="222222"/>
-                <w:sz w:val="20"/>
-                <w:szCs w:val="20"/>
-              </w:rPr>
-              <w:t xml:space="preserve">Causal oficio</w:t>
+              <w:keepNext/>
+              <w:spacing w:after="0" w:line="264"/>
+            </w:pPr>
+            <w:r>
+              <w:rPr>
+                <w:rFonts w:ascii="Calibri" w:cs="Calibri" w:eastAsia="Calibri" w:hAnsi="Calibri"/>
+                <w:color w:val="232B3D"/>
+                <w:sz w:val="20"/>
+                <w:szCs w:val="20"/>
+              </w:rPr>
+              <w:t xml:space="preserve">Referencia SB</w:t>
             </w:r>
           </w:p>
         </w:tc>
@@ -2945,13 +3174,14 @@
           </w:tcPr>
           <w:p>
             <w:pPr>
+              <w:keepNext/>
               <w:spacing w:after="0" w:line="264"/>
               <w:jc w:val="center"/>
             </w:pPr>
             <w:r>
               <w:rPr>
                 <w:rFonts w:ascii="Calibri" w:cs="Calibri" w:eastAsia="Calibri" w:hAnsi="Calibri"/>
-                <w:color w:val="222222"/>
+                <w:color w:val="232B3D"/>
                 <w:sz w:val="20"/>
                 <w:szCs w:val="20"/>
               </w:rPr>
@@ -2972,13 +3202,14 @@
           </w:tcPr>
           <w:p>
             <w:pPr>
+              <w:keepNext/>
               <w:spacing w:after="0" w:line="264"/>
               <w:jc w:val="center"/>
             </w:pPr>
             <w:r>
               <w:rPr>
                 <w:rFonts w:ascii="Calibri" w:cs="Calibri" w:eastAsia="Calibri" w:hAnsi="Calibri"/>
-                <w:color w:val="222222"/>
+                <w:color w:val="232B3D"/>
                 <w:sz w:val="20"/>
                 <w:szCs w:val="20"/>
               </w:rPr>
@@ -2988,6 +3219,97 @@
         </w:tc>
       </w:tr>
       <w:tr>
+        <w:trPr>
+          <w:cantSplit/>
+        </w:trPr>
+        <w:tc>
+          <w:tcPr>
+            <w:tcW w:type="dxa" w:w="2600"/>
+            <w:shd w:fill="F7F8FA" w:val="clear"/>
+            <w:tcMar>
+              <w:top w:type="dxa" w:w="80"/>
+              <w:left w:type="dxa" w:w="120"/>
+              <w:bottom w:type="dxa" w:w="80"/>
+              <w:right w:type="dxa" w:w="120"/>
+            </w:tcMar>
+          </w:tcPr>
+          <w:p>
+            <w:pPr>
+              <w:keepNext/>
+              <w:spacing w:after="0" w:line="264"/>
+            </w:pPr>
+            <w:r>
+              <w:rPr>
+                <w:rFonts w:ascii="Calibri" w:cs="Calibri" w:eastAsia="Calibri" w:hAnsi="Calibri"/>
+                <w:color w:val="232B3D"/>
+                <w:sz w:val="20"/>
+                <w:szCs w:val="20"/>
+              </w:rPr>
+              <w:t xml:space="preserve">Fecha de oficio *</w:t>
+            </w:r>
+          </w:p>
+        </w:tc>
+        <w:tc>
+          <w:tcPr>
+            <w:tcW w:type="dxa" w:w="1900"/>
+            <w:shd w:fill="F7F8FA" w:val="clear"/>
+            <w:tcMar>
+              <w:top w:type="dxa" w:w="80"/>
+              <w:left w:type="dxa" w:w="120"/>
+              <w:bottom w:type="dxa" w:w="80"/>
+              <w:right w:type="dxa" w:w="120"/>
+            </w:tcMar>
+          </w:tcPr>
+          <w:p>
+            <w:pPr>
+              <w:keepNext/>
+              <w:spacing w:after="0" w:line="264"/>
+              <w:jc w:val="center"/>
+            </w:pPr>
+            <w:r>
+              <w:rPr>
+                <w:rFonts w:ascii="Calibri" w:cs="Calibri" w:eastAsia="Calibri" w:hAnsi="Calibri"/>
+                <w:color w:val="232B3D"/>
+                <w:sz w:val="20"/>
+                <w:szCs w:val="20"/>
+              </w:rPr>
+              <w:t xml:space="preserve">Sí</w:t>
+            </w:r>
+          </w:p>
+        </w:tc>
+        <w:tc>
+          <w:tcPr>
+            <w:tcW w:type="dxa" w:w="4860"/>
+            <w:shd w:fill="F7F8FA" w:val="clear"/>
+            <w:tcMar>
+              <w:top w:type="dxa" w:w="80"/>
+              <w:left w:type="dxa" w:w="120"/>
+              <w:bottom w:type="dxa" w:w="80"/>
+              <w:right w:type="dxa" w:w="120"/>
+            </w:tcMar>
+          </w:tcPr>
+          <w:p>
+            <w:pPr>
+              <w:keepNext/>
+              <w:spacing w:after="0" w:line="264"/>
+              <w:jc w:val="center"/>
+            </w:pPr>
+            <w:r>
+              <w:rPr>
+                <w:rFonts w:ascii="Calibri" w:cs="Calibri" w:eastAsia="Calibri" w:hAnsi="Calibri"/>
+                <w:color w:val="232B3D"/>
+                <w:sz w:val="20"/>
+                <w:szCs w:val="20"/>
+              </w:rPr>
+              <w:t xml:space="preserve">No posterior a la de recepción</w:t>
+            </w:r>
+          </w:p>
+        </w:tc>
+      </w:tr>
+      <w:tr>
+        <w:trPr>
+          <w:cantSplit/>
+        </w:trPr>
         <w:tc>
           <w:tcPr>
             <w:tcW w:type="dxa" w:w="2600"/>
@@ -3001,16 +3323,17 @@
           </w:tcPr>
           <w:p>
             <w:pPr>
-              <w:spacing w:after="0" w:line="264"/>
-            </w:pPr>
-            <w:r>
-              <w:rPr>
-                <w:rFonts w:ascii="Calibri" w:cs="Calibri" w:eastAsia="Calibri" w:hAnsi="Calibri"/>
-                <w:color w:val="222222"/>
-                <w:sz w:val="20"/>
-                <w:szCs w:val="20"/>
-              </w:rPr>
-              <w:t xml:space="preserve">Referencia SB</w:t>
+              <w:keepNext/>
+              <w:spacing w:after="0" w:line="264"/>
+            </w:pPr>
+            <w:r>
+              <w:rPr>
+                <w:rFonts w:ascii="Calibri" w:cs="Calibri" w:eastAsia="Calibri" w:hAnsi="Calibri"/>
+                <w:color w:val="232B3D"/>
+                <w:sz w:val="20"/>
+                <w:szCs w:val="20"/>
+              </w:rPr>
+              <w:t xml:space="preserve">Fecha de recepción *</w:t>
             </w:r>
           </w:p>
         </w:tc>
@@ -3027,17 +3350,18 @@
           </w:tcPr>
           <w:p>
             <w:pPr>
+              <w:keepNext/>
               <w:spacing w:after="0" w:line="264"/>
               <w:jc w:val="center"/>
             </w:pPr>
             <w:r>
               <w:rPr>
                 <w:rFonts w:ascii="Calibri" w:cs="Calibri" w:eastAsia="Calibri" w:hAnsi="Calibri"/>
-                <w:color w:val="222222"/>
-                <w:sz w:val="20"/>
-                <w:szCs w:val="20"/>
-              </w:rPr>
-              <w:t xml:space="preserve">No</w:t>
+                <w:color w:val="232B3D"/>
+                <w:sz w:val="20"/>
+                <w:szCs w:val="20"/>
+              </w:rPr>
+              <w:t xml:space="preserve">Sí</w:t>
             </w:r>
           </w:p>
         </w:tc>
@@ -3054,22 +3378,114 @@
           </w:tcPr>
           <w:p>
             <w:pPr>
+              <w:keepNext/>
               <w:spacing w:after="0" w:line="264"/>
               <w:jc w:val="center"/>
             </w:pPr>
             <w:r>
               <w:rPr>
                 <w:rFonts w:ascii="Calibri" w:cs="Calibri" w:eastAsia="Calibri" w:hAnsi="Calibri"/>
-                <w:color w:val="222222"/>
-                <w:sz w:val="20"/>
-                <w:szCs w:val="20"/>
-              </w:rPr>
-              <w:t xml:space="preserve">Texto libre</w:t>
+                <w:color w:val="232B3D"/>
+                <w:sz w:val="20"/>
+                <w:szCs w:val="20"/>
+              </w:rPr>
+              <w:t xml:space="preserve">—</w:t>
             </w:r>
           </w:p>
         </w:tc>
       </w:tr>
       <w:tr>
+        <w:trPr>
+          <w:cantSplit/>
+        </w:trPr>
+        <w:tc>
+          <w:tcPr>
+            <w:tcW w:type="dxa" w:w="2600"/>
+            <w:shd w:fill="F7F8FA" w:val="clear"/>
+            <w:tcMar>
+              <w:top w:type="dxa" w:w="80"/>
+              <w:left w:type="dxa" w:w="120"/>
+              <w:bottom w:type="dxa" w:w="80"/>
+              <w:right w:type="dxa" w:w="120"/>
+            </w:tcMar>
+          </w:tcPr>
+          <w:p>
+            <w:pPr>
+              <w:keepNext/>
+              <w:spacing w:after="0" w:line="264"/>
+            </w:pPr>
+            <w:r>
+              <w:rPr>
+                <w:rFonts w:ascii="Calibri" w:cs="Calibri" w:eastAsia="Calibri" w:hAnsi="Calibri"/>
+                <w:color w:val="232B3D"/>
+                <w:sz w:val="20"/>
+                <w:szCs w:val="20"/>
+              </w:rPr>
+              <w:t xml:space="preserve">Fecha de respuesta</w:t>
+            </w:r>
+          </w:p>
+        </w:tc>
+        <w:tc>
+          <w:tcPr>
+            <w:tcW w:type="dxa" w:w="1900"/>
+            <w:shd w:fill="F7F8FA" w:val="clear"/>
+            <w:tcMar>
+              <w:top w:type="dxa" w:w="80"/>
+              <w:left w:type="dxa" w:w="120"/>
+              <w:bottom w:type="dxa" w:w="80"/>
+              <w:right w:type="dxa" w:w="120"/>
+            </w:tcMar>
+          </w:tcPr>
+          <w:p>
+            <w:pPr>
+              <w:keepNext/>
+              <w:spacing w:after="0" w:line="264"/>
+              <w:jc w:val="center"/>
+            </w:pPr>
+            <w:r>
+              <w:rPr>
+                <w:rFonts w:ascii="Calibri" w:cs="Calibri" w:eastAsia="Calibri" w:hAnsi="Calibri"/>
+                <w:color w:val="232B3D"/>
+                <w:sz w:val="20"/>
+                <w:szCs w:val="20"/>
+              </w:rPr>
+              <w:t xml:space="preserve">No</w:t>
+            </w:r>
+          </w:p>
+        </w:tc>
+        <w:tc>
+          <w:tcPr>
+            <w:tcW w:type="dxa" w:w="4860"/>
+            <w:shd w:fill="F7F8FA" w:val="clear"/>
+            <w:tcMar>
+              <w:top w:type="dxa" w:w="80"/>
+              <w:left w:type="dxa" w:w="120"/>
+              <w:bottom w:type="dxa" w:w="80"/>
+              <w:right w:type="dxa" w:w="120"/>
+            </w:tcMar>
+          </w:tcPr>
+          <w:p>
+            <w:pPr>
+              <w:keepNext/>
+              <w:spacing w:after="0" w:line="264"/>
+              <w:jc w:val="center"/>
+            </w:pPr>
+            <w:r>
+              <w:rPr>
+                <w:rFonts w:ascii="Calibri" w:cs="Calibri" w:eastAsia="Calibri" w:hAnsi="Calibri"/>
+                <w:color w:val="232B3D"/>
+                <w:sz w:val="20"/>
+                <w:szCs w:val="20"/>
+              </w:rPr>
+              <w:t xml:space="preserve">Si la indica, el oficio se finaliza</w:t>
+            </w:r>
+          </w:p>
+        </w:tc>
+      </w:tr>
+      <w:tr>
+        <w:trPr>
+          <w:cantSplit/>
+        </w:trPr>
         <w:tc>
           <w:tcPr>
             <w:tcW w:type="dxa" w:w="2600"/>
@@ -3083,16 +3499,17 @@
           </w:tcPr>
           <w:p>
             <w:pPr>
-              <w:spacing w:after="0" w:line="264"/>
-            </w:pPr>
-            <w:r>
-              <w:rPr>
-                <w:rFonts w:ascii="Calibri" w:cs="Calibri" w:eastAsia="Calibri" w:hAnsi="Calibri"/>
-                <w:color w:val="222222"/>
-                <w:sz w:val="20"/>
-                <w:szCs w:val="20"/>
-              </w:rPr>
-              <w:t xml:space="preserve">Fecha de oficio *</w:t>
+              <w:keepNext/>
+              <w:spacing w:after="0" w:line="264"/>
+            </w:pPr>
+            <w:r>
+              <w:rPr>
+                <w:rFonts w:ascii="Calibri" w:cs="Calibri" w:eastAsia="Calibri" w:hAnsi="Calibri"/>
+                <w:color w:val="232B3D"/>
+                <w:sz w:val="20"/>
+                <w:szCs w:val="20"/>
+              </w:rPr>
+              <w:t xml:space="preserve">Usuario responsable</w:t>
             </w:r>
           </w:p>
         </w:tc>
@@ -3109,17 +3526,18 @@
           </w:tcPr>
           <w:p>
             <w:pPr>
+              <w:keepNext/>
               <w:spacing w:after="0" w:line="264"/>
               <w:jc w:val="center"/>
             </w:pPr>
             <w:r>
               <w:rPr>
                 <w:rFonts w:ascii="Calibri" w:cs="Calibri" w:eastAsia="Calibri" w:hAnsi="Calibri"/>
-                <w:color w:val="222222"/>
-                <w:sz w:val="20"/>
-                <w:szCs w:val="20"/>
-              </w:rPr>
-              <w:t xml:space="preserve">Sí</w:t>
+                <w:color w:val="232B3D"/>
+                <w:sz w:val="20"/>
+                <w:szCs w:val="20"/>
+              </w:rPr>
+              <w:t xml:space="preserve">—</w:t>
             </w:r>
           </w:p>
         </w:tc>
@@ -3136,22 +3554,114 @@
           </w:tcPr>
           <w:p>
             <w:pPr>
+              <w:keepNext/>
               <w:spacing w:after="0" w:line="264"/>
               <w:jc w:val="center"/>
             </w:pPr>
             <w:r>
               <w:rPr>
                 <w:rFonts w:ascii="Calibri" w:cs="Calibri" w:eastAsia="Calibri" w:hAnsi="Calibri"/>
-                <w:color w:val="222222"/>
-                <w:sz w:val="20"/>
-                <w:szCs w:val="20"/>
-              </w:rPr>
-              <w:t xml:space="preserve">No posterior a la de recepción</w:t>
+                <w:color w:val="232B3D"/>
+                <w:sz w:val="20"/>
+                <w:szCs w:val="20"/>
+              </w:rPr>
+              <w:t xml:space="preserve">Es usted; se asigna solo</w:t>
             </w:r>
           </w:p>
         </w:tc>
       </w:tr>
       <w:tr>
+        <w:trPr>
+          <w:cantSplit/>
+        </w:trPr>
+        <w:tc>
+          <w:tcPr>
+            <w:tcW w:type="dxa" w:w="2600"/>
+            <w:shd w:fill="F7F8FA" w:val="clear"/>
+            <w:tcMar>
+              <w:top w:type="dxa" w:w="80"/>
+              <w:left w:type="dxa" w:w="120"/>
+              <w:bottom w:type="dxa" w:w="80"/>
+              <w:right w:type="dxa" w:w="120"/>
+            </w:tcMar>
+          </w:tcPr>
+          <w:p>
+            <w:pPr>
+              <w:keepNext/>
+              <w:spacing w:after="0" w:line="264"/>
+            </w:pPr>
+            <w:r>
+              <w:rPr>
+                <w:rFonts w:ascii="Calibri" w:cs="Calibri" w:eastAsia="Calibri" w:hAnsi="Calibri"/>
+                <w:color w:val="232B3D"/>
+                <w:sz w:val="20"/>
+                <w:szCs w:val="20"/>
+              </w:rPr>
+              <w:t xml:space="preserve">Estado *</w:t>
+            </w:r>
+          </w:p>
+        </w:tc>
+        <w:tc>
+          <w:tcPr>
+            <w:tcW w:type="dxa" w:w="1900"/>
+            <w:shd w:fill="F7F8FA" w:val="clear"/>
+            <w:tcMar>
+              <w:top w:type="dxa" w:w="80"/>
+              <w:left w:type="dxa" w:w="120"/>
+              <w:bottom w:type="dxa" w:w="80"/>
+              <w:right w:type="dxa" w:w="120"/>
+            </w:tcMar>
+          </w:tcPr>
+          <w:p>
+            <w:pPr>
+              <w:keepNext/>
+              <w:spacing w:after="0" w:line="264"/>
+              <w:jc w:val="center"/>
+            </w:pPr>
+            <w:r>
+              <w:rPr>
+                <w:rFonts w:ascii="Calibri" w:cs="Calibri" w:eastAsia="Calibri" w:hAnsi="Calibri"/>
+                <w:color w:val="232B3D"/>
+                <w:sz w:val="20"/>
+                <w:szCs w:val="20"/>
+              </w:rPr>
+              <w:t xml:space="preserve">Sí</w:t>
+            </w:r>
+          </w:p>
+        </w:tc>
+        <w:tc>
+          <w:tcPr>
+            <w:tcW w:type="dxa" w:w="4860"/>
+            <w:shd w:fill="F7F8FA" w:val="clear"/>
+            <w:tcMar>
+              <w:top w:type="dxa" w:w="80"/>
+              <w:left w:type="dxa" w:w="120"/>
+              <w:bottom w:type="dxa" w:w="80"/>
+              <w:right w:type="dxa" w:w="120"/>
+            </w:tcMar>
+          </w:tcPr>
+          <w:p>
+            <w:pPr>
+              <w:keepNext/>
+              <w:spacing w:after="0" w:line="264"/>
+              <w:jc w:val="center"/>
+            </w:pPr>
+            <w:r>
+              <w:rPr>
+                <w:rFonts w:ascii="Calibri" w:cs="Calibri" w:eastAsia="Calibri" w:hAnsi="Calibri"/>
+                <w:color w:val="232B3D"/>
+                <w:sz w:val="20"/>
+                <w:szCs w:val="20"/>
+              </w:rPr>
+              <w:t xml:space="preserve">En proceso o Finalizado</w:t>
+            </w:r>
+          </w:p>
+        </w:tc>
+      </w:tr>
+      <w:tr>
+        <w:trPr>
+          <w:cantSplit/>
+        </w:trPr>
         <w:tc>
           <w:tcPr>
             <w:tcW w:type="dxa" w:w="2600"/>
@@ -3165,16 +3675,17 @@
           </w:tcPr>
           <w:p>
             <w:pPr>
-              <w:spacing w:after="0" w:line="264"/>
-            </w:pPr>
-            <w:r>
-              <w:rPr>
-                <w:rFonts w:ascii="Calibri" w:cs="Calibri" w:eastAsia="Calibri" w:hAnsi="Calibri"/>
-                <w:color w:val="222222"/>
-                <w:sz w:val="20"/>
-                <w:szCs w:val="20"/>
-              </w:rPr>
-              <w:t xml:space="preserve">Fecha de recepción *</w:t>
+              <w:keepNext w:val="false"/>
+              <w:spacing w:after="0" w:line="264"/>
+            </w:pPr>
+            <w:r>
+              <w:rPr>
+                <w:rFonts w:ascii="Calibri" w:cs="Calibri" w:eastAsia="Calibri" w:hAnsi="Calibri"/>
+                <w:color w:val="232B3D"/>
+                <w:sz w:val="20"/>
+                <w:szCs w:val="20"/>
+              </w:rPr>
+              <w:t xml:space="preserve">Observación</w:t>
             </w:r>
           </w:p>
         </w:tc>
@@ -3191,17 +3702,18 @@
           </w:tcPr>
           <w:p>
             <w:pPr>
+              <w:keepNext w:val="false"/>
               <w:spacing w:after="0" w:line="264"/>
               <w:jc w:val="center"/>
             </w:pPr>
             <w:r>
               <w:rPr>
                 <w:rFonts w:ascii="Calibri" w:cs="Calibri" w:eastAsia="Calibri" w:hAnsi="Calibri"/>
-                <w:color w:val="222222"/>
-                <w:sz w:val="20"/>
-                <w:szCs w:val="20"/>
-              </w:rPr>
-              <w:t xml:space="preserve">Sí</w:t>
+                <w:color w:val="232B3D"/>
+                <w:sz w:val="20"/>
+                <w:szCs w:val="20"/>
+              </w:rPr>
+              <w:t xml:space="preserve">No</w:t>
             </w:r>
           </w:p>
         </w:tc>
@@ -3218,341 +3730,14 @@
           </w:tcPr>
           <w:p>
             <w:pPr>
+              <w:keepNext w:val="false"/>
               <w:spacing w:after="0" w:line="264"/>
               <w:jc w:val="center"/>
             </w:pPr>
             <w:r>
               <w:rPr>
                 <w:rFonts w:ascii="Calibri" w:cs="Calibri" w:eastAsia="Calibri" w:hAnsi="Calibri"/>
-                <w:color w:val="222222"/>
-                <w:sz w:val="20"/>
-                <w:szCs w:val="20"/>
-              </w:rPr>
-              <w:t xml:space="preserve">—</w:t>
-            </w:r>
-          </w:p>
-        </w:tc>
-      </w:tr>
-      <w:tr>
-        <w:tc>
-          <w:tcPr>
-            <w:tcW w:type="dxa" w:w="2600"/>
-            <w:shd w:fill="FFFFFF" w:val="clear"/>
-            <w:tcMar>
-              <w:top w:type="dxa" w:w="80"/>
-              <w:left w:type="dxa" w:w="120"/>
-              <w:bottom w:type="dxa" w:w="80"/>
-              <w:right w:type="dxa" w:w="120"/>
-            </w:tcMar>
-          </w:tcPr>
-          <w:p>
-            <w:pPr>
-              <w:spacing w:after="0" w:line="264"/>
-            </w:pPr>
-            <w:r>
-              <w:rPr>
-                <w:rFonts w:ascii="Calibri" w:cs="Calibri" w:eastAsia="Calibri" w:hAnsi="Calibri"/>
-                <w:color w:val="222222"/>
-                <w:sz w:val="20"/>
-                <w:szCs w:val="20"/>
-              </w:rPr>
-              <w:t xml:space="preserve">Fecha de respuesta</w:t>
-            </w:r>
-          </w:p>
-        </w:tc>
-        <w:tc>
-          <w:tcPr>
-            <w:tcW w:type="dxa" w:w="1900"/>
-            <w:shd w:fill="FFFFFF" w:val="clear"/>
-            <w:tcMar>
-              <w:top w:type="dxa" w:w="80"/>
-              <w:left w:type="dxa" w:w="120"/>
-              <w:bottom w:type="dxa" w:w="80"/>
-              <w:right w:type="dxa" w:w="120"/>
-            </w:tcMar>
-          </w:tcPr>
-          <w:p>
-            <w:pPr>
-              <w:spacing w:after="0" w:line="264"/>
-              <w:jc w:val="center"/>
-            </w:pPr>
-            <w:r>
-              <w:rPr>
-                <w:rFonts w:ascii="Calibri" w:cs="Calibri" w:eastAsia="Calibri" w:hAnsi="Calibri"/>
-                <w:color w:val="222222"/>
-                <w:sz w:val="20"/>
-                <w:szCs w:val="20"/>
-              </w:rPr>
-              <w:t xml:space="preserve">No</w:t>
-            </w:r>
-          </w:p>
-        </w:tc>
-        <w:tc>
-          <w:tcPr>
-            <w:tcW w:type="dxa" w:w="4860"/>
-            <w:shd w:fill="FFFFFF" w:val="clear"/>
-            <w:tcMar>
-              <w:top w:type="dxa" w:w="80"/>
-              <w:left w:type="dxa" w:w="120"/>
-              <w:bottom w:type="dxa" w:w="80"/>
-              <w:right w:type="dxa" w:w="120"/>
-            </w:tcMar>
-          </w:tcPr>
-          <w:p>
-            <w:pPr>
-              <w:spacing w:after="0" w:line="264"/>
-              <w:jc w:val="center"/>
-            </w:pPr>
-            <w:r>
-              <w:rPr>
-                <w:rFonts w:ascii="Calibri" w:cs="Calibri" w:eastAsia="Calibri" w:hAnsi="Calibri"/>
-                <w:color w:val="222222"/>
-                <w:sz w:val="20"/>
-                <w:szCs w:val="20"/>
-              </w:rPr>
-              <w:t xml:space="preserve">Si la indica, el oficio se finaliza</w:t>
-            </w:r>
-          </w:p>
-        </w:tc>
-      </w:tr>
-      <w:tr>
-        <w:tc>
-          <w:tcPr>
-            <w:tcW w:type="dxa" w:w="2600"/>
-            <w:shd w:fill="FFFFFF" w:val="clear"/>
-            <w:tcMar>
-              <w:top w:type="dxa" w:w="80"/>
-              <w:left w:type="dxa" w:w="120"/>
-              <w:bottom w:type="dxa" w:w="80"/>
-              <w:right w:type="dxa" w:w="120"/>
-            </w:tcMar>
-          </w:tcPr>
-          <w:p>
-            <w:pPr>
-              <w:spacing w:after="0" w:line="264"/>
-            </w:pPr>
-            <w:r>
-              <w:rPr>
-                <w:rFonts w:ascii="Calibri" w:cs="Calibri" w:eastAsia="Calibri" w:hAnsi="Calibri"/>
-                <w:color w:val="222222"/>
-                <w:sz w:val="20"/>
-                <w:szCs w:val="20"/>
-              </w:rPr>
-              <w:t xml:space="preserve">Usuario responsable</w:t>
-            </w:r>
-          </w:p>
-        </w:tc>
-        <w:tc>
-          <w:tcPr>
-            <w:tcW w:type="dxa" w:w="1900"/>
-            <w:shd w:fill="FFFFFF" w:val="clear"/>
-            <w:tcMar>
-              <w:top w:type="dxa" w:w="80"/>
-              <w:left w:type="dxa" w:w="120"/>
-              <w:bottom w:type="dxa" w:w="80"/>
-              <w:right w:type="dxa" w:w="120"/>
-            </w:tcMar>
-          </w:tcPr>
-          <w:p>
-            <w:pPr>
-              <w:spacing w:after="0" w:line="264"/>
-              <w:jc w:val="center"/>
-            </w:pPr>
-            <w:r>
-              <w:rPr>
-                <w:rFonts w:ascii="Calibri" w:cs="Calibri" w:eastAsia="Calibri" w:hAnsi="Calibri"/>
-                <w:color w:val="222222"/>
-                <w:sz w:val="20"/>
-                <w:szCs w:val="20"/>
-              </w:rPr>
-              <w:t xml:space="preserve">—</w:t>
-            </w:r>
-          </w:p>
-        </w:tc>
-        <w:tc>
-          <w:tcPr>
-            <w:tcW w:type="dxa" w:w="4860"/>
-            <w:shd w:fill="FFFFFF" w:val="clear"/>
-            <w:tcMar>
-              <w:top w:type="dxa" w:w="80"/>
-              <w:left w:type="dxa" w:w="120"/>
-              <w:bottom w:type="dxa" w:w="80"/>
-              <w:right w:type="dxa" w:w="120"/>
-            </w:tcMar>
-          </w:tcPr>
-          <w:p>
-            <w:pPr>
-              <w:spacing w:after="0" w:line="264"/>
-              <w:jc w:val="center"/>
-            </w:pPr>
-            <w:r>
-              <w:rPr>
-                <w:rFonts w:ascii="Calibri" w:cs="Calibri" w:eastAsia="Calibri" w:hAnsi="Calibri"/>
-                <w:color w:val="222222"/>
-                <w:sz w:val="20"/>
-                <w:szCs w:val="20"/>
-              </w:rPr>
-              <w:t xml:space="preserve">Es usted; se asigna solo</w:t>
-            </w:r>
-          </w:p>
-        </w:tc>
-      </w:tr>
-      <w:tr>
-        <w:tc>
-          <w:tcPr>
-            <w:tcW w:type="dxa" w:w="2600"/>
-            <w:shd w:fill="FFFFFF" w:val="clear"/>
-            <w:tcMar>
-              <w:top w:type="dxa" w:w="80"/>
-              <w:left w:type="dxa" w:w="120"/>
-              <w:bottom w:type="dxa" w:w="80"/>
-              <w:right w:type="dxa" w:w="120"/>
-            </w:tcMar>
-          </w:tcPr>
-          <w:p>
-            <w:pPr>
-              <w:spacing w:after="0" w:line="264"/>
-            </w:pPr>
-            <w:r>
-              <w:rPr>
-                <w:rFonts w:ascii="Calibri" w:cs="Calibri" w:eastAsia="Calibri" w:hAnsi="Calibri"/>
-                <w:color w:val="222222"/>
-                <w:sz w:val="20"/>
-                <w:szCs w:val="20"/>
-              </w:rPr>
-              <w:t xml:space="preserve">Estado *</w:t>
-            </w:r>
-          </w:p>
-        </w:tc>
-        <w:tc>
-          <w:tcPr>
-            <w:tcW w:type="dxa" w:w="1900"/>
-            <w:shd w:fill="FFFFFF" w:val="clear"/>
-            <w:tcMar>
-              <w:top w:type="dxa" w:w="80"/>
-              <w:left w:type="dxa" w:w="120"/>
-              <w:bottom w:type="dxa" w:w="80"/>
-              <w:right w:type="dxa" w:w="120"/>
-            </w:tcMar>
-          </w:tcPr>
-          <w:p>
-            <w:pPr>
-              <w:spacing w:after="0" w:line="264"/>
-              <w:jc w:val="center"/>
-            </w:pPr>
-            <w:r>
-              <w:rPr>
-                <w:rFonts w:ascii="Calibri" w:cs="Calibri" w:eastAsia="Calibri" w:hAnsi="Calibri"/>
-                <w:color w:val="222222"/>
-                <w:sz w:val="20"/>
-                <w:szCs w:val="20"/>
-              </w:rPr>
-              <w:t xml:space="preserve">Sí</w:t>
-            </w:r>
-          </w:p>
-        </w:tc>
-        <w:tc>
-          <w:tcPr>
-            <w:tcW w:type="dxa" w:w="4860"/>
-            <w:shd w:fill="FFFFFF" w:val="clear"/>
-            <w:tcMar>
-              <w:top w:type="dxa" w:w="80"/>
-              <w:left w:type="dxa" w:w="120"/>
-              <w:bottom w:type="dxa" w:w="80"/>
-              <w:right w:type="dxa" w:w="120"/>
-            </w:tcMar>
-          </w:tcPr>
-          <w:p>
-            <w:pPr>
-              <w:spacing w:after="0" w:line="264"/>
-              <w:jc w:val="center"/>
-            </w:pPr>
-            <w:r>
-              <w:rPr>
-                <w:rFonts w:ascii="Calibri" w:cs="Calibri" w:eastAsia="Calibri" w:hAnsi="Calibri"/>
-                <w:color w:val="222222"/>
-                <w:sz w:val="20"/>
-                <w:szCs w:val="20"/>
-              </w:rPr>
-              <w:t xml:space="preserve">En proceso o Finalizado</w:t>
-            </w:r>
-          </w:p>
-        </w:tc>
-      </w:tr>
-      <w:tr>
-        <w:tc>
-          <w:tcPr>
-            <w:tcW w:type="dxa" w:w="2600"/>
-            <w:shd w:fill="FFFFFF" w:val="clear"/>
-            <w:tcMar>
-              <w:top w:type="dxa" w:w="80"/>
-              <w:left w:type="dxa" w:w="120"/>
-              <w:bottom w:type="dxa" w:w="80"/>
-              <w:right w:type="dxa" w:w="120"/>
-            </w:tcMar>
-          </w:tcPr>
-          <w:p>
-            <w:pPr>
-              <w:spacing w:after="0" w:line="264"/>
-            </w:pPr>
-            <w:r>
-              <w:rPr>
-                <w:rFonts w:ascii="Calibri" w:cs="Calibri" w:eastAsia="Calibri" w:hAnsi="Calibri"/>
-                <w:color w:val="222222"/>
-                <w:sz w:val="20"/>
-                <w:szCs w:val="20"/>
-              </w:rPr>
-              <w:t xml:space="preserve">Observación</w:t>
-            </w:r>
-          </w:p>
-        </w:tc>
-        <w:tc>
-          <w:tcPr>
-            <w:tcW w:type="dxa" w:w="1900"/>
-            <w:shd w:fill="FFFFFF" w:val="clear"/>
-            <w:tcMar>
-              <w:top w:type="dxa" w:w="80"/>
-              <w:left w:type="dxa" w:w="120"/>
-              <w:bottom w:type="dxa" w:w="80"/>
-              <w:right w:type="dxa" w:w="120"/>
-            </w:tcMar>
-          </w:tcPr>
-          <w:p>
-            <w:pPr>
-              <w:spacing w:after="0" w:line="264"/>
-              <w:jc w:val="center"/>
-            </w:pPr>
-            <w:r>
-              <w:rPr>
-                <w:rFonts w:ascii="Calibri" w:cs="Calibri" w:eastAsia="Calibri" w:hAnsi="Calibri"/>
-                <w:color w:val="222222"/>
-                <w:sz w:val="20"/>
-                <w:szCs w:val="20"/>
-              </w:rPr>
-              <w:t xml:space="preserve">No</w:t>
-            </w:r>
-          </w:p>
-        </w:tc>
-        <w:tc>
-          <w:tcPr>
-            <w:tcW w:type="dxa" w:w="4860"/>
-            <w:shd w:fill="FFFFFF" w:val="clear"/>
-            <w:tcMar>
-              <w:top w:type="dxa" w:w="80"/>
-              <w:left w:type="dxa" w:w="120"/>
-              <w:bottom w:type="dxa" w:w="80"/>
-              <w:right w:type="dxa" w:w="120"/>
-            </w:tcMar>
-          </w:tcPr>
-          <w:p>
-            <w:pPr>
-              <w:spacing w:after="0" w:line="264"/>
-              <w:jc w:val="center"/>
-            </w:pPr>
-            <w:r>
-              <w:rPr>
-                <w:rFonts w:ascii="Calibri" w:cs="Calibri" w:eastAsia="Calibri" w:hAnsi="Calibri"/>
-                <w:color w:val="222222"/>
+                <w:color w:val="232B3D"/>
                 <w:sz w:val="20"/>
                 <w:szCs w:val="20"/>
               </w:rPr>
@@ -3574,7 +3759,7 @@
       <w:r>
         <w:rPr>
           <w:rFonts w:ascii="Calibri" w:cs="Calibri" w:eastAsia="Calibri" w:hAnsi="Calibri"/>
-          <w:color w:val="222222"/>
+          <w:color w:val="232B3D"/>
           <w:sz w:val="22"/>
           <w:szCs w:val="22"/>
         </w:rPr>
@@ -3597,6 +3782,9 @@
         <w:gridCol w:w="9360"/>
       </w:tblGrid>
       <w:tr>
+        <w:trPr>
+          <w:cantSplit/>
+        </w:trPr>
         <w:tc>
           <w:tcPr>
             <w:tcW w:type="dxa" w:w="9360"/>
@@ -3626,7 +3814,7 @@
             <w:r>
               <w:rPr>
                 <w:rFonts w:ascii="Calibri" w:cs="Calibri" w:eastAsia="Calibri" w:hAnsi="Calibri"/>
-                <w:color w:val="222222"/>
+                <w:color w:val="232B3D"/>
                 <w:sz w:val="22"/>
                 <w:szCs w:val="22"/>
               </w:rPr>
@@ -3639,6 +3827,9 @@
     <w:p>
       <w:pPr>
         <w:pStyle w:val="Heading2"/>
+        <w:pBdr>
+          <w:bottom w:val="single" w:color="E1E5EC" w:sz="4" w:space="5"/>
+        </w:pBdr>
         <w:spacing w:after="140" w:before="280"/>
       </w:pPr>
       <w:r>
@@ -3660,7 +3851,7 @@
       <w:r>
         <w:rPr>
           <w:rFonts w:ascii="Calibri" w:cs="Calibri" w:eastAsia="Calibri" w:hAnsi="Calibri"/>
-          <w:color w:val="222222"/>
+          <w:color w:val="232B3D"/>
           <w:sz w:val="22"/>
           <w:szCs w:val="22"/>
         </w:rPr>
@@ -3677,7 +3868,7 @@
           <w:rFonts w:ascii="Calibri" w:cs="Calibri" w:eastAsia="Calibri" w:hAnsi="Calibri"/>
           <w:b/>
           <w:bCs/>
-          <w:color w:val="333333"/>
+          <w:color w:val="5A6B8C"/>
           <w:sz w:val="23"/>
           <w:szCs w:val="23"/>
         </w:rPr>
@@ -3691,7 +3882,7 @@
       <w:r>
         <w:rPr>
           <w:rFonts w:ascii="Calibri" w:cs="Calibri" w:eastAsia="Calibri" w:hAnsi="Calibri"/>
-          <w:color w:val="222222"/>
+          <w:color w:val="232B3D"/>
           <w:sz w:val="22"/>
           <w:szCs w:val="22"/>
         </w:rPr>
@@ -3708,7 +3899,7 @@
           <w:rFonts w:ascii="Calibri" w:cs="Calibri" w:eastAsia="Calibri" w:hAnsi="Calibri"/>
           <w:b/>
           <w:bCs/>
-          <w:color w:val="333333"/>
+          <w:color w:val="5A6B8C"/>
           <w:sz w:val="23"/>
           <w:szCs w:val="23"/>
         </w:rPr>
@@ -3722,7 +3913,7 @@
       <w:r>
         <w:rPr>
           <w:rFonts w:ascii="Calibri" w:cs="Calibri" w:eastAsia="Calibri" w:hAnsi="Calibri"/>
-          <w:color w:val="222222"/>
+          <w:color w:val="232B3D"/>
           <w:sz w:val="22"/>
           <w:szCs w:val="22"/>
         </w:rPr>
@@ -3736,7 +3927,7 @@
       <w:r>
         <w:rPr>
           <w:rFonts w:ascii="Calibri" w:cs="Calibri" w:eastAsia="Calibri" w:hAnsi="Calibri"/>
-          <w:color w:val="222222"/>
+          <w:color w:val="232B3D"/>
           <w:sz w:val="22"/>
           <w:szCs w:val="22"/>
         </w:rPr>
@@ -3746,6 +3937,9 @@
     <w:p>
       <w:pPr>
         <w:pStyle w:val="Heading2"/>
+        <w:pBdr>
+          <w:bottom w:val="single" w:color="E1E5EC" w:sz="4" w:space="5"/>
+        </w:pBdr>
         <w:spacing w:after="140" w:before="280"/>
       </w:pPr>
       <w:r>
@@ -3767,7 +3961,7 @@
       <w:r>
         <w:rPr>
           <w:rFonts w:ascii="Calibri" w:cs="Calibri" w:eastAsia="Calibri" w:hAnsi="Calibri"/>
-          <w:color w:val="222222"/>
+          <w:color w:val="232B3D"/>
           <w:sz w:val="22"/>
           <w:szCs w:val="22"/>
         </w:rPr>
@@ -3786,7 +3980,7 @@
       <w:r>
         <w:rPr>
           <w:rFonts w:ascii="Calibri" w:cs="Calibri" w:eastAsia="Calibri" w:hAnsi="Calibri"/>
-          <w:color w:val="222222"/>
+          <w:color w:val="232B3D"/>
           <w:sz w:val="22"/>
           <w:szCs w:val="22"/>
         </w:rPr>
@@ -3805,7 +3999,7 @@
       <w:r>
         <w:rPr>
           <w:rFonts w:ascii="Calibri" w:cs="Calibri" w:eastAsia="Calibri" w:hAnsi="Calibri"/>
-          <w:color w:val="222222"/>
+          <w:color w:val="232B3D"/>
           <w:sz w:val="22"/>
           <w:szCs w:val="22"/>
         </w:rPr>
@@ -3824,7 +4018,7 @@
       <w:r>
         <w:rPr>
           <w:rFonts w:ascii="Calibri" w:cs="Calibri" w:eastAsia="Calibri" w:hAnsi="Calibri"/>
-          <w:color w:val="222222"/>
+          <w:color w:val="232B3D"/>
           <w:sz w:val="22"/>
           <w:szCs w:val="22"/>
         </w:rPr>
@@ -3838,7 +4032,7 @@
       <w:r>
         <w:rPr>
           <w:rFonts w:ascii="Calibri" w:cs="Calibri" w:eastAsia="Calibri" w:hAnsi="Calibri"/>
-          <w:color w:val="222222"/>
+          <w:color w:val="232B3D"/>
           <w:sz w:val="22"/>
           <w:szCs w:val="22"/>
         </w:rPr>
@@ -3861,6 +4055,9 @@
         <w:gridCol w:w="9360"/>
       </w:tblGrid>
       <w:tr>
+        <w:trPr>
+          <w:cantSplit/>
+        </w:trPr>
         <w:tc>
           <w:tcPr>
             <w:tcW w:type="dxa" w:w="9360"/>
@@ -3890,7 +4087,7 @@
             <w:r>
               <w:rPr>
                 <w:rFonts w:ascii="Calibri" w:cs="Calibri" w:eastAsia="Calibri" w:hAnsi="Calibri"/>
-                <w:color w:val="222222"/>
+                <w:color w:val="232B3D"/>
                 <w:sz w:val="22"/>
                 <w:szCs w:val="22"/>
               </w:rPr>
@@ -3903,6 +4100,9 @@
     <w:p>
       <w:pPr>
         <w:pStyle w:val="Heading2"/>
+        <w:pBdr>
+          <w:bottom w:val="single" w:color="E1E5EC" w:sz="4" w:space="5"/>
+        </w:pBdr>
         <w:spacing w:after="140" w:before="280"/>
       </w:pPr>
       <w:r>
@@ -3924,7 +4124,7 @@
       <w:r>
         <w:rPr>
           <w:rFonts w:ascii="Calibri" w:cs="Calibri" w:eastAsia="Calibri" w:hAnsi="Calibri"/>
-          <w:color w:val="222222"/>
+          <w:color w:val="232B3D"/>
           <w:sz w:val="22"/>
           <w:szCs w:val="22"/>
         </w:rPr>
@@ -3943,7 +4143,7 @@
       <w:r>
         <w:rPr>
           <w:rFonts w:ascii="Calibri" w:cs="Calibri" w:eastAsia="Calibri" w:hAnsi="Calibri"/>
-          <w:color w:val="222222"/>
+          <w:color w:val="232B3D"/>
           <w:sz w:val="22"/>
           <w:szCs w:val="22"/>
         </w:rPr>
@@ -3962,7 +4162,7 @@
       <w:r>
         <w:rPr>
           <w:rFonts w:ascii="Calibri" w:cs="Calibri" w:eastAsia="Calibri" w:hAnsi="Calibri"/>
-          <w:color w:val="222222"/>
+          <w:color w:val="232B3D"/>
           <w:sz w:val="22"/>
           <w:szCs w:val="22"/>
         </w:rPr>
@@ -3981,7 +4181,7 @@
       <w:r>
         <w:rPr>
           <w:rFonts w:ascii="Calibri" w:cs="Calibri" w:eastAsia="Calibri" w:hAnsi="Calibri"/>
-          <w:color w:val="222222"/>
+          <w:color w:val="232B3D"/>
           <w:sz w:val="22"/>
           <w:szCs w:val="22"/>
         </w:rPr>
@@ -3995,7 +4195,7 @@
       <w:r>
         <w:rPr>
           <w:rFonts w:ascii="Calibri" w:cs="Calibri" w:eastAsia="Calibri" w:hAnsi="Calibri"/>
-          <w:color w:val="222222"/>
+          <w:color w:val="232B3D"/>
           <w:sz w:val="22"/>
           <w:szCs w:val="22"/>
         </w:rPr>
@@ -4005,6 +4205,9 @@
     <w:p>
       <w:pPr>
         <w:pStyle w:val="Heading2"/>
+        <w:pBdr>
+          <w:bottom w:val="single" w:color="E1E5EC" w:sz="4" w:space="5"/>
+        </w:pBdr>
         <w:spacing w:after="140" w:before="280"/>
       </w:pPr>
       <w:r>
@@ -4026,7 +4229,7 @@
       <w:r>
         <w:rPr>
           <w:rFonts w:ascii="Calibri" w:cs="Calibri" w:eastAsia="Calibri" w:hAnsi="Calibri"/>
-          <w:color w:val="222222"/>
+          <w:color w:val="232B3D"/>
           <w:sz w:val="22"/>
           <w:szCs w:val="22"/>
         </w:rPr>
@@ -4041,7 +4244,10 @@
     <w:p>
       <w:pPr>
         <w:pStyle w:val="Heading1"/>
-        <w:spacing w:after="180" w:before="360"/>
+        <w:pBdr>
+          <w:bottom w:val="single" w:color="152342" w:sz="10" w:space="8"/>
+        </w:pBdr>
+        <w:spacing w:after="200" w:before="360"/>
       </w:pPr>
       <w:r>
         <w:rPr>
@@ -4062,7 +4268,7 @@
       <w:r>
         <w:rPr>
           <w:rFonts w:ascii="Calibri" w:cs="Calibri" w:eastAsia="Calibri" w:hAnsi="Calibri"/>
-          <w:color w:val="222222"/>
+          <w:color w:val="232B3D"/>
           <w:sz w:val="22"/>
           <w:szCs w:val="22"/>
         </w:rPr>
@@ -4072,6 +4278,9 @@
     <w:p>
       <w:pPr>
         <w:pStyle w:val="Heading2"/>
+        <w:pBdr>
+          <w:bottom w:val="single" w:color="E1E5EC" w:sz="4" w:space="5"/>
+        </w:pBdr>
         <w:spacing w:after="140" w:before="280"/>
       </w:pPr>
       <w:r>
@@ -4093,7 +4302,7 @@
       <w:r>
         <w:rPr>
           <w:rFonts w:ascii="Calibri" w:cs="Calibri" w:eastAsia="Calibri" w:hAnsi="Calibri"/>
-          <w:color w:val="222222"/>
+          <w:color w:val="232B3D"/>
           <w:sz w:val="22"/>
           <w:szCs w:val="22"/>
         </w:rPr>
@@ -4112,7 +4321,7 @@
       <w:r>
         <w:rPr>
           <w:rFonts w:ascii="Calibri" w:cs="Calibri" w:eastAsia="Calibri" w:hAnsi="Calibri"/>
-          <w:color w:val="222222"/>
+          <w:color w:val="232B3D"/>
           <w:sz w:val="22"/>
           <w:szCs w:val="22"/>
         </w:rPr>
@@ -4131,7 +4340,7 @@
       <w:r>
         <w:rPr>
           <w:rFonts w:ascii="Calibri" w:cs="Calibri" w:eastAsia="Calibri" w:hAnsi="Calibri"/>
-          <w:color w:val="222222"/>
+          <w:color w:val="232B3D"/>
           <w:sz w:val="22"/>
           <w:szCs w:val="22"/>
         </w:rPr>
@@ -4150,7 +4359,7 @@
       <w:r>
         <w:rPr>
           <w:rFonts w:ascii="Calibri" w:cs="Calibri" w:eastAsia="Calibri" w:hAnsi="Calibri"/>
-          <w:color w:val="222222"/>
+          <w:color w:val="232B3D"/>
           <w:sz w:val="22"/>
           <w:szCs w:val="22"/>
         </w:rPr>
@@ -4169,7 +4378,7 @@
       <w:r>
         <w:rPr>
           <w:rFonts w:ascii="Calibri" w:cs="Calibri" w:eastAsia="Calibri" w:hAnsi="Calibri"/>
-          <w:color w:val="222222"/>
+          <w:color w:val="232B3D"/>
           <w:sz w:val="22"/>
           <w:szCs w:val="22"/>
         </w:rPr>
@@ -4183,7 +4392,7 @@
       <w:r>
         <w:rPr>
           <w:rFonts w:ascii="Calibri" w:cs="Calibri" w:eastAsia="Calibri" w:hAnsi="Calibri"/>
-          <w:color w:val="222222"/>
+          <w:color w:val="232B3D"/>
           <w:sz w:val="22"/>
           <w:szCs w:val="22"/>
         </w:rPr>
@@ -4193,6 +4402,9 @@
     <w:p>
       <w:pPr>
         <w:pStyle w:val="Heading2"/>
+        <w:pBdr>
+          <w:bottom w:val="single" w:color="E1E5EC" w:sz="4" w:space="5"/>
+        </w:pBdr>
         <w:spacing w:after="140" w:before="280"/>
       </w:pPr>
       <w:r>
@@ -4219,7 +4431,7 @@
       <w:r>
         <w:rPr>
           <w:rFonts w:ascii="Calibri" w:cs="Calibri" w:eastAsia="Calibri" w:hAnsi="Calibri"/>
-          <w:color w:val="222222"/>
+          <w:color w:val="232B3D"/>
           <w:sz w:val="22"/>
           <w:szCs w:val="22"/>
         </w:rPr>
@@ -4238,7 +4450,7 @@
       <w:r>
         <w:rPr>
           <w:rFonts w:ascii="Calibri" w:cs="Calibri" w:eastAsia="Calibri" w:hAnsi="Calibri"/>
-          <w:color w:val="222222"/>
+          <w:color w:val="232B3D"/>
           <w:sz w:val="22"/>
           <w:szCs w:val="22"/>
         </w:rPr>
@@ -4257,7 +4469,7 @@
       <w:r>
         <w:rPr>
           <w:rFonts w:ascii="Calibri" w:cs="Calibri" w:eastAsia="Calibri" w:hAnsi="Calibri"/>
-          <w:color w:val="222222"/>
+          <w:color w:val="232B3D"/>
           <w:sz w:val="22"/>
           <w:szCs w:val="22"/>
         </w:rPr>
@@ -4280,6 +4492,9 @@
         <w:gridCol w:w="9360"/>
       </w:tblGrid>
       <w:tr>
+        <w:trPr>
+          <w:cantSplit/>
+        </w:trPr>
         <w:tc>
           <w:tcPr>
             <w:tcW w:type="dxa" w:w="9360"/>
@@ -4309,7 +4524,7 @@
             <w:r>
               <w:rPr>
                 <w:rFonts w:ascii="Calibri" w:cs="Calibri" w:eastAsia="Calibri" w:hAnsi="Calibri"/>
-                <w:color w:val="222222"/>
+                <w:color w:val="232B3D"/>
                 <w:sz w:val="22"/>
                 <w:szCs w:val="22"/>
               </w:rPr>
@@ -4322,6 +4537,9 @@
     <w:p>
       <w:pPr>
         <w:pStyle w:val="Heading2"/>
+        <w:pBdr>
+          <w:bottom w:val="single" w:color="E1E5EC" w:sz="4" w:space="5"/>
+        </w:pBdr>
         <w:spacing w:after="140" w:before="280"/>
       </w:pPr>
       <w:r>
@@ -4343,7 +4561,7 @@
       <w:r>
         <w:rPr>
           <w:rFonts w:ascii="Calibri" w:cs="Calibri" w:eastAsia="Calibri" w:hAnsi="Calibri"/>
-          <w:color w:val="222222"/>
+          <w:color w:val="232B3D"/>
           <w:sz w:val="22"/>
           <w:szCs w:val="22"/>
         </w:rPr>
@@ -4362,7 +4580,7 @@
       <w:r>
         <w:rPr>
           <w:rFonts w:ascii="Calibri" w:cs="Calibri" w:eastAsia="Calibri" w:hAnsi="Calibri"/>
-          <w:color w:val="222222"/>
+          <w:color w:val="232B3D"/>
           <w:sz w:val="22"/>
           <w:szCs w:val="22"/>
         </w:rPr>
@@ -4381,7 +4599,7 @@
       <w:r>
         <w:rPr>
           <w:rFonts w:ascii="Calibri" w:cs="Calibri" w:eastAsia="Calibri" w:hAnsi="Calibri"/>
-          <w:color w:val="222222"/>
+          <w:color w:val="232B3D"/>
           <w:sz w:val="22"/>
           <w:szCs w:val="22"/>
         </w:rPr>
@@ -4400,7 +4618,7 @@
       <w:r>
         <w:rPr>
           <w:rFonts w:ascii="Calibri" w:cs="Calibri" w:eastAsia="Calibri" w:hAnsi="Calibri"/>
-          <w:color w:val="222222"/>
+          <w:color w:val="232B3D"/>
           <w:sz w:val="22"/>
           <w:szCs w:val="22"/>
         </w:rPr>
@@ -4419,7 +4637,7 @@
       <w:r>
         <w:rPr>
           <w:rFonts w:ascii="Calibri" w:cs="Calibri" w:eastAsia="Calibri" w:hAnsi="Calibri"/>
-          <w:color w:val="222222"/>
+          <w:color w:val="232B3D"/>
           <w:sz w:val="22"/>
           <w:szCs w:val="22"/>
         </w:rPr>
@@ -4433,12 +4651,13 @@
     </w:p>
     <w:p>
       <w:pPr>
+        <w:keepNext/>
         <w:spacing w:after="120" w:line="276"/>
       </w:pPr>
       <w:r>
         <w:rPr>
           <w:rFonts w:ascii="Calibri" w:cs="Calibri" w:eastAsia="Calibri" w:hAnsi="Calibri"/>
-          <w:color w:val="222222"/>
+          <w:color w:val="232B3D"/>
           <w:sz w:val="22"/>
           <w:szCs w:val="22"/>
         </w:rPr>
@@ -4447,6 +4666,7 @@
     </w:p>
     <w:p>
       <w:pPr>
+        <w:keepNext/>
         <w:spacing w:after="120" w:line="276"/>
       </w:pPr>
       <w:r>
@@ -4454,7 +4674,7 @@
           <w:rFonts w:ascii="Calibri" w:cs="Calibri" w:eastAsia="Calibri" w:hAnsi="Calibri"/>
           <w:i/>
           <w:iCs/>
-          <w:color w:val="6B7280"/>
+          <w:color w:val="5A6B8C"/>
           <w:sz w:val="20"/>
           <w:szCs w:val="20"/>
         </w:rPr>
@@ -4469,8 +4689,8 @@
           <w:left w:val="single" w:color="CBD2DE" w:sz="2"/>
           <w:bottom w:val="single" w:color="152342" w:sz="4"/>
           <w:right w:val="single" w:color="CBD2DE" w:sz="2"/>
-          <w:insideH w:val="single" w:color="DDE3EC" w:sz="2"/>
-          <w:insideV w:val="single" w:color="DDE3EC" w:sz="2"/>
+          <w:insideH w:val="single" w:color="E1E5EC" w:sz="2"/>
+          <w:insideV w:val="single" w:color="E1E5EC" w:sz="2"/>
         </w:tblBorders>
       </w:tblPr>
       <w:tblGrid>
@@ -4482,6 +4702,7 @@
       </w:tblGrid>
       <w:tr>
         <w:trPr>
+          <w:cantSplit/>
           <w:tblHeader/>
         </w:trPr>
         <w:tc>
@@ -4497,6 +4718,7 @@
           </w:tcPr>
           <w:p>
             <w:pPr>
+              <w:keepNext/>
               <w:spacing w:after="0" w:line="264"/>
             </w:pPr>
             <w:r>
@@ -4525,6 +4747,7 @@
           </w:tcPr>
           <w:p>
             <w:pPr>
+              <w:keepNext/>
               <w:spacing w:after="0" w:line="264"/>
               <w:jc w:val="center"/>
             </w:pPr>
@@ -4554,6 +4777,7 @@
           </w:tcPr>
           <w:p>
             <w:pPr>
+              <w:keepNext/>
               <w:spacing w:after="0" w:line="264"/>
               <w:jc w:val="center"/>
             </w:pPr>
@@ -4583,6 +4807,7 @@
           </w:tcPr>
           <w:p>
             <w:pPr>
+              <w:keepNext/>
               <w:spacing w:after="0" w:line="264"/>
               <w:jc w:val="center"/>
             </w:pPr>
@@ -4612,6 +4837,7 @@
           </w:tcPr>
           <w:p>
             <w:pPr>
+              <w:keepNext/>
               <w:spacing w:after="0" w:line="264"/>
               <w:jc w:val="center"/>
             </w:pPr>
@@ -4630,6 +4856,9 @@
         </w:tc>
       </w:tr>
       <w:tr>
+        <w:trPr>
+          <w:cantSplit/>
+        </w:trPr>
         <w:tc>
           <w:tcPr>
             <w:tcW w:type="dxa" w:w="2360"/>
@@ -4643,12 +4872,13 @@
           </w:tcPr>
           <w:p>
             <w:pPr>
-              <w:spacing w:after="0" w:line="264"/>
-            </w:pPr>
-            <w:r>
-              <w:rPr>
-                <w:rFonts w:ascii="Calibri" w:cs="Calibri" w:eastAsia="Calibri" w:hAnsi="Calibri"/>
-                <w:color w:val="222222"/>
+              <w:keepNext/>
+              <w:spacing w:after="0" w:line="264"/>
+            </w:pPr>
+            <w:r>
+              <w:rPr>
+                <w:rFonts w:ascii="Calibri" w:cs="Calibri" w:eastAsia="Calibri" w:hAnsi="Calibri"/>
+                <w:color w:val="232B3D"/>
                 <w:sz w:val="20"/>
                 <w:szCs w:val="20"/>
               </w:rPr>
@@ -4669,13 +4899,14 @@
           </w:tcPr>
           <w:p>
             <w:pPr>
+              <w:keepNext/>
               <w:spacing w:after="0" w:line="264"/>
               <w:jc w:val="center"/>
             </w:pPr>
             <w:r>
               <w:rPr>
                 <w:rFonts w:ascii="Calibri" w:cs="Calibri" w:eastAsia="Calibri" w:hAnsi="Calibri"/>
-                <w:color w:val="222222"/>
+                <w:color w:val="232B3D"/>
                 <w:sz w:val="20"/>
                 <w:szCs w:val="20"/>
               </w:rPr>
@@ -4696,13 +4927,14 @@
           </w:tcPr>
           <w:p>
             <w:pPr>
+              <w:keepNext/>
               <w:spacing w:after="0" w:line="264"/>
               <w:jc w:val="center"/>
             </w:pPr>
             <w:r>
               <w:rPr>
                 <w:rFonts w:ascii="Calibri" w:cs="Calibri" w:eastAsia="Calibri" w:hAnsi="Calibri"/>
-                <w:color w:val="222222"/>
+                <w:color w:val="232B3D"/>
                 <w:sz w:val="20"/>
                 <w:szCs w:val="20"/>
               </w:rPr>
@@ -4723,13 +4955,14 @@
           </w:tcPr>
           <w:p>
             <w:pPr>
+              <w:keepNext/>
               <w:spacing w:after="0" w:line="264"/>
               <w:jc w:val="center"/>
             </w:pPr>
             <w:r>
               <w:rPr>
                 <w:rFonts w:ascii="Calibri" w:cs="Calibri" w:eastAsia="Calibri" w:hAnsi="Calibri"/>
-                <w:color w:val="222222"/>
+                <w:color w:val="232B3D"/>
                 <w:sz w:val="20"/>
                 <w:szCs w:val="20"/>
               </w:rPr>
@@ -4750,13 +4983,14 @@
           </w:tcPr>
           <w:p>
             <w:pPr>
+              <w:keepNext/>
               <w:spacing w:after="0" w:line="264"/>
               <w:jc w:val="center"/>
             </w:pPr>
             <w:r>
               <w:rPr>
                 <w:rFonts w:ascii="Calibri" w:cs="Calibri" w:eastAsia="Calibri" w:hAnsi="Calibri"/>
-                <w:color w:val="222222"/>
+                <w:color w:val="232B3D"/>
                 <w:sz w:val="20"/>
                 <w:szCs w:val="20"/>
               </w:rPr>
@@ -4766,25 +5000,29 @@
         </w:tc>
       </w:tr>
       <w:tr>
+        <w:trPr>
+          <w:cantSplit/>
+        </w:trPr>
         <w:tc>
           <w:tcPr>
             <w:tcW w:type="dxa" w:w="2360"/>
-            <w:shd w:fill="FFFFFF" w:val="clear"/>
-            <w:tcMar>
-              <w:top w:type="dxa" w:w="80"/>
-              <w:left w:type="dxa" w:w="120"/>
-              <w:bottom w:type="dxa" w:w="80"/>
-              <w:right w:type="dxa" w:w="120"/>
-            </w:tcMar>
-          </w:tcPr>
-          <w:p>
-            <w:pPr>
-              <w:spacing w:after="0" w:line="264"/>
-            </w:pPr>
-            <w:r>
-              <w:rPr>
-                <w:rFonts w:ascii="Calibri" w:cs="Calibri" w:eastAsia="Calibri" w:hAnsi="Calibri"/>
-                <w:color w:val="222222"/>
+            <w:shd w:fill="F7F8FA" w:val="clear"/>
+            <w:tcMar>
+              <w:top w:type="dxa" w:w="80"/>
+              <w:left w:type="dxa" w:w="120"/>
+              <w:bottom w:type="dxa" w:w="80"/>
+              <w:right w:type="dxa" w:w="120"/>
+            </w:tcMar>
+          </w:tcPr>
+          <w:p>
+            <w:pPr>
+              <w:keepNext w:val="false"/>
+              <w:spacing w:after="0" w:line="264"/>
+            </w:pPr>
+            <w:r>
+              <w:rPr>
+                <w:rFonts w:ascii="Calibri" w:cs="Calibri" w:eastAsia="Calibri" w:hAnsi="Calibri"/>
+                <w:color w:val="232B3D"/>
                 <w:sz w:val="20"/>
                 <w:szCs w:val="20"/>
               </w:rPr>
@@ -4795,23 +5033,24 @@
         <w:tc>
           <w:tcPr>
             <w:tcW w:type="dxa" w:w="1900"/>
-            <w:shd w:fill="FFFFFF" w:val="clear"/>
-            <w:tcMar>
-              <w:top w:type="dxa" w:w="80"/>
-              <w:left w:type="dxa" w:w="120"/>
-              <w:bottom w:type="dxa" w:w="80"/>
-              <w:right w:type="dxa" w:w="120"/>
-            </w:tcMar>
-          </w:tcPr>
-          <w:p>
-            <w:pPr>
+            <w:shd w:fill="F7F8FA" w:val="clear"/>
+            <w:tcMar>
+              <w:top w:type="dxa" w:w="80"/>
+              <w:left w:type="dxa" w:w="120"/>
+              <w:bottom w:type="dxa" w:w="80"/>
+              <w:right w:type="dxa" w:w="120"/>
+            </w:tcMar>
+          </w:tcPr>
+          <w:p>
+            <w:pPr>
+              <w:keepNext w:val="false"/>
               <w:spacing w:after="0" w:line="264"/>
               <w:jc w:val="center"/>
             </w:pPr>
             <w:r>
               <w:rPr>
                 <w:rFonts w:ascii="Calibri" w:cs="Calibri" w:eastAsia="Calibri" w:hAnsi="Calibri"/>
-                <w:color w:val="222222"/>
+                <w:color w:val="232B3D"/>
                 <w:sz w:val="20"/>
                 <w:szCs w:val="20"/>
               </w:rPr>
@@ -4822,23 +5061,24 @@
         <w:tc>
           <w:tcPr>
             <w:tcW w:type="dxa" w:w="1900"/>
-            <w:shd w:fill="FFFFFF" w:val="clear"/>
-            <w:tcMar>
-              <w:top w:type="dxa" w:w="80"/>
-              <w:left w:type="dxa" w:w="120"/>
-              <w:bottom w:type="dxa" w:w="80"/>
-              <w:right w:type="dxa" w:w="120"/>
-            </w:tcMar>
-          </w:tcPr>
-          <w:p>
-            <w:pPr>
+            <w:shd w:fill="F7F8FA" w:val="clear"/>
+            <w:tcMar>
+              <w:top w:type="dxa" w:w="80"/>
+              <w:left w:type="dxa" w:w="120"/>
+              <w:bottom w:type="dxa" w:w="80"/>
+              <w:right w:type="dxa" w:w="120"/>
+            </w:tcMar>
+          </w:tcPr>
+          <w:p>
+            <w:pPr>
+              <w:keepNext w:val="false"/>
               <w:spacing w:after="0" w:line="264"/>
               <w:jc w:val="center"/>
             </w:pPr>
             <w:r>
               <w:rPr>
                 <w:rFonts w:ascii="Calibri" w:cs="Calibri" w:eastAsia="Calibri" w:hAnsi="Calibri"/>
-                <w:color w:val="222222"/>
+                <w:color w:val="232B3D"/>
                 <w:sz w:val="20"/>
                 <w:szCs w:val="20"/>
               </w:rPr>
@@ -4849,23 +5089,24 @@
         <w:tc>
           <w:tcPr>
             <w:tcW w:type="dxa" w:w="1600"/>
-            <w:shd w:fill="FFFFFF" w:val="clear"/>
-            <w:tcMar>
-              <w:top w:type="dxa" w:w="80"/>
-              <w:left w:type="dxa" w:w="120"/>
-              <w:bottom w:type="dxa" w:w="80"/>
-              <w:right w:type="dxa" w:w="120"/>
-            </w:tcMar>
-          </w:tcPr>
-          <w:p>
-            <w:pPr>
+            <w:shd w:fill="F7F8FA" w:val="clear"/>
+            <w:tcMar>
+              <w:top w:type="dxa" w:w="80"/>
+              <w:left w:type="dxa" w:w="120"/>
+              <w:bottom w:type="dxa" w:w="80"/>
+              <w:right w:type="dxa" w:w="120"/>
+            </w:tcMar>
+          </w:tcPr>
+          <w:p>
+            <w:pPr>
+              <w:keepNext w:val="false"/>
               <w:spacing w:after="0" w:line="264"/>
               <w:jc w:val="center"/>
             </w:pPr>
             <w:r>
               <w:rPr>
                 <w:rFonts w:ascii="Calibri" w:cs="Calibri" w:eastAsia="Calibri" w:hAnsi="Calibri"/>
-                <w:color w:val="222222"/>
+                <w:color w:val="232B3D"/>
                 <w:sz w:val="20"/>
                 <w:szCs w:val="20"/>
               </w:rPr>
@@ -4876,23 +5117,24 @@
         <w:tc>
           <w:tcPr>
             <w:tcW w:type="dxa" w:w="1600"/>
-            <w:shd w:fill="FFFFFF" w:val="clear"/>
-            <w:tcMar>
-              <w:top w:type="dxa" w:w="80"/>
-              <w:left w:type="dxa" w:w="120"/>
-              <w:bottom w:type="dxa" w:w="80"/>
-              <w:right w:type="dxa" w:w="120"/>
-            </w:tcMar>
-          </w:tcPr>
-          <w:p>
-            <w:pPr>
+            <w:shd w:fill="F7F8FA" w:val="clear"/>
+            <w:tcMar>
+              <w:top w:type="dxa" w:w="80"/>
+              <w:left w:type="dxa" w:w="120"/>
+              <w:bottom w:type="dxa" w:w="80"/>
+              <w:right w:type="dxa" w:w="120"/>
+            </w:tcMar>
+          </w:tcPr>
+          <w:p>
+            <w:pPr>
+              <w:keepNext w:val="false"/>
               <w:spacing w:after="0" w:line="264"/>
               <w:jc w:val="center"/>
             </w:pPr>
             <w:r>
               <w:rPr>
                 <w:rFonts w:ascii="Calibri" w:cs="Calibri" w:eastAsia="Calibri" w:hAnsi="Calibri"/>
-                <w:color w:val="222222"/>
+                <w:color w:val="232B3D"/>
                 <w:sz w:val="20"/>
                 <w:szCs w:val="20"/>
               </w:rPr>
@@ -4905,6 +5147,9 @@
     <w:p>
       <w:pPr>
         <w:pStyle w:val="Heading2"/>
+        <w:pBdr>
+          <w:bottom w:val="single" w:color="E1E5EC" w:sz="4" w:space="5"/>
+        </w:pBdr>
         <w:spacing w:after="140" w:before="280"/>
       </w:pPr>
       <w:r>
@@ -4926,7 +5171,7 @@
       <w:r>
         <w:rPr>
           <w:rFonts w:ascii="Calibri" w:cs="Calibri" w:eastAsia="Calibri" w:hAnsi="Calibri"/>
-          <w:color w:val="222222"/>
+          <w:color w:val="232B3D"/>
           <w:sz w:val="22"/>
           <w:szCs w:val="22"/>
         </w:rPr>
@@ -4945,7 +5190,7 @@
       <w:r>
         <w:rPr>
           <w:rFonts w:ascii="Calibri" w:cs="Calibri" w:eastAsia="Calibri" w:hAnsi="Calibri"/>
-          <w:color w:val="222222"/>
+          <w:color w:val="232B3D"/>
           <w:sz w:val="22"/>
           <w:szCs w:val="22"/>
         </w:rPr>
@@ -4964,7 +5209,7 @@
       <w:r>
         <w:rPr>
           <w:rFonts w:ascii="Calibri" w:cs="Calibri" w:eastAsia="Calibri" w:hAnsi="Calibri"/>
-          <w:color w:val="222222"/>
+          <w:color w:val="232B3D"/>
           <w:sz w:val="22"/>
           <w:szCs w:val="22"/>
         </w:rPr>
@@ -4978,7 +5223,7 @@
       <w:r>
         <w:rPr>
           <w:rFonts w:ascii="Calibri" w:cs="Calibri" w:eastAsia="Calibri" w:hAnsi="Calibri"/>
-          <w:color w:val="222222"/>
+          <w:color w:val="232B3D"/>
           <w:sz w:val="22"/>
           <w:szCs w:val="22"/>
         </w:rPr>
@@ -4992,7 +5237,7 @@
       <w:r>
         <w:rPr>
           <w:rFonts w:ascii="Calibri" w:cs="Calibri" w:eastAsia="Calibri" w:hAnsi="Calibri"/>
-          <w:color w:val="222222"/>
+          <w:color w:val="232B3D"/>
           <w:sz w:val="22"/>
           <w:szCs w:val="22"/>
         </w:rPr>
@@ -5007,7 +5252,10 @@
     <w:p>
       <w:pPr>
         <w:pStyle w:val="Heading1"/>
-        <w:spacing w:after="180" w:before="360"/>
+        <w:pBdr>
+          <w:bottom w:val="single" w:color="152342" w:sz="10" w:space="8"/>
+        </w:pBdr>
+        <w:spacing w:after="200" w:before="360"/>
       </w:pPr>
       <w:r>
         <w:rPr>
@@ -5028,7 +5276,7 @@
       <w:r>
         <w:rPr>
           <w:rFonts w:ascii="Calibri" w:cs="Calibri" w:eastAsia="Calibri" w:hAnsi="Calibri"/>
-          <w:color w:val="222222"/>
+          <w:color w:val="232B3D"/>
           <w:sz w:val="22"/>
           <w:szCs w:val="22"/>
         </w:rPr>
@@ -5038,6 +5286,9 @@
     <w:p>
       <w:pPr>
         <w:pStyle w:val="Heading2"/>
+        <w:pBdr>
+          <w:bottom w:val="single" w:color="E1E5EC" w:sz="4" w:space="5"/>
+        </w:pBdr>
         <w:spacing w:after="140" w:before="280"/>
       </w:pPr>
       <w:r>
@@ -5059,7 +5310,7 @@
       <w:r>
         <w:rPr>
           <w:rFonts w:ascii="Calibri" w:cs="Calibri" w:eastAsia="Calibri" w:hAnsi="Calibri"/>
-          <w:color w:val="222222"/>
+          <w:color w:val="232B3D"/>
           <w:sz w:val="22"/>
           <w:szCs w:val="22"/>
         </w:rPr>
@@ -5082,6 +5333,9 @@
         <w:gridCol w:w="9360"/>
       </w:tblGrid>
       <w:tr>
+        <w:trPr>
+          <w:cantSplit/>
+        </w:trPr>
         <w:tc>
           <w:tcPr>
             <w:tcW w:type="dxa" w:w="9360"/>
@@ -5111,7 +5365,7 @@
             <w:r>
               <w:rPr>
                 <w:rFonts w:ascii="Calibri" w:cs="Calibri" w:eastAsia="Calibri" w:hAnsi="Calibri"/>
-                <w:color w:val="222222"/>
+                <w:color w:val="232B3D"/>
                 <w:sz w:val="22"/>
                 <w:szCs w:val="22"/>
               </w:rPr>
@@ -5124,6 +5378,9 @@
     <w:p>
       <w:pPr>
         <w:pStyle w:val="Heading2"/>
+        <w:pBdr>
+          <w:bottom w:val="single" w:color="E1E5EC" w:sz="4" w:space="5"/>
+        </w:pBdr>
         <w:spacing w:after="140" w:before="280"/>
       </w:pPr>
       <w:r>
@@ -5145,7 +5402,7 @@
       <w:r>
         <w:rPr>
           <w:rFonts w:ascii="Calibri" w:cs="Calibri" w:eastAsia="Calibri" w:hAnsi="Calibri"/>
-          <w:color w:val="222222"/>
+          <w:color w:val="232B3D"/>
           <w:sz w:val="22"/>
           <w:szCs w:val="22"/>
         </w:rPr>
@@ -5159,7 +5416,7 @@
       <w:r>
         <w:rPr>
           <w:rFonts w:ascii="Calibri" w:cs="Calibri" w:eastAsia="Calibri" w:hAnsi="Calibri"/>
-          <w:color w:val="222222"/>
+          <w:color w:val="232B3D"/>
           <w:sz w:val="22"/>
           <w:szCs w:val="22"/>
         </w:rPr>
@@ -5182,6 +5439,9 @@
         <w:gridCol w:w="9360"/>
       </w:tblGrid>
       <w:tr>
+        <w:trPr>
+          <w:cantSplit/>
+        </w:trPr>
         <w:tc>
           <w:tcPr>
             <w:tcW w:type="dxa" w:w="9360"/>
@@ -5211,7 +5471,7 @@
             <w:r>
               <w:rPr>
                 <w:rFonts w:ascii="Calibri" w:cs="Calibri" w:eastAsia="Calibri" w:hAnsi="Calibri"/>
-                <w:color w:val="222222"/>
+                <w:color w:val="232B3D"/>
                 <w:sz w:val="22"/>
                 <w:szCs w:val="22"/>
               </w:rPr>
@@ -5224,6 +5484,9 @@
     <w:p>
       <w:pPr>
         <w:pStyle w:val="Heading2"/>
+        <w:pBdr>
+          <w:bottom w:val="single" w:color="E1E5EC" w:sz="4" w:space="5"/>
+        </w:pBdr>
         <w:spacing w:after="140" w:before="280"/>
       </w:pPr>
       <w:r>
@@ -5245,7 +5508,7 @@
       <w:r>
         <w:rPr>
           <w:rFonts w:ascii="Calibri" w:cs="Calibri" w:eastAsia="Calibri" w:hAnsi="Calibri"/>
-          <w:color w:val="222222"/>
+          <w:color w:val="232B3D"/>
           <w:sz w:val="22"/>
           <w:szCs w:val="22"/>
         </w:rPr>
@@ -5259,7 +5522,7 @@
       <w:r>
         <w:rPr>
           <w:rFonts w:ascii="Calibri" w:cs="Calibri" w:eastAsia="Calibri" w:hAnsi="Calibri"/>
-          <w:color w:val="222222"/>
+          <w:color w:val="232B3D"/>
           <w:sz w:val="22"/>
           <w:szCs w:val="22"/>
         </w:rPr>
@@ -5278,7 +5541,7 @@
       <w:r>
         <w:rPr>
           <w:rFonts w:ascii="Calibri" w:cs="Calibri" w:eastAsia="Calibri" w:hAnsi="Calibri"/>
-          <w:color w:val="222222"/>
+          <w:color w:val="232B3D"/>
           <w:sz w:val="22"/>
           <w:szCs w:val="22"/>
         </w:rPr>
@@ -5297,7 +5560,7 @@
       <w:r>
         <w:rPr>
           <w:rFonts w:ascii="Calibri" w:cs="Calibri" w:eastAsia="Calibri" w:hAnsi="Calibri"/>
-          <w:color w:val="222222"/>
+          <w:color w:val="232B3D"/>
           <w:sz w:val="22"/>
           <w:szCs w:val="22"/>
         </w:rPr>
@@ -5311,7 +5574,7 @@
       <w:r>
         <w:rPr>
           <w:rFonts w:ascii="Calibri" w:cs="Calibri" w:eastAsia="Calibri" w:hAnsi="Calibri"/>
-          <w:color w:val="222222"/>
+          <w:color w:val="232B3D"/>
           <w:sz w:val="22"/>
           <w:szCs w:val="22"/>
         </w:rPr>
@@ -5323,7 +5586,7 @@
         <w:tblW w:type="dxa" w:w="9360"/>
         <w:tblBorders>
           <w:top w:val="single" w:color="CBD2DE" w:sz="2"/>
-          <w:left w:val="single" w:color="152342" w:sz="18"/>
+          <w:left w:val="single" w:color="B45309" w:sz="18"/>
           <w:bottom w:val="single" w:color="CBD2DE" w:sz="2"/>
           <w:right w:val="single" w:color="CBD2DE" w:sz="2"/>
           <w:insideH w:val="none"/>
@@ -5334,10 +5597,13 @@
         <w:gridCol w:w="9360"/>
       </w:tblGrid>
       <w:tr>
+        <w:trPr>
+          <w:cantSplit/>
+        </w:trPr>
         <w:tc>
           <w:tcPr>
             <w:tcW w:type="dxa" w:w="9360"/>
-            <w:shd w:fill="F0F2F5" w:val="clear"/>
+            <w:shd w:fill="FDF6EC" w:val="clear"/>
             <w:tcMar>
               <w:top w:type="dxa" w:w="120"/>
               <w:left w:type="dxa" w:w="180"/>
@@ -5354,7 +5620,7 @@
                 <w:rFonts w:ascii="Calibri" w:cs="Calibri" w:eastAsia="Calibri" w:hAnsi="Calibri"/>
                 <w:b/>
                 <w:bCs/>
-                <w:color w:val="152342"/>
+                <w:color w:val="B45309"/>
                 <w:sz w:val="22"/>
                 <w:szCs w:val="22"/>
               </w:rPr>
@@ -5363,7 +5629,7 @@
             <w:r>
               <w:rPr>
                 <w:rFonts w:ascii="Calibri" w:cs="Calibri" w:eastAsia="Calibri" w:hAnsi="Calibri"/>
-                <w:color w:val="222222"/>
+                <w:color w:val="232B3D"/>
                 <w:sz w:val="22"/>
                 <w:szCs w:val="22"/>
               </w:rPr>
@@ -5381,7 +5647,10 @@
     <w:p>
       <w:pPr>
         <w:pStyle w:val="Heading1"/>
-        <w:spacing w:after="180" w:before="360"/>
+        <w:pBdr>
+          <w:bottom w:val="single" w:color="152342" w:sz="10" w:space="8"/>
+        </w:pBdr>
+        <w:spacing w:after="200" w:before="360"/>
       </w:pPr>
       <w:r>
         <w:rPr>
@@ -5402,7 +5671,7 @@
       <w:r>
         <w:rPr>
           <w:rFonts w:ascii="Calibri" w:cs="Calibri" w:eastAsia="Calibri" w:hAnsi="Calibri"/>
-          <w:color w:val="222222"/>
+          <w:color w:val="232B3D"/>
           <w:sz w:val="22"/>
           <w:szCs w:val="22"/>
         </w:rPr>
@@ -5412,6 +5681,9 @@
     <w:p>
       <w:pPr>
         <w:pStyle w:val="Heading2"/>
+        <w:pBdr>
+          <w:bottom w:val="single" w:color="E1E5EC" w:sz="4" w:space="5"/>
+        </w:pBdr>
         <w:spacing w:after="140" w:before="280"/>
       </w:pPr>
       <w:r>
@@ -5438,7 +5710,7 @@
       <w:r>
         <w:rPr>
           <w:rFonts w:ascii="Calibri" w:cs="Calibri" w:eastAsia="Calibri" w:hAnsi="Calibri"/>
-          <w:color w:val="222222"/>
+          <w:color w:val="232B3D"/>
           <w:sz w:val="22"/>
           <w:szCs w:val="22"/>
         </w:rPr>
@@ -5457,7 +5729,7 @@
       <w:r>
         <w:rPr>
           <w:rFonts w:ascii="Calibri" w:cs="Calibri" w:eastAsia="Calibri" w:hAnsi="Calibri"/>
-          <w:color w:val="222222"/>
+          <w:color w:val="232B3D"/>
           <w:sz w:val="22"/>
           <w:szCs w:val="22"/>
         </w:rPr>
@@ -5476,7 +5748,7 @@
       <w:r>
         <w:rPr>
           <w:rFonts w:ascii="Calibri" w:cs="Calibri" w:eastAsia="Calibri" w:hAnsi="Calibri"/>
-          <w:color w:val="222222"/>
+          <w:color w:val="232B3D"/>
           <w:sz w:val="22"/>
           <w:szCs w:val="22"/>
         </w:rPr>
@@ -5495,7 +5767,7 @@
       <w:r>
         <w:rPr>
           <w:rFonts w:ascii="Calibri" w:cs="Calibri" w:eastAsia="Calibri" w:hAnsi="Calibri"/>
-          <w:color w:val="222222"/>
+          <w:color w:val="232B3D"/>
           <w:sz w:val="22"/>
           <w:szCs w:val="22"/>
         </w:rPr>
@@ -5505,6 +5777,9 @@
     <w:p>
       <w:pPr>
         <w:pStyle w:val="Heading2"/>
+        <w:pBdr>
+          <w:bottom w:val="single" w:color="E1E5EC" w:sz="4" w:space="5"/>
+        </w:pBdr>
         <w:spacing w:after="140" w:before="280"/>
       </w:pPr>
       <w:r>
@@ -5527,8 +5802,8 @@
           <w:left w:val="single" w:color="CBD2DE" w:sz="2"/>
           <w:bottom w:val="single" w:color="152342" w:sz="4"/>
           <w:right w:val="single" w:color="CBD2DE" w:sz="2"/>
-          <w:insideH w:val="single" w:color="DDE3EC" w:sz="2"/>
-          <w:insideV w:val="single" w:color="DDE3EC" w:sz="2"/>
+          <w:insideH w:val="single" w:color="E1E5EC" w:sz="2"/>
+          <w:insideV w:val="single" w:color="E1E5EC" w:sz="2"/>
         </w:tblBorders>
       </w:tblPr>
       <w:tblGrid>
@@ -5537,6 +5812,7 @@
       </w:tblGrid>
       <w:tr>
         <w:trPr>
+          <w:cantSplit/>
           <w:tblHeader/>
         </w:trPr>
         <w:tc>
@@ -5552,6 +5828,7 @@
           </w:tcPr>
           <w:p>
             <w:pPr>
+              <w:keepNext/>
               <w:spacing w:after="0" w:line="264"/>
             </w:pPr>
             <w:r>
@@ -5580,6 +5857,7 @@
           </w:tcPr>
           <w:p>
             <w:pPr>
+              <w:keepNext/>
               <w:spacing w:after="0" w:line="264"/>
               <w:jc w:val="center"/>
             </w:pPr>
@@ -5598,6 +5876,9 @@
         </w:tc>
       </w:tr>
       <w:tr>
+        <w:trPr>
+          <w:cantSplit/>
+        </w:trPr>
         <w:tc>
           <w:tcPr>
             <w:tcW w:type="dxa" w:w="4200"/>
@@ -5611,12 +5892,13 @@
           </w:tcPr>
           <w:p>
             <w:pPr>
-              <w:spacing w:after="0" w:line="264"/>
-            </w:pPr>
-            <w:r>
-              <w:rPr>
-                <w:rFonts w:ascii="Calibri" w:cs="Calibri" w:eastAsia="Calibri" w:hAnsi="Calibri"/>
-                <w:color w:val="222222"/>
+              <w:keepNext/>
+              <w:spacing w:after="0" w:line="264"/>
+            </w:pPr>
+            <w:r>
+              <w:rPr>
+                <w:rFonts w:ascii="Calibri" w:cs="Calibri" w:eastAsia="Calibri" w:hAnsi="Calibri"/>
+                <w:color w:val="232B3D"/>
                 <w:sz w:val="20"/>
                 <w:szCs w:val="20"/>
               </w:rPr>
@@ -5637,13 +5919,16 @@
           </w:tcPr>
           <w:p>
             <w:pPr>
+              <w:keepNext/>
               <w:spacing w:after="0" w:line="264"/>
               <w:jc w:val="center"/>
             </w:pPr>
             <w:r>
               <w:rPr>
                 <w:rFonts w:ascii="Calibri" w:cs="Calibri" w:eastAsia="Calibri" w:hAnsi="Calibri"/>
-                <w:color w:val="222222"/>
+                <w:b/>
+                <w:bCs/>
+                <w:color w:val="B45309"/>
                 <w:sz w:val="20"/>
                 <w:szCs w:val="20"/>
               </w:rPr>
@@ -5653,6 +5938,71 @@
         </w:tc>
       </w:tr>
       <w:tr>
+        <w:trPr>
+          <w:cantSplit/>
+        </w:trPr>
+        <w:tc>
+          <w:tcPr>
+            <w:tcW w:type="dxa" w:w="4200"/>
+            <w:shd w:fill="F7F8FA" w:val="clear"/>
+            <w:tcMar>
+              <w:top w:type="dxa" w:w="80"/>
+              <w:left w:type="dxa" w:w="120"/>
+              <w:bottom w:type="dxa" w:w="80"/>
+              <w:right w:type="dxa" w:w="120"/>
+            </w:tcMar>
+          </w:tcPr>
+          <w:p>
+            <w:pPr>
+              <w:keepNext/>
+              <w:spacing w:after="0" w:line="264"/>
+            </w:pPr>
+            <w:r>
+              <w:rPr>
+                <w:rFonts w:ascii="Calibri" w:cs="Calibri" w:eastAsia="Calibri" w:hAnsi="Calibri"/>
+                <w:color w:val="232B3D"/>
+                <w:sz w:val="20"/>
+                <w:szCs w:val="20"/>
+              </w:rPr>
+              <w:t xml:space="preserve">Se asigna un responsable</w:t>
+            </w:r>
+          </w:p>
+        </w:tc>
+        <w:tc>
+          <w:tcPr>
+            <w:tcW w:type="dxa" w:w="5160"/>
+            <w:shd w:fill="F7F8FA" w:val="clear"/>
+            <w:tcMar>
+              <w:top w:type="dxa" w:w="80"/>
+              <w:left w:type="dxa" w:w="120"/>
+              <w:bottom w:type="dxa" w:w="80"/>
+              <w:right w:type="dxa" w:w="120"/>
+            </w:tcMar>
+          </w:tcPr>
+          <w:p>
+            <w:pPr>
+              <w:keepNext/>
+              <w:spacing w:after="0" w:line="264"/>
+              <w:jc w:val="center"/>
+            </w:pPr>
+            <w:r>
+              <w:rPr>
+                <w:rFonts w:ascii="Calibri" w:cs="Calibri" w:eastAsia="Calibri" w:hAnsi="Calibri"/>
+                <w:b/>
+                <w:bCs/>
+                <w:color w:val="1D4ED8"/>
+                <w:sz w:val="20"/>
+                <w:szCs w:val="20"/>
+              </w:rPr>
+              <w:t xml:space="preserve">Pasa automáticamente a En proceso</w:t>
+            </w:r>
+          </w:p>
+        </w:tc>
+      </w:tr>
+      <w:tr>
+        <w:trPr>
+          <w:cantSplit/>
+        </w:trPr>
         <w:tc>
           <w:tcPr>
             <w:tcW w:type="dxa" w:w="4200"/>
@@ -5666,16 +6016,17 @@
           </w:tcPr>
           <w:p>
             <w:pPr>
-              <w:spacing w:after="0" w:line="264"/>
-            </w:pPr>
-            <w:r>
-              <w:rPr>
-                <w:rFonts w:ascii="Calibri" w:cs="Calibri" w:eastAsia="Calibri" w:hAnsi="Calibri"/>
-                <w:color w:val="222222"/>
-                <w:sz w:val="20"/>
-                <w:szCs w:val="20"/>
-              </w:rPr>
-              <w:t xml:space="preserve">Se asigna un responsable</w:t>
+              <w:keepNext w:val="false"/>
+              <w:spacing w:after="0" w:line="264"/>
+            </w:pPr>
+            <w:r>
+              <w:rPr>
+                <w:rFonts w:ascii="Calibri" w:cs="Calibri" w:eastAsia="Calibri" w:hAnsi="Calibri"/>
+                <w:color w:val="232B3D"/>
+                <w:sz w:val="20"/>
+                <w:szCs w:val="20"/>
+              </w:rPr>
+              <w:t xml:space="preserve">Se indica fecha de respuesta</w:t>
             </w:r>
           </w:p>
         </w:tc>
@@ -5692,68 +6043,16 @@
           </w:tcPr>
           <w:p>
             <w:pPr>
+              <w:keepNext w:val="false"/>
               <w:spacing w:after="0" w:line="264"/>
               <w:jc w:val="center"/>
             </w:pPr>
             <w:r>
               <w:rPr>
                 <w:rFonts w:ascii="Calibri" w:cs="Calibri" w:eastAsia="Calibri" w:hAnsi="Calibri"/>
-                <w:color w:val="222222"/>
-                <w:sz w:val="20"/>
-                <w:szCs w:val="20"/>
-              </w:rPr>
-              <w:t xml:space="preserve">Pasa automáticamente a En proceso</w:t>
-            </w:r>
-          </w:p>
-        </w:tc>
-      </w:tr>
-      <w:tr>
-        <w:tc>
-          <w:tcPr>
-            <w:tcW w:type="dxa" w:w="4200"/>
-            <w:shd w:fill="FFFFFF" w:val="clear"/>
-            <w:tcMar>
-              <w:top w:type="dxa" w:w="80"/>
-              <w:left w:type="dxa" w:w="120"/>
-              <w:bottom w:type="dxa" w:w="80"/>
-              <w:right w:type="dxa" w:w="120"/>
-            </w:tcMar>
-          </w:tcPr>
-          <w:p>
-            <w:pPr>
-              <w:spacing w:after="0" w:line="264"/>
-            </w:pPr>
-            <w:r>
-              <w:rPr>
-                <w:rFonts w:ascii="Calibri" w:cs="Calibri" w:eastAsia="Calibri" w:hAnsi="Calibri"/>
-                <w:color w:val="222222"/>
-                <w:sz w:val="20"/>
-                <w:szCs w:val="20"/>
-              </w:rPr>
-              <w:t xml:space="preserve">Se indica fecha de respuesta</w:t>
-            </w:r>
-          </w:p>
-        </w:tc>
-        <w:tc>
-          <w:tcPr>
-            <w:tcW w:type="dxa" w:w="5160"/>
-            <w:shd w:fill="FFFFFF" w:val="clear"/>
-            <w:tcMar>
-              <w:top w:type="dxa" w:w="80"/>
-              <w:left w:type="dxa" w:w="120"/>
-              <w:bottom w:type="dxa" w:w="80"/>
-              <w:right w:type="dxa" w:w="120"/>
-            </w:tcMar>
-          </w:tcPr>
-          <w:p>
-            <w:pPr>
-              <w:spacing w:after="0" w:line="264"/>
-              <w:jc w:val="center"/>
-            </w:pPr>
-            <w:r>
-              <w:rPr>
-                <w:rFonts w:ascii="Calibri" w:cs="Calibri" w:eastAsia="Calibri" w:hAnsi="Calibri"/>
-                <w:color w:val="222222"/>
+                <w:b/>
+                <w:bCs/>
+                <w:color w:val="15803D"/>
                 <w:sz w:val="20"/>
                 <w:szCs w:val="20"/>
               </w:rPr>
@@ -5775,7 +6074,7 @@
       <w:r>
         <w:rPr>
           <w:rFonts w:ascii="Calibri" w:cs="Calibri" w:eastAsia="Calibri" w:hAnsi="Calibri"/>
-          <w:color w:val="222222"/>
+          <w:color w:val="232B3D"/>
           <w:sz w:val="22"/>
           <w:szCs w:val="22"/>
         </w:rPr>
@@ -5784,7 +6083,26 @@
     </w:p>
     <w:p>
       <w:pPr>
+        <w:spacing w:after="120" w:line="276"/>
+      </w:pPr>
+      <w:r>
+        <w:rPr>
+          <w:rFonts w:ascii="Calibri" w:cs="Calibri" w:eastAsia="Calibri" w:hAnsi="Calibri"/>
+          <w:i/>
+          <w:iCs/>
+          <w:color w:val="5A6B8C"/>
+          <w:sz w:val="20"/>
+          <w:szCs w:val="20"/>
+        </w:rPr>
+        <w:t xml:space="preserve">En la pestaña Oficios cada estado se muestra con este mismo color, para reconocerlo de un vistazo.</w:t>
+      </w:r>
+    </w:p>
+    <w:p>
+      <w:pPr>
         <w:pStyle w:val="Heading2"/>
+        <w:pBdr>
+          <w:bottom w:val="single" w:color="E1E5EC" w:sz="4" w:space="5"/>
+        </w:pBdr>
         <w:spacing w:after="140" w:before="280"/>
       </w:pPr>
       <w:r>
@@ -5811,7 +6129,7 @@
       <w:r>
         <w:rPr>
           <w:rFonts w:ascii="Calibri" w:cs="Calibri" w:eastAsia="Calibri" w:hAnsi="Calibri"/>
-          <w:color w:val="222222"/>
+          <w:color w:val="232B3D"/>
           <w:sz w:val="22"/>
           <w:szCs w:val="22"/>
         </w:rPr>
@@ -5830,7 +6148,7 @@
       <w:r>
         <w:rPr>
           <w:rFonts w:ascii="Calibri" w:cs="Calibri" w:eastAsia="Calibri" w:hAnsi="Calibri"/>
-          <w:color w:val="222222"/>
+          <w:color w:val="232B3D"/>
           <w:sz w:val="22"/>
           <w:szCs w:val="22"/>
         </w:rPr>
@@ -5840,6 +6158,9 @@
     <w:p>
       <w:pPr>
         <w:pStyle w:val="Heading2"/>
+        <w:pBdr>
+          <w:bottom w:val="single" w:color="E1E5EC" w:sz="4" w:space="5"/>
+        </w:pBdr>
         <w:spacing w:after="140" w:before="280"/>
       </w:pPr>
       <w:r>
@@ -5861,7 +6182,7 @@
       <w:r>
         <w:rPr>
           <w:rFonts w:ascii="Calibri" w:cs="Calibri" w:eastAsia="Calibri" w:hAnsi="Calibri"/>
-          <w:color w:val="222222"/>
+          <w:color w:val="232B3D"/>
           <w:sz w:val="22"/>
           <w:szCs w:val="22"/>
         </w:rPr>
@@ -5876,7 +6197,10 @@
     <w:p>
       <w:pPr>
         <w:pStyle w:val="Heading1"/>
-        <w:spacing w:after="180" w:before="360"/>
+        <w:pBdr>
+          <w:bottom w:val="single" w:color="152342" w:sz="10" w:space="8"/>
+        </w:pBdr>
+        <w:spacing w:after="200" w:before="360"/>
       </w:pPr>
       <w:r>
         <w:rPr>
@@ -5900,7 +6224,7 @@
           <w:rFonts w:ascii="Calibri" w:cs="Calibri" w:eastAsia="Calibri" w:hAnsi="Calibri"/>
           <w:b/>
           <w:bCs/>
-          <w:color w:val="333333"/>
+          <w:color w:val="5A6B8C"/>
           <w:sz w:val="23"/>
           <w:szCs w:val="23"/>
         </w:rPr>
@@ -5914,7 +6238,7 @@
       <w:r>
         <w:rPr>
           <w:rFonts w:ascii="Calibri" w:cs="Calibri" w:eastAsia="Calibri" w:hAnsi="Calibri"/>
-          <w:color w:val="222222"/>
+          <w:color w:val="232B3D"/>
           <w:sz w:val="22"/>
           <w:szCs w:val="22"/>
         </w:rPr>
@@ -5931,7 +6255,7 @@
           <w:rFonts w:ascii="Calibri" w:cs="Calibri" w:eastAsia="Calibri" w:hAnsi="Calibri"/>
           <w:b/>
           <w:bCs/>
-          <w:color w:val="333333"/>
+          <w:color w:val="5A6B8C"/>
           <w:sz w:val="23"/>
           <w:szCs w:val="23"/>
         </w:rPr>
@@ -5945,7 +6269,7 @@
       <w:r>
         <w:rPr>
           <w:rFonts w:ascii="Calibri" w:cs="Calibri" w:eastAsia="Calibri" w:hAnsi="Calibri"/>
-          <w:color w:val="222222"/>
+          <w:color w:val="232B3D"/>
           <w:sz w:val="22"/>
           <w:szCs w:val="22"/>
         </w:rPr>
@@ -5962,7 +6286,7 @@
           <w:rFonts w:ascii="Calibri" w:cs="Calibri" w:eastAsia="Calibri" w:hAnsi="Calibri"/>
           <w:b/>
           <w:bCs/>
-          <w:color w:val="333333"/>
+          <w:color w:val="5A6B8C"/>
           <w:sz w:val="23"/>
           <w:szCs w:val="23"/>
         </w:rPr>
@@ -5976,7 +6300,7 @@
       <w:r>
         <w:rPr>
           <w:rFonts w:ascii="Calibri" w:cs="Calibri" w:eastAsia="Calibri" w:hAnsi="Calibri"/>
-          <w:color w:val="222222"/>
+          <w:color w:val="232B3D"/>
           <w:sz w:val="22"/>
           <w:szCs w:val="22"/>
         </w:rPr>
@@ -5993,7 +6317,7 @@
           <w:rFonts w:ascii="Calibri" w:cs="Calibri" w:eastAsia="Calibri" w:hAnsi="Calibri"/>
           <w:b/>
           <w:bCs/>
-          <w:color w:val="333333"/>
+          <w:color w:val="5A6B8C"/>
           <w:sz w:val="23"/>
           <w:szCs w:val="23"/>
         </w:rPr>
@@ -6007,7 +6331,7 @@
       <w:r>
         <w:rPr>
           <w:rFonts w:ascii="Calibri" w:cs="Calibri" w:eastAsia="Calibri" w:hAnsi="Calibri"/>
-          <w:color w:val="222222"/>
+          <w:color w:val="232B3D"/>
           <w:sz w:val="22"/>
           <w:szCs w:val="22"/>
         </w:rPr>
@@ -6024,7 +6348,7 @@
           <w:rFonts w:ascii="Calibri" w:cs="Calibri" w:eastAsia="Calibri" w:hAnsi="Calibri"/>
           <w:b/>
           <w:bCs/>
-          <w:color w:val="333333"/>
+          <w:color w:val="5A6B8C"/>
           <w:sz w:val="23"/>
           <w:szCs w:val="23"/>
         </w:rPr>
@@ -6038,7 +6362,7 @@
       <w:r>
         <w:rPr>
           <w:rFonts w:ascii="Calibri" w:cs="Calibri" w:eastAsia="Calibri" w:hAnsi="Calibri"/>
-          <w:color w:val="222222"/>
+          <w:color w:val="232B3D"/>
           <w:sz w:val="22"/>
           <w:szCs w:val="22"/>
         </w:rPr>
@@ -6055,7 +6379,7 @@
           <w:rFonts w:ascii="Calibri" w:cs="Calibri" w:eastAsia="Calibri" w:hAnsi="Calibri"/>
           <w:b/>
           <w:bCs/>
-          <w:color w:val="333333"/>
+          <w:color w:val="5A6B8C"/>
           <w:sz w:val="23"/>
           <w:szCs w:val="23"/>
         </w:rPr>
@@ -6069,7 +6393,7 @@
       <w:r>
         <w:rPr>
           <w:rFonts w:ascii="Calibri" w:cs="Calibri" w:eastAsia="Calibri" w:hAnsi="Calibri"/>
-          <w:color w:val="222222"/>
+          <w:color w:val="232B3D"/>
           <w:sz w:val="22"/>
           <w:szCs w:val="22"/>
         </w:rPr>
@@ -6086,7 +6410,7 @@
           <w:rFonts w:ascii="Calibri" w:cs="Calibri" w:eastAsia="Calibri" w:hAnsi="Calibri"/>
           <w:b/>
           <w:bCs/>
-          <w:color w:val="333333"/>
+          <w:color w:val="5A6B8C"/>
           <w:sz w:val="23"/>
           <w:szCs w:val="23"/>
         </w:rPr>
@@ -6100,7 +6424,7 @@
       <w:r>
         <w:rPr>
           <w:rFonts w:ascii="Calibri" w:cs="Calibri" w:eastAsia="Calibri" w:hAnsi="Calibri"/>
-          <w:color w:val="222222"/>
+          <w:color w:val="232B3D"/>
           <w:sz w:val="22"/>
           <w:szCs w:val="22"/>
         </w:rPr>
@@ -6123,7 +6447,7 @@
       <w:r>
         <w:rPr>
           <w:rFonts w:ascii="Calibri" w:cs="Calibri" w:eastAsia="Calibri" w:hAnsi="Calibri"/>
-          <w:color w:val="6B7280"/>
+          <w:color w:val="5A6B8C"/>
           <w:sz w:val="18"/>
           <w:szCs w:val="18"/>
         </w:rPr>
@@ -6188,12 +6512,27 @@
 <w:ftr xmlns:wpc="http://schemas.microsoft.com/office/word/2010/wordprocessingCanvas" xmlns:mc="http://schemas.openxmlformats.org/markup-compatibility/2006" xmlns:o="urn:schemas-microsoft-com:office:office" xmlns:r="http://schemas.openxmlformats.org/officeDocument/2006/relationships" xmlns:m="http://schemas.openxmlformats.org/officeDocument/2006/math" xmlns:v="urn:schemas-microsoft-com:vml" xmlns:wp14="http://schemas.microsoft.com/office/word/2010/wordprocessingDrawing" xmlns:wp="http://schemas.openxmlformats.org/drawingml/2006/wordprocessingDrawing" xmlns:w10="urn:schemas-microsoft-com:office:word" xmlns:w="http://schemas.openxmlformats.org/wordprocessingml/2006/main" xmlns:w14="http://schemas.microsoft.com/office/word/2010/wordml" xmlns:w15="http://schemas.microsoft.com/office/word/2012/wordml" xmlns:wpg="http://schemas.microsoft.com/office/word/2010/wordprocessingGroup" xmlns:wpi="http://schemas.microsoft.com/office/word/2010/wordprocessingInk" xmlns:wne="http://schemas.microsoft.com/office/word/2006/wordml" xmlns:wps="http://schemas.microsoft.com/office/word/2010/wordprocessingShape">
   <w:p>
     <w:pPr>
+      <w:pBdr>
+        <w:top w:val="single" w:color="E1E5EC" w:sz="4" w:space="8"/>
+      </w:pBdr>
+      <w:spacing w:before="120"/>
       <w:jc w:val="center"/>
     </w:pPr>
     <w:r>
       <w:rPr>
         <w:rFonts w:ascii="Calibri" w:cs="Calibri" w:eastAsia="Calibri" w:hAnsi="Calibri"/>
-        <w:color w:val="6B7280"/>
+        <w:color w:val="5A6B8C"/>
+        <w:sz w:val="16"/>
+        <w:szCs w:val="16"/>
+      </w:rPr>
+      <w:t xml:space="preserve">Control de Oficios  ·  Unidad de Cumplimiento  ·  </w:t>
+    </w:r>
+    <w:r>
+      <w:rPr>
+        <w:rFonts w:ascii="Calibri" w:cs="Calibri" w:eastAsia="Calibri" w:hAnsi="Calibri"/>
+        <w:b/>
+        <w:bCs/>
+        <w:color w:val="152342"/>
         <w:sz w:val="18"/>
         <w:szCs w:val="18"/>
       </w:rPr>

--- a/Manual de usuario - Control de Oficios.docx
+++ b/Manual de usuario - Control de Oficios.docx
@@ -1430,7 +1430,7 @@
           <w:sz w:val="22"/>
           <w:szCs w:val="22"/>
         </w:rPr>
-        <w:t xml:space="preserve">Control de Oficios es la aplicación de la Unidad de Cumplimiento para registrar y hacer seguimiento a los oficios y circulares que llegan al área. Sustituye al archivo Excel que se venía usando y conserva la numeración desde el último oficio registrado en él.</w:t>
+        <w:t xml:space="preserve">Control de Oficios es la aplicación de la Unidad de Cumplimiento para registrar y dar seguimiento a los oficios y circulares que recibe el área.</w:t>
       </w:r>
     </w:p>
     <w:p>
@@ -1444,7 +1444,7 @@
           <w:sz w:val="22"/>
           <w:szCs w:val="22"/>
         </w:rPr>
-        <w:t xml:space="preserve">Toda la información se guarda cifrada y cada acción que modifica datos queda registrada en una bitácora de auditoría.</w:t>
+        <w:t xml:space="preserve">Constituye un complemento de la matriz de control que se venía utilizando: centraliza el registro, asigna la numeración de forma automática y permite consultar en cualquier momento la situación de cada requerimiento.</w:t>
       </w:r>
     </w:p>
     <w:p>
@@ -1478,7 +1478,7 @@
           <w:sz w:val="22"/>
           <w:szCs w:val="22"/>
         </w:rPr>
-        <w:t xml:space="preserve">Lo que cada persona puede hacer depende de su rol. Este manual está organizado de menor a mayor alcance: cada rol incluye todo lo del anterior y añade sus propias funciones.</w:t>
+        <w:t xml:space="preserve">Las funciones disponibles dependen del rol asignado a cada cuenta. Este manual se ha ordenado de menor a mayor alcance: cada rol comprende las funciones del anterior y añade las propias.</w:t>
       </w:r>
     </w:p>
     <w:tbl>
@@ -1617,7 +1617,7 @@
                 <w:sz w:val="20"/>
                 <w:szCs w:val="20"/>
               </w:rPr>
-              <w:t xml:space="preserve">Registra y atiende sus propios oficios</w:t>
+              <w:t xml:space="preserve">Registra y atiende los oficios a su cargo</w:t>
             </w:r>
           </w:p>
         </w:tc>
@@ -1677,7 +1677,7 @@
                 <w:sz w:val="20"/>
                 <w:szCs w:val="20"/>
               </w:rPr>
-              <w:t xml:space="preserve">Todo lo anterior + gestiona todos los oficios y a los usuarios</w:t>
+              <w:t xml:space="preserve">Lo anterior, más la gestión de todos los oficios y de las cuentas</w:t>
             </w:r>
           </w:p>
         </w:tc>
@@ -1737,7 +1737,7 @@
                 <w:sz w:val="20"/>
                 <w:szCs w:val="20"/>
               </w:rPr>
-              <w:t xml:space="preserve">Todo lo anterior + crea administradores y controla las copias de seguridad</w:t>
+              <w:t xml:space="preserve">Lo anterior, más la creación de administradores y las copias de seguridad</w:t>
             </w:r>
           </w:p>
         </w:tc>
@@ -1800,7 +1800,7 @@
                 <w:sz w:val="22"/>
                 <w:szCs w:val="22"/>
               </w:rPr>
-              <w:t xml:space="preserve">el primer usuario que se crea al instalar la aplicación es siempre el superusuario y no puede eliminarse.</w:t>
+              <w:t xml:space="preserve">la primera cuenta que se crea al instalar la aplicación corresponde al superusuario y no puede eliminarse.</w:t>
             </w:r>
           </w:p>
         </w:tc>
@@ -1881,7 +1881,7 @@
           <w:sz w:val="22"/>
           <w:szCs w:val="22"/>
         </w:rPr>
-        <w:t xml:space="preserve">Escriba su usuario y su contraseña.</w:t>
+        <w:t xml:space="preserve">Indique su usuario y su contraseña.</w:t>
       </w:r>
     </w:p>
     <w:p>
@@ -1914,7 +1914,7 @@
           <w:sz w:val="22"/>
           <w:szCs w:val="22"/>
         </w:rPr>
-        <w:t xml:space="preserve">Si es la primera vez que se usa la aplicación en el equipo, la pantalla pedirá crear la cuenta de superusuario en lugar de pedir el ingreso.</w:t>
+        <w:t xml:space="preserve">Cuando la aplicación se utiliza por primera vez, la pantalla inicial solicita crear la cuenta de superusuario en lugar del ingreso habitual.</w:t>
       </w:r>
     </w:p>
     <w:p>
@@ -1948,7 +1948,7 @@
           <w:sz w:val="22"/>
           <w:szCs w:val="22"/>
         </w:rPr>
-        <w:t xml:space="preserve">Cualquier persona, sea cual sea su rol, puede cambiar su contraseña sin ayuda de nadie:</w:t>
+        <w:t xml:space="preserve">Todo usuario puede modificar su contraseña por sí mismo, con independencia de su rol:</w:t>
       </w:r>
     </w:p>
     <w:p>
@@ -1967,7 +1967,7 @@
           <w:sz w:val="22"/>
           <w:szCs w:val="22"/>
         </w:rPr>
-        <w:t xml:space="preserve">Pulse Cambiar contraseña, en la cabecera azul.</w:t>
+        <w:t xml:space="preserve">Pulse Cambiar contraseña, en la cabecera de la ventana.</w:t>
       </w:r>
     </w:p>
     <w:p>
@@ -1986,7 +1986,7 @@
           <w:sz w:val="22"/>
           <w:szCs w:val="22"/>
         </w:rPr>
-        <w:t xml:space="preserve">Escriba su contraseña actual.</w:t>
+        <w:t xml:space="preserve">Indique su contraseña actual.</w:t>
       </w:r>
     </w:p>
     <w:p>
@@ -2070,7 +2070,7 @@
                 <w:sz w:val="22"/>
                 <w:szCs w:val="22"/>
               </w:rPr>
-              <w:t xml:space="preserve">¿Por qué pide la contraseña actual?  </w:t>
+              <w:t xml:space="preserve">¿Por qué se solicita la contraseña actual?  </w:t>
             </w:r>
             <w:r>
               <w:rPr>
@@ -2079,7 +2079,7 @@
                 <w:sz w:val="22"/>
                 <w:szCs w:val="22"/>
               </w:rPr>
-              <w:t xml:space="preserve">Para que nadie que encuentre su sesión abierta pueda cambiarla y dejarlo fuera del sistema.</w:t>
+              <w:t xml:space="preserve">Es una medida de seguridad: impide que un tercero la modifique si la sesión queda abierta.</w:t>
             </w:r>
           </w:p>
         </w:tc>
@@ -2101,7 +2101,7 @@
           <w:sz w:val="22"/>
           <w:szCs w:val="22"/>
         </w:rPr>
-        <w:t xml:space="preserve">Si olvidó su contraseña y no puede ingresar, pida a un administrador o al superusuario que se la restablezca (ver el apartado 4.3).</w:t>
+        <w:t xml:space="preserve">Si ha olvidado su contraseña y no puede ingresar, solicite su restablecimiento a un administrador o al superusuario (apartado 4.3).</w:t>
       </w:r>
     </w:p>
     <w:p>
@@ -2135,7 +2135,7 @@
           <w:sz w:val="22"/>
           <w:szCs w:val="22"/>
         </w:rPr>
-        <w:t xml:space="preserve">Pulse Cerrar sesión en la cabecera y confirme. La aplicación vuelve a la pantalla de ingreso y otra persona puede entrar con su propio usuario.</w:t>
+        <w:t xml:space="preserve">Pulse Cerrar sesión en la cabecera y confirme la operación. La aplicación regresa a la pantalla de ingreso, de modo que otra persona pueda acceder con su propia cuenta.</w:t>
       </w:r>
     </w:p>
     <w:p>
@@ -2172,8 +2172,8 @@
       </w:tblPr>
       <w:tblGrid>
         <w:gridCol w:w="2400"/>
-        <w:gridCol w:w="4560"/>
-        <w:gridCol w:w="2400"/>
+        <w:gridCol w:w="4360"/>
+        <w:gridCol w:w="2600"/>
       </w:tblGrid>
       <w:tr>
         <w:trPr>
@@ -2211,7 +2211,7 @@
         </w:tc>
         <w:tc>
           <w:tcPr>
-            <w:tcW w:type="dxa" w:w="4560"/>
+            <w:tcW w:type="dxa" w:w="4360"/>
             <w:shd w:fill="152342" w:val="clear"/>
             <w:tcMar>
               <w:top w:type="dxa" w:w="80"/>
@@ -2235,13 +2235,13 @@
                 <w:sz w:val="20"/>
                 <w:szCs w:val="20"/>
               </w:rPr>
-              <w:t xml:space="preserve">Para qué sirve</w:t>
-            </w:r>
-          </w:p>
-        </w:tc>
-        <w:tc>
-          <w:tcPr>
-            <w:tcW w:type="dxa" w:w="2400"/>
+              <w:t xml:space="preserve">Función</w:t>
+            </w:r>
+          </w:p>
+        </w:tc>
+        <w:tc>
+          <w:tcPr>
+            <w:tcW w:type="dxa" w:w="2600"/>
             <w:shd w:fill="152342" w:val="clear"/>
             <w:tcMar>
               <w:top w:type="dxa" w:w="80"/>
@@ -2265,7 +2265,7 @@
                 <w:sz w:val="20"/>
                 <w:szCs w:val="20"/>
               </w:rPr>
-              <w:t xml:space="preserve">Quién la ve</w:t>
+              <w:t xml:space="preserve">Quién la visualiza</w:t>
             </w:r>
           </w:p>
         </w:tc>
@@ -2303,7 +2303,7 @@
         </w:tc>
         <w:tc>
           <w:tcPr>
-            <w:tcW w:type="dxa" w:w="4560"/>
+            <w:tcW w:type="dxa" w:w="4360"/>
             <w:shd w:fill="FFFFFF" w:val="clear"/>
             <w:tcMar>
               <w:top w:type="dxa" w:w="80"/>
@@ -2325,13 +2325,13 @@
                 <w:sz w:val="20"/>
                 <w:szCs w:val="20"/>
               </w:rPr>
-              <w:t xml:space="preserve">Dar de alta un oficio nuevo</w:t>
-            </w:r>
-          </w:p>
-        </w:tc>
-        <w:tc>
-          <w:tcPr>
-            <w:tcW w:type="dxa" w:w="2400"/>
+              <w:t xml:space="preserve">Alta de un oficio nuevo</w:t>
+            </w:r>
+          </w:p>
+        </w:tc>
+        <w:tc>
+          <w:tcPr>
+            <w:tcW w:type="dxa" w:w="2600"/>
             <w:shd w:fill="FFFFFF" w:val="clear"/>
             <w:tcMar>
               <w:top w:type="dxa" w:w="80"/>
@@ -2391,7 +2391,7 @@
         </w:tc>
         <w:tc>
           <w:tcPr>
-            <w:tcW w:type="dxa" w:w="4560"/>
+            <w:tcW w:type="dxa" w:w="4360"/>
             <w:shd w:fill="F7F8FA" w:val="clear"/>
             <w:tcMar>
               <w:top w:type="dxa" w:w="80"/>
@@ -2413,13 +2413,13 @@
                 <w:sz w:val="20"/>
                 <w:szCs w:val="20"/>
               </w:rPr>
-              <w:t xml:space="preserve">Buscar, consultar y modificar oficios</w:t>
-            </w:r>
-          </w:p>
-        </w:tc>
-        <w:tc>
-          <w:tcPr>
-            <w:tcW w:type="dxa" w:w="2400"/>
+              <w:t xml:space="preserve">Consulta y modificación de oficios</w:t>
+            </w:r>
+          </w:p>
+        </w:tc>
+        <w:tc>
+          <w:tcPr>
+            <w:tcW w:type="dxa" w:w="2600"/>
             <w:shd w:fill="F7F8FA" w:val="clear"/>
             <w:tcMar>
               <w:top w:type="dxa" w:w="80"/>
@@ -2479,7 +2479,7 @@
         </w:tc>
         <w:tc>
           <w:tcPr>
-            <w:tcW w:type="dxa" w:w="4560"/>
+            <w:tcW w:type="dxa" w:w="4360"/>
             <w:shd w:fill="FFFFFF" w:val="clear"/>
             <w:tcMar>
               <w:top w:type="dxa" w:w="80"/>
@@ -2507,7 +2507,7 @@
         </w:tc>
         <w:tc>
           <w:tcPr>
-            <w:tcW w:type="dxa" w:w="2400"/>
+            <w:tcW w:type="dxa" w:w="2600"/>
             <w:shd w:fill="FFFFFF" w:val="clear"/>
             <w:tcMar>
               <w:top w:type="dxa" w:w="80"/>
@@ -2567,7 +2567,7 @@
         </w:tc>
         <w:tc>
           <w:tcPr>
-            <w:tcW w:type="dxa" w:w="4560"/>
+            <w:tcW w:type="dxa" w:w="4360"/>
             <w:shd w:fill="F7F8FA" w:val="clear"/>
             <w:tcMar>
               <w:top w:type="dxa" w:w="80"/>
@@ -2589,13 +2589,13 @@
                 <w:sz w:val="20"/>
                 <w:szCs w:val="20"/>
               </w:rPr>
-              <w:t xml:space="preserve">Crear y gestionar cuentas</w:t>
-            </w:r>
-          </w:p>
-        </w:tc>
-        <w:tc>
-          <w:tcPr>
-            <w:tcW w:type="dxa" w:w="2400"/>
+              <w:t xml:space="preserve">Administración de cuentas</w:t>
+            </w:r>
+          </w:p>
+        </w:tc>
+        <w:tc>
+          <w:tcPr>
+            <w:tcW w:type="dxa" w:w="2600"/>
             <w:shd w:fill="F7F8FA" w:val="clear"/>
             <w:tcMar>
               <w:top w:type="dxa" w:w="80"/>
@@ -2655,7 +2655,7 @@
         </w:tc>
         <w:tc>
           <w:tcPr>
-            <w:tcW w:type="dxa" w:w="4560"/>
+            <w:tcW w:type="dxa" w:w="4360"/>
             <w:shd w:fill="FFFFFF" w:val="clear"/>
             <w:tcMar>
               <w:top w:type="dxa" w:w="80"/>
@@ -2683,7 +2683,7 @@
         </w:tc>
         <w:tc>
           <w:tcPr>
-            <w:tcW w:type="dxa" w:w="2400"/>
+            <w:tcW w:type="dxa" w:w="2600"/>
             <w:shd w:fill="FFFFFF" w:val="clear"/>
             <w:tcMar>
               <w:top w:type="dxa" w:w="80"/>
@@ -2747,7 +2747,7 @@
           <w:sz w:val="22"/>
           <w:szCs w:val="22"/>
         </w:rPr>
-        <w:t xml:space="preserve">El usuario registra los oficios que le corresponden y les da seguimiento hasta finalizarlos.</w:t>
+        <w:t xml:space="preserve">El usuario registra los oficios que le corresponden y les da seguimiento hasta su finalización.</w:t>
       </w:r>
     </w:p>
     <w:tbl>
@@ -2793,7 +2793,7 @@
                 <w:sz w:val="22"/>
                 <w:szCs w:val="22"/>
               </w:rPr>
-              <w:t xml:space="preserve">Qué ve un usuario:  </w:t>
+              <w:t xml:space="preserve">Alcance de la consulta:  </w:t>
             </w:r>
             <w:r>
               <w:rPr>
@@ -2802,7 +2802,7 @@
                 <w:sz w:val="22"/>
                 <w:szCs w:val="22"/>
               </w:rPr>
-              <w:t xml:space="preserve">únicamente los oficios que él registró o que tiene asignados. No ve los del resto del equipo.</w:t>
+              <w:t xml:space="preserve">el usuario visualiza únicamente los oficios que ha registrado o que tiene asignados; no accede a los del resto del equipo.</w:t>
             </w:r>
           </w:p>
         </w:tc>
@@ -2839,7 +2839,7 @@
           <w:sz w:val="22"/>
           <w:szCs w:val="22"/>
         </w:rPr>
-        <w:t xml:space="preserve">En la pestaña Registrar oficio complete el formulario. Los campos con asterisco (*) son obligatorios.</w:t>
+        <w:t xml:space="preserve">En la pestaña Registrar oficio complete el formulario. Los campos señalados con asterisco (*) son obligatorios.</w:t>
       </w:r>
     </w:p>
     <w:tbl>
@@ -2949,7 +2949,7 @@
                 <w:sz w:val="20"/>
                 <w:szCs w:val="20"/>
               </w:rPr>
-              <w:t xml:space="preserve">Notas</w:t>
+              <w:t xml:space="preserve">Observaciones</w:t>
             </w:r>
           </w:p>
         </w:tc>
@@ -3037,7 +3037,7 @@
                 <w:sz w:val="20"/>
                 <w:szCs w:val="20"/>
               </w:rPr>
-              <w:t xml:space="preserve">No puede repetirse</w:t>
+              <w:t xml:space="preserve">No admite duplicados</w:t>
             </w:r>
           </w:p>
         </w:tc>
@@ -3477,7 +3477,7 @@
                 <w:sz w:val="20"/>
                 <w:szCs w:val="20"/>
               </w:rPr>
-              <w:t xml:space="preserve">Si la indica, el oficio se finaliza</w:t>
+              <w:t xml:space="preserve">Al indicarla, el oficio se finaliza</w:t>
             </w:r>
           </w:p>
         </w:tc>
@@ -3565,7 +3565,7 @@
                 <w:sz w:val="20"/>
                 <w:szCs w:val="20"/>
               </w:rPr>
-              <w:t xml:space="preserve">Es usted; se asigna solo</w:t>
+              <w:t xml:space="preserve">Se asigna automáticamente al usuario</w:t>
             </w:r>
           </w:p>
         </w:tc>
@@ -3741,7 +3741,7 @@
                 <w:sz w:val="20"/>
                 <w:szCs w:val="20"/>
               </w:rPr>
-              <w:t xml:space="preserve">Se puede editar después</w:t>
+              <w:t xml:space="preserve">Puede modificarse posteriormente</w:t>
             </w:r>
           </w:p>
         </w:tc>
@@ -3763,7 +3763,7 @@
           <w:sz w:val="22"/>
           <w:szCs w:val="22"/>
         </w:rPr>
-        <w:t xml:space="preserve">Al guardar, el sistema asigna automáticamente la Referencia UDC, con el formato REQ-INF-año-número (por ejemplo REQ-INF-2026-0242). Esa referencia no se escribe a mano y no se repite nunca.</w:t>
+        <w:t xml:space="preserve">Al guardar, la aplicación asigna automáticamente la Referencia UDC, con el formato REQ-INF-año-secuencial (por ejemplo, REQ-INF-2026-0242). Esta referencia no se digita y no se repite.</w:t>
       </w:r>
     </w:p>
     <w:tbl>
@@ -3809,7 +3809,7 @@
                 <w:sz w:val="22"/>
                 <w:szCs w:val="22"/>
               </w:rPr>
-              <w:t xml:space="preserve">Auto-asignación:  </w:t>
+              <w:t xml:space="preserve">Asignación automática:  </w:t>
             </w:r>
             <w:r>
               <w:rPr>
@@ -3818,7 +3818,7 @@
                 <w:sz w:val="22"/>
                 <w:szCs w:val="22"/>
               </w:rPr>
-              <w:t xml:space="preserve">los oficios que usted registra quedan asignados a usted. Para asignarlos a otra persona hace falta un administrador.</w:t>
+              <w:t xml:space="preserve">los oficios registrados por un usuario quedan a su cargo. Su asignación a otra persona corresponde a un administrador.</w:t>
             </w:r>
           </w:p>
         </w:tc>
@@ -3855,7 +3855,7 @@
           <w:sz w:val="22"/>
           <w:szCs w:val="22"/>
         </w:rPr>
-        <w:t xml:space="preserve">En la pestaña Oficios, el panel Buscar oficios permite filtrar de dos formas, que pueden combinarse:</w:t>
+        <w:t xml:space="preserve">En la pestaña Oficios, el panel Buscar oficios permite filtrar por dos criterios, que pueden combinarse:</w:t>
       </w:r>
     </w:p>
     <w:p>
@@ -3886,7 +3886,7 @@
           <w:sz w:val="22"/>
           <w:szCs w:val="22"/>
         </w:rPr>
-        <w:t xml:space="preserve">Elija el campo (Referencia UDC, Referencia oficio, Causal oficio o Referencia SB), escriba lo que busca y pulse Buscar. No hace falta escribir el valor completo ni respetar mayúsculas.</w:t>
+        <w:t xml:space="preserve">Seleccione el campo (Referencia UDC, Referencia oficio, Causal oficio o Referencia SB), indique el texto y pulse Buscar. No es necesario escribir el valor completo ni respetar mayúsculas.</w:t>
       </w:r>
     </w:p>
     <w:p>
@@ -3917,7 +3917,7 @@
           <w:sz w:val="22"/>
           <w:szCs w:val="22"/>
         </w:rPr>
-        <w:t xml:space="preserve">Elija el tipo de fecha (de oficio, de recepción o de respuesta) y el rango desde–hasta. Ambos extremos se aplican siempre al mismo tipo de fecha. Si deja hasta vacío, busca por una fecha única.</w:t>
+        <w:t xml:space="preserve">Seleccione el tipo de fecha (de oficio, de recepción o de respuesta) y el rango desde–hasta. Ambos extremos corresponden siempre al mismo tipo de fecha. Si deja el campo hasta en blanco, la búsqueda se realiza por una fecha única.</w:t>
       </w:r>
     </w:p>
     <w:p>
@@ -3931,7 +3931,7 @@
           <w:sz w:val="22"/>
           <w:szCs w:val="22"/>
         </w:rPr>
-        <w:t xml:space="preserve">El botón Limpiar filtros devuelve la lista completa.</w:t>
+        <w:t xml:space="preserve">El botón Limpiar filtros restablece la lista completa.</w:t>
       </w:r>
     </w:p>
     <w:p>
@@ -3965,7 +3965,7 @@
           <w:sz w:val="22"/>
           <w:szCs w:val="22"/>
         </w:rPr>
-        <w:t xml:space="preserve">Seleccione el oficio en la lista y use el panel Modificar oficio seleccionado. Un usuario puede cambiar:</w:t>
+        <w:t xml:space="preserve">Seleccione el oficio en la lista y utilice el panel Modificar oficio seleccionado. El usuario puede actualizar:</w:t>
       </w:r>
     </w:p>
     <w:p>
@@ -4003,7 +4003,7 @@
           <w:sz w:val="22"/>
           <w:szCs w:val="22"/>
         </w:rPr>
-        <w:t xml:space="preserve">El estado, alternando entre En proceso y Finalizado</w:t>
+        <w:t xml:space="preserve">El estado, entre En proceso y Finalizado</w:t>
       </w:r>
     </w:p>
     <w:p>
@@ -4036,7 +4036,7 @@
           <w:sz w:val="22"/>
           <w:szCs w:val="22"/>
         </w:rPr>
-        <w:t xml:space="preserve">Pulse Guardar cambios para aplicarlos.</w:t>
+        <w:t xml:space="preserve">Pulse Guardar cambios para aplicar la modificación.</w:t>
       </w:r>
     </w:p>
     <w:tbl>
@@ -4091,7 +4091,7 @@
                 <w:sz w:val="22"/>
                 <w:szCs w:val="22"/>
               </w:rPr>
-              <w:t xml:space="preserve">si indica una fecha de respuesta, el oficio pasa automáticamente a Finalizado. Para reabrirlo, borre primero esa fecha con el botón Limpiar del calendario.</w:t>
+              <w:t xml:space="preserve">al registrar una fecha de respuesta, el oficio pasa automáticamente a Finalizado. Para reabrirlo, elimine previamente esa fecha con el botón Limpiar del calendario.</w:t>
             </w:r>
           </w:p>
         </w:tc>
@@ -4128,7 +4128,7 @@
           <w:sz w:val="22"/>
           <w:szCs w:val="22"/>
         </w:rPr>
-        <w:t xml:space="preserve">Cada oficio puede llevar adjunto el PDF de su respuesta:</w:t>
+        <w:t xml:space="preserve">Cada oficio admite el documento de respuesta en formato PDF:</w:t>
       </w:r>
     </w:p>
     <w:p>
@@ -4147,7 +4147,7 @@
           <w:sz w:val="22"/>
           <w:szCs w:val="22"/>
         </w:rPr>
-        <w:t xml:space="preserve">Adjuntar respuesta (PDF): selecciona el archivo y lo guarda junto al oficio.</w:t>
+        <w:t xml:space="preserve">Adjuntar respuesta (PDF): selecciona el archivo y lo asocia al oficio.</w:t>
       </w:r>
     </w:p>
     <w:p>
@@ -4166,7 +4166,7 @@
           <w:sz w:val="22"/>
           <w:szCs w:val="22"/>
         </w:rPr>
-        <w:t xml:space="preserve">Ver respuesta (PDF): lo muestra dentro de la aplicación, con avance de páginas y zoom.</w:t>
+        <w:t xml:space="preserve">Ver respuesta (PDF): permite consultarlo desde la propia aplicación.</w:t>
       </w:r>
     </w:p>
     <w:p>
@@ -4185,7 +4185,7 @@
           <w:sz w:val="22"/>
           <w:szCs w:val="22"/>
         </w:rPr>
-        <w:t xml:space="preserve">Eliminar PDF: lo borra, por si adjuntó el archivo equivocado.</w:t>
+        <w:t xml:space="preserve">Eliminar PDF: retira el documento adjunto.</w:t>
       </w:r>
     </w:p>
     <w:p>
@@ -4199,7 +4199,7 @@
           <w:sz w:val="22"/>
           <w:szCs w:val="22"/>
         </w:rPr>
-        <w:t xml:space="preserve">La columna PDF de la lista indica con «Sí» qué oficios ya tienen su respuesta adjunta.</w:t>
+        <w:t xml:space="preserve">La columna PDF de la lista señala con «Sí» los oficios que ya cuentan con su respuesta adjunta.</w:t>
       </w:r>
     </w:p>
     <w:p>
@@ -4233,7 +4233,7 @@
           <w:sz w:val="22"/>
           <w:szCs w:val="22"/>
         </w:rPr>
-        <w:t xml:space="preserve">Muestra indicadores y gráficos: total de oficios, cuántos hay en cada estado, porcentaje de finalizados, días promedio de respuesta y los recibidos por día y por mes. Para un usuario, el tablero refleja únicamente sus propios oficios.</w:t>
+        <w:t xml:space="preserve">Presenta los indicadores de gestión del área: total de oficios, distribución por estado, porcentaje de finalizados, días promedio de respuesta y oficios recibidos por día y por mes. Para el rol Usuario, el tablero considera únicamente sus propios oficios.</w:t>
       </w:r>
     </w:p>
     <w:p>
@@ -4272,7 +4272,7 @@
           <w:sz w:val="22"/>
           <w:szCs w:val="22"/>
         </w:rPr>
-        <w:t xml:space="preserve">El administrador hace todo lo del rol Usuario y, además, gestiona los oficios de todo el equipo y las cuentas de los usuarios.</w:t>
+        <w:t xml:space="preserve">El administrador dispone de las funciones del rol Usuario y, adicionalmente, gestiona los oficios de toda el área y las cuentas de acceso.</w:t>
       </w:r>
     </w:p>
     <w:p>
@@ -4306,7 +4306,7 @@
           <w:sz w:val="22"/>
           <w:szCs w:val="22"/>
         </w:rPr>
-        <w:t xml:space="preserve">A diferencia del usuario, el administrador ve en la pestaña Oficios los oficios de todas las personas, y en el panel de modificación puede cambiar:</w:t>
+        <w:t xml:space="preserve">A diferencia del usuario, el administrador visualiza en la pestaña Oficios los registros de todas las personas y, en el panel de modificación, puede actualizar:</w:t>
       </w:r>
     </w:p>
     <w:p>
@@ -4396,7 +4396,7 @@
           <w:sz w:val="22"/>
           <w:szCs w:val="22"/>
         </w:rPr>
-        <w:t xml:space="preserve">Al registrar un oficio también puede elegir a cualquier responsable, o dejarlo sin asignar.</w:t>
+        <w:t xml:space="preserve">Al registrar un oficio también puede designar a cualquier responsable o dejarlo sin asignar.</w:t>
       </w:r>
     </w:p>
     <w:p>
@@ -4454,7 +4454,7 @@
           <w:sz w:val="22"/>
           <w:szCs w:val="22"/>
         </w:rPr>
-        <w:t xml:space="preserve">Complete usuario, nombre y contraseña (dos veces).</w:t>
+        <w:t xml:space="preserve">Complete el usuario, el nombre y la contraseña (por duplicado).</w:t>
       </w:r>
     </w:p>
     <w:p>
@@ -4528,7 +4528,7 @@
                 <w:sz w:val="22"/>
                 <w:szCs w:val="22"/>
               </w:rPr>
-              <w:t xml:space="preserve">solo puede crear cuentas con rol «usuario». Crear administradores o superusuarios corresponde al superusuario.</w:t>
+              <w:t xml:space="preserve">únicamente puede crear cuentas con rol «usuario». La creación de administradores y superusuarios corresponde al superusuario.</w:t>
             </w:r>
           </w:p>
         </w:tc>
@@ -4565,7 +4565,7 @@
           <w:sz w:val="22"/>
           <w:szCs w:val="22"/>
         </w:rPr>
-        <w:t xml:space="preserve">Seleccione la persona en la lista y use los botones correspondientes:</w:t>
+        <w:t xml:space="preserve">Seleccione la persona en la lista y utilice el botón correspondiente:</w:t>
       </w:r>
     </w:p>
     <w:p>
@@ -4584,7 +4584,7 @@
           <w:sz w:val="22"/>
           <w:szCs w:val="22"/>
         </w:rPr>
-        <w:t xml:space="preserve">Editar seleccionado: cambia su nombre o su contraseña.</w:t>
+        <w:t xml:space="preserve">Editar seleccionado: modifica su nombre o su contraseña.</w:t>
       </w:r>
     </w:p>
     <w:p>
@@ -4603,7 +4603,7 @@
           <w:sz w:val="22"/>
           <w:szCs w:val="22"/>
         </w:rPr>
-        <w:t xml:space="preserve">Restablecer contraseña: para cuando alguien olvidó la suya. Se abre una ventana donde se escribe la nueva clave.</w:t>
+        <w:t xml:space="preserve">Restablecer contraseña: se utiliza cuando el usuario ha olvidado la suya; se abre una ventana para registrar la nueva clave.</w:t>
       </w:r>
     </w:p>
     <w:p>
@@ -4622,7 +4622,7 @@
           <w:sz w:val="22"/>
           <w:szCs w:val="22"/>
         </w:rPr>
-        <w:t xml:space="preserve">Eliminar seleccionado: borra la cuenta, previa confirmación.</w:t>
+        <w:t xml:space="preserve">Eliminar seleccionado: da de baja la cuenta, previa confirmación.</w:t>
       </w:r>
     </w:p>
     <w:p>
@@ -4641,7 +4641,7 @@
           <w:sz w:val="22"/>
           <w:szCs w:val="22"/>
         </w:rPr>
-        <w:t xml:space="preserve">Nuevo: limpia el formulario para crear otra cuenta.</w:t>
+        <w:t xml:space="preserve">Nuevo: limpia el formulario para registrar otra cuenta.</w:t>
       </w:r>
     </w:p>
     <w:p>
@@ -4661,7 +4661,7 @@
           <w:sz w:val="22"/>
           <w:szCs w:val="22"/>
         </w:rPr>
-        <w:t xml:space="preserve">Un administrador solo alcanza a las cuentas con rol «usuario» y a la suya propia. No puede editar, eliminar ni restablecer la contraseña de otro administrador ni de un superusuario.</w:t>
+        <w:t xml:space="preserve">El administrador solo alcanza a las cuentas con rol «usuario» y a la suya propia. No puede editar, eliminar ni restablecer la contraseña de otro administrador ni de un superusuario.</w:t>
       </w:r>
     </w:p>
     <w:p>
@@ -5175,7 +5175,7 @@
           <w:sz w:val="22"/>
           <w:szCs w:val="22"/>
         </w:rPr>
-        <w:t xml:space="preserve">En la pestaña Configuración se indica, una sola vez, la última Referencia UDC que se registró en el Excel anterior. El sistema continúa a partir de la siguiente.</w:t>
+        <w:t xml:space="preserve">En la pestaña Configuración se registra, por única vez, la última Referencia UDC utilizada en la matriz anterior. La aplicación continúa la numeración a partir de la siguiente.</w:t>
       </w:r>
     </w:p>
     <w:p>
@@ -5194,7 +5194,7 @@
           <w:sz w:val="22"/>
           <w:szCs w:val="22"/>
         </w:rPr>
-        <w:t xml:space="preserve">Escriba la referencia, por ejemplo REQ-INF-2026-0241.</w:t>
+        <w:t xml:space="preserve">Indique la referencia, por ejemplo REQ-INF-2026-0241.</w:t>
       </w:r>
     </w:p>
     <w:p>
@@ -5227,7 +5227,7 @@
           <w:sz w:val="22"/>
           <w:szCs w:val="22"/>
         </w:rPr>
-        <w:t xml:space="preserve">La pantalla muestra en todo momento cuál será la próxima Referencia UDC. La numeración se reinicia en 0001 cada año, y volver a configurarla nunca genera referencias repetidas.</w:t>
+        <w:t xml:space="preserve">La pantalla muestra en todo momento cuál será la próxima Referencia UDC. La numeración se reinicia en 0001 cada año y su reconfiguración no genera referencias duplicadas.</w:t>
       </w:r>
     </w:p>
     <w:p>
@@ -5241,7 +5241,7 @@
           <w:sz w:val="22"/>
           <w:szCs w:val="22"/>
         </w:rPr>
-        <w:t xml:space="preserve">Esa misma pestaña indica qué carpeta de datos está usando la aplicación, un dato útil cuando se trabaja sobre una carpeta compartida.</w:t>
+        <w:t xml:space="preserve">Esta misma pestaña indica la carpeta en la que la aplicación guarda la información, dato de utilidad cuando se trabaja sobre una carpeta compartida.</w:t>
       </w:r>
     </w:p>
     <w:p>
@@ -5280,7 +5280,7 @@
           <w:sz w:val="22"/>
           <w:szCs w:val="22"/>
         </w:rPr>
-        <w:t xml:space="preserve">El superusuario hace todo lo anterior y es el único que puede crear administradores y gestionar las copias de seguridad. Es el primer usuario que se creó al instalar la aplicación.</w:t>
+        <w:t xml:space="preserve">El superusuario dispone de todas las funciones anteriores y es el único autorizado para crear administradores y gestionar las copias de seguridad. Corresponde a la primera cuenta creada en la aplicación.</w:t>
       </w:r>
     </w:p>
     <w:p>
@@ -5314,7 +5314,7 @@
           <w:sz w:val="22"/>
           <w:szCs w:val="22"/>
         </w:rPr>
-        <w:t xml:space="preserve">En la pestaña Usuarios, el desplegable de rol le ofrece los tres roles. Puede crear cuentas de superusuario, de administrador o de usuario.</w:t>
+        <w:t xml:space="preserve">En la pestaña Usuarios, el desplegable de rol ofrece los tres roles disponibles, de modo que puede crear cuentas de superusuario, de administrador o de usuario.</w:t>
       </w:r>
     </w:p>
     <w:tbl>
@@ -5369,7 +5369,7 @@
                 <w:sz w:val="22"/>
                 <w:szCs w:val="22"/>
               </w:rPr>
-              <w:t xml:space="preserve">esa persona tendrá el mismo control que usted, incluida la posibilidad de gestionar su cuenta.</w:t>
+              <w:t xml:space="preserve">la nueva cuenta tendrá su mismo alcance, incluida la facultad de gestionar la cuenta de usted.</w:t>
             </w:r>
           </w:p>
         </w:tc>
@@ -5406,7 +5406,7 @@
           <w:sz w:val="22"/>
           <w:szCs w:val="22"/>
         </w:rPr>
-        <w:t xml:space="preserve">El superusuario puede editar, eliminar y restablecer la contraseña de cualquier persona, incluidos otros administradores y superusuarios.</w:t>
+        <w:t xml:space="preserve">El superusuario puede editar, eliminar y restablecer la contraseña de cualquier cuenta, incluidas las de otros administradores y superusuarios.</w:t>
       </w:r>
     </w:p>
     <w:p>
@@ -5420,7 +5420,7 @@
           <w:sz w:val="22"/>
           <w:szCs w:val="22"/>
         </w:rPr>
-        <w:t xml:space="preserve">Esto resuelve el caso de un administrador que olvida su contraseña, y también el de un superusuario: otro superusuario puede restablecérsela.</w:t>
+        <w:t xml:space="preserve">De esta forma se resuelve el olvido de contraseña de un administrador y también el de un superusuario, cuya clave puede ser restablecida por otro superusuario.</w:t>
       </w:r>
     </w:p>
     <w:tbl>
@@ -5475,7 +5475,7 @@
                 <w:sz w:val="22"/>
                 <w:szCs w:val="22"/>
               </w:rPr>
-              <w:t xml:space="preserve">el sistema nunca se queda sin superusuarios. El último que quede no puede eliminarse ni cambiar de rol; para poder hacerlo, cree antes otro superusuario.</w:t>
+              <w:t xml:space="preserve">el sistema no permite quedarse sin superusuarios. El último no puede eliminarse ni cambiar de rol; para ello debe crearse previamente otro superusuario.</w:t>
             </w:r>
           </w:p>
         </w:tc>
@@ -5512,7 +5512,7 @@
           <w:sz w:val="22"/>
           <w:szCs w:val="22"/>
         </w:rPr>
-        <w:t xml:space="preserve">La aplicación crea sola una copia al día, la primera vez que alguien la abre. Se guardan comprimidas dentro de la carpeta de datos, en la subcarpeta respaldos, y se conservan los últimos 30 días.</w:t>
+        <w:t xml:space="preserve">La aplicación genera una copia diaria de forma automática, la primera vez que se abre en el día. Las copias se almacenan comprimidas en la subcarpeta respaldos y se conservan durante los últimos 30 días.</w:t>
       </w:r>
     </w:p>
     <w:p>
@@ -5526,7 +5526,7 @@
           <w:sz w:val="22"/>
           <w:szCs w:val="22"/>
         </w:rPr>
-        <w:t xml:space="preserve">En la pestaña Configuración, el superusuario ve un panel exclusivo con la última copia realizada, cuántas hay guardadas y dos botones:</w:t>
+        <w:t xml:space="preserve">En la pestaña Configuración, el superusuario dispone de un panel exclusivo que indica la última copia realizada y el número de copias almacenadas, con dos opciones:</w:t>
       </w:r>
     </w:p>
     <w:p>
@@ -5564,7 +5564,7 @@
           <w:sz w:val="22"/>
           <w:szCs w:val="22"/>
         </w:rPr>
-        <w:t xml:space="preserve">Abrir carpeta de copias: abre la carpeta donde se guardan.</w:t>
+        <w:t xml:space="preserve">Abrir carpeta de copias: accede a la ubicación donde se almacenan.</w:t>
       </w:r>
     </w:p>
     <w:p>
@@ -5578,7 +5578,7 @@
           <w:sz w:val="22"/>
           <w:szCs w:val="22"/>
         </w:rPr>
-        <w:t xml:space="preserve">Las copias incluyen los oficios, las cuentas, la numeración, la clave de cifrado y la bitácora. No incluyen los PDF de respuesta.</w:t>
+        <w:t xml:space="preserve">Las copias comprenden los oficios, las cuentas, la numeración y la bitácora. No incluyen los documentos de respuesta en PDF.</w:t>
       </w:r>
     </w:p>
     <w:tbl>
@@ -5624,7 +5624,7 @@
                 <w:sz w:val="22"/>
                 <w:szCs w:val="22"/>
               </w:rPr>
-              <w:t xml:space="preserve">Cuidado con las copias:  </w:t>
+              <w:t xml:space="preserve">Custodia de las copias:  </w:t>
             </w:r>
             <w:r>
               <w:rPr>
@@ -5633,7 +5633,7 @@
                 <w:sz w:val="22"/>
                 <w:szCs w:val="22"/>
               </w:rPr>
-              <w:t xml:space="preserve">incluyen la clave de cifrado, así que quien tenga una puede leer toda la información. Guárdelas con el mismo cuidado que la carpeta de datos.</w:t>
+              <w:t xml:space="preserve">contienen toda la información del sistema, por lo que deben conservarse con la misma reserva que la carpeta de datos.</w:t>
             </w:r>
           </w:p>
         </w:tc>
@@ -5675,7 +5675,7 @@
           <w:sz w:val="22"/>
           <w:szCs w:val="22"/>
         </w:rPr>
-        <w:t xml:space="preserve">Estas reglas se aplican siempre, sea cual sea el rol de quien las intente saltar.</w:t>
+        <w:t xml:space="preserve">Las siguientes reglas se aplican en todos los casos, con independencia del rol.</w:t>
       </w:r>
     </w:p>
     <w:p>
@@ -5714,7 +5714,7 @@
           <w:sz w:val="22"/>
           <w:szCs w:val="22"/>
         </w:rPr>
-        <w:t xml:space="preserve">Ninguna fecha puede ser posterior a hoy: el calendario no deja elegir días futuros.</w:t>
+        <w:t xml:space="preserve">Ninguna fecha puede ser posterior al día actual; el calendario no admite fechas futuras.</w:t>
       </w:r>
     </w:p>
     <w:p>
@@ -5733,7 +5733,7 @@
           <w:sz w:val="22"/>
           <w:szCs w:val="22"/>
         </w:rPr>
-        <w:t xml:space="preserve">La fecha de oficio no puede ser posterior a la de recepción: un oficio no se recibe antes de existir.</w:t>
+        <w:t xml:space="preserve">La fecha de oficio no puede ser posterior a la de recepción.</w:t>
       </w:r>
     </w:p>
     <w:p>
@@ -5752,7 +5752,7 @@
           <w:sz w:val="22"/>
           <w:szCs w:val="22"/>
         </w:rPr>
-        <w:t xml:space="preserve">La fecha de respuesta no puede ser anterior a la de recepción: no se responde antes de recibir.</w:t>
+        <w:t xml:space="preserve">La fecha de respuesta no puede ser anterior a la de recepción.</w:t>
       </w:r>
     </w:p>
     <w:p>
@@ -5771,7 +5771,7 @@
           <w:sz w:val="22"/>
           <w:szCs w:val="22"/>
         </w:rPr>
-        <w:t xml:space="preserve">Si hay fecha de respuesta, el oficio queda Finalizado.</w:t>
+        <w:t xml:space="preserve">El registro de una fecha de respuesta finaliza el oficio.</w:t>
       </w:r>
     </w:p>
     <w:p>
@@ -5902,7 +5902,7 @@
                 <w:sz w:val="20"/>
                 <w:szCs w:val="20"/>
               </w:rPr>
-              <w:t xml:space="preserve">Sin responsable</w:t>
+              <w:t xml:space="preserve">Oficio sin responsable</w:t>
             </w:r>
           </w:p>
         </w:tc>
@@ -5964,7 +5964,7 @@
                 <w:sz w:val="20"/>
                 <w:szCs w:val="20"/>
               </w:rPr>
-              <w:t xml:space="preserve">Se asigna un responsable</w:t>
+              <w:t xml:space="preserve">Se designa un responsable</w:t>
             </w:r>
           </w:p>
         </w:tc>
@@ -6026,7 +6026,7 @@
                 <w:sz w:val="20"/>
                 <w:szCs w:val="20"/>
               </w:rPr>
-              <w:t xml:space="preserve">Se indica fecha de respuesta</w:t>
+              <w:t xml:space="preserve">Se registra la fecha de respuesta</w:t>
             </w:r>
           </w:p>
         </w:tc>
@@ -6078,7 +6078,7 @@
           <w:sz w:val="22"/>
           <w:szCs w:val="22"/>
         </w:rPr>
-        <w:t xml:space="preserve">Los estados En proceso y Finalizado exigen que el oficio tenga responsable.</w:t>
+        <w:t xml:space="preserve">Los estados En proceso y Finalizado requieren que el oficio tenga responsable asignado.</w:t>
       </w:r>
     </w:p>
     <w:p>
@@ -6094,7 +6094,7 @@
           <w:sz w:val="20"/>
           <w:szCs w:val="20"/>
         </w:rPr>
-        <w:t xml:space="preserve">En la pestaña Oficios cada estado se muestra con este mismo color, para reconocerlo de un vistazo.</w:t>
+        <w:t xml:space="preserve">En la pestaña Oficios cada estado se identifica con este mismo color.</w:t>
       </w:r>
     </w:p>
     <w:p>
@@ -6133,7 +6133,7 @@
           <w:sz w:val="22"/>
           <w:szCs w:val="22"/>
         </w:rPr>
-        <w:t xml:space="preserve">La Referencia UDC la genera el sistema y nunca se repite.</w:t>
+        <w:t xml:space="preserve">La Referencia UDC la genera la aplicación y no se repite.</w:t>
       </w:r>
     </w:p>
     <w:p>
@@ -6152,7 +6152,7 @@
           <w:sz w:val="22"/>
           <w:szCs w:val="22"/>
         </w:rPr>
-        <w:t xml:space="preserve">La Referencia oficio la escribe quien registra y tampoco puede repetirse.</w:t>
+        <w:t xml:space="preserve">La Referencia oficio la registra el usuario y tampoco admite duplicados.</w:t>
       </w:r>
     </w:p>
     <w:p>
@@ -6186,7 +6186,7 @@
           <w:sz w:val="22"/>
           <w:szCs w:val="22"/>
         </w:rPr>
-        <w:t xml:space="preserve">Toda acción que modifica información queda registrada con la fecha, la hora y la persona que la realizó: alta de oficios, cambios de estado o de responsable, adjuntos, altas y bajas de cuentas, cambios de contraseña e ingresos al sistema (incluidos los fallidos).</w:t>
+        <w:t xml:space="preserve">Toda operación que modifica información queda registrada con su fecha, su hora y la persona que la realizó: alta de oficios, cambios de estado o de responsable, documentos adjuntos, altas y bajas de cuentas, cambios de contraseña e ingresos al sistema, incluidos los intentos fallidos.</w:t>
       </w:r>
     </w:p>
     <w:p>
@@ -6228,7 +6228,7 @@
           <w:sz w:val="23"/>
           <w:szCs w:val="23"/>
         </w:rPr>
-        <w:t xml:space="preserve">No veo los oficios de mis compañeros</w:t>
+        <w:t xml:space="preserve">No visualizo los oficios de mis compañeros</w:t>
       </w:r>
     </w:p>
     <w:p>
@@ -6242,7 +6242,7 @@
           <w:sz w:val="22"/>
           <w:szCs w:val="22"/>
         </w:rPr>
-        <w:t xml:space="preserve">Es lo normal si su rol es Usuario: solo ve los oficios que registró o que tiene asignados. Los administradores y el superusuario ven todos.</w:t>
+        <w:t xml:space="preserve">Corresponde al rol Usuario, que accede únicamente a los oficios que ha registrado o que tiene asignados. Los administradores y el superusuario visualizan la totalidad.</w:t>
       </w:r>
     </w:p>
     <w:p>
@@ -6259,7 +6259,7 @@
           <w:sz w:val="23"/>
           <w:szCs w:val="23"/>
         </w:rPr>
-        <w:t xml:space="preserve">Olvidé mi contraseña</w:t>
+        <w:t xml:space="preserve">He olvidado mi contraseña</w:t>
       </w:r>
     </w:p>
     <w:p>
@@ -6273,7 +6273,7 @@
           <w:sz w:val="22"/>
           <w:szCs w:val="22"/>
         </w:rPr>
-        <w:t xml:space="preserve">Pida a un administrador o al superusuario que use la opción Restablecer contraseña. Usted escribirá la nueva clave en el momento.</w:t>
+        <w:t xml:space="preserve">Solicite a un administrador o al superusuario que utilice la opción Restablecer contraseña. La nueva clave se registra en ese momento.</w:t>
       </w:r>
     </w:p>
     <w:p>
@@ -6290,7 +6290,7 @@
           <w:sz w:val="23"/>
           <w:szCs w:val="23"/>
         </w:rPr>
-        <w:t xml:space="preserve">No puedo poner una fecha de mañana</w:t>
+        <w:t xml:space="preserve">No puedo registrar una fecha futura</w:t>
       </w:r>
     </w:p>
     <w:p>
@@ -6304,7 +6304,7 @@
           <w:sz w:val="22"/>
           <w:szCs w:val="22"/>
         </w:rPr>
-        <w:t xml:space="preserve">Es correcto: no se pueden registrar fechas futuras. El calendario muestra esos días en gris.</w:t>
+        <w:t xml:space="preserve">Es el comportamiento previsto: no se admiten fechas posteriores al día actual. El calendario presenta esos días en gris.</w:t>
       </w:r>
     </w:p>
     <w:p>
@@ -6321,7 +6321,7 @@
           <w:sz w:val="23"/>
           <w:szCs w:val="23"/>
         </w:rPr>
-        <w:t xml:space="preserve">Marqué Finalizado por error y no puedo volver a En proceso</w:t>
+        <w:t xml:space="preserve">He finalizado un oficio por error</w:t>
       </w:r>
     </w:p>
     <w:p>
@@ -6335,7 +6335,7 @@
           <w:sz w:val="22"/>
           <w:szCs w:val="22"/>
         </w:rPr>
-        <w:t xml:space="preserve">Si el oficio tiene fecha de respuesta, el sistema lo mantiene en Finalizado. Borre esa fecha con el botón Limpiar del calendario y guarde de nuevo.</w:t>
+        <w:t xml:space="preserve">Si el oficio tiene fecha de respuesta, permanece en estado Finalizado. Elimine esa fecha con el botón Limpiar del calendario y guarde nuevamente.</w:t>
       </w:r>
     </w:p>
     <w:p>
@@ -6352,7 +6352,7 @@
           <w:sz w:val="23"/>
           <w:szCs w:val="23"/>
         </w:rPr>
-        <w:t xml:space="preserve">Aparece «Otro usuario está guardando cambios en este momento»</w:t>
+        <w:t xml:space="preserve">Aparece el mensaje «Otro usuario está guardando cambios en este momento»</w:t>
       </w:r>
     </w:p>
     <w:p>
@@ -6366,7 +6366,7 @@
           <w:sz w:val="22"/>
           <w:szCs w:val="22"/>
         </w:rPr>
-        <w:t xml:space="preserve">Dos personas guardaron a la vez. Espere unos segundos y vuelva a intentarlo; el aviso evita que un cambio pise al otro.</w:t>
+        <w:t xml:space="preserve">Dos personas han guardado de forma simultánea. Espere unos segundos y repita la operación; el mensaje evita que una modificación se sobreponga a la otra.</w:t>
       </w:r>
     </w:p>
     <w:p>
@@ -6383,7 +6383,7 @@
           <w:sz w:val="23"/>
           <w:szCs w:val="23"/>
         </w:rPr>
-        <w:t xml:space="preserve">Al pulsar Ver respuesta (PDF) me ofrece abrirlo con otro programa</w:t>
+        <w:t xml:space="preserve">Al pulsar Ver respuesta (PDF) se ofrece abrirlo con otro programa</w:t>
       </w:r>
     </w:p>
     <w:p>
@@ -6397,7 +6397,7 @@
           <w:sz w:val="22"/>
           <w:szCs w:val="22"/>
         </w:rPr>
-        <w:t xml:space="preserve">El visor integrado no está disponible en ese equipo. Puede abrir el PDF con el lector del sistema sin ningún problema.</w:t>
+        <w:t xml:space="preserve">El visor integrado no está disponible en ese equipo. El documento puede consultarse con el lector de PDF del sistema.</w:t>
       </w:r>
     </w:p>
     <w:p>
@@ -6414,7 +6414,7 @@
           <w:sz w:val="23"/>
           <w:szCs w:val="23"/>
         </w:rPr>
-        <w:t xml:space="preserve">No aparece el botón para crear administradores</w:t>
+        <w:t xml:space="preserve">No aparece la opción para crear administradores</w:t>
       </w:r>
     </w:p>
     <w:p>
@@ -6428,7 +6428,7 @@
           <w:sz w:val="22"/>
           <w:szCs w:val="22"/>
         </w:rPr>
-        <w:t xml:space="preserve">Crear administradores y superusuarios es exclusivo del superusuario. Si necesita una cuenta de administrador, solicítela.</w:t>
+        <w:t xml:space="preserve">Es una facultad exclusiva del superusuario. Si requiere una cuenta de administrador, solicítela.</w:t>
       </w:r>
     </w:p>
     <w:p>

--- a/Manual de usuario - Control de Oficios.docx
+++ b/Manual de usuario - Control de Oficios.docx
@@ -159,22 +159,54 @@
     </w:p>
     <w:p>
       <w:pPr>
-        <w:spacing w:after="1700"/>
-      </w:pPr>
-    </w:p>
-    <w:p>
-      <w:pPr>
-        <w:spacing w:after="80"/>
+        <w:spacing w:after="1500"/>
+      </w:pPr>
+    </w:p>
+    <w:p>
+      <w:pPr>
+        <w:spacing w:after="60"/>
         <w:jc w:val="center"/>
       </w:pPr>
       <w:r>
         <w:rPr>
           <w:rFonts w:ascii="Calibri" w:cs="Calibri" w:eastAsia="Calibri" w:hAnsi="Calibri"/>
-          <w:color w:val="232B3D"/>
-          <w:sz w:val="22"/>
-          <w:szCs w:val="22"/>
-        </w:rPr>
-        <w:t xml:space="preserve">Versión 1.0  ·  Agosto 2026</w:t>
+          <w:b/>
+          <w:bCs/>
+          <w:color w:val="232B3D"/>
+          <w:sz w:val="22"/>
+          <w:szCs w:val="22"/>
+        </w:rPr>
+        <w:t xml:space="preserve">Aplicación versión 1.0</w:t>
+      </w:r>
+    </w:p>
+    <w:p>
+      <w:pPr>
+        <w:spacing w:after="60"/>
+        <w:jc w:val="center"/>
+      </w:pPr>
+      <w:r>
+        <w:rPr>
+          <w:rFonts w:ascii="Calibri" w:cs="Calibri" w:eastAsia="Calibri" w:hAnsi="Calibri"/>
+          <w:color w:val="232B3D"/>
+          <w:sz w:val="22"/>
+          <w:szCs w:val="22"/>
+        </w:rPr>
+        <w:t xml:space="preserve">Documento versión 1.0</w:t>
+      </w:r>
+    </w:p>
+    <w:p>
+      <w:pPr>
+        <w:spacing w:after="120"/>
+        <w:jc w:val="center"/>
+      </w:pPr>
+      <w:r>
+        <w:rPr>
+          <w:rFonts w:ascii="Calibri" w:cs="Calibri" w:eastAsia="Calibri" w:hAnsi="Calibri"/>
+          <w:color w:val="5A6B8C"/>
+          <w:sz w:val="22"/>
+          <w:szCs w:val="22"/>
+        </w:rPr>
+        <w:t xml:space="preserve">Elaborado el 6 de agosto de 2026</w:t>
       </w:r>
     </w:p>
     <w:p>
@@ -1445,6 +1477,20 @@
           <w:szCs w:val="22"/>
         </w:rPr>
         <w:t xml:space="preserve">Constituye un complemento de la matriz de control que se venía utilizando: centraliza el registro, asigna la numeración de forma automática y permite consultar en cualquier momento la situación de cada requerimiento.</w:t>
+      </w:r>
+    </w:p>
+    <w:p>
+      <w:pPr>
+        <w:spacing w:after="120" w:line="276"/>
+      </w:pPr>
+      <w:r>
+        <w:rPr>
+          <w:rFonts w:ascii="Calibri" w:cs="Calibri" w:eastAsia="Calibri" w:hAnsi="Calibri"/>
+          <w:color w:val="232B3D"/>
+          <w:sz w:val="22"/>
+          <w:szCs w:val="22"/>
+        </w:rPr>
+        <w:t xml:space="preserve">El presente manual corresponde a la versión 1.0 de la aplicación.</w:t>
       </w:r>
     </w:p>
     <w:p>
@@ -6515,8 +6561,10 @@
       <w:pBdr>
         <w:top w:val="single" w:color="E1E5EC" w:sz="4" w:space="8"/>
       </w:pBdr>
+      <w:tabs>
+        <w:tab w:val="right" w:pos="9360"/>
+      </w:tabs>
       <w:spacing w:before="120"/>
-      <w:jc w:val="center"/>
     </w:pPr>
     <w:r>
       <w:rPr>
@@ -6525,7 +6573,15 @@
         <w:sz w:val="16"/>
         <w:szCs w:val="16"/>
       </w:rPr>
-      <w:t xml:space="preserve">Control de Oficios  ·  Unidad de Cumplimiento  ·  </w:t>
+      <w:t xml:space="preserve">Manual de usuario · Versión 1.0 · 6 de agosto de 2026  |  Aplicación versión 1.0</w:t>
+    </w:r>
+    <w:r>
+      <w:rPr>
+        <w:rFonts w:ascii="Calibri" w:cs="Calibri" w:eastAsia="Calibri" w:hAnsi="Calibri"/>
+        <w:sz w:val="16"/>
+        <w:szCs w:val="16"/>
+      </w:rPr>
+      <w:tab/>
     </w:r>
     <w:r>
       <w:rPr>

--- a/Manual de usuario - Control de Oficios.docx
+++ b/Manual de usuario - Control de Oficios.docx
@@ -191,7 +191,7 @@
           <w:sz w:val="22"/>
           <w:szCs w:val="22"/>
         </w:rPr>
-        <w:t xml:space="preserve">Documento versión 1.0</w:t>
+        <w:t xml:space="preserve">Documento versión 1.1</w:t>
       </w:r>
     </w:p>
     <w:p>
@@ -206,7 +206,7 @@
           <w:sz w:val="22"/>
           <w:szCs w:val="22"/>
         </w:rPr>
-        <w:t xml:space="preserve">Elaborado el 6 de agosto de 2026</w:t>
+        <w:t xml:space="preserve">Actualizado el 11 de agosto de 2026</w:t>
       </w:r>
     </w:p>
     <w:p>
@@ -519,7 +519,7 @@
           <w:sz w:val="21"/>
           <w:szCs w:val="21"/>
         </w:rPr>
-        <w:t xml:space="preserve">2.4 Las pestañas</w:t>
+        <w:t xml:space="preserve">2.4 La ventana</w:t>
       </w:r>
       <w:r>
         <w:rPr>
@@ -549,6 +549,48 @@
         <w:tabs>
           <w:tab w:val="right" w:pos="9360" w:leader="dot"/>
         </w:tabs>
+        <w:spacing w:after="30" w:before="0" w:line="264"/>
+        <w:ind w:left="340"/>
+      </w:pPr>
+      <w:r>
+        <w:rPr>
+          <w:rFonts w:ascii="Calibri" w:cs="Calibri" w:eastAsia="Calibri" w:hAnsi="Calibri"/>
+          <w:b w:val="false"/>
+          <w:bCs w:val="false"/>
+          <w:color w:val="5A6B8C"/>
+          <w:sz w:val="21"/>
+          <w:szCs w:val="21"/>
+        </w:rPr>
+        <w:t xml:space="preserve">2.5 Las pestañas</w:t>
+      </w:r>
+      <w:r>
+        <w:rPr>
+          <w:rFonts w:ascii="Calibri" w:cs="Calibri" w:eastAsia="Calibri" w:hAnsi="Calibri"/>
+          <w:b w:val="false"/>
+          <w:bCs w:val="false"/>
+          <w:color w:val="C3C9D4"/>
+          <w:sz w:val="21"/>
+          <w:szCs w:val="21"/>
+        </w:rPr>
+        <w:tab/>
+      </w:r>
+      <w:r>
+        <w:rPr>
+          <w:rFonts w:ascii="Calibri" w:cs="Calibri" w:eastAsia="Calibri" w:hAnsi="Calibri"/>
+          <w:b w:val="false"/>
+          <w:bCs w:val="false"/>
+          <w:color w:val="5A6B8C"/>
+          <w:sz w:val="21"/>
+          <w:szCs w:val="21"/>
+        </w:rPr>
+        <w:t xml:space="preserve">4</w:t>
+      </w:r>
+    </w:p>
+    <w:p>
+      <w:pPr>
+        <w:tabs>
+          <w:tab w:val="right" w:pos="9360" w:leader="dot"/>
+        </w:tabs>
         <w:spacing w:after="40" w:before="160" w:line="264"/>
         <w:ind w:left="0"/>
       </w:pPr>
@@ -667,7 +709,7 @@
           <w:sz w:val="21"/>
           <w:szCs w:val="21"/>
         </w:rPr>
-        <w:t xml:space="preserve">5</w:t>
+        <w:t xml:space="preserve">6</w:t>
       </w:r>
     </w:p>
     <w:p>
@@ -729,7 +771,7 @@
           <w:sz w:val="21"/>
           <w:szCs w:val="21"/>
         </w:rPr>
-        <w:t xml:space="preserve">3.4 Adjuntar la respuesta en PDF</w:t>
+        <w:t xml:space="preserve">3.4 Documentos del oficio</w:t>
       </w:r>
       <w:r>
         <w:rPr>
@@ -771,7 +813,7 @@
           <w:sz w:val="21"/>
           <w:szCs w:val="21"/>
         </w:rPr>
-        <w:t xml:space="preserve">3.5 Tablero</w:t>
+        <w:t xml:space="preserve">3.5 Exportar oficios</w:t>
       </w:r>
       <w:r>
         <w:rPr>
@@ -793,7 +835,49 @@
           <w:sz w:val="21"/>
           <w:szCs w:val="21"/>
         </w:rPr>
-        <w:t xml:space="preserve">6</w:t>
+        <w:t xml:space="preserve">7</w:t>
+      </w:r>
+    </w:p>
+    <w:p>
+      <w:pPr>
+        <w:tabs>
+          <w:tab w:val="right" w:pos="9360" w:leader="dot"/>
+        </w:tabs>
+        <w:spacing w:after="30" w:before="0" w:line="264"/>
+        <w:ind w:left="340"/>
+      </w:pPr>
+      <w:r>
+        <w:rPr>
+          <w:rFonts w:ascii="Calibri" w:cs="Calibri" w:eastAsia="Calibri" w:hAnsi="Calibri"/>
+          <w:b w:val="false"/>
+          <w:bCs w:val="false"/>
+          <w:color w:val="5A6B8C"/>
+          <w:sz w:val="21"/>
+          <w:szCs w:val="21"/>
+        </w:rPr>
+        <w:t xml:space="preserve">3.6 Tablero</w:t>
+      </w:r>
+      <w:r>
+        <w:rPr>
+          <w:rFonts w:ascii="Calibri" w:cs="Calibri" w:eastAsia="Calibri" w:hAnsi="Calibri"/>
+          <w:b w:val="false"/>
+          <w:bCs w:val="false"/>
+          <w:color w:val="C3C9D4"/>
+          <w:sz w:val="21"/>
+          <w:szCs w:val="21"/>
+        </w:rPr>
+        <w:tab/>
+      </w:r>
+      <w:r>
+        <w:rPr>
+          <w:rFonts w:ascii="Calibri" w:cs="Calibri" w:eastAsia="Calibri" w:hAnsi="Calibri"/>
+          <w:b w:val="false"/>
+          <w:bCs w:val="false"/>
+          <w:color w:val="5A6B8C"/>
+          <w:sz w:val="21"/>
+          <w:szCs w:val="21"/>
+        </w:rPr>
+        <w:t xml:space="preserve">7</w:t>
       </w:r>
     </w:p>
     <w:p>
@@ -835,7 +919,7 @@
           <w:sz w:val="22"/>
           <w:szCs w:val="22"/>
         </w:rPr>
-        <w:t xml:space="preserve">7</w:t>
+        <w:t xml:space="preserve">8</w:t>
       </w:r>
     </w:p>
     <w:p>
@@ -877,7 +961,7 @@
           <w:sz w:val="21"/>
           <w:szCs w:val="21"/>
         </w:rPr>
-        <w:t xml:space="preserve">7</w:t>
+        <w:t xml:space="preserve">8</w:t>
       </w:r>
     </w:p>
     <w:p>
@@ -897,7 +981,7 @@
           <w:sz w:val="21"/>
           <w:szCs w:val="21"/>
         </w:rPr>
-        <w:t xml:space="preserve">4.2 Crear usuarios</w:t>
+        <w:t xml:space="preserve">4.2 Mantenimiento de oficios</w:t>
       </w:r>
       <w:r>
         <w:rPr>
@@ -919,7 +1003,7 @@
           <w:sz w:val="21"/>
           <w:szCs w:val="21"/>
         </w:rPr>
-        <w:t xml:space="preserve">7</w:t>
+        <w:t xml:space="preserve">8</w:t>
       </w:r>
     </w:p>
     <w:p>
@@ -939,7 +1023,7 @@
           <w:sz w:val="21"/>
           <w:szCs w:val="21"/>
         </w:rPr>
-        <w:t xml:space="preserve">4.3 Editar, eliminar y restablecer contraseñas</w:t>
+        <w:t xml:space="preserve">4.3 Crear usuarios</w:t>
       </w:r>
       <w:r>
         <w:rPr>
@@ -961,7 +1045,7 @@
           <w:sz w:val="21"/>
           <w:szCs w:val="21"/>
         </w:rPr>
-        <w:t xml:space="preserve">7</w:t>
+        <w:t xml:space="preserve">9</w:t>
       </w:r>
     </w:p>
     <w:p>
@@ -981,7 +1065,7 @@
           <w:sz w:val="21"/>
           <w:szCs w:val="21"/>
         </w:rPr>
-        <w:t xml:space="preserve">4.4 Configuración: numeración de la Referencia UDC</w:t>
+        <w:t xml:space="preserve">4.4 Editar, eliminar y restablecer contraseñas</w:t>
       </w:r>
       <w:r>
         <w:rPr>
@@ -1003,7 +1087,91 @@
           <w:sz w:val="21"/>
           <w:szCs w:val="21"/>
         </w:rPr>
-        <w:t xml:space="preserve">8</w:t>
+        <w:t xml:space="preserve">9</w:t>
+      </w:r>
+    </w:p>
+    <w:p>
+      <w:pPr>
+        <w:tabs>
+          <w:tab w:val="right" w:pos="9360" w:leader="dot"/>
+        </w:tabs>
+        <w:spacing w:after="30" w:before="0" w:line="264"/>
+        <w:ind w:left="340"/>
+      </w:pPr>
+      <w:r>
+        <w:rPr>
+          <w:rFonts w:ascii="Calibri" w:cs="Calibri" w:eastAsia="Calibri" w:hAnsi="Calibri"/>
+          <w:b w:val="false"/>
+          <w:bCs w:val="false"/>
+          <w:color w:val="5A6B8C"/>
+          <w:sz w:val="21"/>
+          <w:szCs w:val="21"/>
+        </w:rPr>
+        <w:t xml:space="preserve">4.5 Configuración: numeración de la Referencia UDC</w:t>
+      </w:r>
+      <w:r>
+        <w:rPr>
+          <w:rFonts w:ascii="Calibri" w:cs="Calibri" w:eastAsia="Calibri" w:hAnsi="Calibri"/>
+          <w:b w:val="false"/>
+          <w:bCs w:val="false"/>
+          <w:color w:val="C3C9D4"/>
+          <w:sz w:val="21"/>
+          <w:szCs w:val="21"/>
+        </w:rPr>
+        <w:tab/>
+      </w:r>
+      <w:r>
+        <w:rPr>
+          <w:rFonts w:ascii="Calibri" w:cs="Calibri" w:eastAsia="Calibri" w:hAnsi="Calibri"/>
+          <w:b w:val="false"/>
+          <w:bCs w:val="false"/>
+          <w:color w:val="5A6B8C"/>
+          <w:sz w:val="21"/>
+          <w:szCs w:val="21"/>
+        </w:rPr>
+        <w:t xml:space="preserve">9</w:t>
+      </w:r>
+    </w:p>
+    <w:p>
+      <w:pPr>
+        <w:tabs>
+          <w:tab w:val="right" w:pos="9360" w:leader="dot"/>
+        </w:tabs>
+        <w:spacing w:after="30" w:before="0" w:line="264"/>
+        <w:ind w:left="340"/>
+      </w:pPr>
+      <w:r>
+        <w:rPr>
+          <w:rFonts w:ascii="Calibri" w:cs="Calibri" w:eastAsia="Calibri" w:hAnsi="Calibri"/>
+          <w:b w:val="false"/>
+          <w:bCs w:val="false"/>
+          <w:color w:val="5A6B8C"/>
+          <w:sz w:val="21"/>
+          <w:szCs w:val="21"/>
+        </w:rPr>
+        <w:t xml:space="preserve">4.6 Carga masiva de oficios</w:t>
+      </w:r>
+      <w:r>
+        <w:rPr>
+          <w:rFonts w:ascii="Calibri" w:cs="Calibri" w:eastAsia="Calibri" w:hAnsi="Calibri"/>
+          <w:b w:val="false"/>
+          <w:bCs w:val="false"/>
+          <w:color w:val="C3C9D4"/>
+          <w:sz w:val="21"/>
+          <w:szCs w:val="21"/>
+        </w:rPr>
+        <w:tab/>
+      </w:r>
+      <w:r>
+        <w:rPr>
+          <w:rFonts w:ascii="Calibri" w:cs="Calibri" w:eastAsia="Calibri" w:hAnsi="Calibri"/>
+          <w:b w:val="false"/>
+          <w:bCs w:val="false"/>
+          <w:color w:val="5A6B8C"/>
+          <w:sz w:val="21"/>
+          <w:szCs w:val="21"/>
+        </w:rPr>
+        <w:t xml:space="preserve">10</w:t>
       </w:r>
     </w:p>
     <w:p>
@@ -1045,7 +1213,7 @@
           <w:sz w:val="22"/>
           <w:szCs w:val="22"/>
         </w:rPr>
-        <w:t xml:space="preserve">9</w:t>
+        <w:t xml:space="preserve">11</w:t>
       </w:r>
     </w:p>
     <w:p>
@@ -1087,7 +1255,7 @@
           <w:sz w:val="21"/>
           <w:szCs w:val="21"/>
         </w:rPr>
-        <w:t xml:space="preserve">9</w:t>
+        <w:t xml:space="preserve">11</w:t>
       </w:r>
     </w:p>
     <w:p>
@@ -1129,7 +1297,7 @@
           <w:sz w:val="21"/>
           <w:szCs w:val="21"/>
         </w:rPr>
-        <w:t xml:space="preserve">9</w:t>
+        <w:t xml:space="preserve">11</w:t>
       </w:r>
     </w:p>
     <w:p>
@@ -1171,7 +1339,7 @@
           <w:sz w:val="21"/>
           <w:szCs w:val="21"/>
         </w:rPr>
-        <w:t xml:space="preserve">9</w:t>
+        <w:t xml:space="preserve">11</w:t>
       </w:r>
     </w:p>
     <w:p>
@@ -1213,7 +1381,7 @@
           <w:sz w:val="22"/>
           <w:szCs w:val="22"/>
         </w:rPr>
-        <w:t xml:space="preserve">10</w:t>
+        <w:t xml:space="preserve">12</w:t>
       </w:r>
     </w:p>
     <w:p>
@@ -1255,7 +1423,7 @@
           <w:sz w:val="21"/>
           <w:szCs w:val="21"/>
         </w:rPr>
-        <w:t xml:space="preserve">10</w:t>
+        <w:t xml:space="preserve">12</w:t>
       </w:r>
     </w:p>
     <w:p>
@@ -1297,7 +1465,7 @@
           <w:sz w:val="21"/>
           <w:szCs w:val="21"/>
         </w:rPr>
-        <w:t xml:space="preserve">10</w:t>
+        <w:t xml:space="preserve">12</w:t>
       </w:r>
     </w:p>
     <w:p>
@@ -1317,7 +1485,7 @@
           <w:sz w:val="21"/>
           <w:szCs w:val="21"/>
         </w:rPr>
-        <w:t xml:space="preserve">6.3 Referencias</w:t>
+        <w:t xml:space="preserve">6.3 Requisitos para finalizar</w:t>
       </w:r>
       <w:r>
         <w:rPr>
@@ -1339,7 +1507,7 @@
           <w:sz w:val="21"/>
           <w:szCs w:val="21"/>
         </w:rPr>
-        <w:t xml:space="preserve">10</w:t>
+        <w:t xml:space="preserve">12</w:t>
       </w:r>
     </w:p>
     <w:p>
@@ -1359,7 +1527,7 @@
           <w:sz w:val="21"/>
           <w:szCs w:val="21"/>
         </w:rPr>
-        <w:t xml:space="preserve">6.4 Auditoría</w:t>
+        <w:t xml:space="preserve">6.4 Referencias</w:t>
       </w:r>
       <w:r>
         <w:rPr>
@@ -1381,7 +1549,49 @@
           <w:sz w:val="21"/>
           <w:szCs w:val="21"/>
         </w:rPr>
-        <w:t xml:space="preserve">10</w:t>
+        <w:t xml:space="preserve">12</w:t>
+      </w:r>
+    </w:p>
+    <w:p>
+      <w:pPr>
+        <w:tabs>
+          <w:tab w:val="right" w:pos="9360" w:leader="dot"/>
+        </w:tabs>
+        <w:spacing w:after="30" w:before="0" w:line="264"/>
+        <w:ind w:left="340"/>
+      </w:pPr>
+      <w:r>
+        <w:rPr>
+          <w:rFonts w:ascii="Calibri" w:cs="Calibri" w:eastAsia="Calibri" w:hAnsi="Calibri"/>
+          <w:b w:val="false"/>
+          <w:bCs w:val="false"/>
+          <w:color w:val="5A6B8C"/>
+          <w:sz w:val="21"/>
+          <w:szCs w:val="21"/>
+        </w:rPr>
+        <w:t xml:space="preserve">6.5 Auditoría</w:t>
+      </w:r>
+      <w:r>
+        <w:rPr>
+          <w:rFonts w:ascii="Calibri" w:cs="Calibri" w:eastAsia="Calibri" w:hAnsi="Calibri"/>
+          <w:b w:val="false"/>
+          <w:bCs w:val="false"/>
+          <w:color w:val="C3C9D4"/>
+          <w:sz w:val="21"/>
+          <w:szCs w:val="21"/>
+        </w:rPr>
+        <w:tab/>
+      </w:r>
+      <w:r>
+        <w:rPr>
+          <w:rFonts w:ascii="Calibri" w:cs="Calibri" w:eastAsia="Calibri" w:hAnsi="Calibri"/>
+          <w:b w:val="false"/>
+          <w:bCs w:val="false"/>
+          <w:color w:val="5A6B8C"/>
+          <w:sz w:val="21"/>
+          <w:szCs w:val="21"/>
+        </w:rPr>
+        <w:t xml:space="preserve">13</w:t>
       </w:r>
     </w:p>
     <w:p>
@@ -1423,7 +1633,7 @@
           <w:sz w:val="22"/>
           <w:szCs w:val="22"/>
         </w:rPr>
-        <w:t xml:space="preserve">11</w:t>
+        <w:t xml:space="preserve">14</w:t>
       </w:r>
     </w:p>
     <w:p>
@@ -1723,7 +1933,7 @@
                 <w:sz w:val="20"/>
                 <w:szCs w:val="20"/>
               </w:rPr>
-              <w:t xml:space="preserve">Lo anterior, más la gestión de todos los oficios y de las cuentas</w:t>
+              <w:t xml:space="preserve">Lo anterior, más la gestión de todos los oficios, el mantenimiento y las cuentas</w:t>
             </w:r>
           </w:p>
         </w:tc>
@@ -2147,7 +2357,7 @@
           <w:sz w:val="22"/>
           <w:szCs w:val="22"/>
         </w:rPr>
-        <w:t xml:space="preserve">Si ha olvidado su contraseña y no puede ingresar, solicite su restablecimiento a un administrador o al superusuario (apartado 4.3).</w:t>
+        <w:t xml:space="preserve">Si ha olvidado su contraseña y no puede ingresar, solicite su restablecimiento a un administrador o al superusuario (apartado 4.5).</w:t>
       </w:r>
     </w:p>
     <w:p>
@@ -2201,7 +2411,41 @@
           <w:sz w:val="26"/>
           <w:szCs w:val="26"/>
         </w:rPr>
-        <w:t xml:space="preserve">2.4 Las pestañas</w:t>
+        <w:t xml:space="preserve">2.4 La ventana</w:t>
+      </w:r>
+    </w:p>
+    <w:p>
+      <w:pPr>
+        <w:spacing w:after="120" w:line="276"/>
+      </w:pPr>
+      <w:r>
+        <w:rPr>
+          <w:rFonts w:ascii="Calibri" w:cs="Calibri" w:eastAsia="Calibri" w:hAnsi="Calibri"/>
+          <w:color w:val="232B3D"/>
+          <w:sz w:val="22"/>
+          <w:szCs w:val="22"/>
+        </w:rPr>
+        <w:t xml:space="preserve">La aplicación se abre maximizada, ocupando toda la pantalla. La ventana puede reducirse, ampliarse o restaurarse en cualquier momento con los botones habituales; el contenido se acomoda al tamaño elegido.</w:t>
+      </w:r>
+    </w:p>
+    <w:p>
+      <w:pPr>
+        <w:pStyle w:val="Heading2"/>
+        <w:pBdr>
+          <w:bottom w:val="single" w:color="E1E5EC" w:sz="4" w:space="5"/>
+        </w:pBdr>
+        <w:spacing w:after="140" w:before="280"/>
+      </w:pPr>
+      <w:r>
+        <w:rPr>
+          <w:rFonts w:ascii="Calibri" w:cs="Calibri" w:eastAsia="Calibri" w:hAnsi="Calibri"/>
+          <w:b/>
+          <w:bCs/>
+          <w:color w:val="1A2E5A"/>
+          <w:sz w:val="26"/>
+          <w:szCs w:val="26"/>
+        </w:rPr>
+        <w:t xml:space="preserve">2.5 Las pestañas</w:t>
       </w:r>
     </w:p>
     <w:tbl>
@@ -2459,7 +2703,7 @@
                 <w:sz w:val="20"/>
                 <w:szCs w:val="20"/>
               </w:rPr>
-              <w:t xml:space="preserve">Consulta y modificación de oficios</w:t>
+              <w:t xml:space="preserve">Consulta, modificación, mantenimiento y exportación</w:t>
             </w:r>
           </w:p>
         </w:tc>
@@ -2723,7 +2967,7 @@
                 <w:sz w:val="20"/>
                 <w:szCs w:val="20"/>
               </w:rPr>
-              <w:t xml:space="preserve">Numeración y copias de seguridad</w:t>
+              <w:t xml:space="preserve">Numeración, carga masiva y copias de seguridad</w:t>
             </w:r>
           </w:p>
         </w:tc>
@@ -2885,7 +3129,7 @@
           <w:sz w:val="22"/>
           <w:szCs w:val="22"/>
         </w:rPr>
-        <w:t xml:space="preserve">En la pestaña Registrar oficio complete el formulario. Los campos señalados con asterisco (*) son obligatorios.</w:t>
+        <w:t xml:space="preserve">En la pestaña Registrar oficio complete el formulario, organizado en cuatro bloques: datos del oficio, asignación y seguimiento, documentos y observación. Los campos señalados con asterisco (*) son obligatorios.</w:t>
       </w:r>
     </w:p>
     <w:tbl>
@@ -3467,7 +3711,7 @@
                 <w:sz w:val="20"/>
                 <w:szCs w:val="20"/>
               </w:rPr>
-              <w:t xml:space="preserve">Fecha de respuesta</w:t>
+              <w:t xml:space="preserve">Fecha de asignación</w:t>
             </w:r>
           </w:p>
         </w:tc>
@@ -3523,7 +3767,7 @@
                 <w:sz w:val="20"/>
                 <w:szCs w:val="20"/>
               </w:rPr>
-              <w:t xml:space="preserve">Al indicarla, el oficio se finaliza</w:t>
+              <w:t xml:space="preserve">No anterior a la de recepción</w:t>
             </w:r>
           </w:p>
         </w:tc>
@@ -3555,7 +3799,7 @@
                 <w:sz w:val="20"/>
                 <w:szCs w:val="20"/>
               </w:rPr>
-              <w:t xml:space="preserve">Usuario responsable</w:t>
+              <w:t xml:space="preserve">Fecha de respuesta</w:t>
             </w:r>
           </w:p>
         </w:tc>
@@ -3583,7 +3827,7 @@
                 <w:sz w:val="20"/>
                 <w:szCs w:val="20"/>
               </w:rPr>
-              <w:t xml:space="preserve">—</w:t>
+              <w:t xml:space="preserve">No</w:t>
             </w:r>
           </w:p>
         </w:tc>
@@ -3611,7 +3855,7 @@
                 <w:sz w:val="20"/>
                 <w:szCs w:val="20"/>
               </w:rPr>
-              <w:t xml:space="preserve">Se asigna automáticamente al usuario</w:t>
+              <w:t xml:space="preserve">Al indicarla, el oficio se finaliza</w:t>
             </w:r>
           </w:p>
         </w:tc>
@@ -3643,7 +3887,7 @@
                 <w:sz w:val="20"/>
                 <w:szCs w:val="20"/>
               </w:rPr>
-              <w:t xml:space="preserve">Estado *</w:t>
+              <w:t xml:space="preserve">Cant. investigados</w:t>
             </w:r>
           </w:p>
         </w:tc>
@@ -3671,7 +3915,7 @@
                 <w:sz w:val="20"/>
                 <w:szCs w:val="20"/>
               </w:rPr>
-              <w:t xml:space="preserve">Sí</w:t>
+              <w:t xml:space="preserve">No</w:t>
             </w:r>
           </w:p>
         </w:tc>
@@ -3699,7 +3943,359 @@
                 <w:sz w:val="20"/>
                 <w:szCs w:val="20"/>
               </w:rPr>
+              <w:t xml:space="preserve">Número entero</w:t>
+            </w:r>
+          </w:p>
+        </w:tc>
+      </w:tr>
+      <w:tr>
+        <w:trPr>
+          <w:cantSplit/>
+        </w:trPr>
+        <w:tc>
+          <w:tcPr>
+            <w:tcW w:type="dxa" w:w="2600"/>
+            <w:shd w:fill="FFFFFF" w:val="clear"/>
+            <w:tcMar>
+              <w:top w:type="dxa" w:w="80"/>
+              <w:left w:type="dxa" w:w="120"/>
+              <w:bottom w:type="dxa" w:w="80"/>
+              <w:right w:type="dxa" w:w="120"/>
+            </w:tcMar>
+          </w:tcPr>
+          <w:p>
+            <w:pPr>
+              <w:keepNext/>
+              <w:spacing w:after="0" w:line="264"/>
+            </w:pPr>
+            <w:r>
+              <w:rPr>
+                <w:rFonts w:ascii="Calibri" w:cs="Calibri" w:eastAsia="Calibri" w:hAnsi="Calibri"/>
+                <w:color w:val="232B3D"/>
+                <w:sz w:val="20"/>
+                <w:szCs w:val="20"/>
+              </w:rPr>
+              <w:t xml:space="preserve">Usuario responsable</w:t>
+            </w:r>
+          </w:p>
+        </w:tc>
+        <w:tc>
+          <w:tcPr>
+            <w:tcW w:type="dxa" w:w="1900"/>
+            <w:shd w:fill="FFFFFF" w:val="clear"/>
+            <w:tcMar>
+              <w:top w:type="dxa" w:w="80"/>
+              <w:left w:type="dxa" w:w="120"/>
+              <w:bottom w:type="dxa" w:w="80"/>
+              <w:right w:type="dxa" w:w="120"/>
+            </w:tcMar>
+          </w:tcPr>
+          <w:p>
+            <w:pPr>
+              <w:keepNext/>
+              <w:spacing w:after="0" w:line="264"/>
+              <w:jc w:val="center"/>
+            </w:pPr>
+            <w:r>
+              <w:rPr>
+                <w:rFonts w:ascii="Calibri" w:cs="Calibri" w:eastAsia="Calibri" w:hAnsi="Calibri"/>
+                <w:color w:val="232B3D"/>
+                <w:sz w:val="20"/>
+                <w:szCs w:val="20"/>
+              </w:rPr>
+              <w:t xml:space="preserve">—</w:t>
+            </w:r>
+          </w:p>
+        </w:tc>
+        <w:tc>
+          <w:tcPr>
+            <w:tcW w:type="dxa" w:w="4860"/>
+            <w:shd w:fill="FFFFFF" w:val="clear"/>
+            <w:tcMar>
+              <w:top w:type="dxa" w:w="80"/>
+              <w:left w:type="dxa" w:w="120"/>
+              <w:bottom w:type="dxa" w:w="80"/>
+              <w:right w:type="dxa" w:w="120"/>
+            </w:tcMar>
+          </w:tcPr>
+          <w:p>
+            <w:pPr>
+              <w:keepNext/>
+              <w:spacing w:after="0" w:line="264"/>
+              <w:jc w:val="center"/>
+            </w:pPr>
+            <w:r>
+              <w:rPr>
+                <w:rFonts w:ascii="Calibri" w:cs="Calibri" w:eastAsia="Calibri" w:hAnsi="Calibri"/>
+                <w:color w:val="232B3D"/>
+                <w:sz w:val="20"/>
+                <w:szCs w:val="20"/>
+              </w:rPr>
+              <w:t xml:space="preserve">Se asigna automáticamente al usuario</w:t>
+            </w:r>
+          </w:p>
+        </w:tc>
+      </w:tr>
+      <w:tr>
+        <w:trPr>
+          <w:cantSplit/>
+        </w:trPr>
+        <w:tc>
+          <w:tcPr>
+            <w:tcW w:type="dxa" w:w="2600"/>
+            <w:shd w:fill="F7F8FA" w:val="clear"/>
+            <w:tcMar>
+              <w:top w:type="dxa" w:w="80"/>
+              <w:left w:type="dxa" w:w="120"/>
+              <w:bottom w:type="dxa" w:w="80"/>
+              <w:right w:type="dxa" w:w="120"/>
+            </w:tcMar>
+          </w:tcPr>
+          <w:p>
+            <w:pPr>
+              <w:keepNext/>
+              <w:spacing w:after="0" w:line="264"/>
+            </w:pPr>
+            <w:r>
+              <w:rPr>
+                <w:rFonts w:ascii="Calibri" w:cs="Calibri" w:eastAsia="Calibri" w:hAnsi="Calibri"/>
+                <w:color w:val="232B3D"/>
+                <w:sz w:val="20"/>
+                <w:szCs w:val="20"/>
+              </w:rPr>
+              <w:t xml:space="preserve">Estado *</w:t>
+            </w:r>
+          </w:p>
+        </w:tc>
+        <w:tc>
+          <w:tcPr>
+            <w:tcW w:type="dxa" w:w="1900"/>
+            <w:shd w:fill="F7F8FA" w:val="clear"/>
+            <w:tcMar>
+              <w:top w:type="dxa" w:w="80"/>
+              <w:left w:type="dxa" w:w="120"/>
+              <w:bottom w:type="dxa" w:w="80"/>
+              <w:right w:type="dxa" w:w="120"/>
+            </w:tcMar>
+          </w:tcPr>
+          <w:p>
+            <w:pPr>
+              <w:keepNext/>
+              <w:spacing w:after="0" w:line="264"/>
+              <w:jc w:val="center"/>
+            </w:pPr>
+            <w:r>
+              <w:rPr>
+                <w:rFonts w:ascii="Calibri" w:cs="Calibri" w:eastAsia="Calibri" w:hAnsi="Calibri"/>
+                <w:color w:val="232B3D"/>
+                <w:sz w:val="20"/>
+                <w:szCs w:val="20"/>
+              </w:rPr>
+              <w:t xml:space="preserve">Sí</w:t>
+            </w:r>
+          </w:p>
+        </w:tc>
+        <w:tc>
+          <w:tcPr>
+            <w:tcW w:type="dxa" w:w="4860"/>
+            <w:shd w:fill="F7F8FA" w:val="clear"/>
+            <w:tcMar>
+              <w:top w:type="dxa" w:w="80"/>
+              <w:left w:type="dxa" w:w="120"/>
+              <w:bottom w:type="dxa" w:w="80"/>
+              <w:right w:type="dxa" w:w="120"/>
+            </w:tcMar>
+          </w:tcPr>
+          <w:p>
+            <w:pPr>
+              <w:keepNext/>
+              <w:spacing w:after="0" w:line="264"/>
+              <w:jc w:val="center"/>
+            </w:pPr>
+            <w:r>
+              <w:rPr>
+                <w:rFonts w:ascii="Calibri" w:cs="Calibri" w:eastAsia="Calibri" w:hAnsi="Calibri"/>
+                <w:color w:val="232B3D"/>
+                <w:sz w:val="20"/>
+                <w:szCs w:val="20"/>
+              </w:rPr>
               <w:t xml:space="preserve">En proceso o Finalizado</w:t>
+            </w:r>
+          </w:p>
+        </w:tc>
+      </w:tr>
+      <w:tr>
+        <w:trPr>
+          <w:cantSplit/>
+        </w:trPr>
+        <w:tc>
+          <w:tcPr>
+            <w:tcW w:type="dxa" w:w="2600"/>
+            <w:shd w:fill="FFFFFF" w:val="clear"/>
+            <w:tcMar>
+              <w:top w:type="dxa" w:w="80"/>
+              <w:left w:type="dxa" w:w="120"/>
+              <w:bottom w:type="dxa" w:w="80"/>
+              <w:right w:type="dxa" w:w="120"/>
+            </w:tcMar>
+          </w:tcPr>
+          <w:p>
+            <w:pPr>
+              <w:keepNext/>
+              <w:spacing w:after="0" w:line="264"/>
+            </w:pPr>
+            <w:r>
+              <w:rPr>
+                <w:rFonts w:ascii="Calibri" w:cs="Calibri" w:eastAsia="Calibri" w:hAnsi="Calibri"/>
+                <w:color w:val="232B3D"/>
+                <w:sz w:val="20"/>
+                <w:szCs w:val="20"/>
+              </w:rPr>
+              <w:t xml:space="preserve">Documento del oficio *</w:t>
+            </w:r>
+          </w:p>
+        </w:tc>
+        <w:tc>
+          <w:tcPr>
+            <w:tcW w:type="dxa" w:w="1900"/>
+            <w:shd w:fill="FFFFFF" w:val="clear"/>
+            <w:tcMar>
+              <w:top w:type="dxa" w:w="80"/>
+              <w:left w:type="dxa" w:w="120"/>
+              <w:bottom w:type="dxa" w:w="80"/>
+              <w:right w:type="dxa" w:w="120"/>
+            </w:tcMar>
+          </w:tcPr>
+          <w:p>
+            <w:pPr>
+              <w:keepNext/>
+              <w:spacing w:after="0" w:line="264"/>
+              <w:jc w:val="center"/>
+            </w:pPr>
+            <w:r>
+              <w:rPr>
+                <w:rFonts w:ascii="Calibri" w:cs="Calibri" w:eastAsia="Calibri" w:hAnsi="Calibri"/>
+                <w:color w:val="232B3D"/>
+                <w:sz w:val="20"/>
+                <w:szCs w:val="20"/>
+              </w:rPr>
+              <w:t xml:space="preserve">Sí</w:t>
+            </w:r>
+          </w:p>
+        </w:tc>
+        <w:tc>
+          <w:tcPr>
+            <w:tcW w:type="dxa" w:w="4860"/>
+            <w:shd w:fill="FFFFFF" w:val="clear"/>
+            <w:tcMar>
+              <w:top w:type="dxa" w:w="80"/>
+              <w:left w:type="dxa" w:w="120"/>
+              <w:bottom w:type="dxa" w:w="80"/>
+              <w:right w:type="dxa" w:w="120"/>
+            </w:tcMar>
+          </w:tcPr>
+          <w:p>
+            <w:pPr>
+              <w:keepNext/>
+              <w:spacing w:after="0" w:line="264"/>
+              <w:jc w:val="center"/>
+            </w:pPr>
+            <w:r>
+              <w:rPr>
+                <w:rFonts w:ascii="Calibri" w:cs="Calibri" w:eastAsia="Calibri" w:hAnsi="Calibri"/>
+                <w:color w:val="232B3D"/>
+                <w:sz w:val="20"/>
+                <w:szCs w:val="20"/>
+              </w:rPr>
+              <w:t xml:space="preserve">Archivo PDF o Word (.docx)</w:t>
+            </w:r>
+          </w:p>
+        </w:tc>
+      </w:tr>
+      <w:tr>
+        <w:trPr>
+          <w:cantSplit/>
+        </w:trPr>
+        <w:tc>
+          <w:tcPr>
+            <w:tcW w:type="dxa" w:w="2600"/>
+            <w:shd w:fill="F7F8FA" w:val="clear"/>
+            <w:tcMar>
+              <w:top w:type="dxa" w:w="80"/>
+              <w:left w:type="dxa" w:w="120"/>
+              <w:bottom w:type="dxa" w:w="80"/>
+              <w:right w:type="dxa" w:w="120"/>
+            </w:tcMar>
+          </w:tcPr>
+          <w:p>
+            <w:pPr>
+              <w:keepNext/>
+              <w:spacing w:after="0" w:line="264"/>
+            </w:pPr>
+            <w:r>
+              <w:rPr>
+                <w:rFonts w:ascii="Calibri" w:cs="Calibri" w:eastAsia="Calibri" w:hAnsi="Calibri"/>
+                <w:color w:val="232B3D"/>
+                <w:sz w:val="20"/>
+                <w:szCs w:val="20"/>
+              </w:rPr>
+              <w:t xml:space="preserve">Respuesta en PDF</w:t>
+            </w:r>
+          </w:p>
+        </w:tc>
+        <w:tc>
+          <w:tcPr>
+            <w:tcW w:type="dxa" w:w="1900"/>
+            <w:shd w:fill="F7F8FA" w:val="clear"/>
+            <w:tcMar>
+              <w:top w:type="dxa" w:w="80"/>
+              <w:left w:type="dxa" w:w="120"/>
+              <w:bottom w:type="dxa" w:w="80"/>
+              <w:right w:type="dxa" w:w="120"/>
+            </w:tcMar>
+          </w:tcPr>
+          <w:p>
+            <w:pPr>
+              <w:keepNext/>
+              <w:spacing w:after="0" w:line="264"/>
+              <w:jc w:val="center"/>
+            </w:pPr>
+            <w:r>
+              <w:rPr>
+                <w:rFonts w:ascii="Calibri" w:cs="Calibri" w:eastAsia="Calibri" w:hAnsi="Calibri"/>
+                <w:color w:val="232B3D"/>
+                <w:sz w:val="20"/>
+                <w:szCs w:val="20"/>
+              </w:rPr>
+              <w:t xml:space="preserve">No</w:t>
+            </w:r>
+          </w:p>
+        </w:tc>
+        <w:tc>
+          <w:tcPr>
+            <w:tcW w:type="dxa" w:w="4860"/>
+            <w:shd w:fill="F7F8FA" w:val="clear"/>
+            <w:tcMar>
+              <w:top w:type="dxa" w:w="80"/>
+              <w:left w:type="dxa" w:w="120"/>
+              <w:bottom w:type="dxa" w:w="80"/>
+              <w:right w:type="dxa" w:w="120"/>
+            </w:tcMar>
+          </w:tcPr>
+          <w:p>
+            <w:pPr>
+              <w:keepNext/>
+              <w:spacing w:after="0" w:line="264"/>
+              <w:jc w:val="center"/>
+            </w:pPr>
+            <w:r>
+              <w:rPr>
+                <w:rFonts w:ascii="Calibri" w:cs="Calibri" w:eastAsia="Calibri" w:hAnsi="Calibri"/>
+                <w:color w:val="232B3D"/>
+                <w:sz w:val="20"/>
+                <w:szCs w:val="20"/>
+              </w:rPr>
+              <w:t xml:space="preserve">Solo para registrar un oficio ya finalizado</w:t>
             </w:r>
           </w:p>
         </w:tc>
@@ -3855,7 +4451,7 @@
                 <w:sz w:val="22"/>
                 <w:szCs w:val="22"/>
               </w:rPr>
-              <w:t xml:space="preserve">Asignación automática:  </w:t>
+              <w:t xml:space="preserve">El documento es obligatorio:  </w:t>
             </w:r>
             <w:r>
               <w:rPr>
@@ -3864,7 +4460,7 @@
                 <w:sz w:val="22"/>
                 <w:szCs w:val="22"/>
               </w:rPr>
-              <w:t xml:space="preserve">los oficios registrados por un usuario quedan a su cargo. Su asignación a otra persona corresponde a un administrador.</w:t>
+              <w:t xml:space="preserve">no se registra un oficio sin su soporte. Se admite PDF o Word (.docx).</w:t>
             </w:r>
           </w:p>
         </w:tc>
@@ -3872,218 +4468,8 @@
     </w:tbl>
     <w:p>
       <w:pPr>
-        <w:pStyle w:val="Heading2"/>
-        <w:pBdr>
-          <w:bottom w:val="single" w:color="E1E5EC" w:sz="4" w:space="5"/>
-        </w:pBdr>
-        <w:spacing w:after="140" w:before="280"/>
-      </w:pPr>
-      <w:r>
-        <w:rPr>
-          <w:rFonts w:ascii="Calibri" w:cs="Calibri" w:eastAsia="Calibri" w:hAnsi="Calibri"/>
-          <w:b/>
-          <w:bCs/>
-          <w:color w:val="1A2E5A"/>
-          <w:sz w:val="26"/>
-          <w:szCs w:val="26"/>
-        </w:rPr>
-        <w:t xml:space="preserve">3.2 Buscar oficios</w:t>
-      </w:r>
-    </w:p>
-    <w:p>
-      <w:pPr>
-        <w:spacing w:after="120" w:line="276"/>
-      </w:pPr>
-      <w:r>
-        <w:rPr>
-          <w:rFonts w:ascii="Calibri" w:cs="Calibri" w:eastAsia="Calibri" w:hAnsi="Calibri"/>
-          <w:color w:val="232B3D"/>
-          <w:sz w:val="22"/>
-          <w:szCs w:val="22"/>
-        </w:rPr>
-        <w:t xml:space="preserve">En la pestaña Oficios, el panel Buscar oficios permite filtrar por dos criterios, que pueden combinarse:</w:t>
-      </w:r>
-    </w:p>
-    <w:p>
-      <w:pPr>
-        <w:pStyle w:val="Heading3"/>
-        <w:spacing w:after="100" w:before="200"/>
-      </w:pPr>
-      <w:r>
-        <w:rPr>
-          <w:rFonts w:ascii="Calibri" w:cs="Calibri" w:eastAsia="Calibri" w:hAnsi="Calibri"/>
-          <w:b/>
-          <w:bCs/>
-          <w:color w:val="5A6B8C"/>
-          <w:sz w:val="23"/>
-          <w:szCs w:val="23"/>
-        </w:rPr>
-        <w:t xml:space="preserve">Por texto</w:t>
-      </w:r>
-    </w:p>
-    <w:p>
-      <w:pPr>
-        <w:spacing w:after="120" w:line="276"/>
-      </w:pPr>
-      <w:r>
-        <w:rPr>
-          <w:rFonts w:ascii="Calibri" w:cs="Calibri" w:eastAsia="Calibri" w:hAnsi="Calibri"/>
-          <w:color w:val="232B3D"/>
-          <w:sz w:val="22"/>
-          <w:szCs w:val="22"/>
-        </w:rPr>
-        <w:t xml:space="preserve">Seleccione el campo (Referencia UDC, Referencia oficio, Causal oficio o Referencia SB), indique el texto y pulse Buscar. No es necesario escribir el valor completo ni respetar mayúsculas.</w:t>
-      </w:r>
-    </w:p>
-    <w:p>
-      <w:pPr>
-        <w:pStyle w:val="Heading3"/>
-        <w:spacing w:after="100" w:before="200"/>
-      </w:pPr>
-      <w:r>
-        <w:rPr>
-          <w:rFonts w:ascii="Calibri" w:cs="Calibri" w:eastAsia="Calibri" w:hAnsi="Calibri"/>
-          <w:b/>
-          <w:bCs/>
-          <w:color w:val="5A6B8C"/>
-          <w:sz w:val="23"/>
-          <w:szCs w:val="23"/>
-        </w:rPr>
-        <w:t xml:space="preserve">Por fecha</w:t>
-      </w:r>
-    </w:p>
-    <w:p>
-      <w:pPr>
-        <w:spacing w:after="120" w:line="276"/>
-      </w:pPr>
-      <w:r>
-        <w:rPr>
-          <w:rFonts w:ascii="Calibri" w:cs="Calibri" w:eastAsia="Calibri" w:hAnsi="Calibri"/>
-          <w:color w:val="232B3D"/>
-          <w:sz w:val="22"/>
-          <w:szCs w:val="22"/>
-        </w:rPr>
-        <w:t xml:space="preserve">Seleccione el tipo de fecha (de oficio, de recepción o de respuesta) y el rango desde–hasta. Ambos extremos corresponden siempre al mismo tipo de fecha. Si deja el campo hasta en blanco, la búsqueda se realiza por una fecha única.</w:t>
-      </w:r>
-    </w:p>
-    <w:p>
-      <w:pPr>
-        <w:spacing w:after="120" w:line="276"/>
-      </w:pPr>
-      <w:r>
-        <w:rPr>
-          <w:rFonts w:ascii="Calibri" w:cs="Calibri" w:eastAsia="Calibri" w:hAnsi="Calibri"/>
-          <w:color w:val="232B3D"/>
-          <w:sz w:val="22"/>
-          <w:szCs w:val="22"/>
-        </w:rPr>
-        <w:t xml:space="preserve">El botón Limpiar filtros restablece la lista completa.</w:t>
-      </w:r>
-    </w:p>
-    <w:p>
-      <w:pPr>
-        <w:pStyle w:val="Heading2"/>
-        <w:pBdr>
-          <w:bottom w:val="single" w:color="E1E5EC" w:sz="4" w:space="5"/>
-        </w:pBdr>
-        <w:spacing w:after="140" w:before="280"/>
-      </w:pPr>
-      <w:r>
-        <w:rPr>
-          <w:rFonts w:ascii="Calibri" w:cs="Calibri" w:eastAsia="Calibri" w:hAnsi="Calibri"/>
-          <w:b/>
-          <w:bCs/>
-          <w:color w:val="1A2E5A"/>
-          <w:sz w:val="26"/>
-          <w:szCs w:val="26"/>
-        </w:rPr>
-        <w:t xml:space="preserve">3.3 Modificar un oficio propio</w:t>
-      </w:r>
-    </w:p>
-    <w:p>
-      <w:pPr>
-        <w:spacing w:after="120" w:line="276"/>
-      </w:pPr>
-      <w:r>
-        <w:rPr>
-          <w:rFonts w:ascii="Calibri" w:cs="Calibri" w:eastAsia="Calibri" w:hAnsi="Calibri"/>
-          <w:color w:val="232B3D"/>
-          <w:sz w:val="22"/>
-          <w:szCs w:val="22"/>
-        </w:rPr>
-        <w:t xml:space="preserve">Seleccione el oficio en la lista y utilice el panel Modificar oficio seleccionado. El usuario puede actualizar:</w:t>
-      </w:r>
-    </w:p>
-    <w:p>
-      <w:pPr>
-        <w:pStyle w:val="ListParagraph"/>
-        <w:numPr>
-          <w:ilvl w:val="0"/>
-          <w:numId w:val="4"/>
-        </w:numPr>
-        <w:spacing w:after="80" w:line="276"/>
-      </w:pPr>
-      <w:r>
-        <w:rPr>
-          <w:rFonts w:ascii="Calibri" w:cs="Calibri" w:eastAsia="Calibri" w:hAnsi="Calibri"/>
-          <w:color w:val="232B3D"/>
-          <w:sz w:val="22"/>
-          <w:szCs w:val="22"/>
-        </w:rPr>
-        <w:t xml:space="preserve">La fecha de respuesta</w:t>
-      </w:r>
-    </w:p>
-    <w:p>
-      <w:pPr>
-        <w:pStyle w:val="ListParagraph"/>
-        <w:numPr>
-          <w:ilvl w:val="0"/>
-          <w:numId w:val="4"/>
-        </w:numPr>
-        <w:spacing w:after="80" w:line="276"/>
-      </w:pPr>
-      <w:r>
-        <w:rPr>
-          <w:rFonts w:ascii="Calibri" w:cs="Calibri" w:eastAsia="Calibri" w:hAnsi="Calibri"/>
-          <w:color w:val="232B3D"/>
-          <w:sz w:val="22"/>
-          <w:szCs w:val="22"/>
-        </w:rPr>
-        <w:t xml:space="preserve">El estado, entre En proceso y Finalizado</w:t>
-      </w:r>
-    </w:p>
-    <w:p>
-      <w:pPr>
-        <w:pStyle w:val="ListParagraph"/>
-        <w:numPr>
-          <w:ilvl w:val="0"/>
-          <w:numId w:val="4"/>
-        </w:numPr>
-        <w:spacing w:after="80" w:line="276"/>
-      </w:pPr>
-      <w:r>
-        <w:rPr>
-          <w:rFonts w:ascii="Calibri" w:cs="Calibri" w:eastAsia="Calibri" w:hAnsi="Calibri"/>
-          <w:color w:val="232B3D"/>
-          <w:sz w:val="22"/>
-          <w:szCs w:val="22"/>
-        </w:rPr>
-        <w:t xml:space="preserve">La observación</w:t>
-      </w:r>
-    </w:p>
-    <w:p>
-      <w:pPr>
-        <w:spacing w:after="120" w:line="276"/>
-      </w:pPr>
-      <w:r>
-        <w:rPr>
-          <w:rFonts w:ascii="Calibri" w:cs="Calibri" w:eastAsia="Calibri" w:hAnsi="Calibri"/>
-          <w:color w:val="232B3D"/>
-          <w:sz w:val="22"/>
-          <w:szCs w:val="22"/>
-        </w:rPr>
-        <w:t xml:space="preserve">Pulse Guardar cambios para aplicar la modificación.</w:t>
-      </w:r>
+        <w:spacing w:after="160"/>
+      </w:pPr>
     </w:p>
     <w:tbl>
       <w:tblPr>
@@ -4128,7 +4514,7 @@
                 <w:sz w:val="22"/>
                 <w:szCs w:val="22"/>
               </w:rPr>
-              <w:t xml:space="preserve">Fecha de respuesta y estado:  </w:t>
+              <w:t xml:space="preserve">Asignación automática:  </w:t>
             </w:r>
             <w:r>
               <w:rPr>
@@ -4137,7 +4523,7 @@
                 <w:sz w:val="22"/>
                 <w:szCs w:val="22"/>
               </w:rPr>
-              <w:t xml:space="preserve">al registrar una fecha de respuesta, el oficio pasa automáticamente a Finalizado. Para reabrirlo, elimine previamente esa fecha con el botón Limpiar del calendario.</w:t>
+              <w:t xml:space="preserve">los oficios registrados por un usuario quedan a su cargo. Su asignación a otra persona corresponde a un administrador.</w:t>
             </w:r>
           </w:p>
         </w:tc>
@@ -4160,7 +4546,7 @@
           <w:sz w:val="26"/>
           <w:szCs w:val="26"/>
         </w:rPr>
-        <w:t xml:space="preserve">3.4 Adjuntar la respuesta en PDF</w:t>
+        <w:t xml:space="preserve">3.2 Buscar oficios</w:t>
       </w:r>
     </w:p>
     <w:p>
@@ -4174,7 +4560,117 @@
           <w:sz w:val="22"/>
           <w:szCs w:val="22"/>
         </w:rPr>
-        <w:t xml:space="preserve">Cada oficio admite el documento de respuesta en formato PDF:</w:t>
+        <w:t xml:space="preserve">En la pestaña Oficios, el panel Buscar oficios permite filtrar por dos criterios, que pueden combinarse:</w:t>
+      </w:r>
+    </w:p>
+    <w:p>
+      <w:pPr>
+        <w:pStyle w:val="Heading3"/>
+        <w:spacing w:after="100" w:before="200"/>
+      </w:pPr>
+      <w:r>
+        <w:rPr>
+          <w:rFonts w:ascii="Calibri" w:cs="Calibri" w:eastAsia="Calibri" w:hAnsi="Calibri"/>
+          <w:b/>
+          <w:bCs/>
+          <w:color w:val="5A6B8C"/>
+          <w:sz w:val="23"/>
+          <w:szCs w:val="23"/>
+        </w:rPr>
+        <w:t xml:space="preserve">Por texto</w:t>
+      </w:r>
+    </w:p>
+    <w:p>
+      <w:pPr>
+        <w:spacing w:after="120" w:line="276"/>
+      </w:pPr>
+      <w:r>
+        <w:rPr>
+          <w:rFonts w:ascii="Calibri" w:cs="Calibri" w:eastAsia="Calibri" w:hAnsi="Calibri"/>
+          <w:color w:val="232B3D"/>
+          <w:sz w:val="22"/>
+          <w:szCs w:val="22"/>
+        </w:rPr>
+        <w:t xml:space="preserve">Seleccione el campo (Referencia UDC, Referencia oficio, Causal oficio o Referencia SB), indique el texto y pulse Buscar. No es necesario escribir el valor completo ni respetar mayúsculas.</w:t>
+      </w:r>
+    </w:p>
+    <w:p>
+      <w:pPr>
+        <w:pStyle w:val="Heading3"/>
+        <w:spacing w:after="100" w:before="200"/>
+      </w:pPr>
+      <w:r>
+        <w:rPr>
+          <w:rFonts w:ascii="Calibri" w:cs="Calibri" w:eastAsia="Calibri" w:hAnsi="Calibri"/>
+          <w:b/>
+          <w:bCs/>
+          <w:color w:val="5A6B8C"/>
+          <w:sz w:val="23"/>
+          <w:szCs w:val="23"/>
+        </w:rPr>
+        <w:t xml:space="preserve">Por fecha</w:t>
+      </w:r>
+    </w:p>
+    <w:p>
+      <w:pPr>
+        <w:spacing w:after="120" w:line="276"/>
+      </w:pPr>
+      <w:r>
+        <w:rPr>
+          <w:rFonts w:ascii="Calibri" w:cs="Calibri" w:eastAsia="Calibri" w:hAnsi="Calibri"/>
+          <w:color w:val="232B3D"/>
+          <w:sz w:val="22"/>
+          <w:szCs w:val="22"/>
+        </w:rPr>
+        <w:t xml:space="preserve">Seleccione el tipo de fecha (de oficio, de recepción, de asignación o de respuesta) y el rango desde–hasta. Ambos extremos corresponden siempre al mismo tipo de fecha. Si deja el campo hasta en blanco, la búsqueda se realiza por una fecha única.</w:t>
+      </w:r>
+    </w:p>
+    <w:p>
+      <w:pPr>
+        <w:spacing w:after="120" w:line="276"/>
+      </w:pPr>
+      <w:r>
+        <w:rPr>
+          <w:rFonts w:ascii="Calibri" w:cs="Calibri" w:eastAsia="Calibri" w:hAnsi="Calibri"/>
+          <w:color w:val="232B3D"/>
+          <w:sz w:val="22"/>
+          <w:szCs w:val="22"/>
+        </w:rPr>
+        <w:t xml:space="preserve">El botón Limpiar filtros restablece la lista completa.</w:t>
+      </w:r>
+    </w:p>
+    <w:p>
+      <w:pPr>
+        <w:pStyle w:val="Heading2"/>
+        <w:pBdr>
+          <w:bottom w:val="single" w:color="E1E5EC" w:sz="4" w:space="5"/>
+        </w:pBdr>
+        <w:spacing w:after="140" w:before="280"/>
+      </w:pPr>
+      <w:r>
+        <w:rPr>
+          <w:rFonts w:ascii="Calibri" w:cs="Calibri" w:eastAsia="Calibri" w:hAnsi="Calibri"/>
+          <w:b/>
+          <w:bCs/>
+          <w:color w:val="1A2E5A"/>
+          <w:sz w:val="26"/>
+          <w:szCs w:val="26"/>
+        </w:rPr>
+        <w:t xml:space="preserve">3.3 Modificar un oficio propio</w:t>
+      </w:r>
+    </w:p>
+    <w:p>
+      <w:pPr>
+        <w:spacing w:after="120" w:line="276"/>
+      </w:pPr>
+      <w:r>
+        <w:rPr>
+          <w:rFonts w:ascii="Calibri" w:cs="Calibri" w:eastAsia="Calibri" w:hAnsi="Calibri"/>
+          <w:color w:val="232B3D"/>
+          <w:sz w:val="22"/>
+          <w:szCs w:val="22"/>
+        </w:rPr>
+        <w:t xml:space="preserve">Seleccione el oficio en la lista y utilice el panel Modificar oficio seleccionado. El usuario puede actualizar:</w:t>
       </w:r>
     </w:p>
     <w:p>
@@ -4193,7 +4689,7 @@
           <w:sz w:val="22"/>
           <w:szCs w:val="22"/>
         </w:rPr>
-        <w:t xml:space="preserve">Adjuntar respuesta (PDF): selecciona el archivo y lo asocia al oficio.</w:t>
+        <w:t xml:space="preserve">La fecha de respuesta</w:t>
       </w:r>
     </w:p>
     <w:p>
@@ -4212,7 +4708,7 @@
           <w:sz w:val="22"/>
           <w:szCs w:val="22"/>
         </w:rPr>
-        <w:t xml:space="preserve">Ver respuesta (PDF): permite consultarlo desde la propia aplicación.</w:t>
+        <w:t xml:space="preserve">La cantidad de investigados</w:t>
       </w:r>
     </w:p>
     <w:p>
@@ -4231,128 +4727,7 @@
           <w:sz w:val="22"/>
           <w:szCs w:val="22"/>
         </w:rPr>
-        <w:t xml:space="preserve">Eliminar PDF: retira el documento adjunto.</w:t>
-      </w:r>
-    </w:p>
-    <w:p>
-      <w:pPr>
-        <w:spacing w:after="120" w:line="276"/>
-      </w:pPr>
-      <w:r>
-        <w:rPr>
-          <w:rFonts w:ascii="Calibri" w:cs="Calibri" w:eastAsia="Calibri" w:hAnsi="Calibri"/>
-          <w:color w:val="232B3D"/>
-          <w:sz w:val="22"/>
-          <w:szCs w:val="22"/>
-        </w:rPr>
-        <w:t xml:space="preserve">La columna PDF de la lista señala con «Sí» los oficios que ya cuentan con su respuesta adjunta.</w:t>
-      </w:r>
-    </w:p>
-    <w:p>
-      <w:pPr>
-        <w:pStyle w:val="Heading2"/>
-        <w:pBdr>
-          <w:bottom w:val="single" w:color="E1E5EC" w:sz="4" w:space="5"/>
-        </w:pBdr>
-        <w:spacing w:after="140" w:before="280"/>
-      </w:pPr>
-      <w:r>
-        <w:rPr>
-          <w:rFonts w:ascii="Calibri" w:cs="Calibri" w:eastAsia="Calibri" w:hAnsi="Calibri"/>
-          <w:b/>
-          <w:bCs/>
-          <w:color w:val="1A2E5A"/>
-          <w:sz w:val="26"/>
-          <w:szCs w:val="26"/>
-        </w:rPr>
-        <w:t xml:space="preserve">3.5 Tablero</w:t>
-      </w:r>
-    </w:p>
-    <w:p>
-      <w:pPr>
-        <w:spacing w:after="120" w:line="276"/>
-      </w:pPr>
-      <w:r>
-        <w:rPr>
-          <w:rFonts w:ascii="Calibri" w:cs="Calibri" w:eastAsia="Calibri" w:hAnsi="Calibri"/>
-          <w:color w:val="232B3D"/>
-          <w:sz w:val="22"/>
-          <w:szCs w:val="22"/>
-        </w:rPr>
-        <w:t xml:space="preserve">Presenta los indicadores de gestión del área: total de oficios, distribución por estado, porcentaje de finalizados, días promedio de respuesta y oficios recibidos por día y por mes. Para el rol Usuario, el tablero considera únicamente sus propios oficios.</w:t>
-      </w:r>
-    </w:p>
-    <w:p>
-      <w:r>
-        <w:br w:type="page"/>
-      </w:r>
-    </w:p>
-    <w:p>
-      <w:pPr>
-        <w:pStyle w:val="Heading1"/>
-        <w:pBdr>
-          <w:bottom w:val="single" w:color="152342" w:sz="10" w:space="8"/>
-        </w:pBdr>
-        <w:spacing w:after="200" w:before="360"/>
-      </w:pPr>
-      <w:r>
-        <w:rPr>
-          <w:rFonts w:ascii="Calibri" w:cs="Calibri" w:eastAsia="Calibri" w:hAnsi="Calibri"/>
-          <w:b/>
-          <w:bCs/>
-          <w:color w:val="152342"/>
-          <w:sz w:val="32"/>
-          <w:szCs w:val="32"/>
-        </w:rPr>
-        <w:t xml:space="preserve">4. Rol Administrador</w:t>
-      </w:r>
-    </w:p>
-    <w:p>
-      <w:pPr>
-        <w:spacing w:after="120" w:line="276"/>
-      </w:pPr>
-      <w:r>
-        <w:rPr>
-          <w:rFonts w:ascii="Calibri" w:cs="Calibri" w:eastAsia="Calibri" w:hAnsi="Calibri"/>
-          <w:color w:val="232B3D"/>
-          <w:sz w:val="22"/>
-          <w:szCs w:val="22"/>
-        </w:rPr>
-        <w:t xml:space="preserve">El administrador dispone de las funciones del rol Usuario y, adicionalmente, gestiona los oficios de toda el área y las cuentas de acceso.</w:t>
-      </w:r>
-    </w:p>
-    <w:p>
-      <w:pPr>
-        <w:pStyle w:val="Heading2"/>
-        <w:pBdr>
-          <w:bottom w:val="single" w:color="E1E5EC" w:sz="4" w:space="5"/>
-        </w:pBdr>
-        <w:spacing w:after="140" w:before="280"/>
-      </w:pPr>
-      <w:r>
-        <w:rPr>
-          <w:rFonts w:ascii="Calibri" w:cs="Calibri" w:eastAsia="Calibri" w:hAnsi="Calibri"/>
-          <w:b/>
-          <w:bCs/>
-          <w:color w:val="1A2E5A"/>
-          <w:sz w:val="26"/>
-          <w:szCs w:val="26"/>
-        </w:rPr>
-        <w:t xml:space="preserve">4.1 Ver y gestionar todos los oficios</w:t>
-      </w:r>
-    </w:p>
-    <w:p>
-      <w:pPr>
-        <w:spacing w:after="120" w:line="276"/>
-      </w:pPr>
-      <w:r>
-        <w:rPr>
-          <w:rFonts w:ascii="Calibri" w:cs="Calibri" w:eastAsia="Calibri" w:hAnsi="Calibri"/>
-          <w:color w:val="232B3D"/>
-          <w:sz w:val="22"/>
-          <w:szCs w:val="22"/>
-        </w:rPr>
-        <w:t xml:space="preserve">A diferencia del usuario, el administrador visualiza en la pestaña Oficios los registros de todas las personas y, en el panel de modificación, puede actualizar:</w:t>
+        <w:t xml:space="preserve">El estado, entre En proceso y Finalizado</w:t>
       </w:r>
     </w:p>
     <w:p>
@@ -4371,63 +4746,6 @@
           <w:sz w:val="22"/>
           <w:szCs w:val="22"/>
         </w:rPr>
-        <w:t xml:space="preserve">La fecha de respuesta</w:t>
-      </w:r>
-    </w:p>
-    <w:p>
-      <w:pPr>
-        <w:pStyle w:val="ListParagraph"/>
-        <w:numPr>
-          <w:ilvl w:val="0"/>
-          <w:numId w:val="4"/>
-        </w:numPr>
-        <w:spacing w:after="80" w:line="276"/>
-      </w:pPr>
-      <w:r>
-        <w:rPr>
-          <w:rFonts w:ascii="Calibri" w:cs="Calibri" w:eastAsia="Calibri" w:hAnsi="Calibri"/>
-          <w:color w:val="232B3D"/>
-          <w:sz w:val="22"/>
-          <w:szCs w:val="22"/>
-        </w:rPr>
-        <w:t xml:space="preserve">El responsable, reasignando el oficio a cualquier usuario</w:t>
-      </w:r>
-    </w:p>
-    <w:p>
-      <w:pPr>
-        <w:pStyle w:val="ListParagraph"/>
-        <w:numPr>
-          <w:ilvl w:val="0"/>
-          <w:numId w:val="4"/>
-        </w:numPr>
-        <w:spacing w:after="80" w:line="276"/>
-      </w:pPr>
-      <w:r>
-        <w:rPr>
-          <w:rFonts w:ascii="Calibri" w:cs="Calibri" w:eastAsia="Calibri" w:hAnsi="Calibri"/>
-          <w:color w:val="232B3D"/>
-          <w:sz w:val="22"/>
-          <w:szCs w:val="22"/>
-        </w:rPr>
-        <w:t xml:space="preserve">El estado, incluido Por asignar</w:t>
-      </w:r>
-    </w:p>
-    <w:p>
-      <w:pPr>
-        <w:pStyle w:val="ListParagraph"/>
-        <w:numPr>
-          <w:ilvl w:val="0"/>
-          <w:numId w:val="4"/>
-        </w:numPr>
-        <w:spacing w:after="80" w:line="276"/>
-      </w:pPr>
-      <w:r>
-        <w:rPr>
-          <w:rFonts w:ascii="Calibri" w:cs="Calibri" w:eastAsia="Calibri" w:hAnsi="Calibri"/>
-          <w:color w:val="232B3D"/>
-          <w:sz w:val="22"/>
-          <w:szCs w:val="22"/>
-        </w:rPr>
         <w:t xml:space="preserve">La observación</w:t>
       </w:r>
     </w:p>
@@ -4442,84 +4760,7 @@
           <w:sz w:val="22"/>
           <w:szCs w:val="22"/>
         </w:rPr>
-        <w:t xml:space="preserve">Al registrar un oficio también puede designar a cualquier responsable o dejarlo sin asignar.</w:t>
-      </w:r>
-    </w:p>
-    <w:p>
-      <w:pPr>
-        <w:pStyle w:val="Heading2"/>
-        <w:pBdr>
-          <w:bottom w:val="single" w:color="E1E5EC" w:sz="4" w:space="5"/>
-        </w:pBdr>
-        <w:spacing w:after="140" w:before="280"/>
-      </w:pPr>
-      <w:r>
-        <w:rPr>
-          <w:rFonts w:ascii="Calibri" w:cs="Calibri" w:eastAsia="Calibri" w:hAnsi="Calibri"/>
-          <w:b/>
-          <w:bCs/>
-          <w:color w:val="1A2E5A"/>
-          <w:sz w:val="26"/>
-          <w:szCs w:val="26"/>
-        </w:rPr>
-        <w:t xml:space="preserve">4.2 Crear usuarios</w:t>
-      </w:r>
-    </w:p>
-    <w:p>
-      <w:pPr>
-        <w:pStyle w:val="ListParagraph"/>
-        <w:numPr>
-          <w:ilvl w:val="0"/>
-          <w:numId w:val="5"/>
-        </w:numPr>
-        <w:spacing w:after="80" w:line="276"/>
-      </w:pPr>
-      <w:r>
-        <w:rPr>
-          <w:rFonts w:ascii="Calibri" w:cs="Calibri" w:eastAsia="Calibri" w:hAnsi="Calibri"/>
-          <w:color w:val="232B3D"/>
-          <w:sz w:val="22"/>
-          <w:szCs w:val="22"/>
-        </w:rPr>
-        <w:t xml:space="preserve">Abra la pestaña Usuarios.</w:t>
-      </w:r>
-    </w:p>
-    <w:p>
-      <w:pPr>
-        <w:pStyle w:val="ListParagraph"/>
-        <w:numPr>
-          <w:ilvl w:val="0"/>
-          <w:numId w:val="5"/>
-        </w:numPr>
-        <w:spacing w:after="80" w:line="276"/>
-      </w:pPr>
-      <w:r>
-        <w:rPr>
-          <w:rFonts w:ascii="Calibri" w:cs="Calibri" w:eastAsia="Calibri" w:hAnsi="Calibri"/>
-          <w:color w:val="232B3D"/>
-          <w:sz w:val="22"/>
-          <w:szCs w:val="22"/>
-        </w:rPr>
-        <w:t xml:space="preserve">Complete el usuario, el nombre y la contraseña (por duplicado).</w:t>
-      </w:r>
-    </w:p>
-    <w:p>
-      <w:pPr>
-        <w:pStyle w:val="ListParagraph"/>
-        <w:numPr>
-          <w:ilvl w:val="0"/>
-          <w:numId w:val="5"/>
-        </w:numPr>
-        <w:spacing w:after="80" w:line="276"/>
-      </w:pPr>
-      <w:r>
-        <w:rPr>
-          <w:rFonts w:ascii="Calibri" w:cs="Calibri" w:eastAsia="Calibri" w:hAnsi="Calibri"/>
-          <w:color w:val="232B3D"/>
-          <w:sz w:val="22"/>
-          <w:szCs w:val="22"/>
-        </w:rPr>
-        <w:t xml:space="preserve">Pulse Crear usuario.</w:t>
+        <w:t xml:space="preserve">Pulse Guardar cambios para aplicar la modificación.</w:t>
       </w:r>
     </w:p>
     <w:tbl>
@@ -4565,7 +4806,7 @@
                 <w:sz w:val="22"/>
                 <w:szCs w:val="22"/>
               </w:rPr>
-              <w:t xml:space="preserve">Alcance del administrador:  </w:t>
+              <w:t xml:space="preserve">Fecha de respuesta y estado:  </w:t>
             </w:r>
             <w:r>
               <w:rPr>
@@ -4574,7 +4815,7 @@
                 <w:sz w:val="22"/>
                 <w:szCs w:val="22"/>
               </w:rPr>
-              <w:t xml:space="preserve">únicamente puede crear cuentas con rol «usuario». La creación de administradores y superusuarios corresponde al superusuario.</w:t>
+              <w:t xml:space="preserve">al registrar una fecha de respuesta, el oficio pasa automáticamente a Finalizado. Para reabrirlo, elimine previamente esa fecha con el botón Limpiar del calendario.</w:t>
             </w:r>
           </w:p>
         </w:tc>
@@ -4597,7 +4838,7 @@
           <w:sz w:val="26"/>
           <w:szCs w:val="26"/>
         </w:rPr>
-        <w:t xml:space="preserve">4.3 Editar, eliminar y restablecer contraseñas</w:t>
+        <w:t xml:space="preserve">3.4 Documentos del oficio</w:t>
       </w:r>
     </w:p>
     <w:p>
@@ -4611,7 +4852,7 @@
           <w:sz w:val="22"/>
           <w:szCs w:val="22"/>
         </w:rPr>
-        <w:t xml:space="preserve">Seleccione la persona en la lista y utilice el botón correspondiente:</w:t>
+        <w:t xml:space="preserve">Cada oficio conserva dos documentos: el propio oficio, que se adjunta al registrarlo, y la respuesta en PDF, que se incorpora al atenderlo.</w:t>
       </w:r>
     </w:p>
     <w:p>
@@ -4630,7 +4871,7 @@
           <w:sz w:val="22"/>
           <w:szCs w:val="22"/>
         </w:rPr>
-        <w:t xml:space="preserve">Editar seleccionado: modifica su nombre o su contraseña.</w:t>
+        <w:t xml:space="preserve">Ver oficio: muestra el documento del oficio. Los PDF se abren dentro de la aplicación; los archivos de Word, con el programa del equipo.</w:t>
       </w:r>
     </w:p>
     <w:p>
@@ -4649,7 +4890,7 @@
           <w:sz w:val="22"/>
           <w:szCs w:val="22"/>
         </w:rPr>
-        <w:t xml:space="preserve">Restablecer contraseña: se utiliza cuando el usuario ha olvidado la suya; se abre una ventana para registrar la nueva clave.</w:t>
+        <w:t xml:space="preserve">Cambiar oficio: sustituye el documento, por si se adjuntó el archivo equivocado.</w:t>
       </w:r>
     </w:p>
     <w:p>
@@ -4668,7 +4909,7 @@
           <w:sz w:val="22"/>
           <w:szCs w:val="22"/>
         </w:rPr>
-        <w:t xml:space="preserve">Eliminar seleccionado: da de baja la cuenta, previa confirmación.</w:t>
+        <w:t xml:space="preserve">Adjuntar respuesta (PDF): incorpora el documento de respuesta.</w:t>
       </w:r>
     </w:p>
     <w:p>
@@ -4687,7 +4928,949 @@
           <w:sz w:val="22"/>
           <w:szCs w:val="22"/>
         </w:rPr>
-        <w:t xml:space="preserve">Nuevo: limpia el formulario para registrar otra cuenta.</w:t>
+        <w:t xml:space="preserve">Ver respuesta (PDF): permite consultarlo desde la propia aplicación.</w:t>
+      </w:r>
+    </w:p>
+    <w:p>
+      <w:pPr>
+        <w:pStyle w:val="ListParagraph"/>
+        <w:numPr>
+          <w:ilvl w:val="0"/>
+          <w:numId w:val="4"/>
+        </w:numPr>
+        <w:spacing w:after="80" w:line="276"/>
+      </w:pPr>
+      <w:r>
+        <w:rPr>
+          <w:rFonts w:ascii="Calibri" w:cs="Calibri" w:eastAsia="Calibri" w:hAnsi="Calibri"/>
+          <w:color w:val="232B3D"/>
+          <w:sz w:val="22"/>
+          <w:szCs w:val="22"/>
+        </w:rPr>
+        <w:t xml:space="preserve">Eliminar PDF: retira la respuesta adjunta.</w:t>
+      </w:r>
+    </w:p>
+    <w:p>
+      <w:pPr>
+        <w:spacing w:after="120" w:line="276"/>
+      </w:pPr>
+      <w:r>
+        <w:rPr>
+          <w:rFonts w:ascii="Calibri" w:cs="Calibri" w:eastAsia="Calibri" w:hAnsi="Calibri"/>
+          <w:color w:val="232B3D"/>
+          <w:sz w:val="22"/>
+          <w:szCs w:val="22"/>
+        </w:rPr>
+        <w:t xml:space="preserve">La columna PDF de la lista señala con «Sí» los oficios que ya cuentan con su respuesta adjunta.</w:t>
+      </w:r>
+    </w:p>
+    <w:tbl>
+      <w:tblPr>
+        <w:tblW w:type="dxa" w:w="9360"/>
+        <w:tblBorders>
+          <w:top w:val="single" w:color="CBD2DE" w:sz="2"/>
+          <w:left w:val="single" w:color="152342" w:sz="18"/>
+          <w:bottom w:val="single" w:color="CBD2DE" w:sz="2"/>
+          <w:right w:val="single" w:color="CBD2DE" w:sz="2"/>
+          <w:insideH w:val="none"/>
+          <w:insideV w:val="none"/>
+        </w:tblBorders>
+      </w:tblPr>
+      <w:tblGrid>
+        <w:gridCol w:w="9360"/>
+      </w:tblGrid>
+      <w:tr>
+        <w:trPr>
+          <w:cantSplit/>
+        </w:trPr>
+        <w:tc>
+          <w:tcPr>
+            <w:tcW w:type="dxa" w:w="9360"/>
+            <w:shd w:fill="F0F2F5" w:val="clear"/>
+            <w:tcMar>
+              <w:top w:type="dxa" w:w="120"/>
+              <w:left w:type="dxa" w:w="180"/>
+              <w:bottom w:type="dxa" w:w="120"/>
+              <w:right w:type="dxa" w:w="180"/>
+            </w:tcMar>
+          </w:tcPr>
+          <w:p>
+            <w:pPr>
+              <w:spacing w:after="0" w:line="276"/>
+            </w:pPr>
+            <w:r>
+              <w:rPr>
+                <w:rFonts w:ascii="Calibri" w:cs="Calibri" w:eastAsia="Calibri" w:hAnsi="Calibri"/>
+                <w:b/>
+                <w:bCs/>
+                <w:color w:val="152342"/>
+                <w:sz w:val="22"/>
+                <w:szCs w:val="22"/>
+              </w:rPr>
+              <w:t xml:space="preserve">Para finalizar un oficio:  </w:t>
+            </w:r>
+            <w:r>
+              <w:rPr>
+                <w:rFonts w:ascii="Calibri" w:cs="Calibri" w:eastAsia="Calibri" w:hAnsi="Calibri"/>
+                <w:color w:val="232B3D"/>
+                <w:sz w:val="22"/>
+                <w:szCs w:val="22"/>
+              </w:rPr>
+              <w:t xml:space="preserve">es requisito que tenga fecha de asignación, fecha de respuesta y la respuesta en PDF adjunta. Si falta alguno, la aplicación indica cuál.</w:t>
+            </w:r>
+          </w:p>
+        </w:tc>
+      </w:tr>
+    </w:tbl>
+    <w:p>
+      <w:pPr>
+        <w:pStyle w:val="Heading2"/>
+        <w:pBdr>
+          <w:bottom w:val="single" w:color="E1E5EC" w:sz="4" w:space="5"/>
+        </w:pBdr>
+        <w:spacing w:after="140" w:before="280"/>
+      </w:pPr>
+      <w:r>
+        <w:rPr>
+          <w:rFonts w:ascii="Calibri" w:cs="Calibri" w:eastAsia="Calibri" w:hAnsi="Calibri"/>
+          <w:b/>
+          <w:bCs/>
+          <w:color w:val="1A2E5A"/>
+          <w:sz w:val="26"/>
+          <w:szCs w:val="26"/>
+        </w:rPr>
+        <w:t xml:space="preserve">3.5 Exportar oficios</w:t>
+      </w:r>
+    </w:p>
+    <w:p>
+      <w:pPr>
+        <w:spacing w:after="120" w:line="276"/>
+      </w:pPr>
+      <w:r>
+        <w:rPr>
+          <w:rFonts w:ascii="Calibri" w:cs="Calibri" w:eastAsia="Calibri" w:hAnsi="Calibri"/>
+          <w:color w:val="232B3D"/>
+          <w:sz w:val="22"/>
+          <w:szCs w:val="22"/>
+        </w:rPr>
+        <w:t xml:space="preserve">El botón Exportar genera un archivo con los oficios de una fecha o de un rango de fechas:</w:t>
+      </w:r>
+    </w:p>
+    <w:p>
+      <w:pPr>
+        <w:pStyle w:val="ListParagraph"/>
+        <w:numPr>
+          <w:ilvl w:val="0"/>
+          <w:numId w:val="5"/>
+        </w:numPr>
+        <w:spacing w:after="80" w:line="276"/>
+      </w:pPr>
+      <w:r>
+        <w:rPr>
+          <w:rFonts w:ascii="Calibri" w:cs="Calibri" w:eastAsia="Calibri" w:hAnsi="Calibri"/>
+          <w:color w:val="232B3D"/>
+          <w:sz w:val="22"/>
+          <w:szCs w:val="22"/>
+        </w:rPr>
+        <w:t xml:space="preserve">Pulse Exportar, en la pestaña Oficios.</w:t>
+      </w:r>
+    </w:p>
+    <w:p>
+      <w:pPr>
+        <w:pStyle w:val="ListParagraph"/>
+        <w:numPr>
+          <w:ilvl w:val="0"/>
+          <w:numId w:val="5"/>
+        </w:numPr>
+        <w:spacing w:after="80" w:line="276"/>
+      </w:pPr>
+      <w:r>
+        <w:rPr>
+          <w:rFonts w:ascii="Calibri" w:cs="Calibri" w:eastAsia="Calibri" w:hAnsi="Calibri"/>
+          <w:color w:val="232B3D"/>
+          <w:sz w:val="22"/>
+          <w:szCs w:val="22"/>
+        </w:rPr>
+        <w:t xml:space="preserve">Seleccione el tipo de fecha y la fecha o el rango que desea.</w:t>
+      </w:r>
+    </w:p>
+    <w:p>
+      <w:pPr>
+        <w:pStyle w:val="ListParagraph"/>
+        <w:numPr>
+          <w:ilvl w:val="0"/>
+          <w:numId w:val="5"/>
+        </w:numPr>
+        <w:spacing w:after="80" w:line="276"/>
+      </w:pPr>
+      <w:r>
+        <w:rPr>
+          <w:rFonts w:ascii="Calibri" w:cs="Calibri" w:eastAsia="Calibri" w:hAnsi="Calibri"/>
+          <w:color w:val="232B3D"/>
+          <w:sz w:val="22"/>
+          <w:szCs w:val="22"/>
+        </w:rPr>
+        <w:t xml:space="preserve">Elija el formato: Excel o CSV.</w:t>
+      </w:r>
+    </w:p>
+    <w:p>
+      <w:pPr>
+        <w:pStyle w:val="ListParagraph"/>
+        <w:numPr>
+          <w:ilvl w:val="0"/>
+          <w:numId w:val="5"/>
+        </w:numPr>
+        <w:spacing w:after="80" w:line="276"/>
+      </w:pPr>
+      <w:r>
+        <w:rPr>
+          <w:rFonts w:ascii="Calibri" w:cs="Calibri" w:eastAsia="Calibri" w:hAnsi="Calibri"/>
+          <w:color w:val="232B3D"/>
+          <w:sz w:val="22"/>
+          <w:szCs w:val="22"/>
+        </w:rPr>
+        <w:t xml:space="preserve">Indique dónde guardar el archivo.</w:t>
+      </w:r>
+    </w:p>
+    <w:p>
+      <w:pPr>
+        <w:spacing w:after="120" w:line="276"/>
+      </w:pPr>
+      <w:r>
+        <w:rPr>
+          <w:rFonts w:ascii="Calibri" w:cs="Calibri" w:eastAsia="Calibri" w:hAnsi="Calibri"/>
+          <w:color w:val="232B3D"/>
+          <w:sz w:val="22"/>
+          <w:szCs w:val="22"/>
+        </w:rPr>
+        <w:t xml:space="preserve">Cada persona exporta únicamente los oficios que puede consultar.</w:t>
+      </w:r>
+    </w:p>
+    <w:p>
+      <w:pPr>
+        <w:pStyle w:val="Heading2"/>
+        <w:pBdr>
+          <w:bottom w:val="single" w:color="E1E5EC" w:sz="4" w:space="5"/>
+        </w:pBdr>
+        <w:spacing w:after="140" w:before="280"/>
+      </w:pPr>
+      <w:r>
+        <w:rPr>
+          <w:rFonts w:ascii="Calibri" w:cs="Calibri" w:eastAsia="Calibri" w:hAnsi="Calibri"/>
+          <w:b/>
+          <w:bCs/>
+          <w:color w:val="1A2E5A"/>
+          <w:sz w:val="26"/>
+          <w:szCs w:val="26"/>
+        </w:rPr>
+        <w:t xml:space="preserve">3.6 Tablero</w:t>
+      </w:r>
+    </w:p>
+    <w:p>
+      <w:pPr>
+        <w:spacing w:after="120" w:line="276"/>
+      </w:pPr>
+      <w:r>
+        <w:rPr>
+          <w:rFonts w:ascii="Calibri" w:cs="Calibri" w:eastAsia="Calibri" w:hAnsi="Calibri"/>
+          <w:color w:val="232B3D"/>
+          <w:sz w:val="22"/>
+          <w:szCs w:val="22"/>
+        </w:rPr>
+        <w:t xml:space="preserve">Presenta los indicadores de gestión del área: total de oficios, distribución por estado, porcentaje de finalizados, días promedio de respuesta y oficios recibidos por día y por mes. Para el rol Usuario, el tablero considera únicamente sus propios oficios.</w:t>
+      </w:r>
+    </w:p>
+    <w:p>
+      <w:r>
+        <w:br w:type="page"/>
+      </w:r>
+    </w:p>
+    <w:p>
+      <w:pPr>
+        <w:pStyle w:val="Heading1"/>
+        <w:pBdr>
+          <w:bottom w:val="single" w:color="152342" w:sz="10" w:space="8"/>
+        </w:pBdr>
+        <w:spacing w:after="200" w:before="360"/>
+      </w:pPr>
+      <w:r>
+        <w:rPr>
+          <w:rFonts w:ascii="Calibri" w:cs="Calibri" w:eastAsia="Calibri" w:hAnsi="Calibri"/>
+          <w:b/>
+          <w:bCs/>
+          <w:color w:val="152342"/>
+          <w:sz w:val="32"/>
+          <w:szCs w:val="32"/>
+        </w:rPr>
+        <w:t xml:space="preserve">4. Rol Administrador</w:t>
+      </w:r>
+    </w:p>
+    <w:p>
+      <w:pPr>
+        <w:spacing w:after="120" w:line="276"/>
+      </w:pPr>
+      <w:r>
+        <w:rPr>
+          <w:rFonts w:ascii="Calibri" w:cs="Calibri" w:eastAsia="Calibri" w:hAnsi="Calibri"/>
+          <w:color w:val="232B3D"/>
+          <w:sz w:val="22"/>
+          <w:szCs w:val="22"/>
+        </w:rPr>
+        <w:t xml:space="preserve">El administrador dispone de las funciones del rol Usuario y, adicionalmente, gestiona los oficios de toda el área, su mantenimiento y las cuentas de acceso.</w:t>
+      </w:r>
+    </w:p>
+    <w:p>
+      <w:pPr>
+        <w:pStyle w:val="Heading2"/>
+        <w:pBdr>
+          <w:bottom w:val="single" w:color="E1E5EC" w:sz="4" w:space="5"/>
+        </w:pBdr>
+        <w:spacing w:after="140" w:before="280"/>
+      </w:pPr>
+      <w:r>
+        <w:rPr>
+          <w:rFonts w:ascii="Calibri" w:cs="Calibri" w:eastAsia="Calibri" w:hAnsi="Calibri"/>
+          <w:b/>
+          <w:bCs/>
+          <w:color w:val="1A2E5A"/>
+          <w:sz w:val="26"/>
+          <w:szCs w:val="26"/>
+        </w:rPr>
+        <w:t xml:space="preserve">4.1 Ver y gestionar todos los oficios</w:t>
+      </w:r>
+    </w:p>
+    <w:p>
+      <w:pPr>
+        <w:spacing w:after="120" w:line="276"/>
+      </w:pPr>
+      <w:r>
+        <w:rPr>
+          <w:rFonts w:ascii="Calibri" w:cs="Calibri" w:eastAsia="Calibri" w:hAnsi="Calibri"/>
+          <w:color w:val="232B3D"/>
+          <w:sz w:val="22"/>
+          <w:szCs w:val="22"/>
+        </w:rPr>
+        <w:t xml:space="preserve">A diferencia del usuario, el administrador visualiza en la pestaña Oficios los registros de todas las personas y, en el panel de modificación, puede actualizar:</w:t>
+      </w:r>
+    </w:p>
+    <w:p>
+      <w:pPr>
+        <w:pStyle w:val="ListParagraph"/>
+        <w:numPr>
+          <w:ilvl w:val="0"/>
+          <w:numId w:val="4"/>
+        </w:numPr>
+        <w:spacing w:after="80" w:line="276"/>
+      </w:pPr>
+      <w:r>
+        <w:rPr>
+          <w:rFonts w:ascii="Calibri" w:cs="Calibri" w:eastAsia="Calibri" w:hAnsi="Calibri"/>
+          <w:color w:val="232B3D"/>
+          <w:sz w:val="22"/>
+          <w:szCs w:val="22"/>
+        </w:rPr>
+        <w:t xml:space="preserve">La fecha de asignación</w:t>
+      </w:r>
+    </w:p>
+    <w:p>
+      <w:pPr>
+        <w:pStyle w:val="ListParagraph"/>
+        <w:numPr>
+          <w:ilvl w:val="0"/>
+          <w:numId w:val="4"/>
+        </w:numPr>
+        <w:spacing w:after="80" w:line="276"/>
+      </w:pPr>
+      <w:r>
+        <w:rPr>
+          <w:rFonts w:ascii="Calibri" w:cs="Calibri" w:eastAsia="Calibri" w:hAnsi="Calibri"/>
+          <w:color w:val="232B3D"/>
+          <w:sz w:val="22"/>
+          <w:szCs w:val="22"/>
+        </w:rPr>
+        <w:t xml:space="preserve">La fecha de respuesta</w:t>
+      </w:r>
+    </w:p>
+    <w:p>
+      <w:pPr>
+        <w:pStyle w:val="ListParagraph"/>
+        <w:numPr>
+          <w:ilvl w:val="0"/>
+          <w:numId w:val="4"/>
+        </w:numPr>
+        <w:spacing w:after="80" w:line="276"/>
+      </w:pPr>
+      <w:r>
+        <w:rPr>
+          <w:rFonts w:ascii="Calibri" w:cs="Calibri" w:eastAsia="Calibri" w:hAnsi="Calibri"/>
+          <w:color w:val="232B3D"/>
+          <w:sz w:val="22"/>
+          <w:szCs w:val="22"/>
+        </w:rPr>
+        <w:t xml:space="preserve">La cantidad de investigados</w:t>
+      </w:r>
+    </w:p>
+    <w:p>
+      <w:pPr>
+        <w:pStyle w:val="ListParagraph"/>
+        <w:numPr>
+          <w:ilvl w:val="0"/>
+          <w:numId w:val="4"/>
+        </w:numPr>
+        <w:spacing w:after="80" w:line="276"/>
+      </w:pPr>
+      <w:r>
+        <w:rPr>
+          <w:rFonts w:ascii="Calibri" w:cs="Calibri" w:eastAsia="Calibri" w:hAnsi="Calibri"/>
+          <w:color w:val="232B3D"/>
+          <w:sz w:val="22"/>
+          <w:szCs w:val="22"/>
+        </w:rPr>
+        <w:t xml:space="preserve">El responsable, reasignando el oficio a cualquier usuario</w:t>
+      </w:r>
+    </w:p>
+    <w:p>
+      <w:pPr>
+        <w:pStyle w:val="ListParagraph"/>
+        <w:numPr>
+          <w:ilvl w:val="0"/>
+          <w:numId w:val="4"/>
+        </w:numPr>
+        <w:spacing w:after="80" w:line="276"/>
+      </w:pPr>
+      <w:r>
+        <w:rPr>
+          <w:rFonts w:ascii="Calibri" w:cs="Calibri" w:eastAsia="Calibri" w:hAnsi="Calibri"/>
+          <w:color w:val="232B3D"/>
+          <w:sz w:val="22"/>
+          <w:szCs w:val="22"/>
+        </w:rPr>
+        <w:t xml:space="preserve">El estado, incluido Por asignar</w:t>
+      </w:r>
+    </w:p>
+    <w:p>
+      <w:pPr>
+        <w:pStyle w:val="ListParagraph"/>
+        <w:numPr>
+          <w:ilvl w:val="0"/>
+          <w:numId w:val="4"/>
+        </w:numPr>
+        <w:spacing w:after="80" w:line="276"/>
+      </w:pPr>
+      <w:r>
+        <w:rPr>
+          <w:rFonts w:ascii="Calibri" w:cs="Calibri" w:eastAsia="Calibri" w:hAnsi="Calibri"/>
+          <w:color w:val="232B3D"/>
+          <w:sz w:val="22"/>
+          <w:szCs w:val="22"/>
+        </w:rPr>
+        <w:t xml:space="preserve">La observación</w:t>
+      </w:r>
+    </w:p>
+    <w:p>
+      <w:pPr>
+        <w:spacing w:after="120" w:line="276"/>
+      </w:pPr>
+      <w:r>
+        <w:rPr>
+          <w:rFonts w:ascii="Calibri" w:cs="Calibri" w:eastAsia="Calibri" w:hAnsi="Calibri"/>
+          <w:color w:val="232B3D"/>
+          <w:sz w:val="22"/>
+          <w:szCs w:val="22"/>
+        </w:rPr>
+        <w:t xml:space="preserve">Al registrar un oficio también puede designar a cualquier responsable o dejarlo sin asignar.</w:t>
+      </w:r>
+    </w:p>
+    <w:tbl>
+      <w:tblPr>
+        <w:tblW w:type="dxa" w:w="9360"/>
+        <w:tblBorders>
+          <w:top w:val="single" w:color="CBD2DE" w:sz="2"/>
+          <w:left w:val="single" w:color="152342" w:sz="18"/>
+          <w:bottom w:val="single" w:color="CBD2DE" w:sz="2"/>
+          <w:right w:val="single" w:color="CBD2DE" w:sz="2"/>
+          <w:insideH w:val="none"/>
+          <w:insideV w:val="none"/>
+        </w:tblBorders>
+      </w:tblPr>
+      <w:tblGrid>
+        <w:gridCol w:w="9360"/>
+      </w:tblGrid>
+      <w:tr>
+        <w:trPr>
+          <w:cantSplit/>
+        </w:trPr>
+        <w:tc>
+          <w:tcPr>
+            <w:tcW w:type="dxa" w:w="9360"/>
+            <w:shd w:fill="F0F2F5" w:val="clear"/>
+            <w:tcMar>
+              <w:top w:type="dxa" w:w="120"/>
+              <w:left w:type="dxa" w:w="180"/>
+              <w:bottom w:type="dxa" w:w="120"/>
+              <w:right w:type="dxa" w:w="180"/>
+            </w:tcMar>
+          </w:tcPr>
+          <w:p>
+            <w:pPr>
+              <w:spacing w:after="0" w:line="276"/>
+            </w:pPr>
+            <w:r>
+              <w:rPr>
+                <w:rFonts w:ascii="Calibri" w:cs="Calibri" w:eastAsia="Calibri" w:hAnsi="Calibri"/>
+                <w:b/>
+                <w:bCs/>
+                <w:color w:val="152342"/>
+                <w:sz w:val="22"/>
+                <w:szCs w:val="22"/>
+              </w:rPr>
+              <w:t xml:space="preserve">Alcance de la asignación:  </w:t>
+            </w:r>
+            <w:r>
+              <w:rPr>
+                <w:rFonts w:ascii="Calibri" w:cs="Calibri" w:eastAsia="Calibri" w:hAnsi="Calibri"/>
+                <w:color w:val="232B3D"/>
+                <w:sz w:val="22"/>
+                <w:szCs w:val="22"/>
+              </w:rPr>
+              <w:t xml:space="preserve">un administrador no puede asignar oficios a un superusuario; esas cuentas no aparecen en su lista de responsables. El superusuario sí puede asignarlos a cualquiera.</w:t>
+            </w:r>
+          </w:p>
+        </w:tc>
+      </w:tr>
+    </w:tbl>
+    <w:p>
+      <w:pPr>
+        <w:pStyle w:val="Heading2"/>
+        <w:pBdr>
+          <w:bottom w:val="single" w:color="E1E5EC" w:sz="4" w:space="5"/>
+        </w:pBdr>
+        <w:spacing w:after="140" w:before="280"/>
+      </w:pPr>
+      <w:r>
+        <w:rPr>
+          <w:rFonts w:ascii="Calibri" w:cs="Calibri" w:eastAsia="Calibri" w:hAnsi="Calibri"/>
+          <w:b/>
+          <w:bCs/>
+          <w:color w:val="1A2E5A"/>
+          <w:sz w:val="26"/>
+          <w:szCs w:val="26"/>
+        </w:rPr>
+        <w:t xml:space="preserve">4.2 Mantenimiento de oficios</w:t>
+      </w:r>
+    </w:p>
+    <w:p>
+      <w:pPr>
+        <w:spacing w:after="120" w:line="276"/>
+      </w:pPr>
+      <w:r>
+        <w:rPr>
+          <w:rFonts w:ascii="Calibri" w:cs="Calibri" w:eastAsia="Calibri" w:hAnsi="Calibri"/>
+          <w:color w:val="232B3D"/>
+          <w:sz w:val="22"/>
+          <w:szCs w:val="22"/>
+        </w:rPr>
+        <w:t xml:space="preserve">El panel de modificación no permite alterar los datos que identifican al oficio. Cuando alguno se registró con un error de digitación, se corrige desde el botón Mantenimiento, disponible para administradores y para el superusuario.</w:t>
+      </w:r>
+    </w:p>
+    <w:p>
+      <w:pPr>
+        <w:spacing w:after="120" w:line="276"/>
+      </w:pPr>
+      <w:r>
+        <w:rPr>
+          <w:rFonts w:ascii="Calibri" w:cs="Calibri" w:eastAsia="Calibri" w:hAnsi="Calibri"/>
+          <w:color w:val="232B3D"/>
+          <w:sz w:val="22"/>
+          <w:szCs w:val="22"/>
+        </w:rPr>
+        <w:t xml:space="preserve">Seleccione el oficio y pulse Mantenimiento. Se pueden corregir la Referencia oficio, la Causal, la Referencia SB, la fecha de oficio y la fecha de recepción. Las correcciones se someten a las mismas validaciones que el registro.</w:t>
+      </w:r>
+    </w:p>
+    <w:p>
+      <w:pPr>
+        <w:pStyle w:val="Heading3"/>
+        <w:spacing w:after="100" w:before="200"/>
+      </w:pPr>
+      <w:r>
+        <w:rPr>
+          <w:rFonts w:ascii="Calibri" w:cs="Calibri" w:eastAsia="Calibri" w:hAnsi="Calibri"/>
+          <w:b/>
+          <w:bCs/>
+          <w:color w:val="5A6B8C"/>
+          <w:sz w:val="23"/>
+          <w:szCs w:val="23"/>
+        </w:rPr>
+        <w:t xml:space="preserve">Anular un oficio</w:t>
+      </w:r>
+    </w:p>
+    <w:p>
+      <w:pPr>
+        <w:spacing w:after="120" w:line="276"/>
+      </w:pPr>
+      <w:r>
+        <w:rPr>
+          <w:rFonts w:ascii="Calibri" w:cs="Calibri" w:eastAsia="Calibri" w:hAnsi="Calibri"/>
+          <w:color w:val="232B3D"/>
+          <w:sz w:val="22"/>
+          <w:szCs w:val="22"/>
+        </w:rPr>
+        <w:t xml:space="preserve">Los oficios no se eliminan: se anulan. Desde la misma ventana, el botón Anular oficio solicita el motivo y retira el registro de la lista y de los indicadores, conservándolo.</w:t>
+      </w:r>
+    </w:p>
+    <w:p>
+      <w:pPr>
+        <w:pStyle w:val="ListParagraph"/>
+        <w:numPr>
+          <w:ilvl w:val="0"/>
+          <w:numId w:val="4"/>
+        </w:numPr>
+        <w:spacing w:after="80" w:line="276"/>
+      </w:pPr>
+      <w:r>
+        <w:rPr>
+          <w:rFonts w:ascii="Calibri" w:cs="Calibri" w:eastAsia="Calibri" w:hAnsi="Calibri"/>
+          <w:color w:val="232B3D"/>
+          <w:sz w:val="22"/>
+          <w:szCs w:val="22"/>
+        </w:rPr>
+        <w:t xml:space="preserve">La Referencia UDC no se reutiliza, de modo que la numeración no queda con vacíos sin explicación.</w:t>
+      </w:r>
+    </w:p>
+    <w:p>
+      <w:pPr>
+        <w:pStyle w:val="ListParagraph"/>
+        <w:numPr>
+          <w:ilvl w:val="0"/>
+          <w:numId w:val="4"/>
+        </w:numPr>
+        <w:spacing w:after="80" w:line="276"/>
+      </w:pPr>
+      <w:r>
+        <w:rPr>
+          <w:rFonts w:ascii="Calibri" w:cs="Calibri" w:eastAsia="Calibri" w:hAnsi="Calibri"/>
+          <w:color w:val="232B3D"/>
+          <w:sz w:val="22"/>
+          <w:szCs w:val="22"/>
+        </w:rPr>
+        <w:t xml:space="preserve">Queda constancia de quién lo anuló, cuándo y por qué.</w:t>
+      </w:r>
+    </w:p>
+    <w:p>
+      <w:pPr>
+        <w:pStyle w:val="ListParagraph"/>
+        <w:numPr>
+          <w:ilvl w:val="0"/>
+          <w:numId w:val="4"/>
+        </w:numPr>
+        <w:spacing w:after="80" w:line="276"/>
+      </w:pPr>
+      <w:r>
+        <w:rPr>
+          <w:rFonts w:ascii="Calibri" w:cs="Calibri" w:eastAsia="Calibri" w:hAnsi="Calibri"/>
+          <w:color w:val="232B3D"/>
+          <w:sz w:val="22"/>
+          <w:szCs w:val="22"/>
+        </w:rPr>
+        <w:t xml:space="preserve">La operación es reversible: el botón Reactivar oficio lo devuelve a la lista.</w:t>
+      </w:r>
+    </w:p>
+    <w:p>
+      <w:pPr>
+        <w:spacing w:after="120" w:line="276"/>
+      </w:pPr>
+      <w:r>
+        <w:rPr>
+          <w:rFonts w:ascii="Calibri" w:cs="Calibri" w:eastAsia="Calibri" w:hAnsi="Calibri"/>
+          <w:color w:val="232B3D"/>
+          <w:sz w:val="22"/>
+          <w:szCs w:val="22"/>
+        </w:rPr>
+        <w:t xml:space="preserve">Para consultar los oficios anulados, marque la casilla Ver anulados del panel de búsqueda; aparecen atenuados y con el estado ANULADO. Un oficio anulado no admite cambios mientras no se reactive.</w:t>
+      </w:r>
+    </w:p>
+    <w:tbl>
+      <w:tblPr>
+        <w:tblW w:type="dxa" w:w="9360"/>
+        <w:tblBorders>
+          <w:top w:val="single" w:color="CBD2DE" w:sz="2"/>
+          <w:left w:val="single" w:color="152342" w:sz="18"/>
+          <w:bottom w:val="single" w:color="CBD2DE" w:sz="2"/>
+          <w:right w:val="single" w:color="CBD2DE" w:sz="2"/>
+          <w:insideH w:val="none"/>
+          <w:insideV w:val="none"/>
+        </w:tblBorders>
+      </w:tblPr>
+      <w:tblGrid>
+        <w:gridCol w:w="9360"/>
+      </w:tblGrid>
+      <w:tr>
+        <w:trPr>
+          <w:cantSplit/>
+        </w:trPr>
+        <w:tc>
+          <w:tcPr>
+            <w:tcW w:type="dxa" w:w="9360"/>
+            <w:shd w:fill="F0F2F5" w:val="clear"/>
+            <w:tcMar>
+              <w:top w:type="dxa" w:w="120"/>
+              <w:left w:type="dxa" w:w="180"/>
+              <w:bottom w:type="dxa" w:w="120"/>
+              <w:right w:type="dxa" w:w="180"/>
+            </w:tcMar>
+          </w:tcPr>
+          <w:p>
+            <w:pPr>
+              <w:spacing w:after="0" w:line="276"/>
+            </w:pPr>
+            <w:r>
+              <w:rPr>
+                <w:rFonts w:ascii="Calibri" w:cs="Calibri" w:eastAsia="Calibri" w:hAnsi="Calibri"/>
+                <w:b/>
+                <w:bCs/>
+                <w:color w:val="152342"/>
+                <w:sz w:val="22"/>
+                <w:szCs w:val="22"/>
+              </w:rPr>
+              <w:t xml:space="preserve">Utilidad práctica:  </w:t>
+            </w:r>
+            <w:r>
+              <w:rPr>
+                <w:rFonts w:ascii="Calibri" w:cs="Calibri" w:eastAsia="Calibri" w:hAnsi="Calibri"/>
+                <w:color w:val="232B3D"/>
+                <w:sz w:val="22"/>
+                <w:szCs w:val="22"/>
+              </w:rPr>
+              <w:t xml:space="preserve">al anular un oficio, su Referencia oficio queda libre. Así puede retirarse un registro mal digitado y volver a darlo de alta correctamente.</w:t>
+            </w:r>
+          </w:p>
+        </w:tc>
+      </w:tr>
+    </w:tbl>
+    <w:p>
+      <w:pPr>
+        <w:pStyle w:val="Heading2"/>
+        <w:pBdr>
+          <w:bottom w:val="single" w:color="E1E5EC" w:sz="4" w:space="5"/>
+        </w:pBdr>
+        <w:spacing w:after="140" w:before="280"/>
+      </w:pPr>
+      <w:r>
+        <w:rPr>
+          <w:rFonts w:ascii="Calibri" w:cs="Calibri" w:eastAsia="Calibri" w:hAnsi="Calibri"/>
+          <w:b/>
+          <w:bCs/>
+          <w:color w:val="1A2E5A"/>
+          <w:sz w:val="26"/>
+          <w:szCs w:val="26"/>
+        </w:rPr>
+        <w:t xml:space="preserve">4.3 Crear usuarios</w:t>
+      </w:r>
+    </w:p>
+    <w:p>
+      <w:pPr>
+        <w:pStyle w:val="ListParagraph"/>
+        <w:numPr>
+          <w:ilvl w:val="0"/>
+          <w:numId w:val="6"/>
+        </w:numPr>
+        <w:spacing w:after="80" w:line="276"/>
+      </w:pPr>
+      <w:r>
+        <w:rPr>
+          <w:rFonts w:ascii="Calibri" w:cs="Calibri" w:eastAsia="Calibri" w:hAnsi="Calibri"/>
+          <w:color w:val="232B3D"/>
+          <w:sz w:val="22"/>
+          <w:szCs w:val="22"/>
+        </w:rPr>
+        <w:t xml:space="preserve">Abra la pestaña Usuarios.</w:t>
+      </w:r>
+    </w:p>
+    <w:p>
+      <w:pPr>
+        <w:pStyle w:val="ListParagraph"/>
+        <w:numPr>
+          <w:ilvl w:val="0"/>
+          <w:numId w:val="6"/>
+        </w:numPr>
+        <w:spacing w:after="80" w:line="276"/>
+      </w:pPr>
+      <w:r>
+        <w:rPr>
+          <w:rFonts w:ascii="Calibri" w:cs="Calibri" w:eastAsia="Calibri" w:hAnsi="Calibri"/>
+          <w:color w:val="232B3D"/>
+          <w:sz w:val="22"/>
+          <w:szCs w:val="22"/>
+        </w:rPr>
+        <w:t xml:space="preserve">Complete el usuario, el nombre y la contraseña (por duplicado).</w:t>
+      </w:r>
+    </w:p>
+    <w:p>
+      <w:pPr>
+        <w:pStyle w:val="ListParagraph"/>
+        <w:numPr>
+          <w:ilvl w:val="0"/>
+          <w:numId w:val="6"/>
+        </w:numPr>
+        <w:spacing w:after="80" w:line="276"/>
+      </w:pPr>
+      <w:r>
+        <w:rPr>
+          <w:rFonts w:ascii="Calibri" w:cs="Calibri" w:eastAsia="Calibri" w:hAnsi="Calibri"/>
+          <w:color w:val="232B3D"/>
+          <w:sz w:val="22"/>
+          <w:szCs w:val="22"/>
+        </w:rPr>
+        <w:t xml:space="preserve">Pulse Crear usuario.</w:t>
+      </w:r>
+    </w:p>
+    <w:tbl>
+      <w:tblPr>
+        <w:tblW w:type="dxa" w:w="9360"/>
+        <w:tblBorders>
+          <w:top w:val="single" w:color="CBD2DE" w:sz="2"/>
+          <w:left w:val="single" w:color="152342" w:sz="18"/>
+          <w:bottom w:val="single" w:color="CBD2DE" w:sz="2"/>
+          <w:right w:val="single" w:color="CBD2DE" w:sz="2"/>
+          <w:insideH w:val="none"/>
+          <w:insideV w:val="none"/>
+        </w:tblBorders>
+      </w:tblPr>
+      <w:tblGrid>
+        <w:gridCol w:w="9360"/>
+      </w:tblGrid>
+      <w:tr>
+        <w:trPr>
+          <w:cantSplit/>
+        </w:trPr>
+        <w:tc>
+          <w:tcPr>
+            <w:tcW w:type="dxa" w:w="9360"/>
+            <w:shd w:fill="F0F2F5" w:val="clear"/>
+            <w:tcMar>
+              <w:top w:type="dxa" w:w="120"/>
+              <w:left w:type="dxa" w:w="180"/>
+              <w:bottom w:type="dxa" w:w="120"/>
+              <w:right w:type="dxa" w:w="180"/>
+            </w:tcMar>
+          </w:tcPr>
+          <w:p>
+            <w:pPr>
+              <w:spacing w:after="0" w:line="276"/>
+            </w:pPr>
+            <w:r>
+              <w:rPr>
+                <w:rFonts w:ascii="Calibri" w:cs="Calibri" w:eastAsia="Calibri" w:hAnsi="Calibri"/>
+                <w:b/>
+                <w:bCs/>
+                <w:color w:val="152342"/>
+                <w:sz w:val="22"/>
+                <w:szCs w:val="22"/>
+              </w:rPr>
+              <w:t xml:space="preserve">Alcance del administrador:  </w:t>
+            </w:r>
+            <w:r>
+              <w:rPr>
+                <w:rFonts w:ascii="Calibri" w:cs="Calibri" w:eastAsia="Calibri" w:hAnsi="Calibri"/>
+                <w:color w:val="232B3D"/>
+                <w:sz w:val="22"/>
+                <w:szCs w:val="22"/>
+              </w:rPr>
+              <w:t xml:space="preserve">únicamente puede crear cuentas con rol «usuario». La creación de administradores y superusuarios corresponde al superusuario.</w:t>
+            </w:r>
+          </w:p>
+        </w:tc>
+      </w:tr>
+    </w:tbl>
+    <w:p>
+      <w:pPr>
+        <w:pStyle w:val="Heading2"/>
+        <w:pBdr>
+          <w:bottom w:val="single" w:color="E1E5EC" w:sz="4" w:space="5"/>
+        </w:pBdr>
+        <w:spacing w:after="140" w:before="280"/>
+      </w:pPr>
+      <w:r>
+        <w:rPr>
+          <w:rFonts w:ascii="Calibri" w:cs="Calibri" w:eastAsia="Calibri" w:hAnsi="Calibri"/>
+          <w:b/>
+          <w:bCs/>
+          <w:color w:val="1A2E5A"/>
+          <w:sz w:val="26"/>
+          <w:szCs w:val="26"/>
+        </w:rPr>
+        <w:t xml:space="preserve">4.4 Editar, eliminar y restablecer contraseñas</w:t>
+      </w:r>
+    </w:p>
+    <w:p>
+      <w:pPr>
+        <w:spacing w:after="120" w:line="276"/>
+      </w:pPr>
+      <w:r>
+        <w:rPr>
+          <w:rFonts w:ascii="Calibri" w:cs="Calibri" w:eastAsia="Calibri" w:hAnsi="Calibri"/>
+          <w:color w:val="232B3D"/>
+          <w:sz w:val="22"/>
+          <w:szCs w:val="22"/>
+        </w:rPr>
+        <w:t xml:space="preserve">Seleccione la persona en la lista de usuarios existentes y utilice el botón correspondiente:</w:t>
+      </w:r>
+    </w:p>
+    <w:p>
+      <w:pPr>
+        <w:pStyle w:val="ListParagraph"/>
+        <w:numPr>
+          <w:ilvl w:val="0"/>
+          <w:numId w:val="4"/>
+        </w:numPr>
+        <w:spacing w:after="80" w:line="276"/>
+      </w:pPr>
+      <w:r>
+        <w:rPr>
+          <w:rFonts w:ascii="Calibri" w:cs="Calibri" w:eastAsia="Calibri" w:hAnsi="Calibri"/>
+          <w:color w:val="232B3D"/>
+          <w:sz w:val="22"/>
+          <w:szCs w:val="22"/>
+        </w:rPr>
+        <w:t xml:space="preserve">Editar: modifica su nombre o su contraseña.</w:t>
+      </w:r>
+    </w:p>
+    <w:p>
+      <w:pPr>
+        <w:pStyle w:val="ListParagraph"/>
+        <w:numPr>
+          <w:ilvl w:val="0"/>
+          <w:numId w:val="4"/>
+        </w:numPr>
+        <w:spacing w:after="80" w:line="276"/>
+      </w:pPr>
+      <w:r>
+        <w:rPr>
+          <w:rFonts w:ascii="Calibri" w:cs="Calibri" w:eastAsia="Calibri" w:hAnsi="Calibri"/>
+          <w:color w:val="232B3D"/>
+          <w:sz w:val="22"/>
+          <w:szCs w:val="22"/>
+        </w:rPr>
+        <w:t xml:space="preserve">Restablecer contraseña: se utiliza cuando el usuario ha olvidado la suya; se abre una ventana donde se escribe la nueva clave.</w:t>
+      </w:r>
+    </w:p>
+    <w:p>
+      <w:pPr>
+        <w:pStyle w:val="ListParagraph"/>
+        <w:numPr>
+          <w:ilvl w:val="0"/>
+          <w:numId w:val="4"/>
+        </w:numPr>
+        <w:spacing w:after="80" w:line="276"/>
+      </w:pPr>
+      <w:r>
+        <w:rPr>
+          <w:rFonts w:ascii="Calibri" w:cs="Calibri" w:eastAsia="Calibri" w:hAnsi="Calibri"/>
+          <w:color w:val="232B3D"/>
+          <w:sz w:val="22"/>
+          <w:szCs w:val="22"/>
+        </w:rPr>
+        <w:t xml:space="preserve">Eliminar: da de baja la cuenta, previa confirmación.</w:t>
       </w:r>
     </w:p>
     <w:p>
@@ -5207,7 +6390,7 @@
           <w:sz w:val="26"/>
           <w:szCs w:val="26"/>
         </w:rPr>
-        <w:t xml:space="preserve">4.4 Configuración: numeración de la Referencia UDC</w:t>
+        <w:t xml:space="preserve">4.5 Configuración: numeración de la Referencia UDC</w:t>
       </w:r>
     </w:p>
     <w:p>
@@ -5229,7 +6412,7 @@
         <w:pStyle w:val="ListParagraph"/>
         <w:numPr>
           <w:ilvl w:val="0"/>
-          <w:numId w:val="6"/>
+          <w:numId w:val="7"/>
         </w:numPr>
         <w:spacing w:after="80" w:line="276"/>
       </w:pPr>
@@ -5248,7 +6431,7 @@
         <w:pStyle w:val="ListParagraph"/>
         <w:numPr>
           <w:ilvl w:val="0"/>
-          <w:numId w:val="6"/>
+          <w:numId w:val="7"/>
         </w:numPr>
         <w:spacing w:after="80" w:line="276"/>
       </w:pPr>
@@ -5273,7 +6456,7 @@
           <w:sz w:val="22"/>
           <w:szCs w:val="22"/>
         </w:rPr>
-        <w:t xml:space="preserve">La pantalla muestra en todo momento cuál será la próxima Referencia UDC. La numeración se reinicia en 0001 cada año y su reconfiguración no genera referencias duplicadas.</w:t>
+        <w:t xml:space="preserve">La pantalla muestra en todo momento cuál será la próxima Referencia UDC. La numeración se reinicia en 0001 cada año.</w:t>
       </w:r>
     </w:p>
     <w:p>
@@ -5288,45 +6471,6 @@
           <w:szCs w:val="22"/>
         </w:rPr>
         <w:t xml:space="preserve">Esta misma pestaña indica la carpeta en la que la aplicación guarda la información, dato de utilidad cuando se trabaja sobre una carpeta compartida.</w:t>
-      </w:r>
-    </w:p>
-    <w:p>
-      <w:r>
-        <w:br w:type="page"/>
-      </w:r>
-    </w:p>
-    <w:p>
-      <w:pPr>
-        <w:pStyle w:val="Heading1"/>
-        <w:pBdr>
-          <w:bottom w:val="single" w:color="152342" w:sz="10" w:space="8"/>
-        </w:pBdr>
-        <w:spacing w:after="200" w:before="360"/>
-      </w:pPr>
-      <w:r>
-        <w:rPr>
-          <w:rFonts w:ascii="Calibri" w:cs="Calibri" w:eastAsia="Calibri" w:hAnsi="Calibri"/>
-          <w:b/>
-          <w:bCs/>
-          <w:color w:val="152342"/>
-          <w:sz w:val="32"/>
-          <w:szCs w:val="32"/>
-        </w:rPr>
-        <w:t xml:space="preserve">5. Rol Superusuario</w:t>
-      </w:r>
-    </w:p>
-    <w:p>
-      <w:pPr>
-        <w:spacing w:after="120" w:line="276"/>
-      </w:pPr>
-      <w:r>
-        <w:rPr>
-          <w:rFonts w:ascii="Calibri" w:cs="Calibri" w:eastAsia="Calibri" w:hAnsi="Calibri"/>
-          <w:color w:val="232B3D"/>
-          <w:sz w:val="22"/>
-          <w:szCs w:val="22"/>
-        </w:rPr>
-        <w:t xml:space="preserve">El superusuario dispone de todas las funciones anteriores y es el único autorizado para crear administradores y gestionar las copias de seguridad. Corresponde a la primera cuenta creada en la aplicación.</w:t>
       </w:r>
     </w:p>
     <w:p>
@@ -5346,7 +6490,7 @@
           <w:sz w:val="26"/>
           <w:szCs w:val="26"/>
         </w:rPr>
-        <w:t xml:space="preserve">5.1 Crear administradores y superusuarios</w:t>
+        <w:t xml:space="preserve">4.6 Carga masiva de oficios</w:t>
       </w:r>
     </w:p>
     <w:p>
@@ -5360,7 +6504,83 @@
           <w:sz w:val="22"/>
           <w:szCs w:val="22"/>
         </w:rPr>
-        <w:t xml:space="preserve">En la pestaña Usuarios, el desplegable de rol ofrece los tres roles disponibles, de modo que puede crear cuentas de superusuario, de administrador o de usuario.</w:t>
+        <w:t xml:space="preserve">Permite dar de alta de una sola vez los oficios que se venían llevando en la matriz de Excel, sin registrarlos uno por uno. Se encuentra en la pestaña Configuración.</w:t>
+      </w:r>
+    </w:p>
+    <w:p>
+      <w:pPr>
+        <w:pStyle w:val="ListParagraph"/>
+        <w:numPr>
+          <w:ilvl w:val="0"/>
+          <w:numId w:val="8"/>
+        </w:numPr>
+        <w:spacing w:after="80" w:line="276"/>
+      </w:pPr>
+      <w:r>
+        <w:rPr>
+          <w:rFonts w:ascii="Calibri" w:cs="Calibri" w:eastAsia="Calibri" w:hAnsi="Calibri"/>
+          <w:color w:val="232B3D"/>
+          <w:sz w:val="22"/>
+          <w:szCs w:val="22"/>
+        </w:rPr>
+        <w:t xml:space="preserve">Pulse Cargar archivo, en el apartado Carga masiva de oficios.</w:t>
+      </w:r>
+    </w:p>
+    <w:p>
+      <w:pPr>
+        <w:pStyle w:val="ListParagraph"/>
+        <w:numPr>
+          <w:ilvl w:val="0"/>
+          <w:numId w:val="8"/>
+        </w:numPr>
+        <w:spacing w:after="80" w:line="276"/>
+      </w:pPr>
+      <w:r>
+        <w:rPr>
+          <w:rFonts w:ascii="Calibri" w:cs="Calibri" w:eastAsia="Calibri" w:hAnsi="Calibri"/>
+          <w:color w:val="232B3D"/>
+          <w:sz w:val="22"/>
+          <w:szCs w:val="22"/>
+        </w:rPr>
+        <w:t xml:space="preserve">Seleccione la matriz (.xlsx) o un archivo CSV con la misma cabecera.</w:t>
+      </w:r>
+    </w:p>
+    <w:p>
+      <w:pPr>
+        <w:pStyle w:val="ListParagraph"/>
+        <w:numPr>
+          <w:ilvl w:val="0"/>
+          <w:numId w:val="8"/>
+        </w:numPr>
+        <w:spacing w:after="80" w:line="276"/>
+      </w:pPr>
+      <w:r>
+        <w:rPr>
+          <w:rFonts w:ascii="Calibri" w:cs="Calibri" w:eastAsia="Calibri" w:hAnsi="Calibri"/>
+          <w:color w:val="232B3D"/>
+          <w:sz w:val="22"/>
+          <w:szCs w:val="22"/>
+        </w:rPr>
+        <w:t xml:space="preserve">Revise el resumen que se muestra antes de guardar.</w:t>
+      </w:r>
+    </w:p>
+    <w:p>
+      <w:pPr>
+        <w:pStyle w:val="ListParagraph"/>
+        <w:numPr>
+          <w:ilvl w:val="0"/>
+          <w:numId w:val="8"/>
+        </w:numPr>
+        <w:spacing w:after="80" w:line="276"/>
+      </w:pPr>
+      <w:r>
+        <w:rPr>
+          <w:rFonts w:ascii="Calibri" w:cs="Calibri" w:eastAsia="Calibri" w:hAnsi="Calibri"/>
+          <w:color w:val="232B3D"/>
+          <w:sz w:val="22"/>
+          <w:szCs w:val="22"/>
+        </w:rPr>
+        <w:t xml:space="preserve">Pulse Importar para confirmar.</w:t>
       </w:r>
     </w:p>
     <w:tbl>
@@ -5406,7 +6626,7 @@
                 <w:sz w:val="22"/>
                 <w:szCs w:val="22"/>
               </w:rPr>
-              <w:t xml:space="preserve">Al crear un superusuario:  </w:t>
+              <w:t xml:space="preserve">El archivo debe tener el formato establecido:  </w:t>
             </w:r>
             <w:r>
               <w:rPr>
@@ -5415,12 +6635,146 @@
                 <w:sz w:val="22"/>
                 <w:szCs w:val="22"/>
               </w:rPr>
-              <w:t xml:space="preserve">la nueva cuenta tendrá su mismo alcance, incluida la facultad de gestionar la cuenta de usted.</w:t>
+              <w:t xml:space="preserve">la cabecera en la fila 4, de la columna B a la AA, con todas sus columnas y en su orden. Si no coincide, la aplicación lo rechaza e indica qué columna no corresponde.</w:t>
             </w:r>
           </w:p>
         </w:tc>
       </w:tr>
     </w:tbl>
+    <w:p>
+      <w:pPr>
+        <w:spacing w:after="160"/>
+      </w:pPr>
+    </w:p>
+    <w:p>
+      <w:pPr>
+        <w:spacing w:after="120" w:line="276"/>
+      </w:pPr>
+      <w:r>
+        <w:rPr>
+          <w:rFonts w:ascii="Calibri" w:cs="Calibri" w:eastAsia="Calibri" w:hAnsi="Calibri"/>
+          <w:color w:val="232B3D"/>
+          <w:sz w:val="22"/>
+          <w:szCs w:val="22"/>
+        </w:rPr>
+        <w:t xml:space="preserve">Antes de guardar nada se presenta una vista previa con los oficios que se van a incorporar y los avisos pertinentes. Conviene tener en cuenta:</w:t>
+      </w:r>
+    </w:p>
+    <w:p>
+      <w:pPr>
+        <w:pStyle w:val="ListParagraph"/>
+        <w:numPr>
+          <w:ilvl w:val="0"/>
+          <w:numId w:val="4"/>
+        </w:numPr>
+        <w:spacing w:after="80" w:line="276"/>
+      </w:pPr>
+      <w:r>
+        <w:rPr>
+          <w:rFonts w:ascii="Calibri" w:cs="Calibri" w:eastAsia="Calibri" w:hAnsi="Calibri"/>
+          <w:color w:val="232B3D"/>
+          <w:sz w:val="22"/>
+          <w:szCs w:val="22"/>
+        </w:rPr>
+        <w:t xml:space="preserve">Los responsables de la matriz se identifican por su nombre. Si no se encuentra la cuenta, o si el nombre coincide con más de una, el oficio se incorpora sin responsable y en estado Por asignar.</w:t>
+      </w:r>
+    </w:p>
+    <w:p>
+      <w:pPr>
+        <w:pStyle w:val="ListParagraph"/>
+        <w:numPr>
+          <w:ilvl w:val="0"/>
+          <w:numId w:val="4"/>
+        </w:numPr>
+        <w:spacing w:after="80" w:line="276"/>
+      </w:pPr>
+      <w:r>
+        <w:rPr>
+          <w:rFonts w:ascii="Calibri" w:cs="Calibri" w:eastAsia="Calibri" w:hAnsi="Calibri"/>
+          <w:color w:val="232B3D"/>
+          <w:sz w:val="22"/>
+          <w:szCs w:val="22"/>
+        </w:rPr>
+        <w:t xml:space="preserve">Los oficios que se incorporan sin responsable pierden su fecha de respuesta, que deberá registrarse nuevamente al asignarlos.</w:t>
+      </w:r>
+    </w:p>
+    <w:p>
+      <w:pPr>
+        <w:pStyle w:val="ListParagraph"/>
+        <w:numPr>
+          <w:ilvl w:val="0"/>
+          <w:numId w:val="4"/>
+        </w:numPr>
+        <w:spacing w:after="80" w:line="276"/>
+      </w:pPr>
+      <w:r>
+        <w:rPr>
+          <w:rFonts w:ascii="Calibri" w:cs="Calibri" w:eastAsia="Calibri" w:hAnsi="Calibri"/>
+          <w:color w:val="232B3D"/>
+          <w:sz w:val="22"/>
+          <w:szCs w:val="22"/>
+        </w:rPr>
+        <w:t xml:space="preserve">Los oficios importados no llevan el documento del oficio ni la respuesta en PDF; pueden adjuntarse después desde la pestaña Oficios.</w:t>
+      </w:r>
+    </w:p>
+    <w:p>
+      <w:pPr>
+        <w:pStyle w:val="ListParagraph"/>
+        <w:numPr>
+          <w:ilvl w:val="0"/>
+          <w:numId w:val="4"/>
+        </w:numPr>
+        <w:spacing w:after="80" w:line="276"/>
+      </w:pPr>
+      <w:r>
+        <w:rPr>
+          <w:rFonts w:ascii="Calibri" w:cs="Calibri" w:eastAsia="Calibri" w:hAnsi="Calibri"/>
+          <w:color w:val="232B3D"/>
+          <w:sz w:val="22"/>
+          <w:szCs w:val="22"/>
+        </w:rPr>
+        <w:t xml:space="preserve">Los oficios ya registrados no se duplican: se omiten y se informa de ello.</w:t>
+      </w:r>
+    </w:p>
+    <w:p>
+      <w:r>
+        <w:br w:type="page"/>
+      </w:r>
+    </w:p>
+    <w:p>
+      <w:pPr>
+        <w:pStyle w:val="Heading1"/>
+        <w:pBdr>
+          <w:bottom w:val="single" w:color="152342" w:sz="10" w:space="8"/>
+        </w:pBdr>
+        <w:spacing w:after="200" w:before="360"/>
+      </w:pPr>
+      <w:r>
+        <w:rPr>
+          <w:rFonts w:ascii="Calibri" w:cs="Calibri" w:eastAsia="Calibri" w:hAnsi="Calibri"/>
+          <w:b/>
+          <w:bCs/>
+          <w:color w:val="152342"/>
+          <w:sz w:val="32"/>
+          <w:szCs w:val="32"/>
+        </w:rPr>
+        <w:t xml:space="preserve">5. Rol Superusuario</w:t>
+      </w:r>
+    </w:p>
+    <w:p>
+      <w:pPr>
+        <w:spacing w:after="120" w:line="276"/>
+      </w:pPr>
+      <w:r>
+        <w:rPr>
+          <w:rFonts w:ascii="Calibri" w:cs="Calibri" w:eastAsia="Calibri" w:hAnsi="Calibri"/>
+          <w:color w:val="232B3D"/>
+          <w:sz w:val="22"/>
+          <w:szCs w:val="22"/>
+        </w:rPr>
+        <w:t xml:space="preserve">El superusuario dispone de todas las funciones anteriores y es el único autorizado para crear administradores y gestionar las copias de seguridad. Corresponde a la primera cuenta creada en la aplicación.</w:t>
+      </w:r>
+    </w:p>
     <w:p>
       <w:pPr>
         <w:pStyle w:val="Heading2"/>
@@ -5438,7 +6792,7 @@
           <w:sz w:val="26"/>
           <w:szCs w:val="26"/>
         </w:rPr>
-        <w:t xml:space="preserve">5.2 Gestionar cualquier cuenta</w:t>
+        <w:t xml:space="preserve">5.1 Crear administradores y superusuarios</w:t>
       </w:r>
     </w:p>
     <w:p>
@@ -5452,21 +6806,7 @@
           <w:sz w:val="22"/>
           <w:szCs w:val="22"/>
         </w:rPr>
-        <w:t xml:space="preserve">El superusuario puede editar, eliminar y restablecer la contraseña de cualquier cuenta, incluidas las de otros administradores y superusuarios.</w:t>
-      </w:r>
-    </w:p>
-    <w:p>
-      <w:pPr>
-        <w:spacing w:after="120" w:line="276"/>
-      </w:pPr>
-      <w:r>
-        <w:rPr>
-          <w:rFonts w:ascii="Calibri" w:cs="Calibri" w:eastAsia="Calibri" w:hAnsi="Calibri"/>
-          <w:color w:val="232B3D"/>
-          <w:sz w:val="22"/>
-          <w:szCs w:val="22"/>
-        </w:rPr>
-        <w:t xml:space="preserve">De esta forma se resuelve el olvido de contraseña de un administrador y también el de un superusuario, cuya clave puede ser restablecida por otro superusuario.</w:t>
+        <w:t xml:space="preserve">En la pestaña Usuarios, el desplegable de rol ofrece los tres roles disponibles, de modo que puede crear cuentas de superusuario, de administrador o de usuario.</w:t>
       </w:r>
     </w:p>
     <w:tbl>
@@ -5512,7 +6852,7 @@
                 <w:sz w:val="22"/>
                 <w:szCs w:val="22"/>
               </w:rPr>
-              <w:t xml:space="preserve">Protección:  </w:t>
+              <w:t xml:space="preserve">Al crear un superusuario:  </w:t>
             </w:r>
             <w:r>
               <w:rPr>
@@ -5521,7 +6861,7 @@
                 <w:sz w:val="22"/>
                 <w:szCs w:val="22"/>
               </w:rPr>
-              <w:t xml:space="preserve">el sistema no permite quedarse sin superusuarios. El último no puede eliminarse ni cambiar de rol; para ello debe crearse previamente otro superusuario.</w:t>
+              <w:t xml:space="preserve">la nueva cuenta tendrá su mismo alcance, incluida la facultad de gestionar la cuenta de usted.</w:t>
             </w:r>
           </w:p>
         </w:tc>
@@ -5544,7 +6884,7 @@
           <w:sz w:val="26"/>
           <w:szCs w:val="26"/>
         </w:rPr>
-        <w:t xml:space="preserve">5.3 Copias de seguridad</w:t>
+        <w:t xml:space="preserve">5.2 Gestionar cualquier cuenta</w:t>
       </w:r>
     </w:p>
     <w:p>
@@ -5558,7 +6898,7 @@
           <w:sz w:val="22"/>
           <w:szCs w:val="22"/>
         </w:rPr>
-        <w:t xml:space="preserve">La aplicación genera una copia diaria de forma automática, la primera vez que se abre en el día. Las copias se almacenan comprimidas en la subcarpeta respaldos y se conservan durante los últimos 30 días.</w:t>
+        <w:t xml:space="preserve">El superusuario puede editar, eliminar y restablecer la contraseña de cualquier cuenta, incluidas las de otros administradores y superusuarios.</w:t>
       </w:r>
     </w:p>
     <w:p>
@@ -5572,59 +6912,7 @@
           <w:sz w:val="22"/>
           <w:szCs w:val="22"/>
         </w:rPr>
-        <w:t xml:space="preserve">En la pestaña Configuración, el superusuario dispone de un panel exclusivo que indica la última copia realizada y el número de copias almacenadas, con dos opciones:</w:t>
-      </w:r>
-    </w:p>
-    <w:p>
-      <w:pPr>
-        <w:pStyle w:val="ListParagraph"/>
-        <w:numPr>
-          <w:ilvl w:val="0"/>
-          <w:numId w:val="4"/>
-        </w:numPr>
-        <w:spacing w:after="80" w:line="276"/>
-      </w:pPr>
-      <w:r>
-        <w:rPr>
-          <w:rFonts w:ascii="Calibri" w:cs="Calibri" w:eastAsia="Calibri" w:hAnsi="Calibri"/>
-          <w:color w:val="232B3D"/>
-          <w:sz w:val="22"/>
-          <w:szCs w:val="22"/>
-        </w:rPr>
-        <w:t xml:space="preserve">Crear copia ahora: genera una copia en el momento.</w:t>
-      </w:r>
-    </w:p>
-    <w:p>
-      <w:pPr>
-        <w:pStyle w:val="ListParagraph"/>
-        <w:numPr>
-          <w:ilvl w:val="0"/>
-          <w:numId w:val="4"/>
-        </w:numPr>
-        <w:spacing w:after="80" w:line="276"/>
-      </w:pPr>
-      <w:r>
-        <w:rPr>
-          <w:rFonts w:ascii="Calibri" w:cs="Calibri" w:eastAsia="Calibri" w:hAnsi="Calibri"/>
-          <w:color w:val="232B3D"/>
-          <w:sz w:val="22"/>
-          <w:szCs w:val="22"/>
-        </w:rPr>
-        <w:t xml:space="preserve">Abrir carpeta de copias: accede a la ubicación donde se almacenan.</w:t>
-      </w:r>
-    </w:p>
-    <w:p>
-      <w:pPr>
-        <w:spacing w:after="120" w:line="276"/>
-      </w:pPr>
-      <w:r>
-        <w:rPr>
-          <w:rFonts w:ascii="Calibri" w:cs="Calibri" w:eastAsia="Calibri" w:hAnsi="Calibri"/>
-          <w:color w:val="232B3D"/>
-          <w:sz w:val="22"/>
-          <w:szCs w:val="22"/>
-        </w:rPr>
-        <w:t xml:space="preserve">Las copias comprenden los oficios, las cuentas, la numeración y la bitácora. No incluyen los documentos de respuesta en PDF.</w:t>
+        <w:t xml:space="preserve">De esta forma se resuelve el olvido de contraseña de un administrador y también el de un superusuario, cuya clave puede ser restablecida por otro superusuario.</w:t>
       </w:r>
     </w:p>
     <w:tbl>
@@ -5632,7 +6920,7 @@
         <w:tblW w:type="dxa" w:w="9360"/>
         <w:tblBorders>
           <w:top w:val="single" w:color="CBD2DE" w:sz="2"/>
-          <w:left w:val="single" w:color="B45309" w:sz="18"/>
+          <w:left w:val="single" w:color="152342" w:sz="18"/>
           <w:bottom w:val="single" w:color="CBD2DE" w:sz="2"/>
           <w:right w:val="single" w:color="CBD2DE" w:sz="2"/>
           <w:insideH w:val="none"/>
@@ -5649,7 +6937,7 @@
         <w:tc>
           <w:tcPr>
             <w:tcW w:type="dxa" w:w="9360"/>
-            <w:shd w:fill="FDF6EC" w:val="clear"/>
+            <w:shd w:fill="F0F2F5" w:val="clear"/>
             <w:tcMar>
               <w:top w:type="dxa" w:w="120"/>
               <w:left w:type="dxa" w:w="180"/>
@@ -5666,11 +6954,11 @@
                 <w:rFonts w:ascii="Calibri" w:cs="Calibri" w:eastAsia="Calibri" w:hAnsi="Calibri"/>
                 <w:b/>
                 <w:bCs/>
-                <w:color w:val="B45309"/>
+                <w:color w:val="152342"/>
                 <w:sz w:val="22"/>
                 <w:szCs w:val="22"/>
               </w:rPr>
-              <w:t xml:space="preserve">Custodia de las copias:  </w:t>
+              <w:t xml:space="preserve">Protección:  </w:t>
             </w:r>
             <w:r>
               <w:rPr>
@@ -5679,51 +6967,12 @@
                 <w:sz w:val="22"/>
                 <w:szCs w:val="22"/>
               </w:rPr>
-              <w:t xml:space="preserve">contienen toda la información del sistema, por lo que deben conservarse con la misma reserva que la carpeta de datos.</w:t>
+              <w:t xml:space="preserve">el sistema no permite quedarse sin superusuarios. El último no puede eliminarse ni cambiar de rol; para ello debe crearse previamente otro superusuario.</w:t>
             </w:r>
           </w:p>
         </w:tc>
       </w:tr>
     </w:tbl>
-    <w:p>
-      <w:r>
-        <w:br w:type="page"/>
-      </w:r>
-    </w:p>
-    <w:p>
-      <w:pPr>
-        <w:pStyle w:val="Heading1"/>
-        <w:pBdr>
-          <w:bottom w:val="single" w:color="152342" w:sz="10" w:space="8"/>
-        </w:pBdr>
-        <w:spacing w:after="200" w:before="360"/>
-      </w:pPr>
-      <w:r>
-        <w:rPr>
-          <w:rFonts w:ascii="Calibri" w:cs="Calibri" w:eastAsia="Calibri" w:hAnsi="Calibri"/>
-          <w:b/>
-          <w:bCs/>
-          <w:color w:val="152342"/>
-          <w:sz w:val="32"/>
-          <w:szCs w:val="32"/>
-        </w:rPr>
-        <w:t xml:space="preserve">6. Reglas del sistema</w:t>
-      </w:r>
-    </w:p>
-    <w:p>
-      <w:pPr>
-        <w:spacing w:after="120" w:line="276"/>
-      </w:pPr>
-      <w:r>
-        <w:rPr>
-          <w:rFonts w:ascii="Calibri" w:cs="Calibri" w:eastAsia="Calibri" w:hAnsi="Calibri"/>
-          <w:color w:val="232B3D"/>
-          <w:sz w:val="22"/>
-          <w:szCs w:val="22"/>
-        </w:rPr>
-        <w:t xml:space="preserve">Las siguientes reglas se aplican en todos los casos, con independencia del rol.</w:t>
-      </w:r>
-    </w:p>
     <w:p>
       <w:pPr>
         <w:pStyle w:val="Heading2"/>
@@ -5741,7 +6990,35 @@
           <w:sz w:val="26"/>
           <w:szCs w:val="26"/>
         </w:rPr>
-        <w:t xml:space="preserve">6.1 Fechas</w:t>
+        <w:t xml:space="preserve">5.3 Copias de seguridad</w:t>
+      </w:r>
+    </w:p>
+    <w:p>
+      <w:pPr>
+        <w:spacing w:after="120" w:line="276"/>
+      </w:pPr>
+      <w:r>
+        <w:rPr>
+          <w:rFonts w:ascii="Calibri" w:cs="Calibri" w:eastAsia="Calibri" w:hAnsi="Calibri"/>
+          <w:color w:val="232B3D"/>
+          <w:sz w:val="22"/>
+          <w:szCs w:val="22"/>
+        </w:rPr>
+        <w:t xml:space="preserve">La aplicación genera una copia diaria de forma automática, la primera vez que se abre en el día. Las copias se almacenan comprimidas en la subcarpeta respaldos y se conservan durante los últimos 30 días.</w:t>
+      </w:r>
+    </w:p>
+    <w:p>
+      <w:pPr>
+        <w:spacing w:after="120" w:line="276"/>
+      </w:pPr>
+      <w:r>
+        <w:rPr>
+          <w:rFonts w:ascii="Calibri" w:cs="Calibri" w:eastAsia="Calibri" w:hAnsi="Calibri"/>
+          <w:color w:val="232B3D"/>
+          <w:sz w:val="22"/>
+          <w:szCs w:val="22"/>
+        </w:rPr>
+        <w:t xml:space="preserve">En la pestaña Configuración, el superusuario dispone de un panel exclusivo que indica la última copia realizada y el número de copias almacenadas, con dos opciones:</w:t>
       </w:r>
     </w:p>
     <w:p>
@@ -5760,7 +7037,7 @@
           <w:sz w:val="22"/>
           <w:szCs w:val="22"/>
         </w:rPr>
-        <w:t xml:space="preserve">Ninguna fecha puede ser posterior al día actual; el calendario no admite fechas futuras.</w:t>
+        <w:t xml:space="preserve">Crear copia ahora: genera una copia en el momento.</w:t>
       </w:r>
     </w:p>
     <w:p>
@@ -5779,7 +7056,137 @@
           <w:sz w:val="22"/>
           <w:szCs w:val="22"/>
         </w:rPr>
+        <w:t xml:space="preserve">Abrir carpeta de copias: accede a la ubicación donde se almacenan.</w:t>
+      </w:r>
+    </w:p>
+    <w:p>
+      <w:pPr>
+        <w:spacing w:after="120" w:line="276"/>
+      </w:pPr>
+      <w:r>
+        <w:rPr>
+          <w:rFonts w:ascii="Calibri" w:cs="Calibri" w:eastAsia="Calibri" w:hAnsi="Calibri"/>
+          <w:color w:val="232B3D"/>
+          <w:sz w:val="22"/>
+          <w:szCs w:val="22"/>
+        </w:rPr>
+        <w:t xml:space="preserve">Las copias comprenden los oficios, las cuentas, la numeración y la bitácora. No incluyen los documentos de los oficios ni las respuestas en PDF.</w:t>
+      </w:r>
+    </w:p>
+    <w:p>
+      <w:r>
+        <w:br w:type="page"/>
+      </w:r>
+    </w:p>
+    <w:p>
+      <w:pPr>
+        <w:pStyle w:val="Heading1"/>
+        <w:pBdr>
+          <w:bottom w:val="single" w:color="152342" w:sz="10" w:space="8"/>
+        </w:pBdr>
+        <w:spacing w:after="200" w:before="360"/>
+      </w:pPr>
+      <w:r>
+        <w:rPr>
+          <w:rFonts w:ascii="Calibri" w:cs="Calibri" w:eastAsia="Calibri" w:hAnsi="Calibri"/>
+          <w:b/>
+          <w:bCs/>
+          <w:color w:val="152342"/>
+          <w:sz w:val="32"/>
+          <w:szCs w:val="32"/>
+        </w:rPr>
+        <w:t xml:space="preserve">6. Reglas del sistema</w:t>
+      </w:r>
+    </w:p>
+    <w:p>
+      <w:pPr>
+        <w:spacing w:after="120" w:line="276"/>
+      </w:pPr>
+      <w:r>
+        <w:rPr>
+          <w:rFonts w:ascii="Calibri" w:cs="Calibri" w:eastAsia="Calibri" w:hAnsi="Calibri"/>
+          <w:color w:val="232B3D"/>
+          <w:sz w:val="22"/>
+          <w:szCs w:val="22"/>
+        </w:rPr>
+        <w:t xml:space="preserve">Las siguientes reglas se aplican en todos los casos, con independencia del rol.</w:t>
+      </w:r>
+    </w:p>
+    <w:p>
+      <w:pPr>
+        <w:pStyle w:val="Heading2"/>
+        <w:pBdr>
+          <w:bottom w:val="single" w:color="E1E5EC" w:sz="4" w:space="5"/>
+        </w:pBdr>
+        <w:spacing w:after="140" w:before="280"/>
+      </w:pPr>
+      <w:r>
+        <w:rPr>
+          <w:rFonts w:ascii="Calibri" w:cs="Calibri" w:eastAsia="Calibri" w:hAnsi="Calibri"/>
+          <w:b/>
+          <w:bCs/>
+          <w:color w:val="1A2E5A"/>
+          <w:sz w:val="26"/>
+          <w:szCs w:val="26"/>
+        </w:rPr>
+        <w:t xml:space="preserve">6.1 Fechas</w:t>
+      </w:r>
+    </w:p>
+    <w:p>
+      <w:pPr>
+        <w:pStyle w:val="ListParagraph"/>
+        <w:numPr>
+          <w:ilvl w:val="0"/>
+          <w:numId w:val="4"/>
+        </w:numPr>
+        <w:spacing w:after="80" w:line="276"/>
+      </w:pPr>
+      <w:r>
+        <w:rPr>
+          <w:rFonts w:ascii="Calibri" w:cs="Calibri" w:eastAsia="Calibri" w:hAnsi="Calibri"/>
+          <w:color w:val="232B3D"/>
+          <w:sz w:val="22"/>
+          <w:szCs w:val="22"/>
+        </w:rPr>
+        <w:t xml:space="preserve">Ninguna fecha puede ser posterior al día actual; el calendario no admite fechas futuras.</w:t>
+      </w:r>
+    </w:p>
+    <w:p>
+      <w:pPr>
+        <w:pStyle w:val="ListParagraph"/>
+        <w:numPr>
+          <w:ilvl w:val="0"/>
+          <w:numId w:val="4"/>
+        </w:numPr>
+        <w:spacing w:after="80" w:line="276"/>
+      </w:pPr>
+      <w:r>
+        <w:rPr>
+          <w:rFonts w:ascii="Calibri" w:cs="Calibri" w:eastAsia="Calibri" w:hAnsi="Calibri"/>
+          <w:color w:val="232B3D"/>
+          <w:sz w:val="22"/>
+          <w:szCs w:val="22"/>
+        </w:rPr>
         <w:t xml:space="preserve">La fecha de oficio no puede ser posterior a la de recepción.</w:t>
+      </w:r>
+    </w:p>
+    <w:p>
+      <w:pPr>
+        <w:pStyle w:val="ListParagraph"/>
+        <w:numPr>
+          <w:ilvl w:val="0"/>
+          <w:numId w:val="4"/>
+        </w:numPr>
+        <w:spacing w:after="80" w:line="276"/>
+      </w:pPr>
+      <w:r>
+        <w:rPr>
+          <w:rFonts w:ascii="Calibri" w:cs="Calibri" w:eastAsia="Calibri" w:hAnsi="Calibri"/>
+          <w:color w:val="232B3D"/>
+          <w:sz w:val="22"/>
+          <w:szCs w:val="22"/>
+        </w:rPr>
+        <w:t xml:space="preserve">La fecha de asignación no puede ser anterior a la de recepción.</w:t>
       </w:r>
     </w:p>
     <w:p>
@@ -6160,7 +7567,21 @@
           <w:sz w:val="26"/>
           <w:szCs w:val="26"/>
         </w:rPr>
-        <w:t xml:space="preserve">6.3 Referencias</w:t>
+        <w:t xml:space="preserve">6.3 Requisitos para finalizar</w:t>
+      </w:r>
+    </w:p>
+    <w:p>
+      <w:pPr>
+        <w:spacing w:after="120" w:line="276"/>
+      </w:pPr>
+      <w:r>
+        <w:rPr>
+          <w:rFonts w:ascii="Calibri" w:cs="Calibri" w:eastAsia="Calibri" w:hAnsi="Calibri"/>
+          <w:color w:val="232B3D"/>
+          <w:sz w:val="22"/>
+          <w:szCs w:val="22"/>
+        </w:rPr>
+        <w:t xml:space="preserve">Para marcar un oficio como Finalizado, el expediente debe estar completo:</w:t>
       </w:r>
     </w:p>
     <w:p>
@@ -6179,7 +7600,7 @@
           <w:sz w:val="22"/>
           <w:szCs w:val="22"/>
         </w:rPr>
-        <w:t xml:space="preserve">La Referencia UDC la genera la aplicación y no se repite.</w:t>
+        <w:t xml:space="preserve">Fecha de asignación registrada.</w:t>
       </w:r>
     </w:p>
     <w:p>
@@ -6198,7 +7619,40 @@
           <w:sz w:val="22"/>
           <w:szCs w:val="22"/>
         </w:rPr>
-        <w:t xml:space="preserve">La Referencia oficio la registra el usuario y tampoco admite duplicados.</w:t>
+        <w:t xml:space="preserve">Fecha de respuesta registrada.</w:t>
+      </w:r>
+    </w:p>
+    <w:p>
+      <w:pPr>
+        <w:pStyle w:val="ListParagraph"/>
+        <w:numPr>
+          <w:ilvl w:val="0"/>
+          <w:numId w:val="4"/>
+        </w:numPr>
+        <w:spacing w:after="80" w:line="276"/>
+      </w:pPr>
+      <w:r>
+        <w:rPr>
+          <w:rFonts w:ascii="Calibri" w:cs="Calibri" w:eastAsia="Calibri" w:hAnsi="Calibri"/>
+          <w:color w:val="232B3D"/>
+          <w:sz w:val="22"/>
+          <w:szCs w:val="22"/>
+        </w:rPr>
+        <w:t xml:space="preserve">Respuesta en PDF adjunta.</w:t>
+      </w:r>
+    </w:p>
+    <w:p>
+      <w:pPr>
+        <w:spacing w:after="120" w:line="276"/>
+      </w:pPr>
+      <w:r>
+        <w:rPr>
+          <w:rFonts w:ascii="Calibri" w:cs="Calibri" w:eastAsia="Calibri" w:hAnsi="Calibri"/>
+          <w:color w:val="232B3D"/>
+          <w:sz w:val="22"/>
+          <w:szCs w:val="22"/>
+        </w:rPr>
+        <w:t xml:space="preserve">Si falta alguno de los tres, la aplicación indica cuál. Tampoco puede retirarse la respuesta de un oficio finalizado sin reabrirlo previamente, eliminando su fecha de respuesta.</w:t>
       </w:r>
     </w:p>
     <w:p>
@@ -6218,7 +7672,65 @@
           <w:sz w:val="26"/>
           <w:szCs w:val="26"/>
         </w:rPr>
-        <w:t xml:space="preserve">6.4 Auditoría</w:t>
+        <w:t xml:space="preserve">6.4 Referencias</w:t>
+      </w:r>
+    </w:p>
+    <w:p>
+      <w:pPr>
+        <w:pStyle w:val="ListParagraph"/>
+        <w:numPr>
+          <w:ilvl w:val="0"/>
+          <w:numId w:val="4"/>
+        </w:numPr>
+        <w:spacing w:after="80" w:line="276"/>
+      </w:pPr>
+      <w:r>
+        <w:rPr>
+          <w:rFonts w:ascii="Calibri" w:cs="Calibri" w:eastAsia="Calibri" w:hAnsi="Calibri"/>
+          <w:color w:val="232B3D"/>
+          <w:sz w:val="22"/>
+          <w:szCs w:val="22"/>
+        </w:rPr>
+        <w:t xml:space="preserve">La Referencia UDC la genera la aplicación y no se repite.</w:t>
+      </w:r>
+    </w:p>
+    <w:p>
+      <w:pPr>
+        <w:pStyle w:val="ListParagraph"/>
+        <w:numPr>
+          <w:ilvl w:val="0"/>
+          <w:numId w:val="4"/>
+        </w:numPr>
+        <w:spacing w:after="80" w:line="276"/>
+      </w:pPr>
+      <w:r>
+        <w:rPr>
+          <w:rFonts w:ascii="Calibri" w:cs="Calibri" w:eastAsia="Calibri" w:hAnsi="Calibri"/>
+          <w:color w:val="232B3D"/>
+          <w:sz w:val="22"/>
+          <w:szCs w:val="22"/>
+        </w:rPr>
+        <w:t xml:space="preserve">La Referencia oficio la registra el usuario y tampoco admite duplicados.</w:t>
+      </w:r>
+    </w:p>
+    <w:p>
+      <w:pPr>
+        <w:pStyle w:val="Heading2"/>
+        <w:pBdr>
+          <w:bottom w:val="single" w:color="E1E5EC" w:sz="4" w:space="5"/>
+        </w:pBdr>
+        <w:spacing w:after="140" w:before="280"/>
+      </w:pPr>
+      <w:r>
+        <w:rPr>
+          <w:rFonts w:ascii="Calibri" w:cs="Calibri" w:eastAsia="Calibri" w:hAnsi="Calibri"/>
+          <w:b/>
+          <w:bCs/>
+          <w:color w:val="1A2E5A"/>
+          <w:sz w:val="26"/>
+          <w:szCs w:val="26"/>
+        </w:rPr>
+        <w:t xml:space="preserve">6.5 Auditoría</w:t>
       </w:r>
     </w:p>
     <w:p>
@@ -6232,7 +7744,7 @@
           <w:sz w:val="22"/>
           <w:szCs w:val="22"/>
         </w:rPr>
-        <w:t xml:space="preserve">Toda operación que modifica información queda registrada con su fecha, su hora y la persona que la realizó: alta de oficios, cambios de estado o de responsable, documentos adjuntos, altas y bajas de cuentas, cambios de contraseña e ingresos al sistema, incluidos los intentos fallidos.</w:t>
+        <w:t xml:space="preserve">Toda operación que modifica información queda registrada con su fecha, su hora y la persona que la realizó: alta de oficios, cambios de estado o de responsable, correcciones, anulaciones, cargas masivas, documentos adjuntos, exportaciones, altas y bajas de cuentas, cambios de contraseña e ingresos al sistema, incluidos los intentos fallidos.</w:t>
       </w:r>
     </w:p>
     <w:p>
@@ -6336,7 +7848,7 @@
           <w:sz w:val="23"/>
           <w:szCs w:val="23"/>
         </w:rPr>
-        <w:t xml:space="preserve">No puedo registrar una fecha futura</w:t>
+        <w:t xml:space="preserve">No puedo registrar un oficio sin adjuntar el documento</w:t>
       </w:r>
     </w:p>
     <w:p>
@@ -6350,7 +7862,7 @@
           <w:sz w:val="22"/>
           <w:szCs w:val="22"/>
         </w:rPr>
-        <w:t xml:space="preserve">Es el comportamiento previsto: no se admiten fechas posteriores al día actual. El calendario presenta esos días en gris.</w:t>
+        <w:t xml:space="preserve">Es el comportamiento previsto: el documento del oficio, en PDF o Word, es obligatorio. Si posteriormente advierte que adjuntó el archivo equivocado, utilice Cambiar oficio.</w:t>
       </w:r>
     </w:p>
     <w:p>
@@ -6367,6 +7879,37 @@
           <w:sz w:val="23"/>
           <w:szCs w:val="23"/>
         </w:rPr>
+        <w:t xml:space="preserve">No puedo marcar el oficio como Finalizado</w:t>
+      </w:r>
+    </w:p>
+    <w:p>
+      <w:pPr>
+        <w:spacing w:after="120" w:line="276"/>
+      </w:pPr>
+      <w:r>
+        <w:rPr>
+          <w:rFonts w:ascii="Calibri" w:cs="Calibri" w:eastAsia="Calibri" w:hAnsi="Calibri"/>
+          <w:color w:val="232B3D"/>
+          <w:sz w:val="22"/>
+          <w:szCs w:val="22"/>
+        </w:rPr>
+        <w:t xml:space="preserve">Finalizar exige fecha de asignación, fecha de respuesta y la respuesta en PDF adjunta. El mensaje indica cuál de los tres falta.</w:t>
+      </w:r>
+    </w:p>
+    <w:p>
+      <w:pPr>
+        <w:pStyle w:val="Heading3"/>
+        <w:spacing w:after="100" w:before="200"/>
+      </w:pPr>
+      <w:r>
+        <w:rPr>
+          <w:rFonts w:ascii="Calibri" w:cs="Calibri" w:eastAsia="Calibri" w:hAnsi="Calibri"/>
+          <w:b/>
+          <w:bCs/>
+          <w:color w:val="5A6B8C"/>
+          <w:sz w:val="23"/>
+          <w:szCs w:val="23"/>
+        </w:rPr>
         <w:t xml:space="preserve">He finalizado un oficio por error</w:t>
       </w:r>
     </w:p>
@@ -6381,7 +7924,100 @@
           <w:sz w:val="22"/>
           <w:szCs w:val="22"/>
         </w:rPr>
-        <w:t xml:space="preserve">Si el oficio tiene fecha de respuesta, permanece en estado Finalizado. Elimine esa fecha con el botón Limpiar del calendario y guarde nuevamente.</w:t>
+        <w:t xml:space="preserve">Elimine su fecha de respuesta con el botón Limpiar del calendario y guarde nuevamente.</w:t>
+      </w:r>
+    </w:p>
+    <w:p>
+      <w:pPr>
+        <w:pStyle w:val="Heading3"/>
+        <w:spacing w:after="100" w:before="200"/>
+      </w:pPr>
+      <w:r>
+        <w:rPr>
+          <w:rFonts w:ascii="Calibri" w:cs="Calibri" w:eastAsia="Calibri" w:hAnsi="Calibri"/>
+          <w:b/>
+          <w:bCs/>
+          <w:color w:val="5A6B8C"/>
+          <w:sz w:val="23"/>
+          <w:szCs w:val="23"/>
+        </w:rPr>
+        <w:t xml:space="preserve">Registré un oficio con un dato equivocado</w:t>
+      </w:r>
+    </w:p>
+    <w:p>
+      <w:pPr>
+        <w:spacing w:after="120" w:line="276"/>
+      </w:pPr>
+      <w:r>
+        <w:rPr>
+          <w:rFonts w:ascii="Calibri" w:cs="Calibri" w:eastAsia="Calibri" w:hAnsi="Calibri"/>
+          <w:color w:val="232B3D"/>
+          <w:sz w:val="22"/>
+          <w:szCs w:val="22"/>
+        </w:rPr>
+        <w:t xml:space="preserve">Si se trata del estado, el responsable, las fechas de asignación o respuesta, la cantidad de investigados o la observación, corríjalo en el panel de modificación. Si el error está en la Referencia oficio, la Causal, la Referencia SB o las fechas de oficio o recepción, solicite a un administrador que lo corrija desde Mantenimiento.</w:t>
+      </w:r>
+    </w:p>
+    <w:p>
+      <w:pPr>
+        <w:pStyle w:val="Heading3"/>
+        <w:spacing w:after="100" w:before="200"/>
+      </w:pPr>
+      <w:r>
+        <w:rPr>
+          <w:rFonts w:ascii="Calibri" w:cs="Calibri" w:eastAsia="Calibri" w:hAnsi="Calibri"/>
+          <w:b/>
+          <w:bCs/>
+          <w:color w:val="5A6B8C"/>
+          <w:sz w:val="23"/>
+          <w:szCs w:val="23"/>
+        </w:rPr>
+        <w:t xml:space="preserve">Registré un oficio duplicado</w:t>
+      </w:r>
+    </w:p>
+    <w:p>
+      <w:pPr>
+        <w:spacing w:after="120" w:line="276"/>
+      </w:pPr>
+      <w:r>
+        <w:rPr>
+          <w:rFonts w:ascii="Calibri" w:cs="Calibri" w:eastAsia="Calibri" w:hAnsi="Calibri"/>
+          <w:color w:val="232B3D"/>
+          <w:sz w:val="22"/>
+          <w:szCs w:val="22"/>
+        </w:rPr>
+        <w:t xml:space="preserve">Un administrador o el superusuario pueden anularlo desde Mantenimiento. El oficio se retira de la lista y de los indicadores, pero se conserva; además su Referencia oficio queda disponible nuevamente.</w:t>
+      </w:r>
+    </w:p>
+    <w:p>
+      <w:pPr>
+        <w:pStyle w:val="Heading3"/>
+        <w:spacing w:after="100" w:before="200"/>
+      </w:pPr>
+      <w:r>
+        <w:rPr>
+          <w:rFonts w:ascii="Calibri" w:cs="Calibri" w:eastAsia="Calibri" w:hAnsi="Calibri"/>
+          <w:b/>
+          <w:bCs/>
+          <w:color w:val="5A6B8C"/>
+          <w:sz w:val="23"/>
+          <w:szCs w:val="23"/>
+        </w:rPr>
+        <w:t xml:space="preserve">La carga masiva rechaza mi archivo</w:t>
+      </w:r>
+    </w:p>
+    <w:p>
+      <w:pPr>
+        <w:spacing w:after="120" w:line="276"/>
+      </w:pPr>
+      <w:r>
+        <w:rPr>
+          <w:rFonts w:ascii="Calibri" w:cs="Calibri" w:eastAsia="Calibri" w:hAnsi="Calibri"/>
+          <w:color w:val="232B3D"/>
+          <w:sz w:val="22"/>
+          <w:szCs w:val="22"/>
+        </w:rPr>
+        <w:t xml:space="preserve">El archivo debe respetar el formato establecido, con la cabecera en la fila 4 y todas sus columnas en su orden. El mensaje señala qué columna no corresponde.</w:t>
       </w:r>
     </w:p>
     <w:p>
@@ -6573,7 +8209,7 @@
         <w:sz w:val="16"/>
         <w:szCs w:val="16"/>
       </w:rPr>
-      <w:t xml:space="preserve">Manual de usuario · Versión 1.0 · 6 de agosto de 2026  |  Aplicación versión 1.0</w:t>
+      <w:t xml:space="preserve">Manual de usuario · Versión 1.1 · 11 de agosto de 2026  |  Aplicación versión 1.0</w:t>
     </w:r>
     <w:r>
       <w:rPr>
@@ -6794,6 +8430,18 @@
     </w:lvlOverride>
   </w:num>
   <w:num w:numId="6">
+    <w:abstractNumId w:val="3"/>
+    <w:lvlOverride w:ilvl="0">
+      <w:startOverride w:val="1"/>
+    </w:lvlOverride>
+  </w:num>
+  <w:num w:numId="7">
+    <w:abstractNumId w:val="3"/>
+    <w:lvlOverride w:ilvl="0">
+      <w:startOverride w:val="1"/>
+    </w:lvlOverride>
+  </w:num>
+  <w:num w:numId="8">
     <w:abstractNumId w:val="3"/>
     <w:lvlOverride w:ilvl="0">
       <w:startOverride w:val="1"/>

--- a/Manual de usuario - Control de Oficios.docx
+++ b/Manual de usuario - Control de Oficios.docx
@@ -191,7 +191,7 @@
           <w:sz w:val="22"/>
           <w:szCs w:val="22"/>
         </w:rPr>
-        <w:t xml:space="preserve">Documento versión 1.1</w:t>
+        <w:t xml:space="preserve">Documento versión 2.0</w:t>
       </w:r>
     </w:p>
     <w:p>
@@ -206,7 +206,7 @@
           <w:sz w:val="22"/>
           <w:szCs w:val="22"/>
         </w:rPr>
-        <w:t xml:space="preserve">Actualizado el 11 de agosto de 2026</w:t>
+        <w:t xml:space="preserve">Actualizado el 13 de agosto de 2026</w:t>
       </w:r>
     </w:p>
     <w:p>
@@ -687,7 +687,7 @@
           <w:sz w:val="21"/>
           <w:szCs w:val="21"/>
         </w:rPr>
-        <w:t xml:space="preserve">3.2 Buscar oficios</w:t>
+        <w:t xml:space="preserve">3.2 Personas investigadas</w:t>
       </w:r>
       <w:r>
         <w:rPr>
@@ -729,7 +729,7 @@
           <w:sz w:val="21"/>
           <w:szCs w:val="21"/>
         </w:rPr>
-        <w:t xml:space="preserve">3.3 Modificar un oficio propio</w:t>
+        <w:t xml:space="preserve">3.3 Buscar oficios</w:t>
       </w:r>
       <w:r>
         <w:rPr>
@@ -771,7 +771,7 @@
           <w:sz w:val="21"/>
           <w:szCs w:val="21"/>
         </w:rPr>
-        <w:t xml:space="preserve">3.4 Documentos del oficio</w:t>
+        <w:t xml:space="preserve">3.4 Modificar un oficio propio</w:t>
       </w:r>
       <w:r>
         <w:rPr>
@@ -793,7 +793,7 @@
           <w:sz w:val="21"/>
           <w:szCs w:val="21"/>
         </w:rPr>
-        <w:t xml:space="preserve">6</w:t>
+        <w:t xml:space="preserve">7</w:t>
       </w:r>
     </w:p>
     <w:p>
@@ -813,7 +813,7 @@
           <w:sz w:val="21"/>
           <w:szCs w:val="21"/>
         </w:rPr>
-        <w:t xml:space="preserve">3.5 Exportar oficios</w:t>
+        <w:t xml:space="preserve">3.5 Documentos del oficio</w:t>
       </w:r>
       <w:r>
         <w:rPr>
@@ -855,7 +855,7 @@
           <w:sz w:val="21"/>
           <w:szCs w:val="21"/>
         </w:rPr>
-        <w:t xml:space="preserve">3.6 Tablero</w:t>
+        <w:t xml:space="preserve">3.6 Exportar oficios</w:t>
       </w:r>
       <w:r>
         <w:rPr>
@@ -877,7 +877,49 @@
           <w:sz w:val="21"/>
           <w:szCs w:val="21"/>
         </w:rPr>
-        <w:t xml:space="preserve">7</w:t>
+        <w:t xml:space="preserve">8</w:t>
+      </w:r>
+    </w:p>
+    <w:p>
+      <w:pPr>
+        <w:tabs>
+          <w:tab w:val="right" w:pos="9360" w:leader="dot"/>
+        </w:tabs>
+        <w:spacing w:after="30" w:before="0" w:line="264"/>
+        <w:ind w:left="340"/>
+      </w:pPr>
+      <w:r>
+        <w:rPr>
+          <w:rFonts w:ascii="Calibri" w:cs="Calibri" w:eastAsia="Calibri" w:hAnsi="Calibri"/>
+          <w:b w:val="false"/>
+          <w:bCs w:val="false"/>
+          <w:color w:val="5A6B8C"/>
+          <w:sz w:val="21"/>
+          <w:szCs w:val="21"/>
+        </w:rPr>
+        <w:t xml:space="preserve">3.7 Tablero</w:t>
+      </w:r>
+      <w:r>
+        <w:rPr>
+          <w:rFonts w:ascii="Calibri" w:cs="Calibri" w:eastAsia="Calibri" w:hAnsi="Calibri"/>
+          <w:b w:val="false"/>
+          <w:bCs w:val="false"/>
+          <w:color w:val="C3C9D4"/>
+          <w:sz w:val="21"/>
+          <w:szCs w:val="21"/>
+        </w:rPr>
+        <w:tab/>
+      </w:r>
+      <w:r>
+        <w:rPr>
+          <w:rFonts w:ascii="Calibri" w:cs="Calibri" w:eastAsia="Calibri" w:hAnsi="Calibri"/>
+          <w:b w:val="false"/>
+          <w:bCs w:val="false"/>
+          <w:color w:val="5A6B8C"/>
+          <w:sz w:val="21"/>
+          <w:szCs w:val="21"/>
+        </w:rPr>
+        <w:t xml:space="preserve">8</w:t>
       </w:r>
     </w:p>
     <w:p>
@@ -919,7 +961,7 @@
           <w:sz w:val="22"/>
           <w:szCs w:val="22"/>
         </w:rPr>
-        <w:t xml:space="preserve">8</w:t>
+        <w:t xml:space="preserve">9</w:t>
       </w:r>
     </w:p>
     <w:p>
@@ -961,7 +1003,7 @@
           <w:sz w:val="21"/>
           <w:szCs w:val="21"/>
         </w:rPr>
-        <w:t xml:space="preserve">8</w:t>
+        <w:t xml:space="preserve">9</w:t>
       </w:r>
     </w:p>
     <w:p>
@@ -1003,7 +1045,7 @@
           <w:sz w:val="21"/>
           <w:szCs w:val="21"/>
         </w:rPr>
-        <w:t xml:space="preserve">8</w:t>
+        <w:t xml:space="preserve">9</w:t>
       </w:r>
     </w:p>
     <w:p>
@@ -1045,7 +1087,7 @@
           <w:sz w:val="21"/>
           <w:szCs w:val="21"/>
         </w:rPr>
-        <w:t xml:space="preserve">9</w:t>
+        <w:t xml:space="preserve">10</w:t>
       </w:r>
     </w:p>
     <w:p>
@@ -1087,7 +1129,7 @@
           <w:sz w:val="21"/>
           <w:szCs w:val="21"/>
         </w:rPr>
-        <w:t xml:space="preserve">9</w:t>
+        <w:t xml:space="preserve">10</w:t>
       </w:r>
     </w:p>
     <w:p>
@@ -1129,7 +1171,7 @@
           <w:sz w:val="21"/>
           <w:szCs w:val="21"/>
         </w:rPr>
-        <w:t xml:space="preserve">9</w:t>
+        <w:t xml:space="preserve">10</w:t>
       </w:r>
     </w:p>
     <w:p>
@@ -1149,7 +1191,7 @@
           <w:sz w:val="21"/>
           <w:szCs w:val="21"/>
         </w:rPr>
-        <w:t xml:space="preserve">4.6 Carga masiva de oficios</w:t>
+        <w:t xml:space="preserve">4.6 Configuración: tipos de acción</w:t>
       </w:r>
       <w:r>
         <w:rPr>
@@ -1171,7 +1213,49 @@
           <w:sz w:val="21"/>
           <w:szCs w:val="21"/>
         </w:rPr>
-        <w:t xml:space="preserve">10</w:t>
+        <w:t xml:space="preserve">11</w:t>
+      </w:r>
+    </w:p>
+    <w:p>
+      <w:pPr>
+        <w:tabs>
+          <w:tab w:val="right" w:pos="9360" w:leader="dot"/>
+        </w:tabs>
+        <w:spacing w:after="30" w:before="0" w:line="264"/>
+        <w:ind w:left="340"/>
+      </w:pPr>
+      <w:r>
+        <w:rPr>
+          <w:rFonts w:ascii="Calibri" w:cs="Calibri" w:eastAsia="Calibri" w:hAnsi="Calibri"/>
+          <w:b w:val="false"/>
+          <w:bCs w:val="false"/>
+          <w:color w:val="5A6B8C"/>
+          <w:sz w:val="21"/>
+          <w:szCs w:val="21"/>
+        </w:rPr>
+        <w:t xml:space="preserve">4.7 Carga masiva de oficios</w:t>
+      </w:r>
+      <w:r>
+        <w:rPr>
+          <w:rFonts w:ascii="Calibri" w:cs="Calibri" w:eastAsia="Calibri" w:hAnsi="Calibri"/>
+          <w:b w:val="false"/>
+          <w:bCs w:val="false"/>
+          <w:color w:val="C3C9D4"/>
+          <w:sz w:val="21"/>
+          <w:szCs w:val="21"/>
+        </w:rPr>
+        <w:tab/>
+      </w:r>
+      <w:r>
+        <w:rPr>
+          <w:rFonts w:ascii="Calibri" w:cs="Calibri" w:eastAsia="Calibri" w:hAnsi="Calibri"/>
+          <w:b w:val="false"/>
+          <w:bCs w:val="false"/>
+          <w:color w:val="5A6B8C"/>
+          <w:sz w:val="21"/>
+          <w:szCs w:val="21"/>
+        </w:rPr>
+        <w:t xml:space="preserve">11</w:t>
       </w:r>
     </w:p>
     <w:p>
@@ -1213,7 +1297,7 @@
           <w:sz w:val="22"/>
           <w:szCs w:val="22"/>
         </w:rPr>
-        <w:t xml:space="preserve">11</w:t>
+        <w:t xml:space="preserve">13</w:t>
       </w:r>
     </w:p>
     <w:p>
@@ -1255,7 +1339,7 @@
           <w:sz w:val="21"/>
           <w:szCs w:val="21"/>
         </w:rPr>
-        <w:t xml:space="preserve">11</w:t>
+        <w:t xml:space="preserve">13</w:t>
       </w:r>
     </w:p>
     <w:p>
@@ -1297,7 +1381,7 @@
           <w:sz w:val="21"/>
           <w:szCs w:val="21"/>
         </w:rPr>
-        <w:t xml:space="preserve">11</w:t>
+        <w:t xml:space="preserve">13</w:t>
       </w:r>
     </w:p>
     <w:p>
@@ -1339,7 +1423,7 @@
           <w:sz w:val="21"/>
           <w:szCs w:val="21"/>
         </w:rPr>
-        <w:t xml:space="preserve">11</w:t>
+        <w:t xml:space="preserve">13</w:t>
       </w:r>
     </w:p>
     <w:p>
@@ -1381,7 +1465,7 @@
           <w:sz w:val="22"/>
           <w:szCs w:val="22"/>
         </w:rPr>
-        <w:t xml:space="preserve">12</w:t>
+        <w:t xml:space="preserve">14</w:t>
       </w:r>
     </w:p>
     <w:p>
@@ -1423,7 +1507,7 @@
           <w:sz w:val="21"/>
           <w:szCs w:val="21"/>
         </w:rPr>
-        <w:t xml:space="preserve">12</w:t>
+        <w:t xml:space="preserve">14</w:t>
       </w:r>
     </w:p>
     <w:p>
@@ -1465,7 +1549,7 @@
           <w:sz w:val="21"/>
           <w:szCs w:val="21"/>
         </w:rPr>
-        <w:t xml:space="preserve">12</w:t>
+        <w:t xml:space="preserve">14</w:t>
       </w:r>
     </w:p>
     <w:p>
@@ -1507,7 +1591,7 @@
           <w:sz w:val="21"/>
           <w:szCs w:val="21"/>
         </w:rPr>
-        <w:t xml:space="preserve">12</w:t>
+        <w:t xml:space="preserve">14</w:t>
       </w:r>
     </w:p>
     <w:p>
@@ -1527,7 +1611,7 @@
           <w:sz w:val="21"/>
           <w:szCs w:val="21"/>
         </w:rPr>
-        <w:t xml:space="preserve">6.4 Referencias</w:t>
+        <w:t xml:space="preserve">6.4 La Referencia UDC</w:t>
       </w:r>
       <w:r>
         <w:rPr>
@@ -1549,7 +1633,7 @@
           <w:sz w:val="21"/>
           <w:szCs w:val="21"/>
         </w:rPr>
-        <w:t xml:space="preserve">12</w:t>
+        <w:t xml:space="preserve">14</w:t>
       </w:r>
     </w:p>
     <w:p>
@@ -1569,7 +1653,7 @@
           <w:sz w:val="21"/>
           <w:szCs w:val="21"/>
         </w:rPr>
-        <w:t xml:space="preserve">6.5 Auditoría</w:t>
+        <w:t xml:space="preserve">6.5 Personas investigadas y cantidad</w:t>
       </w:r>
       <w:r>
         <w:rPr>
@@ -1591,7 +1675,49 @@
           <w:sz w:val="21"/>
           <w:szCs w:val="21"/>
         </w:rPr>
-        <w:t xml:space="preserve">13</w:t>
+        <w:t xml:space="preserve">15</w:t>
+      </w:r>
+    </w:p>
+    <w:p>
+      <w:pPr>
+        <w:tabs>
+          <w:tab w:val="right" w:pos="9360" w:leader="dot"/>
+        </w:tabs>
+        <w:spacing w:after="30" w:before="0" w:line="264"/>
+        <w:ind w:left="340"/>
+      </w:pPr>
+      <w:r>
+        <w:rPr>
+          <w:rFonts w:ascii="Calibri" w:cs="Calibri" w:eastAsia="Calibri" w:hAnsi="Calibri"/>
+          <w:b w:val="false"/>
+          <w:bCs w:val="false"/>
+          <w:color w:val="5A6B8C"/>
+          <w:sz w:val="21"/>
+          <w:szCs w:val="21"/>
+        </w:rPr>
+        <w:t xml:space="preserve">6.6 Auditoría</w:t>
+      </w:r>
+      <w:r>
+        <w:rPr>
+          <w:rFonts w:ascii="Calibri" w:cs="Calibri" w:eastAsia="Calibri" w:hAnsi="Calibri"/>
+          <w:b w:val="false"/>
+          <w:bCs w:val="false"/>
+          <w:color w:val="C3C9D4"/>
+          <w:sz w:val="21"/>
+          <w:szCs w:val="21"/>
+        </w:rPr>
+        <w:tab/>
+      </w:r>
+      <w:r>
+        <w:rPr>
+          <w:rFonts w:ascii="Calibri" w:cs="Calibri" w:eastAsia="Calibri" w:hAnsi="Calibri"/>
+          <w:b w:val="false"/>
+          <w:bCs w:val="false"/>
+          <w:color w:val="5A6B8C"/>
+          <w:sz w:val="21"/>
+          <w:szCs w:val="21"/>
+        </w:rPr>
+        <w:t xml:space="preserve">15</w:t>
       </w:r>
     </w:p>
     <w:p>
@@ -1633,7 +1759,7 @@
           <w:sz w:val="22"/>
           <w:szCs w:val="22"/>
         </w:rPr>
-        <w:t xml:space="preserve">14</w:t>
+        <w:t xml:space="preserve">16</w:t>
       </w:r>
     </w:p>
     <w:p>
@@ -1672,7 +1798,7 @@
           <w:sz w:val="22"/>
           <w:szCs w:val="22"/>
         </w:rPr>
-        <w:t xml:space="preserve">Control de Oficios es la aplicación de la Unidad de Cumplimiento para registrar y dar seguimiento a los oficios y circulares que recibe el área.</w:t>
+        <w:t xml:space="preserve">Control de Oficios es la aplicación de la Unidad de Cumplimiento destinada al registro y al seguimiento de los oficios y circulares que recibe el área.</w:t>
       </w:r>
     </w:p>
     <w:p>
@@ -1686,7 +1812,7 @@
           <w:sz w:val="22"/>
           <w:szCs w:val="22"/>
         </w:rPr>
-        <w:t xml:space="preserve">Constituye un complemento de la matriz de control que se venía utilizando: centraliza el registro, asigna la numeración de forma automática y permite consultar en cualquier momento la situación de cada requerimiento.</w:t>
+        <w:t xml:space="preserve">La aplicación constituye un complemento de la matriz de control utilizada hasta la fecha: centraliza el registro, asigna la numeración de manera automática y permite conocer en todo momento la situación de cada requerimiento, así como la de las personas sobre las que se solicita información.</w:t>
       </w:r>
     </w:p>
     <w:p>
@@ -1700,7 +1826,7 @@
           <w:sz w:val="22"/>
           <w:szCs w:val="22"/>
         </w:rPr>
-        <w:t xml:space="preserve">El presente manual corresponde a la versión 1.0 de la aplicación.</w:t>
+        <w:t xml:space="preserve">El presente documento corresponde a la versión 1.0 de la aplicación y sustituye a las ediciones anteriores del manual.</w:t>
       </w:r>
     </w:p>
     <w:p>
@@ -1734,7 +1860,7 @@
           <w:sz w:val="22"/>
           <w:szCs w:val="22"/>
         </w:rPr>
-        <w:t xml:space="preserve">Las funciones disponibles dependen del rol asignado a cada cuenta. Este manual se ha ordenado de menor a mayor alcance: cada rol comprende las funciones del anterior y añade las propias.</w:t>
+        <w:t xml:space="preserve">Las funciones disponibles dependen del rol asignado a cada cuenta. El manual se ha ordenado de menor a mayor alcance, de modo que cada rol comprende las funciones del anterior e incorpora las propias.</w:t>
       </w:r>
     </w:p>
     <w:tbl>
@@ -2170,7 +2296,7 @@
           <w:sz w:val="22"/>
           <w:szCs w:val="22"/>
         </w:rPr>
-        <w:t xml:space="preserve">Cuando la aplicación se utiliza por primera vez, la pantalla inicial solicita crear la cuenta de superusuario en lugar del ingreso habitual.</w:t>
+        <w:t xml:space="preserve">Cuando la aplicación se utiliza por primera vez, la pantalla inicial solicita la creación de la cuenta de superusuario en lugar del ingreso habitual.</w:t>
       </w:r>
     </w:p>
     <w:p>
@@ -2204,7 +2330,7 @@
           <w:sz w:val="22"/>
           <w:szCs w:val="22"/>
         </w:rPr>
-        <w:t xml:space="preserve">Todo usuario puede modificar su contraseña por sí mismo, con independencia de su rol:</w:t>
+        <w:t xml:space="preserve">Toda persona puede modificar su contraseña por sí misma, con independencia de su rol:</w:t>
       </w:r>
     </w:p>
     <w:p>
@@ -2335,7 +2461,7 @@
                 <w:sz w:val="22"/>
                 <w:szCs w:val="22"/>
               </w:rPr>
-              <w:t xml:space="preserve">Es una medida de seguridad: impide que un tercero la modifique si la sesión queda abierta.</w:t>
+              <w:t xml:space="preserve">Constituye una medida de seguridad: impide que un tercero la modifique si la sesión permanece abierta.</w:t>
             </w:r>
           </w:p>
         </w:tc>
@@ -2357,7 +2483,7 @@
           <w:sz w:val="22"/>
           <w:szCs w:val="22"/>
         </w:rPr>
-        <w:t xml:space="preserve">Si ha olvidado su contraseña y no puede ingresar, solicite su restablecimiento a un administrador o al superusuario (apartado 4.5).</w:t>
+        <w:t xml:space="preserve">En caso de haber olvidado la contraseña, deberá solicitarse su restablecimiento a un administrador o al superusuario (apartado 4.7).</w:t>
       </w:r>
     </w:p>
     <w:p>
@@ -2425,7 +2551,7 @@
           <w:sz w:val="22"/>
           <w:szCs w:val="22"/>
         </w:rPr>
-        <w:t xml:space="preserve">La aplicación se abre maximizada, ocupando toda la pantalla. La ventana puede reducirse, ampliarse o restaurarse en cualquier momento con los botones habituales; el contenido se acomoda al tamaño elegido.</w:t>
+        <w:t xml:space="preserve">La aplicación se abre maximizada, ocupando la totalidad de la pantalla. La ventana puede reducirse, ampliarse o restaurarse en cualquier momento mediante los botones habituales; el contenido se acomoda al tamaño elegido.</w:t>
       </w:r>
     </w:p>
     <w:p>
@@ -2967,7 +3093,7 @@
                 <w:sz w:val="20"/>
                 <w:szCs w:val="20"/>
               </w:rPr>
-              <w:t xml:space="preserve">Numeración, carga masiva y copias de seguridad</w:t>
+              <w:t xml:space="preserve">Numeración, tipos de acción, carga masiva y copias de seguridad</w:t>
             </w:r>
           </w:p>
         </w:tc>
@@ -3129,7 +3255,7 @@
           <w:sz w:val="22"/>
           <w:szCs w:val="22"/>
         </w:rPr>
-        <w:t xml:space="preserve">En la pestaña Registrar oficio complete el formulario, organizado en cuatro bloques: datos del oficio, asignación y seguimiento, documentos y observación. Los campos señalados con asterisco (*) son obligatorios.</w:t>
+        <w:t xml:space="preserve">En la pestaña Registrar oficio deberá completarse el formulario, organizado en cinco bloques: datos del oficio, asignación y seguimiento, personas investigadas, documentos y observación. Los campos señalados con asterisco (*) son obligatorios.</w:t>
       </w:r>
     </w:p>
     <w:tbl>
@@ -3145,9 +3271,9 @@
         </w:tblBorders>
       </w:tblPr>
       <w:tblGrid>
-        <w:gridCol w:w="2600"/>
-        <w:gridCol w:w="1900"/>
-        <w:gridCol w:w="4860"/>
+        <w:gridCol w:w="2900"/>
+        <w:gridCol w:w="1700"/>
+        <w:gridCol w:w="4760"/>
       </w:tblGrid>
       <w:tr>
         <w:trPr>
@@ -3156,7 +3282,7 @@
         </w:trPr>
         <w:tc>
           <w:tcPr>
-            <w:tcW w:type="dxa" w:w="2600"/>
+            <w:tcW w:type="dxa" w:w="2900"/>
             <w:shd w:fill="152342" w:val="clear"/>
             <w:tcMar>
               <w:top w:type="dxa" w:w="80"/>
@@ -3185,7 +3311,7 @@
         </w:tc>
         <w:tc>
           <w:tcPr>
-            <w:tcW w:type="dxa" w:w="1900"/>
+            <w:tcW w:type="dxa" w:w="1700"/>
             <w:shd w:fill="152342" w:val="clear"/>
             <w:tcMar>
               <w:top w:type="dxa" w:w="80"/>
@@ -3215,7 +3341,7 @@
         </w:tc>
         <w:tc>
           <w:tcPr>
-            <w:tcW w:type="dxa" w:w="4860"/>
+            <w:tcW w:type="dxa" w:w="4760"/>
             <w:shd w:fill="152342" w:val="clear"/>
             <w:tcMar>
               <w:top w:type="dxa" w:w="80"/>
@@ -3250,7 +3376,7 @@
         </w:trPr>
         <w:tc>
           <w:tcPr>
-            <w:tcW w:type="dxa" w:w="2600"/>
+            <w:tcW w:type="dxa" w:w="2900"/>
             <w:shd w:fill="FFFFFF" w:val="clear"/>
             <w:tcMar>
               <w:top w:type="dxa" w:w="80"/>
@@ -3271,13 +3397,13 @@
                 <w:sz w:val="20"/>
                 <w:szCs w:val="20"/>
               </w:rPr>
-              <w:t xml:space="preserve">Referencia oficio *</w:t>
-            </w:r>
-          </w:p>
-        </w:tc>
-        <w:tc>
-          <w:tcPr>
-            <w:tcW w:type="dxa" w:w="1900"/>
+              <w:t xml:space="preserve">Institución del Estado *</w:t>
+            </w:r>
+          </w:p>
+        </w:tc>
+        <w:tc>
+          <w:tcPr>
+            <w:tcW w:type="dxa" w:w="1700"/>
             <w:shd w:fill="FFFFFF" w:val="clear"/>
             <w:tcMar>
               <w:top w:type="dxa" w:w="80"/>
@@ -3305,7 +3431,7 @@
         </w:tc>
         <w:tc>
           <w:tcPr>
-            <w:tcW w:type="dxa" w:w="4860"/>
+            <w:tcW w:type="dxa" w:w="4760"/>
             <w:shd w:fill="FFFFFF" w:val="clear"/>
             <w:tcMar>
               <w:top w:type="dxa" w:w="80"/>
@@ -3327,7 +3453,7 @@
                 <w:sz w:val="20"/>
                 <w:szCs w:val="20"/>
               </w:rPr>
-              <w:t xml:space="preserve">No admite duplicados</w:t>
+              <w:t xml:space="preserve">Superintendencia de Bancos o Fiscalía General del Estado</w:t>
             </w:r>
           </w:p>
         </w:tc>
@@ -3338,7 +3464,7 @@
         </w:trPr>
         <w:tc>
           <w:tcPr>
-            <w:tcW w:type="dxa" w:w="2600"/>
+            <w:tcW w:type="dxa" w:w="2900"/>
             <w:shd w:fill="F7F8FA" w:val="clear"/>
             <w:tcMar>
               <w:top w:type="dxa" w:w="80"/>
@@ -3359,13 +3485,13 @@
                 <w:sz w:val="20"/>
                 <w:szCs w:val="20"/>
               </w:rPr>
-              <w:t xml:space="preserve">Causal oficio</w:t>
-            </w:r>
-          </w:p>
-        </w:tc>
-        <w:tc>
-          <w:tcPr>
-            <w:tcW w:type="dxa" w:w="1900"/>
+              <w:t xml:space="preserve">Referencia oficio *</w:t>
+            </w:r>
+          </w:p>
+        </w:tc>
+        <w:tc>
+          <w:tcPr>
+            <w:tcW w:type="dxa" w:w="1700"/>
             <w:shd w:fill="F7F8FA" w:val="clear"/>
             <w:tcMar>
               <w:top w:type="dxa" w:w="80"/>
@@ -3387,13 +3513,13 @@
                 <w:sz w:val="20"/>
                 <w:szCs w:val="20"/>
               </w:rPr>
-              <w:t xml:space="preserve">No</w:t>
-            </w:r>
-          </w:p>
-        </w:tc>
-        <w:tc>
-          <w:tcPr>
-            <w:tcW w:type="dxa" w:w="4860"/>
+              <w:t xml:space="preserve">Sí</w:t>
+            </w:r>
+          </w:p>
+        </w:tc>
+        <w:tc>
+          <w:tcPr>
+            <w:tcW w:type="dxa" w:w="4760"/>
             <w:shd w:fill="F7F8FA" w:val="clear"/>
             <w:tcMar>
               <w:top w:type="dxa" w:w="80"/>
@@ -3415,7 +3541,7 @@
                 <w:sz w:val="20"/>
                 <w:szCs w:val="20"/>
               </w:rPr>
-              <w:t xml:space="preserve">Texto libre</w:t>
+              <w:t xml:space="preserve">No admite duplicados</w:t>
             </w:r>
           </w:p>
         </w:tc>
@@ -3426,7 +3552,7 @@
         </w:trPr>
         <w:tc>
           <w:tcPr>
-            <w:tcW w:type="dxa" w:w="2600"/>
+            <w:tcW w:type="dxa" w:w="2900"/>
             <w:shd w:fill="FFFFFF" w:val="clear"/>
             <w:tcMar>
               <w:top w:type="dxa" w:w="80"/>
@@ -3447,13 +3573,13 @@
                 <w:sz w:val="20"/>
                 <w:szCs w:val="20"/>
               </w:rPr>
-              <w:t xml:space="preserve">Referencia SB</w:t>
-            </w:r>
-          </w:p>
-        </w:tc>
-        <w:tc>
-          <w:tcPr>
-            <w:tcW w:type="dxa" w:w="1900"/>
+              <w:t xml:space="preserve">Tipo de acción *</w:t>
+            </w:r>
+          </w:p>
+        </w:tc>
+        <w:tc>
+          <w:tcPr>
+            <w:tcW w:type="dxa" w:w="1700"/>
             <w:shd w:fill="FFFFFF" w:val="clear"/>
             <w:tcMar>
               <w:top w:type="dxa" w:w="80"/>
@@ -3475,13 +3601,13 @@
                 <w:sz w:val="20"/>
                 <w:szCs w:val="20"/>
               </w:rPr>
-              <w:t xml:space="preserve">No</w:t>
-            </w:r>
-          </w:p>
-        </w:tc>
-        <w:tc>
-          <w:tcPr>
-            <w:tcW w:type="dxa" w:w="4860"/>
+              <w:t xml:space="preserve">Sí</w:t>
+            </w:r>
+          </w:p>
+        </w:tc>
+        <w:tc>
+          <w:tcPr>
+            <w:tcW w:type="dxa" w:w="4760"/>
             <w:shd w:fill="FFFFFF" w:val="clear"/>
             <w:tcMar>
               <w:top w:type="dxa" w:w="80"/>
@@ -3503,7 +3629,7 @@
                 <w:sz w:val="20"/>
                 <w:szCs w:val="20"/>
               </w:rPr>
-              <w:t xml:space="preserve">Texto libre</w:t>
+              <w:t xml:space="preserve">Se elige del catálogo del área</w:t>
             </w:r>
           </w:p>
         </w:tc>
@@ -3514,7 +3640,7 @@
         </w:trPr>
         <w:tc>
           <w:tcPr>
-            <w:tcW w:type="dxa" w:w="2600"/>
+            <w:tcW w:type="dxa" w:w="2900"/>
             <w:shd w:fill="F7F8FA" w:val="clear"/>
             <w:tcMar>
               <w:top w:type="dxa" w:w="80"/>
@@ -3535,13 +3661,13 @@
                 <w:sz w:val="20"/>
                 <w:szCs w:val="20"/>
               </w:rPr>
-              <w:t xml:space="preserve">Fecha de oficio *</w:t>
-            </w:r>
-          </w:p>
-        </w:tc>
-        <w:tc>
-          <w:tcPr>
-            <w:tcW w:type="dxa" w:w="1900"/>
+              <w:t xml:space="preserve">Causal oficio</w:t>
+            </w:r>
+          </w:p>
+        </w:tc>
+        <w:tc>
+          <w:tcPr>
+            <w:tcW w:type="dxa" w:w="1700"/>
             <w:shd w:fill="F7F8FA" w:val="clear"/>
             <w:tcMar>
               <w:top w:type="dxa" w:w="80"/>
@@ -3563,13 +3689,13 @@
                 <w:sz w:val="20"/>
                 <w:szCs w:val="20"/>
               </w:rPr>
-              <w:t xml:space="preserve">Sí</w:t>
-            </w:r>
-          </w:p>
-        </w:tc>
-        <w:tc>
-          <w:tcPr>
-            <w:tcW w:type="dxa" w:w="4860"/>
+              <w:t xml:space="preserve">No</w:t>
+            </w:r>
+          </w:p>
+        </w:tc>
+        <w:tc>
+          <w:tcPr>
+            <w:tcW w:type="dxa" w:w="4760"/>
             <w:shd w:fill="F7F8FA" w:val="clear"/>
             <w:tcMar>
               <w:top w:type="dxa" w:w="80"/>
@@ -3591,7 +3717,7 @@
                 <w:sz w:val="20"/>
                 <w:szCs w:val="20"/>
               </w:rPr>
-              <w:t xml:space="preserve">No posterior a la de recepción</w:t>
+              <w:t xml:space="preserve">Texto libre</w:t>
             </w:r>
           </w:p>
         </w:tc>
@@ -3602,7 +3728,7 @@
         </w:trPr>
         <w:tc>
           <w:tcPr>
-            <w:tcW w:type="dxa" w:w="2600"/>
+            <w:tcW w:type="dxa" w:w="2900"/>
             <w:shd w:fill="FFFFFF" w:val="clear"/>
             <w:tcMar>
               <w:top w:type="dxa" w:w="80"/>
@@ -3623,13 +3749,13 @@
                 <w:sz w:val="20"/>
                 <w:szCs w:val="20"/>
               </w:rPr>
-              <w:t xml:space="preserve">Fecha de recepción *</w:t>
-            </w:r>
-          </w:p>
-        </w:tc>
-        <w:tc>
-          <w:tcPr>
-            <w:tcW w:type="dxa" w:w="1900"/>
+              <w:t xml:space="preserve">Fecha de oficio *</w:t>
+            </w:r>
+          </w:p>
+        </w:tc>
+        <w:tc>
+          <w:tcPr>
+            <w:tcW w:type="dxa" w:w="1700"/>
             <w:shd w:fill="FFFFFF" w:val="clear"/>
             <w:tcMar>
               <w:top w:type="dxa" w:w="80"/>
@@ -3657,7 +3783,7 @@
         </w:tc>
         <w:tc>
           <w:tcPr>
-            <w:tcW w:type="dxa" w:w="4860"/>
+            <w:tcW w:type="dxa" w:w="4760"/>
             <w:shd w:fill="FFFFFF" w:val="clear"/>
             <w:tcMar>
               <w:top w:type="dxa" w:w="80"/>
@@ -3679,7 +3805,7 @@
                 <w:sz w:val="20"/>
                 <w:szCs w:val="20"/>
               </w:rPr>
-              <w:t xml:space="preserve">—</w:t>
+              <w:t xml:space="preserve">No posterior a la de recepción</w:t>
             </w:r>
           </w:p>
         </w:tc>
@@ -3690,7 +3816,7 @@
         </w:trPr>
         <w:tc>
           <w:tcPr>
-            <w:tcW w:type="dxa" w:w="2600"/>
+            <w:tcW w:type="dxa" w:w="2900"/>
             <w:shd w:fill="F7F8FA" w:val="clear"/>
             <w:tcMar>
               <w:top w:type="dxa" w:w="80"/>
@@ -3711,13 +3837,13 @@
                 <w:sz w:val="20"/>
                 <w:szCs w:val="20"/>
               </w:rPr>
-              <w:t xml:space="preserve">Fecha de asignación</w:t>
-            </w:r>
-          </w:p>
-        </w:tc>
-        <w:tc>
-          <w:tcPr>
-            <w:tcW w:type="dxa" w:w="1900"/>
+              <w:t xml:space="preserve">Fecha de recepción *</w:t>
+            </w:r>
+          </w:p>
+        </w:tc>
+        <w:tc>
+          <w:tcPr>
+            <w:tcW w:type="dxa" w:w="1700"/>
             <w:shd w:fill="F7F8FA" w:val="clear"/>
             <w:tcMar>
               <w:top w:type="dxa" w:w="80"/>
@@ -3739,13 +3865,13 @@
                 <w:sz w:val="20"/>
                 <w:szCs w:val="20"/>
               </w:rPr>
-              <w:t xml:space="preserve">No</w:t>
-            </w:r>
-          </w:p>
-        </w:tc>
-        <w:tc>
-          <w:tcPr>
-            <w:tcW w:type="dxa" w:w="4860"/>
+              <w:t xml:space="preserve">Sí</w:t>
+            </w:r>
+          </w:p>
+        </w:tc>
+        <w:tc>
+          <w:tcPr>
+            <w:tcW w:type="dxa" w:w="4760"/>
             <w:shd w:fill="F7F8FA" w:val="clear"/>
             <w:tcMar>
               <w:top w:type="dxa" w:w="80"/>
@@ -3767,7 +3893,7 @@
                 <w:sz w:val="20"/>
                 <w:szCs w:val="20"/>
               </w:rPr>
-              <w:t xml:space="preserve">No anterior a la de recepción</w:t>
+              <w:t xml:space="preserve">—</w:t>
             </w:r>
           </w:p>
         </w:tc>
@@ -3778,7 +3904,7 @@
         </w:trPr>
         <w:tc>
           <w:tcPr>
-            <w:tcW w:type="dxa" w:w="2600"/>
+            <w:tcW w:type="dxa" w:w="2900"/>
             <w:shd w:fill="FFFFFF" w:val="clear"/>
             <w:tcMar>
               <w:top w:type="dxa" w:w="80"/>
@@ -3799,13 +3925,13 @@
                 <w:sz w:val="20"/>
                 <w:szCs w:val="20"/>
               </w:rPr>
-              <w:t xml:space="preserve">Fecha de respuesta</w:t>
-            </w:r>
-          </w:p>
-        </w:tc>
-        <w:tc>
-          <w:tcPr>
-            <w:tcW w:type="dxa" w:w="1900"/>
+              <w:t xml:space="preserve">Usuario responsable</w:t>
+            </w:r>
+          </w:p>
+        </w:tc>
+        <w:tc>
+          <w:tcPr>
+            <w:tcW w:type="dxa" w:w="1700"/>
             <w:shd w:fill="FFFFFF" w:val="clear"/>
             <w:tcMar>
               <w:top w:type="dxa" w:w="80"/>
@@ -3827,13 +3953,13 @@
                 <w:sz w:val="20"/>
                 <w:szCs w:val="20"/>
               </w:rPr>
-              <w:t xml:space="preserve">No</w:t>
-            </w:r>
-          </w:p>
-        </w:tc>
-        <w:tc>
-          <w:tcPr>
-            <w:tcW w:type="dxa" w:w="4860"/>
+              <w:t xml:space="preserve">—</w:t>
+            </w:r>
+          </w:p>
+        </w:tc>
+        <w:tc>
+          <w:tcPr>
+            <w:tcW w:type="dxa" w:w="4760"/>
             <w:shd w:fill="FFFFFF" w:val="clear"/>
             <w:tcMar>
               <w:top w:type="dxa" w:w="80"/>
@@ -3855,7 +3981,7 @@
                 <w:sz w:val="20"/>
                 <w:szCs w:val="20"/>
               </w:rPr>
-              <w:t xml:space="preserve">Al indicarla, el oficio se finaliza</w:t>
+              <w:t xml:space="preserve">Se asigna automáticamente al usuario</w:t>
             </w:r>
           </w:p>
         </w:tc>
@@ -3866,7 +3992,7 @@
         </w:trPr>
         <w:tc>
           <w:tcPr>
-            <w:tcW w:type="dxa" w:w="2600"/>
+            <w:tcW w:type="dxa" w:w="2900"/>
             <w:shd w:fill="F7F8FA" w:val="clear"/>
             <w:tcMar>
               <w:top w:type="dxa" w:w="80"/>
@@ -3887,13 +4013,13 @@
                 <w:sz w:val="20"/>
                 <w:szCs w:val="20"/>
               </w:rPr>
-              <w:t xml:space="preserve">Cant. investigados</w:t>
-            </w:r>
-          </w:p>
-        </w:tc>
-        <w:tc>
-          <w:tcPr>
-            <w:tcW w:type="dxa" w:w="1900"/>
+              <w:t xml:space="preserve">Estado *</w:t>
+            </w:r>
+          </w:p>
+        </w:tc>
+        <w:tc>
+          <w:tcPr>
+            <w:tcW w:type="dxa" w:w="1700"/>
             <w:shd w:fill="F7F8FA" w:val="clear"/>
             <w:tcMar>
               <w:top w:type="dxa" w:w="80"/>
@@ -3915,13 +4041,13 @@
                 <w:sz w:val="20"/>
                 <w:szCs w:val="20"/>
               </w:rPr>
-              <w:t xml:space="preserve">No</w:t>
-            </w:r>
-          </w:p>
-        </w:tc>
-        <w:tc>
-          <w:tcPr>
-            <w:tcW w:type="dxa" w:w="4860"/>
+              <w:t xml:space="preserve">Sí</w:t>
+            </w:r>
+          </w:p>
+        </w:tc>
+        <w:tc>
+          <w:tcPr>
+            <w:tcW w:type="dxa" w:w="4760"/>
             <w:shd w:fill="F7F8FA" w:val="clear"/>
             <w:tcMar>
               <w:top w:type="dxa" w:w="80"/>
@@ -3943,7 +4069,7 @@
                 <w:sz w:val="20"/>
                 <w:szCs w:val="20"/>
               </w:rPr>
-              <w:t xml:space="preserve">Número entero</w:t>
+              <w:t xml:space="preserve">En proceso o Finalizado</w:t>
             </w:r>
           </w:p>
         </w:tc>
@@ -3954,7 +4080,7 @@
         </w:trPr>
         <w:tc>
           <w:tcPr>
-            <w:tcW w:type="dxa" w:w="2600"/>
+            <w:tcW w:type="dxa" w:w="2900"/>
             <w:shd w:fill="FFFFFF" w:val="clear"/>
             <w:tcMar>
               <w:top w:type="dxa" w:w="80"/>
@@ -3975,13 +4101,13 @@
                 <w:sz w:val="20"/>
                 <w:szCs w:val="20"/>
               </w:rPr>
-              <w:t xml:space="preserve">Usuario responsable</w:t>
-            </w:r>
-          </w:p>
-        </w:tc>
-        <w:tc>
-          <w:tcPr>
-            <w:tcW w:type="dxa" w:w="1900"/>
+              <w:t xml:space="preserve">Fecha de asignación</w:t>
+            </w:r>
+          </w:p>
+        </w:tc>
+        <w:tc>
+          <w:tcPr>
+            <w:tcW w:type="dxa" w:w="1700"/>
             <w:shd w:fill="FFFFFF" w:val="clear"/>
             <w:tcMar>
               <w:top w:type="dxa" w:w="80"/>
@@ -4003,13 +4129,13 @@
                 <w:sz w:val="20"/>
                 <w:szCs w:val="20"/>
               </w:rPr>
-              <w:t xml:space="preserve">—</w:t>
-            </w:r>
-          </w:p>
-        </w:tc>
-        <w:tc>
-          <w:tcPr>
-            <w:tcW w:type="dxa" w:w="4860"/>
+              <w:t xml:space="preserve">No</w:t>
+            </w:r>
+          </w:p>
+        </w:tc>
+        <w:tc>
+          <w:tcPr>
+            <w:tcW w:type="dxa" w:w="4760"/>
             <w:shd w:fill="FFFFFF" w:val="clear"/>
             <w:tcMar>
               <w:top w:type="dxa" w:w="80"/>
@@ -4031,7 +4157,7 @@
                 <w:sz w:val="20"/>
                 <w:szCs w:val="20"/>
               </w:rPr>
-              <w:t xml:space="preserve">Se asigna automáticamente al usuario</w:t>
+              <w:t xml:space="preserve">No anterior a la de recepción</w:t>
             </w:r>
           </w:p>
         </w:tc>
@@ -4042,7 +4168,7 @@
         </w:trPr>
         <w:tc>
           <w:tcPr>
-            <w:tcW w:type="dxa" w:w="2600"/>
+            <w:tcW w:type="dxa" w:w="2900"/>
             <w:shd w:fill="F7F8FA" w:val="clear"/>
             <w:tcMar>
               <w:top w:type="dxa" w:w="80"/>
@@ -4063,13 +4189,13 @@
                 <w:sz w:val="20"/>
                 <w:szCs w:val="20"/>
               </w:rPr>
-              <w:t xml:space="preserve">Estado *</w:t>
-            </w:r>
-          </w:p>
-        </w:tc>
-        <w:tc>
-          <w:tcPr>
-            <w:tcW w:type="dxa" w:w="1900"/>
+              <w:t xml:space="preserve">Fecha de respuesta</w:t>
+            </w:r>
+          </w:p>
+        </w:tc>
+        <w:tc>
+          <w:tcPr>
+            <w:tcW w:type="dxa" w:w="1700"/>
             <w:shd w:fill="F7F8FA" w:val="clear"/>
             <w:tcMar>
               <w:top w:type="dxa" w:w="80"/>
@@ -4091,13 +4217,13 @@
                 <w:sz w:val="20"/>
                 <w:szCs w:val="20"/>
               </w:rPr>
-              <w:t xml:space="preserve">Sí</w:t>
-            </w:r>
-          </w:p>
-        </w:tc>
-        <w:tc>
-          <w:tcPr>
-            <w:tcW w:type="dxa" w:w="4860"/>
+              <w:t xml:space="preserve">No</w:t>
+            </w:r>
+          </w:p>
+        </w:tc>
+        <w:tc>
+          <w:tcPr>
+            <w:tcW w:type="dxa" w:w="4760"/>
             <w:shd w:fill="F7F8FA" w:val="clear"/>
             <w:tcMar>
               <w:top w:type="dxa" w:w="80"/>
@@ -4119,7 +4245,7 @@
                 <w:sz w:val="20"/>
                 <w:szCs w:val="20"/>
               </w:rPr>
-              <w:t xml:space="preserve">En proceso o Finalizado</w:t>
+              <w:t xml:space="preserve">Al indicarla, el oficio se finaliza</w:t>
             </w:r>
           </w:p>
         </w:tc>
@@ -4130,7 +4256,7 @@
         </w:trPr>
         <w:tc>
           <w:tcPr>
-            <w:tcW w:type="dxa" w:w="2600"/>
+            <w:tcW w:type="dxa" w:w="2900"/>
             <w:shd w:fill="FFFFFF" w:val="clear"/>
             <w:tcMar>
               <w:top w:type="dxa" w:w="80"/>
@@ -4151,13 +4277,13 @@
                 <w:sz w:val="20"/>
                 <w:szCs w:val="20"/>
               </w:rPr>
-              <w:t xml:space="preserve">Documento del oficio *</w:t>
-            </w:r>
-          </w:p>
-        </w:tc>
-        <w:tc>
-          <w:tcPr>
-            <w:tcW w:type="dxa" w:w="1900"/>
+              <w:t xml:space="preserve">Prioridad</w:t>
+            </w:r>
+          </w:p>
+        </w:tc>
+        <w:tc>
+          <w:tcPr>
+            <w:tcW w:type="dxa" w:w="1700"/>
             <w:shd w:fill="FFFFFF" w:val="clear"/>
             <w:tcMar>
               <w:top w:type="dxa" w:w="80"/>
@@ -4179,13 +4305,13 @@
                 <w:sz w:val="20"/>
                 <w:szCs w:val="20"/>
               </w:rPr>
-              <w:t xml:space="preserve">Sí</w:t>
-            </w:r>
-          </w:p>
-        </w:tc>
-        <w:tc>
-          <w:tcPr>
-            <w:tcW w:type="dxa" w:w="4860"/>
+              <w:t xml:space="preserve">No</w:t>
+            </w:r>
+          </w:p>
+        </w:tc>
+        <w:tc>
+          <w:tcPr>
+            <w:tcW w:type="dxa" w:w="4760"/>
             <w:shd w:fill="FFFFFF" w:val="clear"/>
             <w:tcMar>
               <w:top w:type="dxa" w:w="80"/>
@@ -4207,7 +4333,7 @@
                 <w:sz w:val="20"/>
                 <w:szCs w:val="20"/>
               </w:rPr>
-              <w:t xml:space="preserve">Archivo PDF o Word (.docx)</w:t>
+              <w:t xml:space="preserve">Baja, Media o Alta; se propone Media</w:t>
             </w:r>
           </w:p>
         </w:tc>
@@ -4218,7 +4344,7 @@
         </w:trPr>
         <w:tc>
           <w:tcPr>
-            <w:tcW w:type="dxa" w:w="2600"/>
+            <w:tcW w:type="dxa" w:w="2900"/>
             <w:shd w:fill="F7F8FA" w:val="clear"/>
             <w:tcMar>
               <w:top w:type="dxa" w:w="80"/>
@@ -4239,13 +4365,13 @@
                 <w:sz w:val="20"/>
                 <w:szCs w:val="20"/>
               </w:rPr>
-              <w:t xml:space="preserve">Respuesta en PDF</w:t>
-            </w:r>
-          </w:p>
-        </w:tc>
-        <w:tc>
-          <w:tcPr>
-            <w:tcW w:type="dxa" w:w="1900"/>
+              <w:t xml:space="preserve">Personas investigadas</w:t>
+            </w:r>
+          </w:p>
+        </w:tc>
+        <w:tc>
+          <w:tcPr>
+            <w:tcW w:type="dxa" w:w="1700"/>
             <w:shd w:fill="F7F8FA" w:val="clear"/>
             <w:tcMar>
               <w:top w:type="dxa" w:w="80"/>
@@ -4273,7 +4399,7 @@
         </w:tc>
         <w:tc>
           <w:tcPr>
-            <w:tcW w:type="dxa" w:w="4860"/>
+            <w:tcW w:type="dxa" w:w="4760"/>
             <w:shd w:fill="F7F8FA" w:val="clear"/>
             <w:tcMar>
               <w:top w:type="dxa" w:w="80"/>
@@ -4295,7 +4421,7 @@
                 <w:sz w:val="20"/>
                 <w:szCs w:val="20"/>
               </w:rPr>
-              <w:t xml:space="preserve">Solo para registrar un oficio ya finalizado</w:t>
+              <w:t xml:space="preserve">Se detallan en su propio bloque (apartado 3.2)</w:t>
             </w:r>
           </w:p>
         </w:tc>
@@ -4306,7 +4432,7 @@
         </w:trPr>
         <w:tc>
           <w:tcPr>
-            <w:tcW w:type="dxa" w:w="2600"/>
+            <w:tcW w:type="dxa" w:w="2900"/>
             <w:shd w:fill="FFFFFF" w:val="clear"/>
             <w:tcMar>
               <w:top w:type="dxa" w:w="80"/>
@@ -4317,6 +4443,182 @@
           </w:tcPr>
           <w:p>
             <w:pPr>
+              <w:keepNext/>
+              <w:spacing w:after="0" w:line="264"/>
+            </w:pPr>
+            <w:r>
+              <w:rPr>
+                <w:rFonts w:ascii="Calibri" w:cs="Calibri" w:eastAsia="Calibri" w:hAnsi="Calibri"/>
+                <w:color w:val="232B3D"/>
+                <w:sz w:val="20"/>
+                <w:szCs w:val="20"/>
+              </w:rPr>
+              <w:t xml:space="preserve">Documento del oficio *</w:t>
+            </w:r>
+          </w:p>
+        </w:tc>
+        <w:tc>
+          <w:tcPr>
+            <w:tcW w:type="dxa" w:w="1700"/>
+            <w:shd w:fill="FFFFFF" w:val="clear"/>
+            <w:tcMar>
+              <w:top w:type="dxa" w:w="80"/>
+              <w:left w:type="dxa" w:w="120"/>
+              <w:bottom w:type="dxa" w:w="80"/>
+              <w:right w:type="dxa" w:w="120"/>
+            </w:tcMar>
+          </w:tcPr>
+          <w:p>
+            <w:pPr>
+              <w:keepNext/>
+              <w:spacing w:after="0" w:line="264"/>
+              <w:jc w:val="center"/>
+            </w:pPr>
+            <w:r>
+              <w:rPr>
+                <w:rFonts w:ascii="Calibri" w:cs="Calibri" w:eastAsia="Calibri" w:hAnsi="Calibri"/>
+                <w:color w:val="232B3D"/>
+                <w:sz w:val="20"/>
+                <w:szCs w:val="20"/>
+              </w:rPr>
+              <w:t xml:space="preserve">Sí</w:t>
+            </w:r>
+          </w:p>
+        </w:tc>
+        <w:tc>
+          <w:tcPr>
+            <w:tcW w:type="dxa" w:w="4760"/>
+            <w:shd w:fill="FFFFFF" w:val="clear"/>
+            <w:tcMar>
+              <w:top w:type="dxa" w:w="80"/>
+              <w:left w:type="dxa" w:w="120"/>
+              <w:bottom w:type="dxa" w:w="80"/>
+              <w:right w:type="dxa" w:w="120"/>
+            </w:tcMar>
+          </w:tcPr>
+          <w:p>
+            <w:pPr>
+              <w:keepNext/>
+              <w:spacing w:after="0" w:line="264"/>
+              <w:jc w:val="center"/>
+            </w:pPr>
+            <w:r>
+              <w:rPr>
+                <w:rFonts w:ascii="Calibri" w:cs="Calibri" w:eastAsia="Calibri" w:hAnsi="Calibri"/>
+                <w:color w:val="232B3D"/>
+                <w:sz w:val="20"/>
+                <w:szCs w:val="20"/>
+              </w:rPr>
+              <w:t xml:space="preserve">Archivo PDF o Word (.docx)</w:t>
+            </w:r>
+          </w:p>
+        </w:tc>
+      </w:tr>
+      <w:tr>
+        <w:trPr>
+          <w:cantSplit/>
+        </w:trPr>
+        <w:tc>
+          <w:tcPr>
+            <w:tcW w:type="dxa" w:w="2900"/>
+            <w:shd w:fill="F7F8FA" w:val="clear"/>
+            <w:tcMar>
+              <w:top w:type="dxa" w:w="80"/>
+              <w:left w:type="dxa" w:w="120"/>
+              <w:bottom w:type="dxa" w:w="80"/>
+              <w:right w:type="dxa" w:w="120"/>
+            </w:tcMar>
+          </w:tcPr>
+          <w:p>
+            <w:pPr>
+              <w:keepNext/>
+              <w:spacing w:after="0" w:line="264"/>
+            </w:pPr>
+            <w:r>
+              <w:rPr>
+                <w:rFonts w:ascii="Calibri" w:cs="Calibri" w:eastAsia="Calibri" w:hAnsi="Calibri"/>
+                <w:color w:val="232B3D"/>
+                <w:sz w:val="20"/>
+                <w:szCs w:val="20"/>
+              </w:rPr>
+              <w:t xml:space="preserve">Respuesta en PDF</w:t>
+            </w:r>
+          </w:p>
+        </w:tc>
+        <w:tc>
+          <w:tcPr>
+            <w:tcW w:type="dxa" w:w="1700"/>
+            <w:shd w:fill="F7F8FA" w:val="clear"/>
+            <w:tcMar>
+              <w:top w:type="dxa" w:w="80"/>
+              <w:left w:type="dxa" w:w="120"/>
+              <w:bottom w:type="dxa" w:w="80"/>
+              <w:right w:type="dxa" w:w="120"/>
+            </w:tcMar>
+          </w:tcPr>
+          <w:p>
+            <w:pPr>
+              <w:keepNext/>
+              <w:spacing w:after="0" w:line="264"/>
+              <w:jc w:val="center"/>
+            </w:pPr>
+            <w:r>
+              <w:rPr>
+                <w:rFonts w:ascii="Calibri" w:cs="Calibri" w:eastAsia="Calibri" w:hAnsi="Calibri"/>
+                <w:color w:val="232B3D"/>
+                <w:sz w:val="20"/>
+                <w:szCs w:val="20"/>
+              </w:rPr>
+              <w:t xml:space="preserve">No</w:t>
+            </w:r>
+          </w:p>
+        </w:tc>
+        <w:tc>
+          <w:tcPr>
+            <w:tcW w:type="dxa" w:w="4760"/>
+            <w:shd w:fill="F7F8FA" w:val="clear"/>
+            <w:tcMar>
+              <w:top w:type="dxa" w:w="80"/>
+              <w:left w:type="dxa" w:w="120"/>
+              <w:bottom w:type="dxa" w:w="80"/>
+              <w:right w:type="dxa" w:w="120"/>
+            </w:tcMar>
+          </w:tcPr>
+          <w:p>
+            <w:pPr>
+              <w:keepNext/>
+              <w:spacing w:after="0" w:line="264"/>
+              <w:jc w:val="center"/>
+            </w:pPr>
+            <w:r>
+              <w:rPr>
+                <w:rFonts w:ascii="Calibri" w:cs="Calibri" w:eastAsia="Calibri" w:hAnsi="Calibri"/>
+                <w:color w:val="232B3D"/>
+                <w:sz w:val="20"/>
+                <w:szCs w:val="20"/>
+              </w:rPr>
+              <w:t xml:space="preserve">Solo para registrar un oficio ya finalizado</w:t>
+            </w:r>
+          </w:p>
+        </w:tc>
+      </w:tr>
+      <w:tr>
+        <w:trPr>
+          <w:cantSplit/>
+        </w:trPr>
+        <w:tc>
+          <w:tcPr>
+            <w:tcW w:type="dxa" w:w="2900"/>
+            <w:shd w:fill="FFFFFF" w:val="clear"/>
+            <w:tcMar>
+              <w:top w:type="dxa" w:w="80"/>
+              <w:left w:type="dxa" w:w="120"/>
+              <w:bottom w:type="dxa" w:w="80"/>
+              <w:right w:type="dxa" w:w="120"/>
+            </w:tcMar>
+          </w:tcPr>
+          <w:p>
+            <w:pPr>
               <w:keepNext w:val="false"/>
               <w:spacing w:after="0" w:line="264"/>
             </w:pPr>
@@ -4333,7 +4635,7 @@
         </w:tc>
         <w:tc>
           <w:tcPr>
-            <w:tcW w:type="dxa" w:w="1900"/>
+            <w:tcW w:type="dxa" w:w="1700"/>
             <w:shd w:fill="FFFFFF" w:val="clear"/>
             <w:tcMar>
               <w:top w:type="dxa" w:w="80"/>
@@ -4361,7 +4663,7 @@
         </w:tc>
         <w:tc>
           <w:tcPr>
-            <w:tcW w:type="dxa" w:w="4860"/>
+            <w:tcW w:type="dxa" w:w="4760"/>
             <w:shd w:fill="FFFFFF" w:val="clear"/>
             <w:tcMar>
               <w:top w:type="dxa" w:w="80"/>
@@ -4405,7 +4707,7 @@
           <w:sz w:val="22"/>
           <w:szCs w:val="22"/>
         </w:rPr>
-        <w:t xml:space="preserve">Al guardar, la aplicación asigna automáticamente la Referencia UDC, con el formato REQ-INF-año-secuencial (por ejemplo, REQ-INF-2026-0242). Esta referencia no se digita y no se repite.</w:t>
+        <w:t xml:space="preserve">Al guardar, la aplicación asigna automáticamente la Referencia UDC. Dicha referencia no se digita, no se repite y su nomenclatura depende de la institución seleccionada (apartado 6.4).</w:t>
       </w:r>
     </w:p>
     <w:tbl>
@@ -4546,7 +4848,7 @@
           <w:sz w:val="26"/>
           <w:szCs w:val="26"/>
         </w:rPr>
-        <w:t xml:space="preserve">3.2 Buscar oficios</w:t>
+        <w:t xml:space="preserve">3.2 Personas investigadas</w:t>
       </w:r>
     </w:p>
     <w:p>
@@ -4560,25 +4862,566 @@
           <w:sz w:val="22"/>
           <w:szCs w:val="22"/>
         </w:rPr>
-        <w:t xml:space="preserve">En la pestaña Oficios, el panel Buscar oficios permite filtrar por dos criterios, que pueden combinarse:</w:t>
-      </w:r>
-    </w:p>
-    <w:p>
-      <w:pPr>
-        <w:pStyle w:val="Heading3"/>
-        <w:spacing w:after="100" w:before="200"/>
-      </w:pPr>
-      <w:r>
-        <w:rPr>
-          <w:rFonts w:ascii="Calibri" w:cs="Calibri" w:eastAsia="Calibri" w:hAnsi="Calibri"/>
-          <w:b/>
-          <w:bCs/>
-          <w:color w:val="5A6B8C"/>
-          <w:sz w:val="23"/>
-          <w:szCs w:val="23"/>
-        </w:rPr>
-        <w:t xml:space="preserve">Por texto</w:t>
-      </w:r>
+        <w:t xml:space="preserve">Un mismo oficio puede solicitar información sobre varias personas, naturales o jurídicas. De cada una se anota:</w:t>
+      </w:r>
+    </w:p>
+    <w:tbl>
+      <w:tblPr>
+        <w:tblW w:type="dxa" w:w="9360"/>
+        <w:tblBorders>
+          <w:top w:val="single" w:color="152342" w:sz="4"/>
+          <w:left w:val="single" w:color="CBD2DE" w:sz="2"/>
+          <w:bottom w:val="single" w:color="152342" w:sz="4"/>
+          <w:right w:val="single" w:color="CBD2DE" w:sz="2"/>
+          <w:insideH w:val="single" w:color="E1E5EC" w:sz="2"/>
+          <w:insideV w:val="single" w:color="E1E5EC" w:sz="2"/>
+        </w:tblBorders>
+      </w:tblPr>
+      <w:tblGrid>
+        <w:gridCol w:w="3100"/>
+        <w:gridCol w:w="1700"/>
+        <w:gridCol w:w="4560"/>
+      </w:tblGrid>
+      <w:tr>
+        <w:trPr>
+          <w:cantSplit/>
+          <w:tblHeader/>
+        </w:trPr>
+        <w:tc>
+          <w:tcPr>
+            <w:tcW w:type="dxa" w:w="3100"/>
+            <w:shd w:fill="152342" w:val="clear"/>
+            <w:tcMar>
+              <w:top w:type="dxa" w:w="80"/>
+              <w:left w:type="dxa" w:w="120"/>
+              <w:bottom w:type="dxa" w:w="80"/>
+              <w:right w:type="dxa" w:w="120"/>
+            </w:tcMar>
+          </w:tcPr>
+          <w:p>
+            <w:pPr>
+              <w:keepNext/>
+              <w:spacing w:after="0" w:line="264"/>
+            </w:pPr>
+            <w:r>
+              <w:rPr>
+                <w:rFonts w:ascii="Calibri" w:cs="Calibri" w:eastAsia="Calibri" w:hAnsi="Calibri"/>
+                <w:b/>
+                <w:bCs/>
+                <w:color w:val="FFFFFF"/>
+                <w:sz w:val="20"/>
+                <w:szCs w:val="20"/>
+              </w:rPr>
+              <w:t xml:space="preserve">Campo</w:t>
+            </w:r>
+          </w:p>
+        </w:tc>
+        <w:tc>
+          <w:tcPr>
+            <w:tcW w:type="dxa" w:w="1700"/>
+            <w:shd w:fill="152342" w:val="clear"/>
+            <w:tcMar>
+              <w:top w:type="dxa" w:w="80"/>
+              <w:left w:type="dxa" w:w="120"/>
+              <w:bottom w:type="dxa" w:w="80"/>
+              <w:right w:type="dxa" w:w="120"/>
+            </w:tcMar>
+          </w:tcPr>
+          <w:p>
+            <w:pPr>
+              <w:keepNext/>
+              <w:spacing w:after="0" w:line="264"/>
+              <w:jc w:val="center"/>
+            </w:pPr>
+            <w:r>
+              <w:rPr>
+                <w:rFonts w:ascii="Calibri" w:cs="Calibri" w:eastAsia="Calibri" w:hAnsi="Calibri"/>
+                <w:b/>
+                <w:bCs/>
+                <w:color w:val="FFFFFF"/>
+                <w:sz w:val="20"/>
+                <w:szCs w:val="20"/>
+              </w:rPr>
+              <w:t xml:space="preserve">Obligatorio</w:t>
+            </w:r>
+          </w:p>
+        </w:tc>
+        <w:tc>
+          <w:tcPr>
+            <w:tcW w:type="dxa" w:w="4560"/>
+            <w:shd w:fill="152342" w:val="clear"/>
+            <w:tcMar>
+              <w:top w:type="dxa" w:w="80"/>
+              <w:left w:type="dxa" w:w="120"/>
+              <w:bottom w:type="dxa" w:w="80"/>
+              <w:right w:type="dxa" w:w="120"/>
+            </w:tcMar>
+          </w:tcPr>
+          <w:p>
+            <w:pPr>
+              <w:keepNext/>
+              <w:spacing w:after="0" w:line="264"/>
+              <w:jc w:val="center"/>
+            </w:pPr>
+            <w:r>
+              <w:rPr>
+                <w:rFonts w:ascii="Calibri" w:cs="Calibri" w:eastAsia="Calibri" w:hAnsi="Calibri"/>
+                <w:b/>
+                <w:bCs/>
+                <w:color w:val="FFFFFF"/>
+                <w:sz w:val="20"/>
+                <w:szCs w:val="20"/>
+              </w:rPr>
+              <w:t xml:space="preserve">Observaciones</w:t>
+            </w:r>
+          </w:p>
+        </w:tc>
+      </w:tr>
+      <w:tr>
+        <w:trPr>
+          <w:cantSplit/>
+        </w:trPr>
+        <w:tc>
+          <w:tcPr>
+            <w:tcW w:type="dxa" w:w="3100"/>
+            <w:shd w:fill="FFFFFF" w:val="clear"/>
+            <w:tcMar>
+              <w:top w:type="dxa" w:w="80"/>
+              <w:left w:type="dxa" w:w="120"/>
+              <w:bottom w:type="dxa" w:w="80"/>
+              <w:right w:type="dxa" w:w="120"/>
+            </w:tcMar>
+          </w:tcPr>
+          <w:p>
+            <w:pPr>
+              <w:keepNext/>
+              <w:spacing w:after="0" w:line="264"/>
+            </w:pPr>
+            <w:r>
+              <w:rPr>
+                <w:rFonts w:ascii="Calibri" w:cs="Calibri" w:eastAsia="Calibri" w:hAnsi="Calibri"/>
+                <w:color w:val="232B3D"/>
+                <w:sz w:val="20"/>
+                <w:szCs w:val="20"/>
+              </w:rPr>
+              <w:t xml:space="preserve">Nombre o razón social *</w:t>
+            </w:r>
+          </w:p>
+        </w:tc>
+        <w:tc>
+          <w:tcPr>
+            <w:tcW w:type="dxa" w:w="1700"/>
+            <w:shd w:fill="FFFFFF" w:val="clear"/>
+            <w:tcMar>
+              <w:top w:type="dxa" w:w="80"/>
+              <w:left w:type="dxa" w:w="120"/>
+              <w:bottom w:type="dxa" w:w="80"/>
+              <w:right w:type="dxa" w:w="120"/>
+            </w:tcMar>
+          </w:tcPr>
+          <w:p>
+            <w:pPr>
+              <w:keepNext/>
+              <w:spacing w:after="0" w:line="264"/>
+              <w:jc w:val="center"/>
+            </w:pPr>
+            <w:r>
+              <w:rPr>
+                <w:rFonts w:ascii="Calibri" w:cs="Calibri" w:eastAsia="Calibri" w:hAnsi="Calibri"/>
+                <w:color w:val="232B3D"/>
+                <w:sz w:val="20"/>
+                <w:szCs w:val="20"/>
+              </w:rPr>
+              <w:t xml:space="preserve">Sí</w:t>
+            </w:r>
+          </w:p>
+        </w:tc>
+        <w:tc>
+          <w:tcPr>
+            <w:tcW w:type="dxa" w:w="4560"/>
+            <w:shd w:fill="FFFFFF" w:val="clear"/>
+            <w:tcMar>
+              <w:top w:type="dxa" w:w="80"/>
+              <w:left w:type="dxa" w:w="120"/>
+              <w:bottom w:type="dxa" w:w="80"/>
+              <w:right w:type="dxa" w:w="120"/>
+            </w:tcMar>
+          </w:tcPr>
+          <w:p>
+            <w:pPr>
+              <w:keepNext/>
+              <w:spacing w:after="0" w:line="264"/>
+              <w:jc w:val="center"/>
+            </w:pPr>
+            <w:r>
+              <w:rPr>
+                <w:rFonts w:ascii="Calibri" w:cs="Calibri" w:eastAsia="Calibri" w:hAnsi="Calibri"/>
+                <w:color w:val="232B3D"/>
+                <w:sz w:val="20"/>
+                <w:szCs w:val="20"/>
+              </w:rPr>
+              <w:t xml:space="preserve">Persona natural o empresa</w:t>
+            </w:r>
+          </w:p>
+        </w:tc>
+      </w:tr>
+      <w:tr>
+        <w:trPr>
+          <w:cantSplit/>
+        </w:trPr>
+        <w:tc>
+          <w:tcPr>
+            <w:tcW w:type="dxa" w:w="3100"/>
+            <w:shd w:fill="F7F8FA" w:val="clear"/>
+            <w:tcMar>
+              <w:top w:type="dxa" w:w="80"/>
+              <w:left w:type="dxa" w:w="120"/>
+              <w:bottom w:type="dxa" w:w="80"/>
+              <w:right w:type="dxa" w:w="120"/>
+            </w:tcMar>
+          </w:tcPr>
+          <w:p>
+            <w:pPr>
+              <w:keepNext/>
+              <w:spacing w:after="0" w:line="264"/>
+            </w:pPr>
+            <w:r>
+              <w:rPr>
+                <w:rFonts w:ascii="Calibri" w:cs="Calibri" w:eastAsia="Calibri" w:hAnsi="Calibri"/>
+                <w:color w:val="232B3D"/>
+                <w:sz w:val="20"/>
+                <w:szCs w:val="20"/>
+              </w:rPr>
+              <w:t xml:space="preserve">Tipo de identificación</w:t>
+            </w:r>
+          </w:p>
+        </w:tc>
+        <w:tc>
+          <w:tcPr>
+            <w:tcW w:type="dxa" w:w="1700"/>
+            <w:shd w:fill="F7F8FA" w:val="clear"/>
+            <w:tcMar>
+              <w:top w:type="dxa" w:w="80"/>
+              <w:left w:type="dxa" w:w="120"/>
+              <w:bottom w:type="dxa" w:w="80"/>
+              <w:right w:type="dxa" w:w="120"/>
+            </w:tcMar>
+          </w:tcPr>
+          <w:p>
+            <w:pPr>
+              <w:keepNext/>
+              <w:spacing w:after="0" w:line="264"/>
+              <w:jc w:val="center"/>
+            </w:pPr>
+            <w:r>
+              <w:rPr>
+                <w:rFonts w:ascii="Calibri" w:cs="Calibri" w:eastAsia="Calibri" w:hAnsi="Calibri"/>
+                <w:color w:val="232B3D"/>
+                <w:sz w:val="20"/>
+                <w:szCs w:val="20"/>
+              </w:rPr>
+              <w:t xml:space="preserve">No</w:t>
+            </w:r>
+          </w:p>
+        </w:tc>
+        <w:tc>
+          <w:tcPr>
+            <w:tcW w:type="dxa" w:w="4560"/>
+            <w:shd w:fill="F7F8FA" w:val="clear"/>
+            <w:tcMar>
+              <w:top w:type="dxa" w:w="80"/>
+              <w:left w:type="dxa" w:w="120"/>
+              <w:bottom w:type="dxa" w:w="80"/>
+              <w:right w:type="dxa" w:w="120"/>
+            </w:tcMar>
+          </w:tcPr>
+          <w:p>
+            <w:pPr>
+              <w:keepNext/>
+              <w:spacing w:after="0" w:line="264"/>
+              <w:jc w:val="center"/>
+            </w:pPr>
+            <w:r>
+              <w:rPr>
+                <w:rFonts w:ascii="Calibri" w:cs="Calibri" w:eastAsia="Calibri" w:hAnsi="Calibri"/>
+                <w:color w:val="232B3D"/>
+                <w:sz w:val="20"/>
+                <w:szCs w:val="20"/>
+              </w:rPr>
+              <w:t xml:space="preserve">Cédula, pasaporte o RUC</w:t>
+            </w:r>
+          </w:p>
+        </w:tc>
+      </w:tr>
+      <w:tr>
+        <w:trPr>
+          <w:cantSplit/>
+        </w:trPr>
+        <w:tc>
+          <w:tcPr>
+            <w:tcW w:type="dxa" w:w="3100"/>
+            <w:shd w:fill="FFFFFF" w:val="clear"/>
+            <w:tcMar>
+              <w:top w:type="dxa" w:w="80"/>
+              <w:left w:type="dxa" w:w="120"/>
+              <w:bottom w:type="dxa" w:w="80"/>
+              <w:right w:type="dxa" w:w="120"/>
+            </w:tcMar>
+          </w:tcPr>
+          <w:p>
+            <w:pPr>
+              <w:keepNext/>
+              <w:spacing w:after="0" w:line="264"/>
+            </w:pPr>
+            <w:r>
+              <w:rPr>
+                <w:rFonts w:ascii="Calibri" w:cs="Calibri" w:eastAsia="Calibri" w:hAnsi="Calibri"/>
+                <w:color w:val="232B3D"/>
+                <w:sz w:val="20"/>
+                <w:szCs w:val="20"/>
+              </w:rPr>
+              <w:t xml:space="preserve">Identificación</w:t>
+            </w:r>
+          </w:p>
+        </w:tc>
+        <w:tc>
+          <w:tcPr>
+            <w:tcW w:type="dxa" w:w="1700"/>
+            <w:shd w:fill="FFFFFF" w:val="clear"/>
+            <w:tcMar>
+              <w:top w:type="dxa" w:w="80"/>
+              <w:left w:type="dxa" w:w="120"/>
+              <w:bottom w:type="dxa" w:w="80"/>
+              <w:right w:type="dxa" w:w="120"/>
+            </w:tcMar>
+          </w:tcPr>
+          <w:p>
+            <w:pPr>
+              <w:keepNext/>
+              <w:spacing w:after="0" w:line="264"/>
+              <w:jc w:val="center"/>
+            </w:pPr>
+            <w:r>
+              <w:rPr>
+                <w:rFonts w:ascii="Calibri" w:cs="Calibri" w:eastAsia="Calibri" w:hAnsi="Calibri"/>
+                <w:color w:val="232B3D"/>
+                <w:sz w:val="20"/>
+                <w:szCs w:val="20"/>
+              </w:rPr>
+              <w:t xml:space="preserve">No</w:t>
+            </w:r>
+          </w:p>
+        </w:tc>
+        <w:tc>
+          <w:tcPr>
+            <w:tcW w:type="dxa" w:w="4560"/>
+            <w:shd w:fill="FFFFFF" w:val="clear"/>
+            <w:tcMar>
+              <w:top w:type="dxa" w:w="80"/>
+              <w:left w:type="dxa" w:w="120"/>
+              <w:bottom w:type="dxa" w:w="80"/>
+              <w:right w:type="dxa" w:w="120"/>
+            </w:tcMar>
+          </w:tcPr>
+          <w:p>
+            <w:pPr>
+              <w:keepNext/>
+              <w:spacing w:after="0" w:line="264"/>
+              <w:jc w:val="center"/>
+            </w:pPr>
+            <w:r>
+              <w:rPr>
+                <w:rFonts w:ascii="Calibri" w:cs="Calibri" w:eastAsia="Calibri" w:hAnsi="Calibri"/>
+                <w:color w:val="232B3D"/>
+                <w:sz w:val="20"/>
+                <w:szCs w:val="20"/>
+              </w:rPr>
+              <w:t xml:space="preserve">Si se indica, debe señalarse su tipo</w:t>
+            </w:r>
+          </w:p>
+        </w:tc>
+      </w:tr>
+      <w:tr>
+        <w:trPr>
+          <w:cantSplit/>
+        </w:trPr>
+        <w:tc>
+          <w:tcPr>
+            <w:tcW w:type="dxa" w:w="3100"/>
+            <w:shd w:fill="F7F8FA" w:val="clear"/>
+            <w:tcMar>
+              <w:top w:type="dxa" w:w="80"/>
+              <w:left w:type="dxa" w:w="120"/>
+              <w:bottom w:type="dxa" w:w="80"/>
+              <w:right w:type="dxa" w:w="120"/>
+            </w:tcMar>
+          </w:tcPr>
+          <w:p>
+            <w:pPr>
+              <w:keepNext/>
+              <w:spacing w:after="0" w:line="264"/>
+            </w:pPr>
+            <w:r>
+              <w:rPr>
+                <w:rFonts w:ascii="Calibri" w:cs="Calibri" w:eastAsia="Calibri" w:hAnsi="Calibri"/>
+                <w:color w:val="232B3D"/>
+                <w:sz w:val="20"/>
+                <w:szCs w:val="20"/>
+              </w:rPr>
+              <w:t xml:space="preserve">Tipo de implicado *</w:t>
+            </w:r>
+          </w:p>
+        </w:tc>
+        <w:tc>
+          <w:tcPr>
+            <w:tcW w:type="dxa" w:w="1700"/>
+            <w:shd w:fill="F7F8FA" w:val="clear"/>
+            <w:tcMar>
+              <w:top w:type="dxa" w:w="80"/>
+              <w:left w:type="dxa" w:w="120"/>
+              <w:bottom w:type="dxa" w:w="80"/>
+              <w:right w:type="dxa" w:w="120"/>
+            </w:tcMar>
+          </w:tcPr>
+          <w:p>
+            <w:pPr>
+              <w:keepNext/>
+              <w:spacing w:after="0" w:line="264"/>
+              <w:jc w:val="center"/>
+            </w:pPr>
+            <w:r>
+              <w:rPr>
+                <w:rFonts w:ascii="Calibri" w:cs="Calibri" w:eastAsia="Calibri" w:hAnsi="Calibri"/>
+                <w:color w:val="232B3D"/>
+                <w:sz w:val="20"/>
+                <w:szCs w:val="20"/>
+              </w:rPr>
+              <w:t xml:space="preserve">Sí</w:t>
+            </w:r>
+          </w:p>
+        </w:tc>
+        <w:tc>
+          <w:tcPr>
+            <w:tcW w:type="dxa" w:w="4560"/>
+            <w:shd w:fill="F7F8FA" w:val="clear"/>
+            <w:tcMar>
+              <w:top w:type="dxa" w:w="80"/>
+              <w:left w:type="dxa" w:w="120"/>
+              <w:bottom w:type="dxa" w:w="80"/>
+              <w:right w:type="dxa" w:w="120"/>
+            </w:tcMar>
+          </w:tcPr>
+          <w:p>
+            <w:pPr>
+              <w:keepNext/>
+              <w:spacing w:after="0" w:line="264"/>
+              <w:jc w:val="center"/>
+            </w:pPr>
+            <w:r>
+              <w:rPr>
+                <w:rFonts w:ascii="Calibri" w:cs="Calibri" w:eastAsia="Calibri" w:hAnsi="Calibri"/>
+                <w:color w:val="232B3D"/>
+                <w:sz w:val="20"/>
+                <w:szCs w:val="20"/>
+              </w:rPr>
+              <w:t xml:space="preserve">Cliente, No cliente, Ex cliente o Sin identificación</w:t>
+            </w:r>
+          </w:p>
+        </w:tc>
+      </w:tr>
+      <w:tr>
+        <w:trPr>
+          <w:cantSplit/>
+        </w:trPr>
+        <w:tc>
+          <w:tcPr>
+            <w:tcW w:type="dxa" w:w="3100"/>
+            <w:shd w:fill="FFFFFF" w:val="clear"/>
+            <w:tcMar>
+              <w:top w:type="dxa" w:w="80"/>
+              <w:left w:type="dxa" w:w="120"/>
+              <w:bottom w:type="dxa" w:w="80"/>
+              <w:right w:type="dxa" w:w="120"/>
+            </w:tcMar>
+          </w:tcPr>
+          <w:p>
+            <w:pPr>
+              <w:keepNext w:val="false"/>
+              <w:spacing w:after="0" w:line="264"/>
+            </w:pPr>
+            <w:r>
+              <w:rPr>
+                <w:rFonts w:ascii="Calibri" w:cs="Calibri" w:eastAsia="Calibri" w:hAnsi="Calibri"/>
+                <w:color w:val="232B3D"/>
+                <w:sz w:val="20"/>
+                <w:szCs w:val="20"/>
+              </w:rPr>
+              <w:t xml:space="preserve">LCI *</w:t>
+            </w:r>
+          </w:p>
+        </w:tc>
+        <w:tc>
+          <w:tcPr>
+            <w:tcW w:type="dxa" w:w="1700"/>
+            <w:shd w:fill="FFFFFF" w:val="clear"/>
+            <w:tcMar>
+              <w:top w:type="dxa" w:w="80"/>
+              <w:left w:type="dxa" w:w="120"/>
+              <w:bottom w:type="dxa" w:w="80"/>
+              <w:right w:type="dxa" w:w="120"/>
+            </w:tcMar>
+          </w:tcPr>
+          <w:p>
+            <w:pPr>
+              <w:keepNext w:val="false"/>
+              <w:spacing w:after="0" w:line="264"/>
+              <w:jc w:val="center"/>
+            </w:pPr>
+            <w:r>
+              <w:rPr>
+                <w:rFonts w:ascii="Calibri" w:cs="Calibri" w:eastAsia="Calibri" w:hAnsi="Calibri"/>
+                <w:color w:val="232B3D"/>
+                <w:sz w:val="20"/>
+                <w:szCs w:val="20"/>
+              </w:rPr>
+              <w:t xml:space="preserve">Sí</w:t>
+            </w:r>
+          </w:p>
+        </w:tc>
+        <w:tc>
+          <w:tcPr>
+            <w:tcW w:type="dxa" w:w="4560"/>
+            <w:shd w:fill="FFFFFF" w:val="clear"/>
+            <w:tcMar>
+              <w:top w:type="dxa" w:w="80"/>
+              <w:left w:type="dxa" w:w="120"/>
+              <w:bottom w:type="dxa" w:w="80"/>
+              <w:right w:type="dxa" w:w="120"/>
+            </w:tcMar>
+          </w:tcPr>
+          <w:p>
+            <w:pPr>
+              <w:keepNext w:val="false"/>
+              <w:spacing w:after="0" w:line="264"/>
+              <w:jc w:val="center"/>
+            </w:pPr>
+            <w:r>
+              <w:rPr>
+                <w:rFonts w:ascii="Calibri" w:cs="Calibri" w:eastAsia="Calibri" w:hAnsi="Calibri"/>
+                <w:color w:val="232B3D"/>
+                <w:sz w:val="20"/>
+                <w:szCs w:val="20"/>
+              </w:rPr>
+              <w:t xml:space="preserve">Lista de Control Interno: Sí o No; se propone No</w:t>
+            </w:r>
+          </w:p>
+        </w:tc>
+      </w:tr>
+    </w:tbl>
+    <w:p>
+      <w:pPr>
+        <w:spacing w:after="200"/>
+      </w:pPr>
     </w:p>
     <w:p>
       <w:pPr>
@@ -4591,24 +5434,7 @@
           <w:sz w:val="22"/>
           <w:szCs w:val="22"/>
         </w:rPr>
-        <w:t xml:space="preserve">Seleccione el campo (Referencia UDC, Referencia oficio, Causal oficio o Referencia SB), indique el texto y pulse Buscar. No es necesario escribir el valor completo ni respetar mayúsculas.</w:t>
-      </w:r>
-    </w:p>
-    <w:p>
-      <w:pPr>
-        <w:pStyle w:val="Heading3"/>
-        <w:spacing w:after="100" w:before="200"/>
-      </w:pPr>
-      <w:r>
-        <w:rPr>
-          <w:rFonts w:ascii="Calibri" w:cs="Calibri" w:eastAsia="Calibri" w:hAnsi="Calibri"/>
-          <w:b/>
-          <w:bCs/>
-          <w:color w:val="5A6B8C"/>
-          <w:sz w:val="23"/>
-          <w:szCs w:val="23"/>
-        </w:rPr>
-        <w:t xml:space="preserve">Por fecha</w:t>
+        <w:t xml:space="preserve">En el formulario de registro, complete los datos de la persona y pulse Añadir persona; el registro se incorpora a la lista y el formulario queda disponible para la siguiente. El botón Quitar retira de la lista a la persona seleccionada.</w:t>
       </w:r>
     </w:p>
     <w:p>
@@ -4622,145 +5448,7 @@
           <w:sz w:val="22"/>
           <w:szCs w:val="22"/>
         </w:rPr>
-        <w:t xml:space="preserve">Seleccione el tipo de fecha (de oficio, de recepción, de asignación o de respuesta) y el rango desde–hasta. Ambos extremos corresponden siempre al mismo tipo de fecha. Si deja el campo hasta en blanco, la búsqueda se realiza por una fecha única.</w:t>
-      </w:r>
-    </w:p>
-    <w:p>
-      <w:pPr>
-        <w:spacing w:after="120" w:line="276"/>
-      </w:pPr>
-      <w:r>
-        <w:rPr>
-          <w:rFonts w:ascii="Calibri" w:cs="Calibri" w:eastAsia="Calibri" w:hAnsi="Calibri"/>
-          <w:color w:val="232B3D"/>
-          <w:sz w:val="22"/>
-          <w:szCs w:val="22"/>
-        </w:rPr>
-        <w:t xml:space="preserve">El botón Limpiar filtros restablece la lista completa.</w:t>
-      </w:r>
-    </w:p>
-    <w:p>
-      <w:pPr>
-        <w:pStyle w:val="Heading2"/>
-        <w:pBdr>
-          <w:bottom w:val="single" w:color="E1E5EC" w:sz="4" w:space="5"/>
-        </w:pBdr>
-        <w:spacing w:after="140" w:before="280"/>
-      </w:pPr>
-      <w:r>
-        <w:rPr>
-          <w:rFonts w:ascii="Calibri" w:cs="Calibri" w:eastAsia="Calibri" w:hAnsi="Calibri"/>
-          <w:b/>
-          <w:bCs/>
-          <w:color w:val="1A2E5A"/>
-          <w:sz w:val="26"/>
-          <w:szCs w:val="26"/>
-        </w:rPr>
-        <w:t xml:space="preserve">3.3 Modificar un oficio propio</w:t>
-      </w:r>
-    </w:p>
-    <w:p>
-      <w:pPr>
-        <w:spacing w:after="120" w:line="276"/>
-      </w:pPr>
-      <w:r>
-        <w:rPr>
-          <w:rFonts w:ascii="Calibri" w:cs="Calibri" w:eastAsia="Calibri" w:hAnsi="Calibri"/>
-          <w:color w:val="232B3D"/>
-          <w:sz w:val="22"/>
-          <w:szCs w:val="22"/>
-        </w:rPr>
-        <w:t xml:space="preserve">Seleccione el oficio en la lista y utilice el panel Modificar oficio seleccionado. El usuario puede actualizar:</w:t>
-      </w:r>
-    </w:p>
-    <w:p>
-      <w:pPr>
-        <w:pStyle w:val="ListParagraph"/>
-        <w:numPr>
-          <w:ilvl w:val="0"/>
-          <w:numId w:val="4"/>
-        </w:numPr>
-        <w:spacing w:after="80" w:line="276"/>
-      </w:pPr>
-      <w:r>
-        <w:rPr>
-          <w:rFonts w:ascii="Calibri" w:cs="Calibri" w:eastAsia="Calibri" w:hAnsi="Calibri"/>
-          <w:color w:val="232B3D"/>
-          <w:sz w:val="22"/>
-          <w:szCs w:val="22"/>
-        </w:rPr>
-        <w:t xml:space="preserve">La fecha de respuesta</w:t>
-      </w:r>
-    </w:p>
-    <w:p>
-      <w:pPr>
-        <w:pStyle w:val="ListParagraph"/>
-        <w:numPr>
-          <w:ilvl w:val="0"/>
-          <w:numId w:val="4"/>
-        </w:numPr>
-        <w:spacing w:after="80" w:line="276"/>
-      </w:pPr>
-      <w:r>
-        <w:rPr>
-          <w:rFonts w:ascii="Calibri" w:cs="Calibri" w:eastAsia="Calibri" w:hAnsi="Calibri"/>
-          <w:color w:val="232B3D"/>
-          <w:sz w:val="22"/>
-          <w:szCs w:val="22"/>
-        </w:rPr>
-        <w:t xml:space="preserve">La cantidad de investigados</w:t>
-      </w:r>
-    </w:p>
-    <w:p>
-      <w:pPr>
-        <w:pStyle w:val="ListParagraph"/>
-        <w:numPr>
-          <w:ilvl w:val="0"/>
-          <w:numId w:val="4"/>
-        </w:numPr>
-        <w:spacing w:after="80" w:line="276"/>
-      </w:pPr>
-      <w:r>
-        <w:rPr>
-          <w:rFonts w:ascii="Calibri" w:cs="Calibri" w:eastAsia="Calibri" w:hAnsi="Calibri"/>
-          <w:color w:val="232B3D"/>
-          <w:sz w:val="22"/>
-          <w:szCs w:val="22"/>
-        </w:rPr>
-        <w:t xml:space="preserve">El estado, entre En proceso y Finalizado</w:t>
-      </w:r>
-    </w:p>
-    <w:p>
-      <w:pPr>
-        <w:pStyle w:val="ListParagraph"/>
-        <w:numPr>
-          <w:ilvl w:val="0"/>
-          <w:numId w:val="4"/>
-        </w:numPr>
-        <w:spacing w:after="80" w:line="276"/>
-      </w:pPr>
-      <w:r>
-        <w:rPr>
-          <w:rFonts w:ascii="Calibri" w:cs="Calibri" w:eastAsia="Calibri" w:hAnsi="Calibri"/>
-          <w:color w:val="232B3D"/>
-          <w:sz w:val="22"/>
-          <w:szCs w:val="22"/>
-        </w:rPr>
-        <w:t xml:space="preserve">La observación</w:t>
-      </w:r>
-    </w:p>
-    <w:p>
-      <w:pPr>
-        <w:spacing w:after="120" w:line="276"/>
-      </w:pPr>
-      <w:r>
-        <w:rPr>
-          <w:rFonts w:ascii="Calibri" w:cs="Calibri" w:eastAsia="Calibri" w:hAnsi="Calibri"/>
-          <w:color w:val="232B3D"/>
-          <w:sz w:val="22"/>
-          <w:szCs w:val="22"/>
-        </w:rPr>
-        <w:t xml:space="preserve">Pulse Guardar cambios para aplicar la modificación.</w:t>
+        <w:t xml:space="preserve">Una vez registrado el oficio, las personas se consultan y se modifican con doble clic sobre el oficio, en la pestaña Oficios.</w:t>
       </w:r>
     </w:p>
     <w:tbl>
@@ -4806,7 +5494,7 @@
                 <w:sz w:val="22"/>
                 <w:szCs w:val="22"/>
               </w:rPr>
-              <w:t xml:space="preserve">Fecha de respuesta y estado:  </w:t>
+              <w:t xml:space="preserve">Cantidad de investigados:  </w:t>
             </w:r>
             <w:r>
               <w:rPr>
@@ -4815,7 +5503,7 @@
                 <w:sz w:val="22"/>
                 <w:szCs w:val="22"/>
               </w:rPr>
-              <w:t xml:space="preserve">al registrar una fecha de respuesta, el oficio pasa automáticamente a Finalizado. Para reabrirlo, elimine previamente esa fecha con el botón Limpiar del calendario.</w:t>
+              <w:t xml:space="preserve">no se digita. La aplicación la obtiene de esta lista y la actualiza cuando se incorpora o se retira a una persona.</w:t>
             </w:r>
           </w:p>
         </w:tc>
@@ -4838,7 +5526,7 @@
           <w:sz w:val="26"/>
           <w:szCs w:val="26"/>
         </w:rPr>
-        <w:t xml:space="preserve">3.4 Documentos del oficio</w:t>
+        <w:t xml:space="preserve">3.3 Buscar oficios</w:t>
       </w:r>
     </w:p>
     <w:p>
@@ -4852,7 +5540,148 @@
           <w:sz w:val="22"/>
           <w:szCs w:val="22"/>
         </w:rPr>
-        <w:t xml:space="preserve">Cada oficio conserva dos documentos: el propio oficio, que se adjunta al registrarlo, y la respuesta en PDF, que se incorpora al atenderlo.</w:t>
+        <w:t xml:space="preserve">En la pestaña Oficios, el panel Buscar oficios ofrece tres bloques de filtros, que pueden combinarse entre sí.</w:t>
+      </w:r>
+    </w:p>
+    <w:p>
+      <w:pPr>
+        <w:pStyle w:val="Heading3"/>
+        <w:spacing w:after="100" w:before="200"/>
+      </w:pPr>
+      <w:r>
+        <w:rPr>
+          <w:rFonts w:ascii="Calibri" w:cs="Calibri" w:eastAsia="Calibri" w:hAnsi="Calibri"/>
+          <w:b/>
+          <w:bCs/>
+          <w:color w:val="5A6B8C"/>
+          <w:sz w:val="23"/>
+          <w:szCs w:val="23"/>
+        </w:rPr>
+        <w:t xml:space="preserve">Por texto</w:t>
+      </w:r>
+    </w:p>
+    <w:p>
+      <w:pPr>
+        <w:spacing w:after="120" w:line="276"/>
+      </w:pPr>
+      <w:r>
+        <w:rPr>
+          <w:rFonts w:ascii="Calibri" w:cs="Calibri" w:eastAsia="Calibri" w:hAnsi="Calibri"/>
+          <w:color w:val="232B3D"/>
+          <w:sz w:val="22"/>
+          <w:szCs w:val="22"/>
+        </w:rPr>
+        <w:t xml:space="preserve">Seleccione el campo (Referencia UDC, Institución del Estado, Referencia oficio, Tipo de acción o Causal oficio), indique el texto y pulse Buscar. No es necesario escribir el valor completo ni respetar las mayúsculas.</w:t>
+      </w:r>
+    </w:p>
+    <w:p>
+      <w:pPr>
+        <w:pStyle w:val="Heading3"/>
+        <w:spacing w:after="100" w:before="200"/>
+      </w:pPr>
+      <w:r>
+        <w:rPr>
+          <w:rFonts w:ascii="Calibri" w:cs="Calibri" w:eastAsia="Calibri" w:hAnsi="Calibri"/>
+          <w:b/>
+          <w:bCs/>
+          <w:color w:val="5A6B8C"/>
+          <w:sz w:val="23"/>
+          <w:szCs w:val="23"/>
+        </w:rPr>
+        <w:t xml:space="preserve">Por valor</w:t>
+      </w:r>
+    </w:p>
+    <w:p>
+      <w:pPr>
+        <w:spacing w:after="120" w:line="276"/>
+      </w:pPr>
+      <w:r>
+        <w:rPr>
+          <w:rFonts w:ascii="Calibri" w:cs="Calibri" w:eastAsia="Calibri" w:hAnsi="Calibri"/>
+          <w:color w:val="232B3D"/>
+          <w:sz w:val="22"/>
+          <w:szCs w:val="22"/>
+        </w:rPr>
+        <w:t xml:space="preserve">Los desplegables permiten acotar por Institución del Estado, Tipo de acción, Causal, Estado y Prioridad. La opción (Todos) deja de filtrar por ese campo.</w:t>
+      </w:r>
+    </w:p>
+    <w:p>
+      <w:pPr>
+        <w:pStyle w:val="Heading3"/>
+        <w:spacing w:after="100" w:before="200"/>
+      </w:pPr>
+      <w:r>
+        <w:rPr>
+          <w:rFonts w:ascii="Calibri" w:cs="Calibri" w:eastAsia="Calibri" w:hAnsi="Calibri"/>
+          <w:b/>
+          <w:bCs/>
+          <w:color w:val="5A6B8C"/>
+          <w:sz w:val="23"/>
+          <w:szCs w:val="23"/>
+        </w:rPr>
+        <w:t xml:space="preserve">Por fecha</w:t>
+      </w:r>
+    </w:p>
+    <w:p>
+      <w:pPr>
+        <w:spacing w:after="120" w:line="276"/>
+      </w:pPr>
+      <w:r>
+        <w:rPr>
+          <w:rFonts w:ascii="Calibri" w:cs="Calibri" w:eastAsia="Calibri" w:hAnsi="Calibri"/>
+          <w:color w:val="232B3D"/>
+          <w:sz w:val="22"/>
+          <w:szCs w:val="22"/>
+        </w:rPr>
+        <w:t xml:space="preserve">Seleccione el tipo de fecha (de oficio, de recepción, de asignación o de respuesta) y el rango desde–hasta. Ambos extremos corresponden siempre al mismo tipo de fecha. Si el campo hasta se deja en blanco, la búsqueda se realiza por una fecha única.</w:t>
+      </w:r>
+    </w:p>
+    <w:p>
+      <w:pPr>
+        <w:spacing w:after="120" w:line="276"/>
+      </w:pPr>
+      <w:r>
+        <w:rPr>
+          <w:rFonts w:ascii="Calibri" w:cs="Calibri" w:eastAsia="Calibri" w:hAnsi="Calibri"/>
+          <w:color w:val="232B3D"/>
+          <w:sz w:val="22"/>
+          <w:szCs w:val="22"/>
+        </w:rPr>
+        <w:t xml:space="preserve">El botón Limpiar filtros restablece la lista completa.</w:t>
+      </w:r>
+    </w:p>
+    <w:p>
+      <w:pPr>
+        <w:pStyle w:val="Heading2"/>
+        <w:pBdr>
+          <w:bottom w:val="single" w:color="E1E5EC" w:sz="4" w:space="5"/>
+        </w:pBdr>
+        <w:spacing w:after="140" w:before="280"/>
+      </w:pPr>
+      <w:r>
+        <w:rPr>
+          <w:rFonts w:ascii="Calibri" w:cs="Calibri" w:eastAsia="Calibri" w:hAnsi="Calibri"/>
+          <w:b/>
+          <w:bCs/>
+          <w:color w:val="1A2E5A"/>
+          <w:sz w:val="26"/>
+          <w:szCs w:val="26"/>
+        </w:rPr>
+        <w:t xml:space="preserve">3.4 Modificar un oficio propio</w:t>
+      </w:r>
+    </w:p>
+    <w:p>
+      <w:pPr>
+        <w:spacing w:after="120" w:line="276"/>
+      </w:pPr>
+      <w:r>
+        <w:rPr>
+          <w:rFonts w:ascii="Calibri" w:cs="Calibri" w:eastAsia="Calibri" w:hAnsi="Calibri"/>
+          <w:color w:val="232B3D"/>
+          <w:sz w:val="22"/>
+          <w:szCs w:val="22"/>
+        </w:rPr>
+        <w:t xml:space="preserve">Seleccione el oficio en la lista y utilice el panel Modificar oficio seleccionado. El usuario puede actualizar:</w:t>
       </w:r>
     </w:p>
     <w:p>
@@ -4871,7 +5700,7 @@
           <w:sz w:val="22"/>
           <w:szCs w:val="22"/>
         </w:rPr>
-        <w:t xml:space="preserve">Ver oficio: muestra el documento del oficio. Los PDF se abren dentro de la aplicación; los archivos de Word, con el programa del equipo.</w:t>
+        <w:t xml:space="preserve">La fecha de respuesta</w:t>
       </w:r>
     </w:p>
     <w:p>
@@ -4890,7 +5719,7 @@
           <w:sz w:val="22"/>
           <w:szCs w:val="22"/>
         </w:rPr>
-        <w:t xml:space="preserve">Cambiar oficio: sustituye el documento, por si se adjuntó el archivo equivocado.</w:t>
+        <w:t xml:space="preserve">El tipo de acción</w:t>
       </w:r>
     </w:p>
     <w:p>
@@ -4909,7 +5738,7 @@
           <w:sz w:val="22"/>
           <w:szCs w:val="22"/>
         </w:rPr>
-        <w:t xml:space="preserve">Adjuntar respuesta (PDF): incorpora el documento de respuesta.</w:t>
+        <w:t xml:space="preserve">La prioridad</w:t>
       </w:r>
     </w:p>
     <w:p>
@@ -4928,7 +5757,7 @@
           <w:sz w:val="22"/>
           <w:szCs w:val="22"/>
         </w:rPr>
-        <w:t xml:space="preserve">Ver respuesta (PDF): permite consultarlo desde la propia aplicación.</w:t>
+        <w:t xml:space="preserve">El estado, entre En proceso y Finalizado</w:t>
       </w:r>
     </w:p>
     <w:p>
@@ -4947,7 +5776,7 @@
           <w:sz w:val="22"/>
           <w:szCs w:val="22"/>
         </w:rPr>
-        <w:t xml:space="preserve">Eliminar PDF: retira la respuesta adjunta.</w:t>
+        <w:t xml:space="preserve">La observación</w:t>
       </w:r>
     </w:p>
     <w:p>
@@ -4961,7 +5790,7 @@
           <w:sz w:val="22"/>
           <w:szCs w:val="22"/>
         </w:rPr>
-        <w:t xml:space="preserve">La columna PDF de la lista señala con «Sí» los oficios que ya cuentan con su respuesta adjunta.</w:t>
+        <w:t xml:space="preserve">Pulse Guardar cambios para aplicar la modificación. Las personas investigadas se modifican con doble clic sobre el oficio, y la cantidad de investigados se actualiza en consecuencia.</w:t>
       </w:r>
     </w:p>
     <w:tbl>
@@ -5007,7 +5836,7 @@
                 <w:sz w:val="22"/>
                 <w:szCs w:val="22"/>
               </w:rPr>
-              <w:t xml:space="preserve">Para finalizar un oficio:  </w:t>
+              <w:t xml:space="preserve">Fecha de respuesta y estado:  </w:t>
             </w:r>
             <w:r>
               <w:rPr>
@@ -5016,7 +5845,7 @@
                 <w:sz w:val="22"/>
                 <w:szCs w:val="22"/>
               </w:rPr>
-              <w:t xml:space="preserve">es requisito que tenga fecha de asignación, fecha de respuesta y la respuesta en PDF adjunta. Si falta alguno, la aplicación indica cuál.</w:t>
+              <w:t xml:space="preserve">al registrar una fecha de respuesta, el oficio pasa automáticamente a Finalizado. Para reabrirlo, deberá eliminarse previamente esa fecha mediante el botón Limpiar del calendario.</w:t>
             </w:r>
           </w:p>
         </w:tc>
@@ -5039,7 +5868,7 @@
           <w:sz w:val="26"/>
           <w:szCs w:val="26"/>
         </w:rPr>
-        <w:t xml:space="preserve">3.5 Exportar oficios</w:t>
+        <w:t xml:space="preserve">3.5 Documentos del oficio</w:t>
       </w:r>
     </w:p>
     <w:p>
@@ -5053,204 +5882,7 @@
           <w:sz w:val="22"/>
           <w:szCs w:val="22"/>
         </w:rPr>
-        <w:t xml:space="preserve">El botón Exportar genera un archivo con los oficios de una fecha o de un rango de fechas:</w:t>
-      </w:r>
-    </w:p>
-    <w:p>
-      <w:pPr>
-        <w:pStyle w:val="ListParagraph"/>
-        <w:numPr>
-          <w:ilvl w:val="0"/>
-          <w:numId w:val="5"/>
-        </w:numPr>
-        <w:spacing w:after="80" w:line="276"/>
-      </w:pPr>
-      <w:r>
-        <w:rPr>
-          <w:rFonts w:ascii="Calibri" w:cs="Calibri" w:eastAsia="Calibri" w:hAnsi="Calibri"/>
-          <w:color w:val="232B3D"/>
-          <w:sz w:val="22"/>
-          <w:szCs w:val="22"/>
-        </w:rPr>
-        <w:t xml:space="preserve">Pulse Exportar, en la pestaña Oficios.</w:t>
-      </w:r>
-    </w:p>
-    <w:p>
-      <w:pPr>
-        <w:pStyle w:val="ListParagraph"/>
-        <w:numPr>
-          <w:ilvl w:val="0"/>
-          <w:numId w:val="5"/>
-        </w:numPr>
-        <w:spacing w:after="80" w:line="276"/>
-      </w:pPr>
-      <w:r>
-        <w:rPr>
-          <w:rFonts w:ascii="Calibri" w:cs="Calibri" w:eastAsia="Calibri" w:hAnsi="Calibri"/>
-          <w:color w:val="232B3D"/>
-          <w:sz w:val="22"/>
-          <w:szCs w:val="22"/>
-        </w:rPr>
-        <w:t xml:space="preserve">Seleccione el tipo de fecha y la fecha o el rango que desea.</w:t>
-      </w:r>
-    </w:p>
-    <w:p>
-      <w:pPr>
-        <w:pStyle w:val="ListParagraph"/>
-        <w:numPr>
-          <w:ilvl w:val="0"/>
-          <w:numId w:val="5"/>
-        </w:numPr>
-        <w:spacing w:after="80" w:line="276"/>
-      </w:pPr>
-      <w:r>
-        <w:rPr>
-          <w:rFonts w:ascii="Calibri" w:cs="Calibri" w:eastAsia="Calibri" w:hAnsi="Calibri"/>
-          <w:color w:val="232B3D"/>
-          <w:sz w:val="22"/>
-          <w:szCs w:val="22"/>
-        </w:rPr>
-        <w:t xml:space="preserve">Elija el formato: Excel o CSV.</w:t>
-      </w:r>
-    </w:p>
-    <w:p>
-      <w:pPr>
-        <w:pStyle w:val="ListParagraph"/>
-        <w:numPr>
-          <w:ilvl w:val="0"/>
-          <w:numId w:val="5"/>
-        </w:numPr>
-        <w:spacing w:after="80" w:line="276"/>
-      </w:pPr>
-      <w:r>
-        <w:rPr>
-          <w:rFonts w:ascii="Calibri" w:cs="Calibri" w:eastAsia="Calibri" w:hAnsi="Calibri"/>
-          <w:color w:val="232B3D"/>
-          <w:sz w:val="22"/>
-          <w:szCs w:val="22"/>
-        </w:rPr>
-        <w:t xml:space="preserve">Indique dónde guardar el archivo.</w:t>
-      </w:r>
-    </w:p>
-    <w:p>
-      <w:pPr>
-        <w:spacing w:after="120" w:line="276"/>
-      </w:pPr>
-      <w:r>
-        <w:rPr>
-          <w:rFonts w:ascii="Calibri" w:cs="Calibri" w:eastAsia="Calibri" w:hAnsi="Calibri"/>
-          <w:color w:val="232B3D"/>
-          <w:sz w:val="22"/>
-          <w:szCs w:val="22"/>
-        </w:rPr>
-        <w:t xml:space="preserve">Cada persona exporta únicamente los oficios que puede consultar.</w:t>
-      </w:r>
-    </w:p>
-    <w:p>
-      <w:pPr>
-        <w:pStyle w:val="Heading2"/>
-        <w:pBdr>
-          <w:bottom w:val="single" w:color="E1E5EC" w:sz="4" w:space="5"/>
-        </w:pBdr>
-        <w:spacing w:after="140" w:before="280"/>
-      </w:pPr>
-      <w:r>
-        <w:rPr>
-          <w:rFonts w:ascii="Calibri" w:cs="Calibri" w:eastAsia="Calibri" w:hAnsi="Calibri"/>
-          <w:b/>
-          <w:bCs/>
-          <w:color w:val="1A2E5A"/>
-          <w:sz w:val="26"/>
-          <w:szCs w:val="26"/>
-        </w:rPr>
-        <w:t xml:space="preserve">3.6 Tablero</w:t>
-      </w:r>
-    </w:p>
-    <w:p>
-      <w:pPr>
-        <w:spacing w:after="120" w:line="276"/>
-      </w:pPr>
-      <w:r>
-        <w:rPr>
-          <w:rFonts w:ascii="Calibri" w:cs="Calibri" w:eastAsia="Calibri" w:hAnsi="Calibri"/>
-          <w:color w:val="232B3D"/>
-          <w:sz w:val="22"/>
-          <w:szCs w:val="22"/>
-        </w:rPr>
-        <w:t xml:space="preserve">Presenta los indicadores de gestión del área: total de oficios, distribución por estado, porcentaje de finalizados, días promedio de respuesta y oficios recibidos por día y por mes. Para el rol Usuario, el tablero considera únicamente sus propios oficios.</w:t>
-      </w:r>
-    </w:p>
-    <w:p>
-      <w:r>
-        <w:br w:type="page"/>
-      </w:r>
-    </w:p>
-    <w:p>
-      <w:pPr>
-        <w:pStyle w:val="Heading1"/>
-        <w:pBdr>
-          <w:bottom w:val="single" w:color="152342" w:sz="10" w:space="8"/>
-        </w:pBdr>
-        <w:spacing w:after="200" w:before="360"/>
-      </w:pPr>
-      <w:r>
-        <w:rPr>
-          <w:rFonts w:ascii="Calibri" w:cs="Calibri" w:eastAsia="Calibri" w:hAnsi="Calibri"/>
-          <w:b/>
-          <w:bCs/>
-          <w:color w:val="152342"/>
-          <w:sz w:val="32"/>
-          <w:szCs w:val="32"/>
-        </w:rPr>
-        <w:t xml:space="preserve">4. Rol Administrador</w:t>
-      </w:r>
-    </w:p>
-    <w:p>
-      <w:pPr>
-        <w:spacing w:after="120" w:line="276"/>
-      </w:pPr>
-      <w:r>
-        <w:rPr>
-          <w:rFonts w:ascii="Calibri" w:cs="Calibri" w:eastAsia="Calibri" w:hAnsi="Calibri"/>
-          <w:color w:val="232B3D"/>
-          <w:sz w:val="22"/>
-          <w:szCs w:val="22"/>
-        </w:rPr>
-        <w:t xml:space="preserve">El administrador dispone de las funciones del rol Usuario y, adicionalmente, gestiona los oficios de toda el área, su mantenimiento y las cuentas de acceso.</w:t>
-      </w:r>
-    </w:p>
-    <w:p>
-      <w:pPr>
-        <w:pStyle w:val="Heading2"/>
-        <w:pBdr>
-          <w:bottom w:val="single" w:color="E1E5EC" w:sz="4" w:space="5"/>
-        </w:pBdr>
-        <w:spacing w:after="140" w:before="280"/>
-      </w:pPr>
-      <w:r>
-        <w:rPr>
-          <w:rFonts w:ascii="Calibri" w:cs="Calibri" w:eastAsia="Calibri" w:hAnsi="Calibri"/>
-          <w:b/>
-          <w:bCs/>
-          <w:color w:val="1A2E5A"/>
-          <w:sz w:val="26"/>
-          <w:szCs w:val="26"/>
-        </w:rPr>
-        <w:t xml:space="preserve">4.1 Ver y gestionar todos los oficios</w:t>
-      </w:r>
-    </w:p>
-    <w:p>
-      <w:pPr>
-        <w:spacing w:after="120" w:line="276"/>
-      </w:pPr>
-      <w:r>
-        <w:rPr>
-          <w:rFonts w:ascii="Calibri" w:cs="Calibri" w:eastAsia="Calibri" w:hAnsi="Calibri"/>
-          <w:color w:val="232B3D"/>
-          <w:sz w:val="22"/>
-          <w:szCs w:val="22"/>
-        </w:rPr>
-        <w:t xml:space="preserve">A diferencia del usuario, el administrador visualiza en la pestaña Oficios los registros de todas las personas y, en el panel de modificación, puede actualizar:</w:t>
+        <w:t xml:space="preserve">Cada oficio conserva dos documentos: el propio oficio, que se adjunta al registrarlo, y la respuesta en PDF, que se incorpora al atenderlo.</w:t>
       </w:r>
     </w:p>
     <w:p>
@@ -5269,7 +5901,7 @@
           <w:sz w:val="22"/>
           <w:szCs w:val="22"/>
         </w:rPr>
-        <w:t xml:space="preserve">La fecha de asignación</w:t>
+        <w:t xml:space="preserve">Ver oficio: muestra el documento del oficio. Los archivos PDF se abren dentro de la aplicación; los de Word, con el programa del equipo.</w:t>
       </w:r>
     </w:p>
     <w:p>
@@ -5288,7 +5920,7 @@
           <w:sz w:val="22"/>
           <w:szCs w:val="22"/>
         </w:rPr>
-        <w:t xml:space="preserve">La fecha de respuesta</w:t>
+        <w:t xml:space="preserve">Cambiar oficio: sustituye el documento, en caso de haberse adjuntado el archivo equivocado.</w:t>
       </w:r>
     </w:p>
     <w:p>
@@ -5307,7 +5939,7 @@
           <w:sz w:val="22"/>
           <w:szCs w:val="22"/>
         </w:rPr>
-        <w:t xml:space="preserve">La cantidad de investigados</w:t>
+        <w:t xml:space="preserve">Adjuntar respuesta (PDF): incorpora el documento de respuesta.</w:t>
       </w:r>
     </w:p>
     <w:p>
@@ -5326,7 +5958,7 @@
           <w:sz w:val="22"/>
           <w:szCs w:val="22"/>
         </w:rPr>
-        <w:t xml:space="preserve">El responsable, reasignando el oficio a cualquier usuario</w:t>
+        <w:t xml:space="preserve">Ver respuesta (PDF): permite consultarlo desde la propia aplicación.</w:t>
       </w:r>
     </w:p>
     <w:p>
@@ -5345,26 +5977,7 @@
           <w:sz w:val="22"/>
           <w:szCs w:val="22"/>
         </w:rPr>
-        <w:t xml:space="preserve">El estado, incluido Por asignar</w:t>
-      </w:r>
-    </w:p>
-    <w:p>
-      <w:pPr>
-        <w:pStyle w:val="ListParagraph"/>
-        <w:numPr>
-          <w:ilvl w:val="0"/>
-          <w:numId w:val="4"/>
-        </w:numPr>
-        <w:spacing w:after="80" w:line="276"/>
-      </w:pPr>
-      <w:r>
-        <w:rPr>
-          <w:rFonts w:ascii="Calibri" w:cs="Calibri" w:eastAsia="Calibri" w:hAnsi="Calibri"/>
-          <w:color w:val="232B3D"/>
-          <w:sz w:val="22"/>
-          <w:szCs w:val="22"/>
-        </w:rPr>
-        <w:t xml:space="preserve">La observación</w:t>
+        <w:t xml:space="preserve">Eliminar PDF: retira la respuesta adjunta.</w:t>
       </w:r>
     </w:p>
     <w:p>
@@ -5378,7 +5991,7 @@
           <w:sz w:val="22"/>
           <w:szCs w:val="22"/>
         </w:rPr>
-        <w:t xml:space="preserve">Al registrar un oficio también puede designar a cualquier responsable o dejarlo sin asignar.</w:t>
+        <w:t xml:space="preserve">La columna PDF de la lista señala con «Sí» los oficios que ya cuentan con su respuesta adjunta.</w:t>
       </w:r>
     </w:p>
     <w:tbl>
@@ -5424,7 +6037,7 @@
                 <w:sz w:val="22"/>
                 <w:szCs w:val="22"/>
               </w:rPr>
-              <w:t xml:space="preserve">Alcance de la asignación:  </w:t>
+              <w:t xml:space="preserve">Para finalizar un oficio:  </w:t>
             </w:r>
             <w:r>
               <w:rPr>
@@ -5433,7 +6046,7 @@
                 <w:sz w:val="22"/>
                 <w:szCs w:val="22"/>
               </w:rPr>
-              <w:t xml:space="preserve">un administrador no puede asignar oficios a un superusuario; esas cuentas no aparecen en su lista de responsables. El superusuario sí puede asignarlos a cualquiera.</w:t>
+              <w:t xml:space="preserve">constituye requisito que cuente con fecha de asignación, fecha de respuesta y la respuesta en PDF adjunta. Si faltara alguno, la aplicación indica cuál.</w:t>
             </w:r>
           </w:p>
         </w:tc>
@@ -5456,7 +6069,7 @@
           <w:sz w:val="26"/>
           <w:szCs w:val="26"/>
         </w:rPr>
-        <w:t xml:space="preserve">4.2 Mantenimiento de oficios</w:t>
+        <w:t xml:space="preserve">3.6 Exportar oficios</w:t>
       </w:r>
     </w:p>
     <w:p>
@@ -5470,7 +6083,83 @@
           <w:sz w:val="22"/>
           <w:szCs w:val="22"/>
         </w:rPr>
-        <w:t xml:space="preserve">El panel de modificación no permite alterar los datos que identifican al oficio. Cuando alguno se registró con un error de digitación, se corrige desde el botón Mantenimiento, disponible para administradores y para el superusuario.</w:t>
+        <w:t xml:space="preserve">El botón Exportar genera un archivo con los oficios registrados:</w:t>
+      </w:r>
+    </w:p>
+    <w:p>
+      <w:pPr>
+        <w:pStyle w:val="ListParagraph"/>
+        <w:numPr>
+          <w:ilvl w:val="0"/>
+          <w:numId w:val="5"/>
+        </w:numPr>
+        <w:spacing w:after="80" w:line="276"/>
+      </w:pPr>
+      <w:r>
+        <w:rPr>
+          <w:rFonts w:ascii="Calibri" w:cs="Calibri" w:eastAsia="Calibri" w:hAnsi="Calibri"/>
+          <w:color w:val="232B3D"/>
+          <w:sz w:val="22"/>
+          <w:szCs w:val="22"/>
+        </w:rPr>
+        <w:t xml:space="preserve">Pulse Exportar, en la pestaña Oficios.</w:t>
+      </w:r>
+    </w:p>
+    <w:p>
+      <w:pPr>
+        <w:pStyle w:val="ListParagraph"/>
+        <w:numPr>
+          <w:ilvl w:val="0"/>
+          <w:numId w:val="5"/>
+        </w:numPr>
+        <w:spacing w:after="80" w:line="276"/>
+      </w:pPr>
+      <w:r>
+        <w:rPr>
+          <w:rFonts w:ascii="Calibri" w:cs="Calibri" w:eastAsia="Calibri" w:hAnsi="Calibri"/>
+          <w:color w:val="232B3D"/>
+          <w:sz w:val="22"/>
+          <w:szCs w:val="22"/>
+        </w:rPr>
+        <w:t xml:space="preserve">Si desea acotar el resultado, seleccione el tipo de fecha y la fecha o el rango correspondiente.</w:t>
+      </w:r>
+    </w:p>
+    <w:p>
+      <w:pPr>
+        <w:pStyle w:val="ListParagraph"/>
+        <w:numPr>
+          <w:ilvl w:val="0"/>
+          <w:numId w:val="5"/>
+        </w:numPr>
+        <w:spacing w:after="80" w:line="276"/>
+      </w:pPr>
+      <w:r>
+        <w:rPr>
+          <w:rFonts w:ascii="Calibri" w:cs="Calibri" w:eastAsia="Calibri" w:hAnsi="Calibri"/>
+          <w:color w:val="232B3D"/>
+          <w:sz w:val="22"/>
+          <w:szCs w:val="22"/>
+        </w:rPr>
+        <w:t xml:space="preserve">Elija el formato: Excel o CSV.</w:t>
+      </w:r>
+    </w:p>
+    <w:p>
+      <w:pPr>
+        <w:pStyle w:val="ListParagraph"/>
+        <w:numPr>
+          <w:ilvl w:val="0"/>
+          <w:numId w:val="5"/>
+        </w:numPr>
+        <w:spacing w:after="80" w:line="276"/>
+      </w:pPr>
+      <w:r>
+        <w:rPr>
+          <w:rFonts w:ascii="Calibri" w:cs="Calibri" w:eastAsia="Calibri" w:hAnsi="Calibri"/>
+          <w:color w:val="232B3D"/>
+          <w:sz w:val="22"/>
+          <w:szCs w:val="22"/>
+        </w:rPr>
+        <w:t xml:space="preserve">Indique dónde guardar el archivo.</w:t>
       </w:r>
     </w:p>
     <w:p>
@@ -5484,24 +6173,27 @@
           <w:sz w:val="22"/>
           <w:szCs w:val="22"/>
         </w:rPr>
-        <w:t xml:space="preserve">Seleccione el oficio y pulse Mantenimiento. Se pueden corregir la Referencia oficio, la Causal, la Referencia SB, la fecha de oficio y la fecha de recepción. Las correcciones se someten a las mismas validaciones que el registro.</w:t>
-      </w:r>
-    </w:p>
-    <w:p>
-      <w:pPr>
-        <w:pStyle w:val="Heading3"/>
-        <w:spacing w:after="100" w:before="200"/>
+        <w:t xml:space="preserve">Si no se indica ninguna fecha, se exporta la totalidad de los oficios que la persona puede consultar. El archivo contiene todos los datos del oficio y dedica una fila a cada persona investigada, con los datos del oficio repetidos, de forma análoga a la matriz del área.</w:t>
+      </w:r>
+    </w:p>
+    <w:p>
+      <w:pPr>
+        <w:pStyle w:val="Heading2"/>
+        <w:pBdr>
+          <w:bottom w:val="single" w:color="E1E5EC" w:sz="4" w:space="5"/>
+        </w:pBdr>
+        <w:spacing w:after="140" w:before="280"/>
       </w:pPr>
       <w:r>
         <w:rPr>
           <w:rFonts w:ascii="Calibri" w:cs="Calibri" w:eastAsia="Calibri" w:hAnsi="Calibri"/>
           <w:b/>
           <w:bCs/>
-          <w:color w:val="5A6B8C"/>
-          <w:sz w:val="23"/>
-          <w:szCs w:val="23"/>
-        </w:rPr>
-        <w:t xml:space="preserve">Anular un oficio</w:t>
+          <w:color w:val="1A2E5A"/>
+          <w:sz w:val="26"/>
+          <w:szCs w:val="26"/>
+        </w:rPr>
+        <w:t xml:space="preserve">3.7 Tablero</w:t>
       </w:r>
     </w:p>
     <w:p>
@@ -5515,7 +6207,80 @@
           <w:sz w:val="22"/>
           <w:szCs w:val="22"/>
         </w:rPr>
-        <w:t xml:space="preserve">Los oficios no se eliminan: se anulan. Desde la misma ventana, el botón Anular oficio solicita el motivo y retira el registro de la lista y de los indicadores, conservándolo.</w:t>
+        <w:t xml:space="preserve">Presenta los indicadores de gestión del área: total de oficios, distribución por estado, porcentaje de finalizados, días promedio de respuesta, oficios recibidos por día y por mes, y carga por responsable. Para el rol Usuario, el tablero considera únicamente sus propios oficios.</w:t>
+      </w:r>
+    </w:p>
+    <w:p>
+      <w:r>
+        <w:br w:type="page"/>
+      </w:r>
+    </w:p>
+    <w:p>
+      <w:pPr>
+        <w:pStyle w:val="Heading1"/>
+        <w:pBdr>
+          <w:bottom w:val="single" w:color="152342" w:sz="10" w:space="8"/>
+        </w:pBdr>
+        <w:spacing w:after="200" w:before="360"/>
+      </w:pPr>
+      <w:r>
+        <w:rPr>
+          <w:rFonts w:ascii="Calibri" w:cs="Calibri" w:eastAsia="Calibri" w:hAnsi="Calibri"/>
+          <w:b/>
+          <w:bCs/>
+          <w:color w:val="152342"/>
+          <w:sz w:val="32"/>
+          <w:szCs w:val="32"/>
+        </w:rPr>
+        <w:t xml:space="preserve">4. Rol Administrador</w:t>
+      </w:r>
+    </w:p>
+    <w:p>
+      <w:pPr>
+        <w:spacing w:after="120" w:line="276"/>
+      </w:pPr>
+      <w:r>
+        <w:rPr>
+          <w:rFonts w:ascii="Calibri" w:cs="Calibri" w:eastAsia="Calibri" w:hAnsi="Calibri"/>
+          <w:color w:val="232B3D"/>
+          <w:sz w:val="22"/>
+          <w:szCs w:val="22"/>
+        </w:rPr>
+        <w:t xml:space="preserve">El administrador dispone de las funciones del rol Usuario y, adicionalmente, gestiona los oficios de toda el área, su mantenimiento y las cuentas de acceso.</w:t>
+      </w:r>
+    </w:p>
+    <w:p>
+      <w:pPr>
+        <w:pStyle w:val="Heading2"/>
+        <w:pBdr>
+          <w:bottom w:val="single" w:color="E1E5EC" w:sz="4" w:space="5"/>
+        </w:pBdr>
+        <w:spacing w:after="140" w:before="280"/>
+      </w:pPr>
+      <w:r>
+        <w:rPr>
+          <w:rFonts w:ascii="Calibri" w:cs="Calibri" w:eastAsia="Calibri" w:hAnsi="Calibri"/>
+          <w:b/>
+          <w:bCs/>
+          <w:color w:val="1A2E5A"/>
+          <w:sz w:val="26"/>
+          <w:szCs w:val="26"/>
+        </w:rPr>
+        <w:t xml:space="preserve">4.1 Ver y gestionar todos los oficios</w:t>
+      </w:r>
+    </w:p>
+    <w:p>
+      <w:pPr>
+        <w:spacing w:after="120" w:line="276"/>
+      </w:pPr>
+      <w:r>
+        <w:rPr>
+          <w:rFonts w:ascii="Calibri" w:cs="Calibri" w:eastAsia="Calibri" w:hAnsi="Calibri"/>
+          <w:color w:val="232B3D"/>
+          <w:sz w:val="22"/>
+          <w:szCs w:val="22"/>
+        </w:rPr>
+        <w:t xml:space="preserve">A diferencia del usuario, el administrador visualiza en la pestaña Oficios los registros de todas las personas y dispone, en el panel de modificación, de los siguientes campos:</w:t>
       </w:r>
     </w:p>
     <w:p>
@@ -5534,7 +6299,7 @@
           <w:sz w:val="22"/>
           <w:szCs w:val="22"/>
         </w:rPr>
-        <w:t xml:space="preserve">La Referencia UDC no se reutiliza, de modo que la numeración no queda con vacíos sin explicación.</w:t>
+        <w:t xml:space="preserve">La fecha de asignación</w:t>
       </w:r>
     </w:p>
     <w:p>
@@ -5553,7 +6318,7 @@
           <w:sz w:val="22"/>
           <w:szCs w:val="22"/>
         </w:rPr>
-        <w:t xml:space="preserve">Queda constancia de quién lo anuló, cuándo y por qué.</w:t>
+        <w:t xml:space="preserve">La fecha de respuesta</w:t>
       </w:r>
     </w:p>
     <w:p>
@@ -5572,7 +6337,83 @@
           <w:sz w:val="22"/>
           <w:szCs w:val="22"/>
         </w:rPr>
-        <w:t xml:space="preserve">La operación es reversible: el botón Reactivar oficio lo devuelve a la lista.</w:t>
+        <w:t xml:space="preserve">El tipo de acción</w:t>
+      </w:r>
+    </w:p>
+    <w:p>
+      <w:pPr>
+        <w:pStyle w:val="ListParagraph"/>
+        <w:numPr>
+          <w:ilvl w:val="0"/>
+          <w:numId w:val="4"/>
+        </w:numPr>
+        <w:spacing w:after="80" w:line="276"/>
+      </w:pPr>
+      <w:r>
+        <w:rPr>
+          <w:rFonts w:ascii="Calibri" w:cs="Calibri" w:eastAsia="Calibri" w:hAnsi="Calibri"/>
+          <w:color w:val="232B3D"/>
+          <w:sz w:val="22"/>
+          <w:szCs w:val="22"/>
+        </w:rPr>
+        <w:t xml:space="preserve">La prioridad</w:t>
+      </w:r>
+    </w:p>
+    <w:p>
+      <w:pPr>
+        <w:pStyle w:val="ListParagraph"/>
+        <w:numPr>
+          <w:ilvl w:val="0"/>
+          <w:numId w:val="4"/>
+        </w:numPr>
+        <w:spacing w:after="80" w:line="276"/>
+      </w:pPr>
+      <w:r>
+        <w:rPr>
+          <w:rFonts w:ascii="Calibri" w:cs="Calibri" w:eastAsia="Calibri" w:hAnsi="Calibri"/>
+          <w:color w:val="232B3D"/>
+          <w:sz w:val="22"/>
+          <w:szCs w:val="22"/>
+        </w:rPr>
+        <w:t xml:space="preserve">El responsable, con posibilidad de reasignar el oficio a cualquier usuario</w:t>
+      </w:r>
+    </w:p>
+    <w:p>
+      <w:pPr>
+        <w:pStyle w:val="ListParagraph"/>
+        <w:numPr>
+          <w:ilvl w:val="0"/>
+          <w:numId w:val="4"/>
+        </w:numPr>
+        <w:spacing w:after="80" w:line="276"/>
+      </w:pPr>
+      <w:r>
+        <w:rPr>
+          <w:rFonts w:ascii="Calibri" w:cs="Calibri" w:eastAsia="Calibri" w:hAnsi="Calibri"/>
+          <w:color w:val="232B3D"/>
+          <w:sz w:val="22"/>
+          <w:szCs w:val="22"/>
+        </w:rPr>
+        <w:t xml:space="preserve">El estado, incluido Por asignar</w:t>
+      </w:r>
+    </w:p>
+    <w:p>
+      <w:pPr>
+        <w:pStyle w:val="ListParagraph"/>
+        <w:numPr>
+          <w:ilvl w:val="0"/>
+          <w:numId w:val="4"/>
+        </w:numPr>
+        <w:spacing w:after="80" w:line="276"/>
+      </w:pPr>
+      <w:r>
+        <w:rPr>
+          <w:rFonts w:ascii="Calibri" w:cs="Calibri" w:eastAsia="Calibri" w:hAnsi="Calibri"/>
+          <w:color w:val="232B3D"/>
+          <w:sz w:val="22"/>
+          <w:szCs w:val="22"/>
+        </w:rPr>
+        <w:t xml:space="preserve">La observación</w:t>
       </w:r>
     </w:p>
     <w:p>
@@ -5586,7 +6427,7 @@
           <w:sz w:val="22"/>
           <w:szCs w:val="22"/>
         </w:rPr>
-        <w:t xml:space="preserve">Para consultar los oficios anulados, marque la casilla Ver anulados del panel de búsqueda; aparecen atenuados y con el estado ANULADO. Un oficio anulado no admite cambios mientras no se reactive.</w:t>
+        <w:t xml:space="preserve">El panel de búsqueda incorpora además el filtro por Responsable, que comprende la opción (Sin responsable). Al registrar un oficio, el administrador puede designar a cualquier responsable o dejarlo sin asignar.</w:t>
       </w:r>
     </w:p>
     <w:tbl>
@@ -5632,7 +6473,7 @@
                 <w:sz w:val="22"/>
                 <w:szCs w:val="22"/>
               </w:rPr>
-              <w:t xml:space="preserve">Utilidad práctica:  </w:t>
+              <w:t xml:space="preserve">Alcance de la asignación:  </w:t>
             </w:r>
             <w:r>
               <w:rPr>
@@ -5641,7 +6482,7 @@
                 <w:sz w:val="22"/>
                 <w:szCs w:val="22"/>
               </w:rPr>
-              <w:t xml:space="preserve">al anular un oficio, su Referencia oficio queda libre. Así puede retirarse un registro mal digitado y volver a darlo de alta correctamente.</w:t>
+              <w:t xml:space="preserve">un administrador no puede asignar oficios a un superusuario; esas cuentas no figuran en su lista de responsables. El superusuario sí puede asignarlos a cualquiera.</w:t>
             </w:r>
           </w:p>
         </w:tc>
@@ -5664,7 +6505,66 @@
           <w:sz w:val="26"/>
           <w:szCs w:val="26"/>
         </w:rPr>
-        <w:t xml:space="preserve">4.3 Crear usuarios</w:t>
+        <w:t xml:space="preserve">4.2 Mantenimiento de oficios</w:t>
+      </w:r>
+    </w:p>
+    <w:p>
+      <w:pPr>
+        <w:spacing w:after="120" w:line="276"/>
+      </w:pPr>
+      <w:r>
+        <w:rPr>
+          <w:rFonts w:ascii="Calibri" w:cs="Calibri" w:eastAsia="Calibri" w:hAnsi="Calibri"/>
+          <w:color w:val="232B3D"/>
+          <w:sz w:val="22"/>
+          <w:szCs w:val="22"/>
+        </w:rPr>
+        <w:t xml:space="preserve">El panel de modificación no permite alterar los datos que identifican al oficio. Cuando alguno se hubiera registrado con un error de digitación, se corrige mediante el botón Mantenimiento, disponible para administradores y para el superusuario.</w:t>
+      </w:r>
+    </w:p>
+    <w:p>
+      <w:pPr>
+        <w:spacing w:after="120" w:line="276"/>
+      </w:pPr>
+      <w:r>
+        <w:rPr>
+          <w:rFonts w:ascii="Calibri" w:cs="Calibri" w:eastAsia="Calibri" w:hAnsi="Calibri"/>
+          <w:color w:val="232B3D"/>
+          <w:sz w:val="22"/>
+          <w:szCs w:val="22"/>
+        </w:rPr>
+        <w:t xml:space="preserve">Seleccione el oficio y pulse Mantenimiento. Podrán corregirse la Referencia oficio, la Causal, la fecha de oficio y la fecha de recepción. Las correcciones se someten a las mismas validaciones que el registro.</w:t>
+      </w:r>
+    </w:p>
+    <w:p>
+      <w:pPr>
+        <w:pStyle w:val="Heading3"/>
+        <w:spacing w:after="100" w:before="200"/>
+      </w:pPr>
+      <w:r>
+        <w:rPr>
+          <w:rFonts w:ascii="Calibri" w:cs="Calibri" w:eastAsia="Calibri" w:hAnsi="Calibri"/>
+          <w:b/>
+          <w:bCs/>
+          <w:color w:val="5A6B8C"/>
+          <w:sz w:val="23"/>
+          <w:szCs w:val="23"/>
+        </w:rPr>
+        <w:t xml:space="preserve">Anular un oficio</w:t>
+      </w:r>
+    </w:p>
+    <w:p>
+      <w:pPr>
+        <w:spacing w:after="120" w:line="276"/>
+      </w:pPr>
+      <w:r>
+        <w:rPr>
+          <w:rFonts w:ascii="Calibri" w:cs="Calibri" w:eastAsia="Calibri" w:hAnsi="Calibri"/>
+          <w:color w:val="232B3D"/>
+          <w:sz w:val="22"/>
+          <w:szCs w:val="22"/>
+        </w:rPr>
+        <w:t xml:space="preserve">Los oficios no se eliminan: se anulan. Desde la misma ventana, el botón Anular oficio solicita el motivo y retira el registro de la lista y de los indicadores, conservándolo.</w:t>
       </w:r>
     </w:p>
     <w:p>
@@ -5672,7 +6572,7 @@
         <w:pStyle w:val="ListParagraph"/>
         <w:numPr>
           <w:ilvl w:val="0"/>
-          <w:numId w:val="6"/>
+          <w:numId w:val="4"/>
         </w:numPr>
         <w:spacing w:after="80" w:line="276"/>
       </w:pPr>
@@ -5683,7 +6583,7 @@
           <w:sz w:val="22"/>
           <w:szCs w:val="22"/>
         </w:rPr>
-        <w:t xml:space="preserve">Abra la pestaña Usuarios.</w:t>
+        <w:t xml:space="preserve">La Referencia UDC no se reutiliza, de modo que la numeración no presenta vacíos sin justificación.</w:t>
       </w:r>
     </w:p>
     <w:p>
@@ -5691,7 +6591,7 @@
         <w:pStyle w:val="ListParagraph"/>
         <w:numPr>
           <w:ilvl w:val="0"/>
-          <w:numId w:val="6"/>
+          <w:numId w:val="4"/>
         </w:numPr>
         <w:spacing w:after="80" w:line="276"/>
       </w:pPr>
@@ -5702,7 +6602,7 @@
           <w:sz w:val="22"/>
           <w:szCs w:val="22"/>
         </w:rPr>
-        <w:t xml:space="preserve">Complete el usuario, el nombre y la contraseña (por duplicado).</w:t>
+        <w:t xml:space="preserve">Queda constancia de quién lo anuló, cuándo y por qué motivo.</w:t>
       </w:r>
     </w:p>
     <w:p>
@@ -5710,7 +6610,7 @@
         <w:pStyle w:val="ListParagraph"/>
         <w:numPr>
           <w:ilvl w:val="0"/>
-          <w:numId w:val="6"/>
+          <w:numId w:val="4"/>
         </w:numPr>
         <w:spacing w:after="80" w:line="276"/>
       </w:pPr>
@@ -5721,7 +6621,21 @@
           <w:sz w:val="22"/>
           <w:szCs w:val="22"/>
         </w:rPr>
-        <w:t xml:space="preserve">Pulse Crear usuario.</w:t>
+        <w:t xml:space="preserve">La operación es reversible: el botón Reactivar oficio lo devuelve a la lista.</w:t>
+      </w:r>
+    </w:p>
+    <w:p>
+      <w:pPr>
+        <w:spacing w:after="120" w:line="276"/>
+      </w:pPr>
+      <w:r>
+        <w:rPr>
+          <w:rFonts w:ascii="Calibri" w:cs="Calibri" w:eastAsia="Calibri" w:hAnsi="Calibri"/>
+          <w:color w:val="232B3D"/>
+          <w:sz w:val="22"/>
+          <w:szCs w:val="22"/>
+        </w:rPr>
+        <w:t xml:space="preserve">Para consultar los oficios anulados, deberá marcarse la casilla Ver anulados del panel de búsqueda; se presentan atenuados y con el estado ANULADO. Un oficio anulado no admite cambios mientras no se reactive.</w:t>
       </w:r>
     </w:p>
     <w:tbl>
@@ -5767,7 +6681,7 @@
                 <w:sz w:val="22"/>
                 <w:szCs w:val="22"/>
               </w:rPr>
-              <w:t xml:space="preserve">Alcance del administrador:  </w:t>
+              <w:t xml:space="preserve">Utilidad práctica:  </w:t>
             </w:r>
             <w:r>
               <w:rPr>
@@ -5776,7 +6690,7 @@
                 <w:sz w:val="22"/>
                 <w:szCs w:val="22"/>
               </w:rPr>
-              <w:t xml:space="preserve">únicamente puede crear cuentas con rol «usuario». La creación de administradores y superusuarios corresponde al superusuario.</w:t>
+              <w:t xml:space="preserve">al anular un oficio, su Referencia oficio queda liberada. De este modo puede retirarse un registro mal digitado y volver a darlo de alta correctamente.</w:t>
             </w:r>
           </w:p>
         </w:tc>
@@ -5799,6 +6713,155 @@
           <w:sz w:val="26"/>
           <w:szCs w:val="26"/>
         </w:rPr>
+        <w:t xml:space="preserve">4.3 Crear usuarios</w:t>
+      </w:r>
+    </w:p>
+    <w:p>
+      <w:pPr>
+        <w:pStyle w:val="ListParagraph"/>
+        <w:numPr>
+          <w:ilvl w:val="0"/>
+          <w:numId w:val="6"/>
+        </w:numPr>
+        <w:spacing w:after="80" w:line="276"/>
+      </w:pPr>
+      <w:r>
+        <w:rPr>
+          <w:rFonts w:ascii="Calibri" w:cs="Calibri" w:eastAsia="Calibri" w:hAnsi="Calibri"/>
+          <w:color w:val="232B3D"/>
+          <w:sz w:val="22"/>
+          <w:szCs w:val="22"/>
+        </w:rPr>
+        <w:t xml:space="preserve">Abra la pestaña Usuarios.</w:t>
+      </w:r>
+    </w:p>
+    <w:p>
+      <w:pPr>
+        <w:pStyle w:val="ListParagraph"/>
+        <w:numPr>
+          <w:ilvl w:val="0"/>
+          <w:numId w:val="6"/>
+        </w:numPr>
+        <w:spacing w:after="80" w:line="276"/>
+      </w:pPr>
+      <w:r>
+        <w:rPr>
+          <w:rFonts w:ascii="Calibri" w:cs="Calibri" w:eastAsia="Calibri" w:hAnsi="Calibri"/>
+          <w:color w:val="232B3D"/>
+          <w:sz w:val="22"/>
+          <w:szCs w:val="22"/>
+        </w:rPr>
+        <w:t xml:space="preserve">Complete el usuario, el nombre y la contraseña (por duplicado).</w:t>
+      </w:r>
+    </w:p>
+    <w:p>
+      <w:pPr>
+        <w:pStyle w:val="ListParagraph"/>
+        <w:numPr>
+          <w:ilvl w:val="0"/>
+          <w:numId w:val="6"/>
+        </w:numPr>
+        <w:spacing w:after="80" w:line="276"/>
+      </w:pPr>
+      <w:r>
+        <w:rPr>
+          <w:rFonts w:ascii="Calibri" w:cs="Calibri" w:eastAsia="Calibri" w:hAnsi="Calibri"/>
+          <w:color w:val="232B3D"/>
+          <w:sz w:val="22"/>
+          <w:szCs w:val="22"/>
+        </w:rPr>
+        <w:t xml:space="preserve">Pulse Crear usuario.</w:t>
+      </w:r>
+    </w:p>
+    <w:p>
+      <w:pPr>
+        <w:spacing w:after="120" w:line="276"/>
+      </w:pPr>
+      <w:r>
+        <w:rPr>
+          <w:rFonts w:ascii="Calibri" w:cs="Calibri" w:eastAsia="Calibri" w:hAnsi="Calibri"/>
+          <w:color w:val="232B3D"/>
+          <w:sz w:val="22"/>
+          <w:szCs w:val="22"/>
+        </w:rPr>
+        <w:t xml:space="preserve">El botón Nuevo deja el formulario en blanco. Resulta de utilidad cuando se ha abierto una cuenta para editarla y se desea crear otra sin necesidad de guardar los cambios.</w:t>
+      </w:r>
+    </w:p>
+    <w:tbl>
+      <w:tblPr>
+        <w:tblW w:type="dxa" w:w="9360"/>
+        <w:tblBorders>
+          <w:top w:val="single" w:color="CBD2DE" w:sz="2"/>
+          <w:left w:val="single" w:color="152342" w:sz="18"/>
+          <w:bottom w:val="single" w:color="CBD2DE" w:sz="2"/>
+          <w:right w:val="single" w:color="CBD2DE" w:sz="2"/>
+          <w:insideH w:val="none"/>
+          <w:insideV w:val="none"/>
+        </w:tblBorders>
+      </w:tblPr>
+      <w:tblGrid>
+        <w:gridCol w:w="9360"/>
+      </w:tblGrid>
+      <w:tr>
+        <w:trPr>
+          <w:cantSplit/>
+        </w:trPr>
+        <w:tc>
+          <w:tcPr>
+            <w:tcW w:type="dxa" w:w="9360"/>
+            <w:shd w:fill="F0F2F5" w:val="clear"/>
+            <w:tcMar>
+              <w:top w:type="dxa" w:w="120"/>
+              <w:left w:type="dxa" w:w="180"/>
+              <w:bottom w:type="dxa" w:w="120"/>
+              <w:right w:type="dxa" w:w="180"/>
+            </w:tcMar>
+          </w:tcPr>
+          <w:p>
+            <w:pPr>
+              <w:spacing w:after="0" w:line="276"/>
+            </w:pPr>
+            <w:r>
+              <w:rPr>
+                <w:rFonts w:ascii="Calibri" w:cs="Calibri" w:eastAsia="Calibri" w:hAnsi="Calibri"/>
+                <w:b/>
+                <w:bCs/>
+                <w:color w:val="152342"/>
+                <w:sz w:val="22"/>
+                <w:szCs w:val="22"/>
+              </w:rPr>
+              <w:t xml:space="preserve">Alcance del administrador:  </w:t>
+            </w:r>
+            <w:r>
+              <w:rPr>
+                <w:rFonts w:ascii="Calibri" w:cs="Calibri" w:eastAsia="Calibri" w:hAnsi="Calibri"/>
+                <w:color w:val="232B3D"/>
+                <w:sz w:val="22"/>
+                <w:szCs w:val="22"/>
+              </w:rPr>
+              <w:t xml:space="preserve">únicamente puede crear cuentas con rol «usuario». La creación de administradores y superusuarios corresponde al superusuario.</w:t>
+            </w:r>
+          </w:p>
+        </w:tc>
+      </w:tr>
+    </w:tbl>
+    <w:p>
+      <w:pPr>
+        <w:pStyle w:val="Heading2"/>
+        <w:pBdr>
+          <w:bottom w:val="single" w:color="E1E5EC" w:sz="4" w:space="5"/>
+        </w:pBdr>
+        <w:spacing w:after="140" w:before="280"/>
+      </w:pPr>
+      <w:r>
+        <w:rPr>
+          <w:rFonts w:ascii="Calibri" w:cs="Calibri" w:eastAsia="Calibri" w:hAnsi="Calibri"/>
+          <w:b/>
+          <w:bCs/>
+          <w:color w:val="1A2E5A"/>
+          <w:sz w:val="26"/>
+          <w:szCs w:val="26"/>
+        </w:rPr>
         <w:t xml:space="preserve">4.4 Editar, eliminar y restablecer contraseñas</w:t>
       </w:r>
     </w:p>
@@ -5813,7 +6876,7 @@
           <w:sz w:val="22"/>
           <w:szCs w:val="22"/>
         </w:rPr>
-        <w:t xml:space="preserve">Seleccione la persona en la lista de usuarios existentes y utilice el botón correspondiente:</w:t>
+        <w:t xml:space="preserve">Seleccione a la persona en la lista de usuarios existentes y utilice el botón correspondiente:</w:t>
       </w:r>
     </w:p>
     <w:p>
@@ -5851,7 +6914,7 @@
           <w:sz w:val="22"/>
           <w:szCs w:val="22"/>
         </w:rPr>
-        <w:t xml:space="preserve">Restablecer contraseña: se utiliza cuando el usuario ha olvidado la suya; se abre una ventana donde se escribe la nueva clave.</w:t>
+        <w:t xml:space="preserve">Restablecer contraseña: se utiliza cuando la persona ha olvidado la suya; se abre una ventana donde se registra la nueva clave.</w:t>
       </w:r>
     </w:p>
     <w:p>
@@ -5890,7 +6953,7 @@
           <w:sz w:val="22"/>
           <w:szCs w:val="22"/>
         </w:rPr>
-        <w:t xml:space="preserve">El administrador solo alcanza a las cuentas con rol «usuario» y a la suya propia. No puede editar, eliminar ni restablecer la contraseña de otro administrador ni de un superusuario.</w:t>
+        <w:t xml:space="preserve">El administrador únicamente alcanza a las cuentas con rol «usuario» y a la suya propia. No puede editar, eliminar ni restablecer la contraseña de otro administrador ni de un superusuario.</w:t>
       </w:r>
     </w:p>
     <w:p>
@@ -6404,7 +7467,7 @@
           <w:sz w:val="22"/>
           <w:szCs w:val="22"/>
         </w:rPr>
-        <w:t xml:space="preserve">En la pestaña Configuración se registra, por única vez, la última Referencia UDC utilizada en la matriz anterior. La aplicación continúa la numeración a partir de la siguiente.</w:t>
+        <w:t xml:space="preserve">La Referencia UDC se numera de forma independiente para cada institución y se reinicia cada año (apartado 6.4). En la pestaña Configuración se registra, por única vez y por institución, la última referencia utilizada con anterioridad, a fin de que la aplicación continúe la numeración a partir de la siguiente.</w:t>
       </w:r>
     </w:p>
     <w:p>
@@ -6423,7 +7486,7 @@
           <w:sz w:val="22"/>
           <w:szCs w:val="22"/>
         </w:rPr>
-        <w:t xml:space="preserve">Indique la referencia, por ejemplo REQ-INF-2026-0241.</w:t>
+        <w:t xml:space="preserve">Seleccione la institución.</w:t>
       </w:r>
     </w:p>
     <w:p>
@@ -6442,6 +7505,25 @@
           <w:sz w:val="22"/>
           <w:szCs w:val="22"/>
         </w:rPr>
+        <w:t xml:space="preserve">Indique la última Referencia UDC utilizada, por ejemplo REQ-UDC-SB-2026-0240.</w:t>
+      </w:r>
+    </w:p>
+    <w:p>
+      <w:pPr>
+        <w:pStyle w:val="ListParagraph"/>
+        <w:numPr>
+          <w:ilvl w:val="0"/>
+          <w:numId w:val="7"/>
+        </w:numPr>
+        <w:spacing w:after="80" w:line="276"/>
+      </w:pPr>
+      <w:r>
+        <w:rPr>
+          <w:rFonts w:ascii="Calibri" w:cs="Calibri" w:eastAsia="Calibri" w:hAnsi="Calibri"/>
+          <w:color w:val="232B3D"/>
+          <w:sz w:val="22"/>
+          <w:szCs w:val="22"/>
+        </w:rPr>
         <w:t xml:space="preserve">Pulse Guardar.</w:t>
       </w:r>
     </w:p>
@@ -6456,21 +7538,7 @@
           <w:sz w:val="22"/>
           <w:szCs w:val="22"/>
         </w:rPr>
-        <w:t xml:space="preserve">La pantalla muestra en todo momento cuál será la próxima Referencia UDC. La numeración se reinicia en 0001 cada año.</w:t>
-      </w:r>
-    </w:p>
-    <w:p>
-      <w:pPr>
-        <w:spacing w:after="120" w:line="276"/>
-      </w:pPr>
-      <w:r>
-        <w:rPr>
-          <w:rFonts w:ascii="Calibri" w:cs="Calibri" w:eastAsia="Calibri" w:hAnsi="Calibri"/>
-          <w:color w:val="232B3D"/>
-          <w:sz w:val="22"/>
-          <w:szCs w:val="22"/>
-        </w:rPr>
-        <w:t xml:space="preserve">Esta misma pestaña indica la carpeta en la que la aplicación guarda la información, dato de utilidad cuando se trabaja sobre una carpeta compartida.</w:t>
+        <w:t xml:space="preserve">La pantalla muestra en todo momento cuál será la próxima Referencia UDC de la institución seleccionada. Esta misma pestaña indica la carpeta en la que la aplicación guarda la información, dato de utilidad cuando se trabaja sobre una carpeta compartida.</w:t>
       </w:r>
     </w:p>
     <w:p>
@@ -6490,7 +7558,7 @@
           <w:sz w:val="26"/>
           <w:szCs w:val="26"/>
         </w:rPr>
-        <w:t xml:space="preserve">4.6 Carga masiva de oficios</w:t>
+        <w:t xml:space="preserve">4.6 Configuración: tipos de acción</w:t>
       </w:r>
     </w:p>
     <w:p>
@@ -6504,7 +7572,7 @@
           <w:sz w:val="22"/>
           <w:szCs w:val="22"/>
         </w:rPr>
-        <w:t xml:space="preserve">Permite dar de alta de una sola vez los oficios que se venían llevando en la matriz de Excel, sin registrarlos uno por uno. Se encuentra en la pestaña Configuración.</w:t>
+        <w:t xml:space="preserve">El tipo de acción identifica lo que el oficio solicita y se elige de un catálogo, de modo que todos los registros empleen la misma denominación. El catálogo se administra en la pestaña Configuración, apartado Tipos de acción, y contempla tres operaciones:</w:t>
       </w:r>
     </w:p>
     <w:p>
@@ -6512,7 +7580,7 @@
         <w:pStyle w:val="ListParagraph"/>
         <w:numPr>
           <w:ilvl w:val="0"/>
-          <w:numId w:val="8"/>
+          <w:numId w:val="4"/>
         </w:numPr>
         <w:spacing w:after="80" w:line="276"/>
       </w:pPr>
@@ -6523,7 +7591,7 @@
           <w:sz w:val="22"/>
           <w:szCs w:val="22"/>
         </w:rPr>
-        <w:t xml:space="preserve">Pulse Cargar archivo, en el apartado Carga masiva de oficios.</w:t>
+        <w:t xml:space="preserve">Agregar: incorpora un tipo nuevo. No se admiten duplicados.</w:t>
       </w:r>
     </w:p>
     <w:p>
@@ -6531,7 +7599,7 @@
         <w:pStyle w:val="ListParagraph"/>
         <w:numPr>
           <w:ilvl w:val="0"/>
-          <w:numId w:val="8"/>
+          <w:numId w:val="4"/>
         </w:numPr>
         <w:spacing w:after="80" w:line="276"/>
       </w:pPr>
@@ -6542,7 +7610,7 @@
           <w:sz w:val="22"/>
           <w:szCs w:val="22"/>
         </w:rPr>
-        <w:t xml:space="preserve">Seleccione la matriz (.xlsx) o un archivo CSV con la misma cabecera.</w:t>
+        <w:t xml:space="preserve">Renombrar: corrige la denominación y la actualiza en todos los oficios que la utilizaban.</w:t>
       </w:r>
     </w:p>
     <w:p>
@@ -6550,7 +7618,7 @@
         <w:pStyle w:val="ListParagraph"/>
         <w:numPr>
           <w:ilvl w:val="0"/>
-          <w:numId w:val="8"/>
+          <w:numId w:val="4"/>
         </w:numPr>
         <w:spacing w:after="80" w:line="276"/>
       </w:pPr>
@@ -6561,26 +7629,21 @@
           <w:sz w:val="22"/>
           <w:szCs w:val="22"/>
         </w:rPr>
-        <w:t xml:space="preserve">Revise el resumen que se muestra antes de guardar.</w:t>
-      </w:r>
-    </w:p>
-    <w:p>
-      <w:pPr>
-        <w:pStyle w:val="ListParagraph"/>
-        <w:numPr>
-          <w:ilvl w:val="0"/>
-          <w:numId w:val="8"/>
-        </w:numPr>
-        <w:spacing w:after="80" w:line="276"/>
-      </w:pPr>
-      <w:r>
-        <w:rPr>
-          <w:rFonts w:ascii="Calibri" w:cs="Calibri" w:eastAsia="Calibri" w:hAnsi="Calibri"/>
-          <w:color w:val="232B3D"/>
-          <w:sz w:val="22"/>
-          <w:szCs w:val="22"/>
-        </w:rPr>
-        <w:t xml:space="preserve">Pulse Importar para confirmar.</w:t>
+        <w:t xml:space="preserve">Eliminar: retira el tipo, siempre que ningún oficio lo esté utilizando.</w:t>
+      </w:r>
+    </w:p>
+    <w:p>
+      <w:pPr>
+        <w:spacing w:after="120" w:line="276"/>
+      </w:pPr>
+      <w:r>
+        <w:rPr>
+          <w:rFonts w:ascii="Calibri" w:cs="Calibri" w:eastAsia="Calibri" w:hAnsi="Calibri"/>
+          <w:color w:val="232B3D"/>
+          <w:sz w:val="22"/>
+          <w:szCs w:val="22"/>
+        </w:rPr>
+        <w:t xml:space="preserve">La lista indica en cuántos oficios se emplea cada tipo.</w:t>
       </w:r>
     </w:p>
     <w:tbl>
@@ -6626,7 +7689,7 @@
                 <w:sz w:val="22"/>
                 <w:szCs w:val="22"/>
               </w:rPr>
-              <w:t xml:space="preserve">El archivo debe tener el formato establecido:  </w:t>
+              <w:t xml:space="preserve">Reservado a gestores:  </w:t>
             </w:r>
             <w:r>
               <w:rPr>
@@ -6635,146 +7698,12 @@
                 <w:sz w:val="22"/>
                 <w:szCs w:val="22"/>
               </w:rPr>
-              <w:t xml:space="preserve">la cabecera en la fila 4, de la columna B a la AA, con todas sus columnas y en su orden. Si no coincide, la aplicación lo rechaza e indica qué columna no corresponde.</w:t>
+              <w:t xml:space="preserve">el mantenimiento del catálogo corresponde a los administradores y al superusuario.</w:t>
             </w:r>
           </w:p>
         </w:tc>
       </w:tr>
     </w:tbl>
-    <w:p>
-      <w:pPr>
-        <w:spacing w:after="160"/>
-      </w:pPr>
-    </w:p>
-    <w:p>
-      <w:pPr>
-        <w:spacing w:after="120" w:line="276"/>
-      </w:pPr>
-      <w:r>
-        <w:rPr>
-          <w:rFonts w:ascii="Calibri" w:cs="Calibri" w:eastAsia="Calibri" w:hAnsi="Calibri"/>
-          <w:color w:val="232B3D"/>
-          <w:sz w:val="22"/>
-          <w:szCs w:val="22"/>
-        </w:rPr>
-        <w:t xml:space="preserve">Antes de guardar nada se presenta una vista previa con los oficios que se van a incorporar y los avisos pertinentes. Conviene tener en cuenta:</w:t>
-      </w:r>
-    </w:p>
-    <w:p>
-      <w:pPr>
-        <w:pStyle w:val="ListParagraph"/>
-        <w:numPr>
-          <w:ilvl w:val="0"/>
-          <w:numId w:val="4"/>
-        </w:numPr>
-        <w:spacing w:after="80" w:line="276"/>
-      </w:pPr>
-      <w:r>
-        <w:rPr>
-          <w:rFonts w:ascii="Calibri" w:cs="Calibri" w:eastAsia="Calibri" w:hAnsi="Calibri"/>
-          <w:color w:val="232B3D"/>
-          <w:sz w:val="22"/>
-          <w:szCs w:val="22"/>
-        </w:rPr>
-        <w:t xml:space="preserve">Los responsables de la matriz se identifican por su nombre. Si no se encuentra la cuenta, o si el nombre coincide con más de una, el oficio se incorpora sin responsable y en estado Por asignar.</w:t>
-      </w:r>
-    </w:p>
-    <w:p>
-      <w:pPr>
-        <w:pStyle w:val="ListParagraph"/>
-        <w:numPr>
-          <w:ilvl w:val="0"/>
-          <w:numId w:val="4"/>
-        </w:numPr>
-        <w:spacing w:after="80" w:line="276"/>
-      </w:pPr>
-      <w:r>
-        <w:rPr>
-          <w:rFonts w:ascii="Calibri" w:cs="Calibri" w:eastAsia="Calibri" w:hAnsi="Calibri"/>
-          <w:color w:val="232B3D"/>
-          <w:sz w:val="22"/>
-          <w:szCs w:val="22"/>
-        </w:rPr>
-        <w:t xml:space="preserve">Los oficios que se incorporan sin responsable pierden su fecha de respuesta, que deberá registrarse nuevamente al asignarlos.</w:t>
-      </w:r>
-    </w:p>
-    <w:p>
-      <w:pPr>
-        <w:pStyle w:val="ListParagraph"/>
-        <w:numPr>
-          <w:ilvl w:val="0"/>
-          <w:numId w:val="4"/>
-        </w:numPr>
-        <w:spacing w:after="80" w:line="276"/>
-      </w:pPr>
-      <w:r>
-        <w:rPr>
-          <w:rFonts w:ascii="Calibri" w:cs="Calibri" w:eastAsia="Calibri" w:hAnsi="Calibri"/>
-          <w:color w:val="232B3D"/>
-          <w:sz w:val="22"/>
-          <w:szCs w:val="22"/>
-        </w:rPr>
-        <w:t xml:space="preserve">Los oficios importados no llevan el documento del oficio ni la respuesta en PDF; pueden adjuntarse después desde la pestaña Oficios.</w:t>
-      </w:r>
-    </w:p>
-    <w:p>
-      <w:pPr>
-        <w:pStyle w:val="ListParagraph"/>
-        <w:numPr>
-          <w:ilvl w:val="0"/>
-          <w:numId w:val="4"/>
-        </w:numPr>
-        <w:spacing w:after="80" w:line="276"/>
-      </w:pPr>
-      <w:r>
-        <w:rPr>
-          <w:rFonts w:ascii="Calibri" w:cs="Calibri" w:eastAsia="Calibri" w:hAnsi="Calibri"/>
-          <w:color w:val="232B3D"/>
-          <w:sz w:val="22"/>
-          <w:szCs w:val="22"/>
-        </w:rPr>
-        <w:t xml:space="preserve">Los oficios ya registrados no se duplican: se omiten y se informa de ello.</w:t>
-      </w:r>
-    </w:p>
-    <w:p>
-      <w:r>
-        <w:br w:type="page"/>
-      </w:r>
-    </w:p>
-    <w:p>
-      <w:pPr>
-        <w:pStyle w:val="Heading1"/>
-        <w:pBdr>
-          <w:bottom w:val="single" w:color="152342" w:sz="10" w:space="8"/>
-        </w:pBdr>
-        <w:spacing w:after="200" w:before="360"/>
-      </w:pPr>
-      <w:r>
-        <w:rPr>
-          <w:rFonts w:ascii="Calibri" w:cs="Calibri" w:eastAsia="Calibri" w:hAnsi="Calibri"/>
-          <w:b/>
-          <w:bCs/>
-          <w:color w:val="152342"/>
-          <w:sz w:val="32"/>
-          <w:szCs w:val="32"/>
-        </w:rPr>
-        <w:t xml:space="preserve">5. Rol Superusuario</w:t>
-      </w:r>
-    </w:p>
-    <w:p>
-      <w:pPr>
-        <w:spacing w:after="120" w:line="276"/>
-      </w:pPr>
-      <w:r>
-        <w:rPr>
-          <w:rFonts w:ascii="Calibri" w:cs="Calibri" w:eastAsia="Calibri" w:hAnsi="Calibri"/>
-          <w:color w:val="232B3D"/>
-          <w:sz w:val="22"/>
-          <w:szCs w:val="22"/>
-        </w:rPr>
-        <w:t xml:space="preserve">El superusuario dispone de todas las funciones anteriores y es el único autorizado para crear administradores y gestionar las copias de seguridad. Corresponde a la primera cuenta creada en la aplicación.</w:t>
-      </w:r>
-    </w:p>
     <w:p>
       <w:pPr>
         <w:pStyle w:val="Heading2"/>
@@ -6792,7 +7721,7 @@
           <w:sz w:val="26"/>
           <w:szCs w:val="26"/>
         </w:rPr>
-        <w:t xml:space="preserve">5.1 Crear administradores y superusuarios</w:t>
+        <w:t xml:space="preserve">4.7 Carga masiva de oficios</w:t>
       </w:r>
     </w:p>
     <w:p>
@@ -6806,7 +7735,83 @@
           <w:sz w:val="22"/>
           <w:szCs w:val="22"/>
         </w:rPr>
-        <w:t xml:space="preserve">En la pestaña Usuarios, el desplegable de rol ofrece los tres roles disponibles, de modo que puede crear cuentas de superusuario, de administrador o de usuario.</w:t>
+        <w:t xml:space="preserve">Permite dar de alta de una sola vez los oficios que se venían llevando en la matriz de Excel, sin necesidad de registrarlos uno por uno. Se encuentra en la pestaña Configuración.</w:t>
+      </w:r>
+    </w:p>
+    <w:p>
+      <w:pPr>
+        <w:pStyle w:val="ListParagraph"/>
+        <w:numPr>
+          <w:ilvl w:val="0"/>
+          <w:numId w:val="8"/>
+        </w:numPr>
+        <w:spacing w:after="80" w:line="276"/>
+      </w:pPr>
+      <w:r>
+        <w:rPr>
+          <w:rFonts w:ascii="Calibri" w:cs="Calibri" w:eastAsia="Calibri" w:hAnsi="Calibri"/>
+          <w:color w:val="232B3D"/>
+          <w:sz w:val="22"/>
+          <w:szCs w:val="22"/>
+        </w:rPr>
+        <w:t xml:space="preserve">Pulse Cargar archivo, en el apartado Carga masiva de oficios.</w:t>
+      </w:r>
+    </w:p>
+    <w:p>
+      <w:pPr>
+        <w:pStyle w:val="ListParagraph"/>
+        <w:numPr>
+          <w:ilvl w:val="0"/>
+          <w:numId w:val="8"/>
+        </w:numPr>
+        <w:spacing w:after="80" w:line="276"/>
+      </w:pPr>
+      <w:r>
+        <w:rPr>
+          <w:rFonts w:ascii="Calibri" w:cs="Calibri" w:eastAsia="Calibri" w:hAnsi="Calibri"/>
+          <w:color w:val="232B3D"/>
+          <w:sz w:val="22"/>
+          <w:szCs w:val="22"/>
+        </w:rPr>
+        <w:t xml:space="preserve">Seleccione la matriz (.xlsx) o un archivo CSV con la misma cabecera.</w:t>
+      </w:r>
+    </w:p>
+    <w:p>
+      <w:pPr>
+        <w:pStyle w:val="ListParagraph"/>
+        <w:numPr>
+          <w:ilvl w:val="0"/>
+          <w:numId w:val="8"/>
+        </w:numPr>
+        <w:spacing w:after="80" w:line="276"/>
+      </w:pPr>
+      <w:r>
+        <w:rPr>
+          <w:rFonts w:ascii="Calibri" w:cs="Calibri" w:eastAsia="Calibri" w:hAnsi="Calibri"/>
+          <w:color w:val="232B3D"/>
+          <w:sz w:val="22"/>
+          <w:szCs w:val="22"/>
+        </w:rPr>
+        <w:t xml:space="preserve">Revise el resumen que se presenta antes de guardar.</w:t>
+      </w:r>
+    </w:p>
+    <w:p>
+      <w:pPr>
+        <w:pStyle w:val="ListParagraph"/>
+        <w:numPr>
+          <w:ilvl w:val="0"/>
+          <w:numId w:val="8"/>
+        </w:numPr>
+        <w:spacing w:after="80" w:line="276"/>
+      </w:pPr>
+      <w:r>
+        <w:rPr>
+          <w:rFonts w:ascii="Calibri" w:cs="Calibri" w:eastAsia="Calibri" w:hAnsi="Calibri"/>
+          <w:color w:val="232B3D"/>
+          <w:sz w:val="22"/>
+          <w:szCs w:val="22"/>
+        </w:rPr>
+        <w:t xml:space="preserve">Pulse Importar para confirmar.</w:t>
       </w:r>
     </w:p>
     <w:tbl>
@@ -6852,7 +7857,7 @@
                 <w:sz w:val="22"/>
                 <w:szCs w:val="22"/>
               </w:rPr>
-              <w:t xml:space="preserve">Al crear un superusuario:  </w:t>
+              <w:t xml:space="preserve">El archivo debe respetar el formato establecido:  </w:t>
             </w:r>
             <w:r>
               <w:rPr>
@@ -6861,12 +7866,184 @@
                 <w:sz w:val="22"/>
                 <w:szCs w:val="22"/>
               </w:rPr>
-              <w:t xml:space="preserve">la nueva cuenta tendrá su mismo alcance, incluida la facultad de gestionar la cuenta de usted.</w:t>
+              <w:t xml:space="preserve">la cabecera en la fila 4, de la columna B a la AA, con todas sus columnas y en su orden. La primera columna corresponde a la Institución del Estado. Si el formato no coincide, la aplicación rechaza el archivo e indica qué columna no corresponde.</w:t>
             </w:r>
           </w:p>
         </w:tc>
       </w:tr>
     </w:tbl>
+    <w:p>
+      <w:pPr>
+        <w:spacing w:after="160"/>
+      </w:pPr>
+    </w:p>
+    <w:p>
+      <w:pPr>
+        <w:spacing w:after="120" w:line="276"/>
+      </w:pPr>
+      <w:r>
+        <w:rPr>
+          <w:rFonts w:ascii="Calibri" w:cs="Calibri" w:eastAsia="Calibri" w:hAnsi="Calibri"/>
+          <w:color w:val="232B3D"/>
+          <w:sz w:val="22"/>
+          <w:szCs w:val="22"/>
+        </w:rPr>
+        <w:t xml:space="preserve">Antes de guardar información alguna se presenta una vista previa con los oficios que se van a incorporar y los avisos pertinentes. Conviene tener en cuenta lo siguiente:</w:t>
+      </w:r>
+    </w:p>
+    <w:p>
+      <w:pPr>
+        <w:pStyle w:val="ListParagraph"/>
+        <w:numPr>
+          <w:ilvl w:val="0"/>
+          <w:numId w:val="4"/>
+        </w:numPr>
+        <w:spacing w:after="80" w:line="276"/>
+      </w:pPr>
+      <w:r>
+        <w:rPr>
+          <w:rFonts w:ascii="Calibri" w:cs="Calibri" w:eastAsia="Calibri" w:hAnsi="Calibri"/>
+          <w:color w:val="232B3D"/>
+          <w:sz w:val="22"/>
+          <w:szCs w:val="22"/>
+        </w:rPr>
+        <w:t xml:space="preserve">La Referencia UDC no se toma del archivo: la asigna la aplicación según la institución de cada fila.</w:t>
+      </w:r>
+    </w:p>
+    <w:p>
+      <w:pPr>
+        <w:pStyle w:val="ListParagraph"/>
+        <w:numPr>
+          <w:ilvl w:val="0"/>
+          <w:numId w:val="4"/>
+        </w:numPr>
+        <w:spacing w:after="80" w:line="276"/>
+      </w:pPr>
+      <w:r>
+        <w:rPr>
+          <w:rFonts w:ascii="Calibri" w:cs="Calibri" w:eastAsia="Calibri" w:hAnsi="Calibri"/>
+          <w:color w:val="232B3D"/>
+          <w:sz w:val="22"/>
+          <w:szCs w:val="22"/>
+        </w:rPr>
+        <w:t xml:space="preserve">Las filas que comparten la misma Referencia oficio se agrupan en un solo oficio, y cada una de ellas aporta una persona investigada.</w:t>
+      </w:r>
+    </w:p>
+    <w:p>
+      <w:pPr>
+        <w:pStyle w:val="ListParagraph"/>
+        <w:numPr>
+          <w:ilvl w:val="0"/>
+          <w:numId w:val="4"/>
+        </w:numPr>
+        <w:spacing w:after="80" w:line="276"/>
+      </w:pPr>
+      <w:r>
+        <w:rPr>
+          <w:rFonts w:ascii="Calibri" w:cs="Calibri" w:eastAsia="Calibri" w:hAnsi="Calibri"/>
+          <w:color w:val="232B3D"/>
+          <w:sz w:val="22"/>
+          <w:szCs w:val="22"/>
+        </w:rPr>
+        <w:t xml:space="preserve">Los responsables de la matriz se identifican por su nombre. Si no se localiza la cuenta, o si el nombre corresponde a más de una, el oficio se incorpora sin responsable y en estado Por asignar.</w:t>
+      </w:r>
+    </w:p>
+    <w:p>
+      <w:pPr>
+        <w:pStyle w:val="ListParagraph"/>
+        <w:numPr>
+          <w:ilvl w:val="0"/>
+          <w:numId w:val="4"/>
+        </w:numPr>
+        <w:spacing w:after="80" w:line="276"/>
+      </w:pPr>
+      <w:r>
+        <w:rPr>
+          <w:rFonts w:ascii="Calibri" w:cs="Calibri" w:eastAsia="Calibri" w:hAnsi="Calibri"/>
+          <w:color w:val="232B3D"/>
+          <w:sz w:val="22"/>
+          <w:szCs w:val="22"/>
+        </w:rPr>
+        <w:t xml:space="preserve">Los oficios que se incorporan sin responsable pierden su fecha de respuesta, que deberá registrarse nuevamente al asignarlos.</w:t>
+      </w:r>
+    </w:p>
+    <w:p>
+      <w:pPr>
+        <w:pStyle w:val="ListParagraph"/>
+        <w:numPr>
+          <w:ilvl w:val="0"/>
+          <w:numId w:val="4"/>
+        </w:numPr>
+        <w:spacing w:after="80" w:line="276"/>
+      </w:pPr>
+      <w:r>
+        <w:rPr>
+          <w:rFonts w:ascii="Calibri" w:cs="Calibri" w:eastAsia="Calibri" w:hAnsi="Calibri"/>
+          <w:color w:val="232B3D"/>
+          <w:sz w:val="22"/>
+          <w:szCs w:val="22"/>
+        </w:rPr>
+        <w:t xml:space="preserve">Los oficios importados no llevan el documento del oficio ni la respuesta en PDF; pueden adjuntarse posteriormente desde la pestaña Oficios.</w:t>
+      </w:r>
+    </w:p>
+    <w:p>
+      <w:pPr>
+        <w:pStyle w:val="ListParagraph"/>
+        <w:numPr>
+          <w:ilvl w:val="0"/>
+          <w:numId w:val="4"/>
+        </w:numPr>
+        <w:spacing w:after="80" w:line="276"/>
+      </w:pPr>
+      <w:r>
+        <w:rPr>
+          <w:rFonts w:ascii="Calibri" w:cs="Calibri" w:eastAsia="Calibri" w:hAnsi="Calibri"/>
+          <w:color w:val="232B3D"/>
+          <w:sz w:val="22"/>
+          <w:szCs w:val="22"/>
+        </w:rPr>
+        <w:t xml:space="preserve">Los oficios ya registrados no se duplican: se omiten y se informa de ello.</w:t>
+      </w:r>
+    </w:p>
+    <w:p>
+      <w:r>
+        <w:br w:type="page"/>
+      </w:r>
+    </w:p>
+    <w:p>
+      <w:pPr>
+        <w:pStyle w:val="Heading1"/>
+        <w:pBdr>
+          <w:bottom w:val="single" w:color="152342" w:sz="10" w:space="8"/>
+        </w:pBdr>
+        <w:spacing w:after="200" w:before="360"/>
+      </w:pPr>
+      <w:r>
+        <w:rPr>
+          <w:rFonts w:ascii="Calibri" w:cs="Calibri" w:eastAsia="Calibri" w:hAnsi="Calibri"/>
+          <w:b/>
+          <w:bCs/>
+          <w:color w:val="152342"/>
+          <w:sz w:val="32"/>
+          <w:szCs w:val="32"/>
+        </w:rPr>
+        <w:t xml:space="preserve">5. Rol Superusuario</w:t>
+      </w:r>
+    </w:p>
+    <w:p>
+      <w:pPr>
+        <w:spacing w:after="120" w:line="276"/>
+      </w:pPr>
+      <w:r>
+        <w:rPr>
+          <w:rFonts w:ascii="Calibri" w:cs="Calibri" w:eastAsia="Calibri" w:hAnsi="Calibri"/>
+          <w:color w:val="232B3D"/>
+          <w:sz w:val="22"/>
+          <w:szCs w:val="22"/>
+        </w:rPr>
+        <w:t xml:space="preserve">El superusuario dispone de la totalidad de las funciones anteriores y es el único autorizado para crear administradores y para gestionar las copias de seguridad. Corresponde a la primera cuenta creada en la aplicación.</w:t>
+      </w:r>
+    </w:p>
     <w:p>
       <w:pPr>
         <w:pStyle w:val="Heading2"/>
@@ -6884,7 +8061,7 @@
           <w:sz w:val="26"/>
           <w:szCs w:val="26"/>
         </w:rPr>
-        <w:t xml:space="preserve">5.2 Gestionar cualquier cuenta</w:t>
+        <w:t xml:space="preserve">5.1 Crear administradores y superusuarios</w:t>
       </w:r>
     </w:p>
     <w:p>
@@ -6898,21 +8075,7 @@
           <w:sz w:val="22"/>
           <w:szCs w:val="22"/>
         </w:rPr>
-        <w:t xml:space="preserve">El superusuario puede editar, eliminar y restablecer la contraseña de cualquier cuenta, incluidas las de otros administradores y superusuarios.</w:t>
-      </w:r>
-    </w:p>
-    <w:p>
-      <w:pPr>
-        <w:spacing w:after="120" w:line="276"/>
-      </w:pPr>
-      <w:r>
-        <w:rPr>
-          <w:rFonts w:ascii="Calibri" w:cs="Calibri" w:eastAsia="Calibri" w:hAnsi="Calibri"/>
-          <w:color w:val="232B3D"/>
-          <w:sz w:val="22"/>
-          <w:szCs w:val="22"/>
-        </w:rPr>
-        <w:t xml:space="preserve">De esta forma se resuelve el olvido de contraseña de un administrador y también el de un superusuario, cuya clave puede ser restablecida por otro superusuario.</w:t>
+        <w:t xml:space="preserve">En la pestaña Usuarios, el desplegable de rol ofrece los tres roles disponibles, de modo que pueden crearse cuentas de superusuario, de administrador o de usuario.</w:t>
       </w:r>
     </w:p>
     <w:tbl>
@@ -6958,7 +8121,7 @@
                 <w:sz w:val="22"/>
                 <w:szCs w:val="22"/>
               </w:rPr>
-              <w:t xml:space="preserve">Protección:  </w:t>
+              <w:t xml:space="preserve">Al crear un superusuario:  </w:t>
             </w:r>
             <w:r>
               <w:rPr>
@@ -6967,7 +8130,113 @@
                 <w:sz w:val="22"/>
                 <w:szCs w:val="22"/>
               </w:rPr>
-              <w:t xml:space="preserve">el sistema no permite quedarse sin superusuarios. El último no puede eliminarse ni cambiar de rol; para ello debe crearse previamente otro superusuario.</w:t>
+              <w:t xml:space="preserve">la nueva cuenta tendrá su mismo alcance, incluida la facultad de gestionar la cuenta de quien la creó.</w:t>
+            </w:r>
+          </w:p>
+        </w:tc>
+      </w:tr>
+    </w:tbl>
+    <w:p>
+      <w:pPr>
+        <w:pStyle w:val="Heading2"/>
+        <w:pBdr>
+          <w:bottom w:val="single" w:color="E1E5EC" w:sz="4" w:space="5"/>
+        </w:pBdr>
+        <w:spacing w:after="140" w:before="280"/>
+      </w:pPr>
+      <w:r>
+        <w:rPr>
+          <w:rFonts w:ascii="Calibri" w:cs="Calibri" w:eastAsia="Calibri" w:hAnsi="Calibri"/>
+          <w:b/>
+          <w:bCs/>
+          <w:color w:val="1A2E5A"/>
+          <w:sz w:val="26"/>
+          <w:szCs w:val="26"/>
+        </w:rPr>
+        <w:t xml:space="preserve">5.2 Gestionar cualquier cuenta</w:t>
+      </w:r>
+    </w:p>
+    <w:p>
+      <w:pPr>
+        <w:spacing w:after="120" w:line="276"/>
+      </w:pPr>
+      <w:r>
+        <w:rPr>
+          <w:rFonts w:ascii="Calibri" w:cs="Calibri" w:eastAsia="Calibri" w:hAnsi="Calibri"/>
+          <w:color w:val="232B3D"/>
+          <w:sz w:val="22"/>
+          <w:szCs w:val="22"/>
+        </w:rPr>
+        <w:t xml:space="preserve">El superusuario puede editar, eliminar y restablecer la contraseña de cualquier cuenta, incluidas las de otros administradores y superusuarios.</w:t>
+      </w:r>
+    </w:p>
+    <w:p>
+      <w:pPr>
+        <w:spacing w:after="120" w:line="276"/>
+      </w:pPr>
+      <w:r>
+        <w:rPr>
+          <w:rFonts w:ascii="Calibri" w:cs="Calibri" w:eastAsia="Calibri" w:hAnsi="Calibri"/>
+          <w:color w:val="232B3D"/>
+          <w:sz w:val="22"/>
+          <w:szCs w:val="22"/>
+        </w:rPr>
+        <w:t xml:space="preserve">De esta forma se resuelve el olvido de contraseña de un administrador y también el de un superusuario, cuya clave puede ser restablecida por otro superusuario.</w:t>
+      </w:r>
+    </w:p>
+    <w:tbl>
+      <w:tblPr>
+        <w:tblW w:type="dxa" w:w="9360"/>
+        <w:tblBorders>
+          <w:top w:val="single" w:color="CBD2DE" w:sz="2"/>
+          <w:left w:val="single" w:color="152342" w:sz="18"/>
+          <w:bottom w:val="single" w:color="CBD2DE" w:sz="2"/>
+          <w:right w:val="single" w:color="CBD2DE" w:sz="2"/>
+          <w:insideH w:val="none"/>
+          <w:insideV w:val="none"/>
+        </w:tblBorders>
+      </w:tblPr>
+      <w:tblGrid>
+        <w:gridCol w:w="9360"/>
+      </w:tblGrid>
+      <w:tr>
+        <w:trPr>
+          <w:cantSplit/>
+        </w:trPr>
+        <w:tc>
+          <w:tcPr>
+            <w:tcW w:type="dxa" w:w="9360"/>
+            <w:shd w:fill="F0F2F5" w:val="clear"/>
+            <w:tcMar>
+              <w:top w:type="dxa" w:w="120"/>
+              <w:left w:type="dxa" w:w="180"/>
+              <w:bottom w:type="dxa" w:w="120"/>
+              <w:right w:type="dxa" w:w="180"/>
+            </w:tcMar>
+          </w:tcPr>
+          <w:p>
+            <w:pPr>
+              <w:spacing w:after="0" w:line="276"/>
+            </w:pPr>
+            <w:r>
+              <w:rPr>
+                <w:rFonts w:ascii="Calibri" w:cs="Calibri" w:eastAsia="Calibri" w:hAnsi="Calibri"/>
+                <w:b/>
+                <w:bCs/>
+                <w:color w:val="152342"/>
+                <w:sz w:val="22"/>
+                <w:szCs w:val="22"/>
+              </w:rPr>
+              <w:t xml:space="preserve">Protección:  </w:t>
+            </w:r>
+            <w:r>
+              <w:rPr>
+                <w:rFonts w:ascii="Calibri" w:cs="Calibri" w:eastAsia="Calibri" w:hAnsi="Calibri"/>
+                <w:color w:val="232B3D"/>
+                <w:sz w:val="22"/>
+                <w:szCs w:val="22"/>
+              </w:rPr>
+              <w:t xml:space="preserve">el sistema no admite quedarse sin superusuarios. El último no puede eliminarse ni cambiar de rol; para ello deberá crearse previamente otro superusuario.</w:t>
             </w:r>
           </w:p>
         </w:tc>
@@ -7056,7 +8325,7 @@
           <w:sz w:val="22"/>
           <w:szCs w:val="22"/>
         </w:rPr>
-        <w:t xml:space="preserve">Abrir carpeta de copias: accede a la ubicación donde se almacenan.</w:t>
+        <w:t xml:space="preserve">Abrir carpeta de copias: accede a la ubicación en que se almacenan.</w:t>
       </w:r>
     </w:p>
     <w:p>
@@ -7070,7 +8339,7 @@
           <w:sz w:val="22"/>
           <w:szCs w:val="22"/>
         </w:rPr>
-        <w:t xml:space="preserve">Las copias comprenden los oficios, las cuentas, la numeración y la bitácora. No incluyen los documentos de los oficios ni las respuestas en PDF.</w:t>
+        <w:t xml:space="preserve">Las copias comprenden los oficios, las cuentas, la numeración, el catálogo de tipos de acción y la bitácora. No incluyen los documentos de los oficios ni las respuestas en PDF.</w:t>
       </w:r>
     </w:p>
     <w:p>
@@ -7109,7 +8378,7 @@
           <w:sz w:val="22"/>
           <w:szCs w:val="22"/>
         </w:rPr>
-        <w:t xml:space="preserve">Las siguientes reglas se aplican en todos los casos, con independencia del rol.</w:t>
+        <w:t xml:space="preserve">Las reglas que se enuncian a continuación se aplican en todos los casos, con independencia del rol.</w:t>
       </w:r>
     </w:p>
     <w:p>
@@ -7531,7 +8800,7 @@
           <w:sz w:val="22"/>
           <w:szCs w:val="22"/>
         </w:rPr>
-        <w:t xml:space="preserve">Los estados En proceso y Finalizado requieren que el oficio tenga responsable asignado.</w:t>
+        <w:t xml:space="preserve">Los estados En proceso y Finalizado requieren que el oficio cuente con responsable asignado.</w:t>
       </w:r>
     </w:p>
     <w:p>
@@ -7581,7 +8850,7 @@
           <w:sz w:val="22"/>
           <w:szCs w:val="22"/>
         </w:rPr>
-        <w:t xml:space="preserve">Para marcar un oficio como Finalizado, el expediente debe estar completo:</w:t>
+        <w:t xml:space="preserve">Para marcar un oficio como Finalizado, el expediente debe encontrarse completo:</w:t>
       </w:r>
     </w:p>
     <w:p>
@@ -7652,7 +8921,7 @@
           <w:sz w:val="22"/>
           <w:szCs w:val="22"/>
         </w:rPr>
-        <w:t xml:space="preserve">Si falta alguno de los tres, la aplicación indica cuál. Tampoco puede retirarse la respuesta de un oficio finalizado sin reabrirlo previamente, eliminando su fecha de respuesta.</w:t>
+        <w:t xml:space="preserve">Si faltara alguno de los tres, la aplicación indica cuál. Tampoco podrá retirarse la respuesta de un oficio finalizado sin reabrirlo previamente, eliminando su fecha de respuesta.</w:t>
       </w:r>
     </w:p>
     <w:p>
@@ -7672,8 +8941,229 @@
           <w:sz w:val="26"/>
           <w:szCs w:val="26"/>
         </w:rPr>
-        <w:t xml:space="preserve">6.4 Referencias</w:t>
-      </w:r>
+        <w:t xml:space="preserve">6.4 La Referencia UDC</w:t>
+      </w:r>
+    </w:p>
+    <w:p>
+      <w:pPr>
+        <w:spacing w:after="120" w:line="276"/>
+      </w:pPr>
+      <w:r>
+        <w:rPr>
+          <w:rFonts w:ascii="Calibri" w:cs="Calibri" w:eastAsia="Calibri" w:hAnsi="Calibri"/>
+          <w:color w:val="232B3D"/>
+          <w:sz w:val="22"/>
+          <w:szCs w:val="22"/>
+        </w:rPr>
+        <w:t xml:space="preserve">La Referencia UDC la genera la aplicación con el formato REQ-UDC-SIGLA-AÑO-SECUENCIAL, en el que la sigla corresponde a la institución que remite el oficio:</w:t>
+      </w:r>
+    </w:p>
+    <w:tbl>
+      <w:tblPr>
+        <w:tblW w:type="dxa" w:w="9360"/>
+        <w:tblBorders>
+          <w:top w:val="single" w:color="152342" w:sz="4"/>
+          <w:left w:val="single" w:color="CBD2DE" w:sz="2"/>
+          <w:bottom w:val="single" w:color="152342" w:sz="4"/>
+          <w:right w:val="single" w:color="CBD2DE" w:sz="2"/>
+          <w:insideH w:val="single" w:color="E1E5EC" w:sz="2"/>
+          <w:insideV w:val="single" w:color="E1E5EC" w:sz="2"/>
+        </w:tblBorders>
+      </w:tblPr>
+      <w:tblGrid>
+        <w:gridCol w:w="4200"/>
+        <w:gridCol w:w="5160"/>
+      </w:tblGrid>
+      <w:tr>
+        <w:trPr>
+          <w:cantSplit/>
+          <w:tblHeader/>
+        </w:trPr>
+        <w:tc>
+          <w:tcPr>
+            <w:tcW w:type="dxa" w:w="4200"/>
+            <w:shd w:fill="152342" w:val="clear"/>
+            <w:tcMar>
+              <w:top w:type="dxa" w:w="80"/>
+              <w:left w:type="dxa" w:w="120"/>
+              <w:bottom w:type="dxa" w:w="80"/>
+              <w:right w:type="dxa" w:w="120"/>
+            </w:tcMar>
+          </w:tcPr>
+          <w:p>
+            <w:pPr>
+              <w:keepNext/>
+              <w:spacing w:after="0" w:line="264"/>
+            </w:pPr>
+            <w:r>
+              <w:rPr>
+                <w:rFonts w:ascii="Calibri" w:cs="Calibri" w:eastAsia="Calibri" w:hAnsi="Calibri"/>
+                <w:b/>
+                <w:bCs/>
+                <w:color w:val="FFFFFF"/>
+                <w:sz w:val="20"/>
+                <w:szCs w:val="20"/>
+              </w:rPr>
+              <w:t xml:space="preserve">Institución del Estado</w:t>
+            </w:r>
+          </w:p>
+        </w:tc>
+        <w:tc>
+          <w:tcPr>
+            <w:tcW w:type="dxa" w:w="5160"/>
+            <w:shd w:fill="152342" w:val="clear"/>
+            <w:tcMar>
+              <w:top w:type="dxa" w:w="80"/>
+              <w:left w:type="dxa" w:w="120"/>
+              <w:bottom w:type="dxa" w:w="80"/>
+              <w:right w:type="dxa" w:w="120"/>
+            </w:tcMar>
+          </w:tcPr>
+          <w:p>
+            <w:pPr>
+              <w:keepNext/>
+              <w:spacing w:after="0" w:line="264"/>
+              <w:jc w:val="center"/>
+            </w:pPr>
+            <w:r>
+              <w:rPr>
+                <w:rFonts w:ascii="Calibri" w:cs="Calibri" w:eastAsia="Calibri" w:hAnsi="Calibri"/>
+                <w:b/>
+                <w:bCs/>
+                <w:color w:val="FFFFFF"/>
+                <w:sz w:val="20"/>
+                <w:szCs w:val="20"/>
+              </w:rPr>
+              <w:t xml:space="preserve">Referencia</w:t>
+            </w:r>
+          </w:p>
+        </w:tc>
+      </w:tr>
+      <w:tr>
+        <w:trPr>
+          <w:cantSplit/>
+        </w:trPr>
+        <w:tc>
+          <w:tcPr>
+            <w:tcW w:type="dxa" w:w="4200"/>
+            <w:shd w:fill="FFFFFF" w:val="clear"/>
+            <w:tcMar>
+              <w:top w:type="dxa" w:w="80"/>
+              <w:left w:type="dxa" w:w="120"/>
+              <w:bottom w:type="dxa" w:w="80"/>
+              <w:right w:type="dxa" w:w="120"/>
+            </w:tcMar>
+          </w:tcPr>
+          <w:p>
+            <w:pPr>
+              <w:keepNext/>
+              <w:spacing w:after="0" w:line="264"/>
+            </w:pPr>
+            <w:r>
+              <w:rPr>
+                <w:rFonts w:ascii="Calibri" w:cs="Calibri" w:eastAsia="Calibri" w:hAnsi="Calibri"/>
+                <w:color w:val="232B3D"/>
+                <w:sz w:val="20"/>
+                <w:szCs w:val="20"/>
+              </w:rPr>
+              <w:t xml:space="preserve">Superintendencia de Bancos</w:t>
+            </w:r>
+          </w:p>
+        </w:tc>
+        <w:tc>
+          <w:tcPr>
+            <w:tcW w:type="dxa" w:w="5160"/>
+            <w:shd w:fill="FFFFFF" w:val="clear"/>
+            <w:tcMar>
+              <w:top w:type="dxa" w:w="80"/>
+              <w:left w:type="dxa" w:w="120"/>
+              <w:bottom w:type="dxa" w:w="80"/>
+              <w:right w:type="dxa" w:w="120"/>
+            </w:tcMar>
+          </w:tcPr>
+          <w:p>
+            <w:pPr>
+              <w:keepNext/>
+              <w:spacing w:after="0" w:line="264"/>
+              <w:jc w:val="center"/>
+            </w:pPr>
+            <w:r>
+              <w:rPr>
+                <w:rFonts w:ascii="Calibri" w:cs="Calibri" w:eastAsia="Calibri" w:hAnsi="Calibri"/>
+                <w:color w:val="232B3D"/>
+                <w:sz w:val="20"/>
+                <w:szCs w:val="20"/>
+              </w:rPr>
+              <w:t xml:space="preserve">REQ-UDC-SB-2026-0001</w:t>
+            </w:r>
+          </w:p>
+        </w:tc>
+      </w:tr>
+      <w:tr>
+        <w:trPr>
+          <w:cantSplit/>
+        </w:trPr>
+        <w:tc>
+          <w:tcPr>
+            <w:tcW w:type="dxa" w:w="4200"/>
+            <w:shd w:fill="F7F8FA" w:val="clear"/>
+            <w:tcMar>
+              <w:top w:type="dxa" w:w="80"/>
+              <w:left w:type="dxa" w:w="120"/>
+              <w:bottom w:type="dxa" w:w="80"/>
+              <w:right w:type="dxa" w:w="120"/>
+            </w:tcMar>
+          </w:tcPr>
+          <w:p>
+            <w:pPr>
+              <w:keepNext w:val="false"/>
+              <w:spacing w:after="0" w:line="264"/>
+            </w:pPr>
+            <w:r>
+              <w:rPr>
+                <w:rFonts w:ascii="Calibri" w:cs="Calibri" w:eastAsia="Calibri" w:hAnsi="Calibri"/>
+                <w:color w:val="232B3D"/>
+                <w:sz w:val="20"/>
+                <w:szCs w:val="20"/>
+              </w:rPr>
+              <w:t xml:space="preserve">Fiscalía General del Estado</w:t>
+            </w:r>
+          </w:p>
+        </w:tc>
+        <w:tc>
+          <w:tcPr>
+            <w:tcW w:type="dxa" w:w="5160"/>
+            <w:shd w:fill="F7F8FA" w:val="clear"/>
+            <w:tcMar>
+              <w:top w:type="dxa" w:w="80"/>
+              <w:left w:type="dxa" w:w="120"/>
+              <w:bottom w:type="dxa" w:w="80"/>
+              <w:right w:type="dxa" w:w="120"/>
+            </w:tcMar>
+          </w:tcPr>
+          <w:p>
+            <w:pPr>
+              <w:keepNext w:val="false"/>
+              <w:spacing w:after="0" w:line="264"/>
+              <w:jc w:val="center"/>
+            </w:pPr>
+            <w:r>
+              <w:rPr>
+                <w:rFonts w:ascii="Calibri" w:cs="Calibri" w:eastAsia="Calibri" w:hAnsi="Calibri"/>
+                <w:color w:val="232B3D"/>
+                <w:sz w:val="20"/>
+                <w:szCs w:val="20"/>
+              </w:rPr>
+              <w:t xml:space="preserve">REQ-UDC-FGE-2026-0001</w:t>
+            </w:r>
+          </w:p>
+        </w:tc>
+      </w:tr>
+    </w:tbl>
+    <w:p>
+      <w:pPr>
+        <w:spacing w:after="200"/>
+      </w:pPr>
     </w:p>
     <w:p>
       <w:pPr>
@@ -7691,7 +9181,7 @@
           <w:sz w:val="22"/>
           <w:szCs w:val="22"/>
         </w:rPr>
-        <w:t xml:space="preserve">La Referencia UDC la genera la aplicación y no se repite.</w:t>
+        <w:t xml:space="preserve">Cada institución mantiene su propia numeración, independiente de la otra.</w:t>
       </w:r>
     </w:p>
     <w:p>
@@ -7710,7 +9200,54 @@
           <w:sz w:val="22"/>
           <w:szCs w:val="22"/>
         </w:rPr>
-        <w:t xml:space="preserve">La Referencia oficio la registra el usuario y tampoco admite duplicados.</w:t>
+        <w:t xml:space="preserve">El secuencial se reinicia en 0001 el primer día de cada año.</w:t>
+      </w:r>
+    </w:p>
+    <w:p>
+      <w:pPr>
+        <w:pStyle w:val="ListParagraph"/>
+        <w:numPr>
+          <w:ilvl w:val="0"/>
+          <w:numId w:val="4"/>
+        </w:numPr>
+        <w:spacing w:after="80" w:line="276"/>
+      </w:pPr>
+      <w:r>
+        <w:rPr>
+          <w:rFonts w:ascii="Calibri" w:cs="Calibri" w:eastAsia="Calibri" w:hAnsi="Calibri"/>
+          <w:color w:val="232B3D"/>
+          <w:sz w:val="22"/>
+          <w:szCs w:val="22"/>
+        </w:rPr>
+        <w:t xml:space="preserve">La referencia no se digita, no se repite y no se reutiliza.</w:t>
+      </w:r>
+    </w:p>
+    <w:p>
+      <w:pPr>
+        <w:spacing w:after="120" w:line="276"/>
+      </w:pPr>
+      <w:r>
+        <w:rPr>
+          <w:rFonts w:ascii="Calibri" w:cs="Calibri" w:eastAsia="Calibri" w:hAnsi="Calibri"/>
+          <w:color w:val="232B3D"/>
+          <w:sz w:val="22"/>
+          <w:szCs w:val="22"/>
+        </w:rPr>
+        <w:t xml:space="preserve">Por este motivo la Institución del Estado constituye un campo obligatorio del registro: de ella depende la nomenclatura de la referencia.</w:t>
+      </w:r>
+    </w:p>
+    <w:p>
+      <w:pPr>
+        <w:spacing w:after="120" w:line="276"/>
+      </w:pPr>
+      <w:r>
+        <w:rPr>
+          <w:rFonts w:ascii="Calibri" w:cs="Calibri" w:eastAsia="Calibri" w:hAnsi="Calibri"/>
+          <w:color w:val="232B3D"/>
+          <w:sz w:val="22"/>
+          <w:szCs w:val="22"/>
+        </w:rPr>
+        <w:t xml:space="preserve">La Referencia oficio, en cambio, la registra el usuario y tampoco admite duplicados.</w:t>
       </w:r>
     </w:p>
     <w:p>
@@ -7730,7 +9267,84 @@
           <w:sz w:val="26"/>
           <w:szCs w:val="26"/>
         </w:rPr>
-        <w:t xml:space="preserve">6.5 Auditoría</w:t>
+        <w:t xml:space="preserve">6.5 Personas investigadas y cantidad</w:t>
+      </w:r>
+    </w:p>
+    <w:p>
+      <w:pPr>
+        <w:pStyle w:val="ListParagraph"/>
+        <w:numPr>
+          <w:ilvl w:val="0"/>
+          <w:numId w:val="4"/>
+        </w:numPr>
+        <w:spacing w:after="80" w:line="276"/>
+      </w:pPr>
+      <w:r>
+        <w:rPr>
+          <w:rFonts w:ascii="Calibri" w:cs="Calibri" w:eastAsia="Calibri" w:hAnsi="Calibri"/>
+          <w:color w:val="232B3D"/>
+          <w:sz w:val="22"/>
+          <w:szCs w:val="22"/>
+        </w:rPr>
+        <w:t xml:space="preserve">Un oficio puede comprender a varias personas, naturales o jurídicas.</w:t>
+      </w:r>
+    </w:p>
+    <w:p>
+      <w:pPr>
+        <w:pStyle w:val="ListParagraph"/>
+        <w:numPr>
+          <w:ilvl w:val="0"/>
+          <w:numId w:val="4"/>
+        </w:numPr>
+        <w:spacing w:after="80" w:line="276"/>
+      </w:pPr>
+      <w:r>
+        <w:rPr>
+          <w:rFonts w:ascii="Calibri" w:cs="Calibri" w:eastAsia="Calibri" w:hAnsi="Calibri"/>
+          <w:color w:val="232B3D"/>
+          <w:sz w:val="22"/>
+          <w:szCs w:val="22"/>
+        </w:rPr>
+        <w:t xml:space="preserve">La cantidad de investigados no se digita: la aplicación la obtiene del detalle y la actualiza al incorporar o retirar a una persona.</w:t>
+      </w:r>
+    </w:p>
+    <w:p>
+      <w:pPr>
+        <w:pStyle w:val="ListParagraph"/>
+        <w:numPr>
+          <w:ilvl w:val="0"/>
+          <w:numId w:val="4"/>
+        </w:numPr>
+        <w:spacing w:after="80" w:line="276"/>
+      </w:pPr>
+      <w:r>
+        <w:rPr>
+          <w:rFonts w:ascii="Calibri" w:cs="Calibri" w:eastAsia="Calibri" w:hAnsi="Calibri"/>
+          <w:color w:val="232B3D"/>
+          <w:sz w:val="22"/>
+          <w:szCs w:val="22"/>
+        </w:rPr>
+        <w:t xml:space="preserve">El detalle se registra en el propio formulario de alta y se modifica con doble clic sobre el oficio.</w:t>
+      </w:r>
+    </w:p>
+    <w:p>
+      <w:pPr>
+        <w:pStyle w:val="Heading2"/>
+        <w:pBdr>
+          <w:bottom w:val="single" w:color="E1E5EC" w:sz="4" w:space="5"/>
+        </w:pBdr>
+        <w:spacing w:after="140" w:before="280"/>
+      </w:pPr>
+      <w:r>
+        <w:rPr>
+          <w:rFonts w:ascii="Calibri" w:cs="Calibri" w:eastAsia="Calibri" w:hAnsi="Calibri"/>
+          <w:b/>
+          <w:bCs/>
+          <w:color w:val="1A2E5A"/>
+          <w:sz w:val="26"/>
+          <w:szCs w:val="26"/>
+        </w:rPr>
+        <w:t xml:space="preserve">6.6 Auditoría</w:t>
       </w:r>
     </w:p>
     <w:p>
@@ -7744,7 +9358,7 @@
           <w:sz w:val="22"/>
           <w:szCs w:val="22"/>
         </w:rPr>
-        <w:t xml:space="preserve">Toda operación que modifica información queda registrada con su fecha, su hora y la persona que la realizó: alta de oficios, cambios de estado o de responsable, correcciones, anulaciones, cargas masivas, documentos adjuntos, exportaciones, altas y bajas de cuentas, cambios de contraseña e ingresos al sistema, incluidos los intentos fallidos.</w:t>
+        <w:t xml:space="preserve">Toda operación que modifica información queda registrada con su fecha, su hora y la persona que la realizó: alta de oficios, cambios de estado, de responsable o de prioridad, incorporación y retiro de personas investigadas, correcciones, anulaciones, cargas masivas, documentos adjuntos, exportaciones, mantenimiento del catálogo de tipos de acción, altas y bajas de cuentas, cambios de contraseña e ingresos al sistema, incluidos los intentos fallidos.</w:t>
       </w:r>
     </w:p>
     <w:p>
@@ -7831,7 +9445,7 @@
           <w:sz w:val="22"/>
           <w:szCs w:val="22"/>
         </w:rPr>
-        <w:t xml:space="preserve">Solicite a un administrador o al superusuario que utilice la opción Restablecer contraseña. La nueva clave se registra en ese momento.</w:t>
+        <w:t xml:space="preserve">Deberá solicitarse a un administrador o al superusuario que utilice la opción Restablecer contraseña. La nueva clave se registra en ese momento.</w:t>
       </w:r>
     </w:p>
     <w:p>
@@ -7862,7 +9476,7 @@
           <w:sz w:val="22"/>
           <w:szCs w:val="22"/>
         </w:rPr>
-        <w:t xml:space="preserve">Es el comportamiento previsto: el documento del oficio, en PDF o Word, es obligatorio. Si posteriormente advierte que adjuntó el archivo equivocado, utilice Cambiar oficio.</w:t>
+        <w:t xml:space="preserve">Es el comportamiento previsto: el documento del oficio, en PDF o Word, es obligatorio. Si posteriormente se advirtiera que se adjuntó el archivo equivocado, deberá utilizarse Cambiar oficio.</w:t>
       </w:r>
     </w:p>
     <w:p>
@@ -7879,7 +9493,7 @@
           <w:sz w:val="23"/>
           <w:szCs w:val="23"/>
         </w:rPr>
-        <w:t xml:space="preserve">No puedo marcar el oficio como Finalizado</w:t>
+        <w:t xml:space="preserve">No encuentro el campo Cantidad de investigados</w:t>
       </w:r>
     </w:p>
     <w:p>
@@ -7893,7 +9507,7 @@
           <w:sz w:val="22"/>
           <w:szCs w:val="22"/>
         </w:rPr>
-        <w:t xml:space="preserve">Finalizar exige fecha de asignación, fecha de respuesta y la respuesta en PDF adjunta. El mensaje indica cuál de los tres falta.</w:t>
+        <w:t xml:space="preserve">La cantidad no se digita. Se obtiene de las personas registradas en el bloque Personas investigadas del formulario, que también puede modificarse con doble clic sobre el oficio.</w:t>
       </w:r>
     </w:p>
     <w:p>
@@ -7910,7 +9524,7 @@
           <w:sz w:val="23"/>
           <w:szCs w:val="23"/>
         </w:rPr>
-        <w:t xml:space="preserve">He finalizado un oficio por error</w:t>
+        <w:t xml:space="preserve">El tipo de acción que necesito no figura en el desplegable</w:t>
       </w:r>
     </w:p>
     <w:p>
@@ -7924,7 +9538,7 @@
           <w:sz w:val="22"/>
           <w:szCs w:val="22"/>
         </w:rPr>
-        <w:t xml:space="preserve">Elimine su fecha de respuesta con el botón Limpiar del calendario y guarde nuevamente.</w:t>
+        <w:t xml:space="preserve">El desplegable presenta el catálogo del área. Deberá solicitarse a un administrador o al superusuario que incorpore el tipo requerido desde la pestaña Configuración.</w:t>
       </w:r>
     </w:p>
     <w:p>
@@ -7941,7 +9555,7 @@
           <w:sz w:val="23"/>
           <w:szCs w:val="23"/>
         </w:rPr>
-        <w:t xml:space="preserve">Registré un oficio con un dato equivocado</w:t>
+        <w:t xml:space="preserve">No puedo marcar el oficio como Finalizado</w:t>
       </w:r>
     </w:p>
     <w:p>
@@ -7955,7 +9569,7 @@
           <w:sz w:val="22"/>
           <w:szCs w:val="22"/>
         </w:rPr>
-        <w:t xml:space="preserve">Si se trata del estado, el responsable, las fechas de asignación o respuesta, la cantidad de investigados o la observación, corríjalo en el panel de modificación. Si el error está en la Referencia oficio, la Causal, la Referencia SB o las fechas de oficio o recepción, solicite a un administrador que lo corrija desde Mantenimiento.</w:t>
+        <w:t xml:space="preserve">Finalizar exige fecha de asignación, fecha de respuesta y la respuesta en PDF adjunta. El mensaje indica cuál de los tres falta.</w:t>
       </w:r>
     </w:p>
     <w:p>
@@ -7972,7 +9586,7 @@
           <w:sz w:val="23"/>
           <w:szCs w:val="23"/>
         </w:rPr>
-        <w:t xml:space="preserve">Registré un oficio duplicado</w:t>
+        <w:t xml:space="preserve">He finalizado un oficio por error</w:t>
       </w:r>
     </w:p>
     <w:p>
@@ -7986,7 +9600,7 @@
           <w:sz w:val="22"/>
           <w:szCs w:val="22"/>
         </w:rPr>
-        <w:t xml:space="preserve">Un administrador o el superusuario pueden anularlo desde Mantenimiento. El oficio se retira de la lista y de los indicadores, pero se conserva; además su Referencia oficio queda disponible nuevamente.</w:t>
+        <w:t xml:space="preserve">Deberá eliminarse su fecha de respuesta mediante el botón Limpiar del calendario y guardar nuevamente.</w:t>
       </w:r>
     </w:p>
     <w:p>
@@ -8003,7 +9617,7 @@
           <w:sz w:val="23"/>
           <w:szCs w:val="23"/>
         </w:rPr>
-        <w:t xml:space="preserve">La carga masiva rechaza mi archivo</w:t>
+        <w:t xml:space="preserve">Registré un oficio con un dato equivocado</w:t>
       </w:r>
     </w:p>
     <w:p>
@@ -8017,7 +9631,7 @@
           <w:sz w:val="22"/>
           <w:szCs w:val="22"/>
         </w:rPr>
-        <w:t xml:space="preserve">El archivo debe respetar el formato establecido, con la cabecera en la fila 4 y todas sus columnas en su orden. El mensaje señala qué columna no corresponde.</w:t>
+        <w:t xml:space="preserve">Si se trata del estado, el responsable, las fechas de asignación o respuesta, el tipo de acción, la prioridad o la observación, deberá corregirse en el panel de modificación. Si el error afecta a la Referencia oficio, la Causal o las fechas de oficio o recepción, deberá solicitarse a un administrador su corrección desde Mantenimiento.</w:t>
       </w:r>
     </w:p>
     <w:p>
@@ -8034,7 +9648,7 @@
           <w:sz w:val="23"/>
           <w:szCs w:val="23"/>
         </w:rPr>
-        <w:t xml:space="preserve">Aparece el mensaje «Otro usuario está guardando cambios en este momento»</w:t>
+        <w:t xml:space="preserve">Registré un oficio duplicado</w:t>
       </w:r>
     </w:p>
     <w:p>
@@ -8048,7 +9662,7 @@
           <w:sz w:val="22"/>
           <w:szCs w:val="22"/>
         </w:rPr>
-        <w:t xml:space="preserve">Dos personas han guardado de forma simultánea. Espere unos segundos y repita la operación; el mensaje evita que una modificación se sobreponga a la otra.</w:t>
+        <w:t xml:space="preserve">Un administrador o el superusuario pueden anularlo desde Mantenimiento. El oficio se retira de la lista y de los indicadores, si bien se conserva; además, su Referencia oficio queda nuevamente disponible.</w:t>
       </w:r>
     </w:p>
     <w:p>
@@ -8065,7 +9679,7 @@
           <w:sz w:val="23"/>
           <w:szCs w:val="23"/>
         </w:rPr>
-        <w:t xml:space="preserve">Al pulsar Ver respuesta (PDF) se ofrece abrirlo con otro programa</w:t>
+        <w:t xml:space="preserve">La carga masiva rechaza mi archivo</w:t>
       </w:r>
     </w:p>
     <w:p>
@@ -8079,7 +9693,7 @@
           <w:sz w:val="22"/>
           <w:szCs w:val="22"/>
         </w:rPr>
-        <w:t xml:space="preserve">El visor integrado no está disponible en ese equipo. El documento puede consultarse con el lector de PDF del sistema.</w:t>
+        <w:t xml:space="preserve">El archivo debe respetar el formato establecido, con la cabecera en la fila 4 y todas sus columnas en su orden, siendo la primera la Institución del Estado. El mensaje señala qué columna no corresponde.</w:t>
       </w:r>
     </w:p>
     <w:p>
@@ -8096,6 +9710,68 @@
           <w:sz w:val="23"/>
           <w:szCs w:val="23"/>
         </w:rPr>
+        <w:t xml:space="preserve">Aparece el mensaje «Otro usuario está guardando cambios en este momento»</w:t>
+      </w:r>
+    </w:p>
+    <w:p>
+      <w:pPr>
+        <w:spacing w:after="120" w:line="276"/>
+      </w:pPr>
+      <w:r>
+        <w:rPr>
+          <w:rFonts w:ascii="Calibri" w:cs="Calibri" w:eastAsia="Calibri" w:hAnsi="Calibri"/>
+          <w:color w:val="232B3D"/>
+          <w:sz w:val="22"/>
+          <w:szCs w:val="22"/>
+        </w:rPr>
+        <w:t xml:space="preserve">Dos personas han guardado de forma simultánea. Deberá esperarse unos segundos y repetir la operación; el mensaje evita que una modificación se sobreponga a la otra.</w:t>
+      </w:r>
+    </w:p>
+    <w:p>
+      <w:pPr>
+        <w:pStyle w:val="Heading3"/>
+        <w:spacing w:after="100" w:before="200"/>
+      </w:pPr>
+      <w:r>
+        <w:rPr>
+          <w:rFonts w:ascii="Calibri" w:cs="Calibri" w:eastAsia="Calibri" w:hAnsi="Calibri"/>
+          <w:b/>
+          <w:bCs/>
+          <w:color w:val="5A6B8C"/>
+          <w:sz w:val="23"/>
+          <w:szCs w:val="23"/>
+        </w:rPr>
+        <w:t xml:space="preserve">Al pulsar Ver respuesta (PDF) se ofrece abrirlo con otro programa</w:t>
+      </w:r>
+    </w:p>
+    <w:p>
+      <w:pPr>
+        <w:spacing w:after="120" w:line="276"/>
+      </w:pPr>
+      <w:r>
+        <w:rPr>
+          <w:rFonts w:ascii="Calibri" w:cs="Calibri" w:eastAsia="Calibri" w:hAnsi="Calibri"/>
+          <w:color w:val="232B3D"/>
+          <w:sz w:val="22"/>
+          <w:szCs w:val="22"/>
+        </w:rPr>
+        <w:t xml:space="preserve">El visor integrado no se encuentra disponible en ese equipo. El documento puede consultarse con el lector de PDF del sistema.</w:t>
+      </w:r>
+    </w:p>
+    <w:p>
+      <w:pPr>
+        <w:pStyle w:val="Heading3"/>
+        <w:spacing w:after="100" w:before="200"/>
+      </w:pPr>
+      <w:r>
+        <w:rPr>
+          <w:rFonts w:ascii="Calibri" w:cs="Calibri" w:eastAsia="Calibri" w:hAnsi="Calibri"/>
+          <w:b/>
+          <w:bCs/>
+          <w:color w:val="5A6B8C"/>
+          <w:sz w:val="23"/>
+          <w:szCs w:val="23"/>
+        </w:rPr>
         <w:t xml:space="preserve">No aparece la opción para crear administradores</w:t>
       </w:r>
     </w:p>
@@ -8110,7 +9786,7 @@
           <w:sz w:val="22"/>
           <w:szCs w:val="22"/>
         </w:rPr>
-        <w:t xml:space="preserve">Es una facultad exclusiva del superusuario. Si requiere una cuenta de administrador, solicítela.</w:t>
+        <w:t xml:space="preserve">Constituye una facultad exclusiva del superusuario. Si se requiriera una cuenta de administrador, deberá solicitarse.</w:t>
       </w:r>
     </w:p>
     <w:p>
@@ -8209,7 +9885,7 @@
         <w:sz w:val="16"/>
         <w:szCs w:val="16"/>
       </w:rPr>
-      <w:t xml:space="preserve">Manual de usuario · Versión 1.1 · 11 de agosto de 2026  |  Aplicación versión 1.0</w:t>
+      <w:t xml:space="preserve">Manual de usuario · Versión 2.0 · 13 de agosto de 2026  |  Aplicación versión 1.0</w:t>
     </w:r>
     <w:r>
       <w:rPr>

--- a/Manual de usuario - Control de Oficios.docx
+++ b/Manual de usuario - Control de Oficios.docx
@@ -191,7 +191,7 @@
           <w:sz w:val="22"/>
           <w:szCs w:val="22"/>
         </w:rPr>
-        <w:t xml:space="preserve">Documento versión 2.0</w:t>
+        <w:t xml:space="preserve">Documento versión 2.1</w:t>
       </w:r>
     </w:p>
     <w:p>
@@ -206,7 +206,7 @@
           <w:sz w:val="22"/>
           <w:szCs w:val="22"/>
         </w:rPr>
-        <w:t xml:space="preserve">Actualizado el 13 de agosto de 2026</w:t>
+        <w:t xml:space="preserve">Actualizado el 18 de agosto de 2026</w:t>
       </w:r>
     </w:p>
     <w:p>
@@ -751,7 +751,7 @@
           <w:sz w:val="21"/>
           <w:szCs w:val="21"/>
         </w:rPr>
-        <w:t xml:space="preserve">6</w:t>
+        <w:t xml:space="preserve">7</w:t>
       </w:r>
     </w:p>
     <w:p>
@@ -835,7 +835,7 @@
           <w:sz w:val="21"/>
           <w:szCs w:val="21"/>
         </w:rPr>
-        <w:t xml:space="preserve">7</w:t>
+        <w:t xml:space="preserve">8</w:t>
       </w:r>
     </w:p>
     <w:p>
@@ -961,7 +961,7 @@
           <w:sz w:val="22"/>
           <w:szCs w:val="22"/>
         </w:rPr>
-        <w:t xml:space="preserve">9</w:t>
+        <w:t xml:space="preserve">10</w:t>
       </w:r>
     </w:p>
     <w:p>
@@ -1003,7 +1003,7 @@
           <w:sz w:val="21"/>
           <w:szCs w:val="21"/>
         </w:rPr>
-        <w:t xml:space="preserve">9</w:t>
+        <w:t xml:space="preserve">10</w:t>
       </w:r>
     </w:p>
     <w:p>
@@ -1045,7 +1045,7 @@
           <w:sz w:val="21"/>
           <w:szCs w:val="21"/>
         </w:rPr>
-        <w:t xml:space="preserve">9</w:t>
+        <w:t xml:space="preserve">10</w:t>
       </w:r>
     </w:p>
     <w:p>
@@ -1087,7 +1087,7 @@
           <w:sz w:val="21"/>
           <w:szCs w:val="21"/>
         </w:rPr>
-        <w:t xml:space="preserve">10</w:t>
+        <w:t xml:space="preserve">11</w:t>
       </w:r>
     </w:p>
     <w:p>
@@ -1129,7 +1129,7 @@
           <w:sz w:val="21"/>
           <w:szCs w:val="21"/>
         </w:rPr>
-        <w:t xml:space="preserve">10</w:t>
+        <w:t xml:space="preserve">11</w:t>
       </w:r>
     </w:p>
     <w:p>
@@ -1171,7 +1171,7 @@
           <w:sz w:val="21"/>
           <w:szCs w:val="21"/>
         </w:rPr>
-        <w:t xml:space="preserve">10</w:t>
+        <w:t xml:space="preserve">11</w:t>
       </w:r>
     </w:p>
     <w:p>
@@ -1213,7 +1213,7 @@
           <w:sz w:val="21"/>
           <w:szCs w:val="21"/>
         </w:rPr>
-        <w:t xml:space="preserve">11</w:t>
+        <w:t xml:space="preserve">12</w:t>
       </w:r>
     </w:p>
     <w:p>
@@ -1255,7 +1255,7 @@
           <w:sz w:val="21"/>
           <w:szCs w:val="21"/>
         </w:rPr>
-        <w:t xml:space="preserve">11</w:t>
+        <w:t xml:space="preserve">12</w:t>
       </w:r>
     </w:p>
     <w:p>
@@ -1297,7 +1297,7 @@
           <w:sz w:val="22"/>
           <w:szCs w:val="22"/>
         </w:rPr>
-        <w:t xml:space="preserve">13</w:t>
+        <w:t xml:space="preserve">14</w:t>
       </w:r>
     </w:p>
     <w:p>
@@ -1339,7 +1339,7 @@
           <w:sz w:val="21"/>
           <w:szCs w:val="21"/>
         </w:rPr>
-        <w:t xml:space="preserve">13</w:t>
+        <w:t xml:space="preserve">14</w:t>
       </w:r>
     </w:p>
     <w:p>
@@ -1381,7 +1381,7 @@
           <w:sz w:val="21"/>
           <w:szCs w:val="21"/>
         </w:rPr>
-        <w:t xml:space="preserve">13</w:t>
+        <w:t xml:space="preserve">14</w:t>
       </w:r>
     </w:p>
     <w:p>
@@ -1423,7 +1423,7 @@
           <w:sz w:val="21"/>
           <w:szCs w:val="21"/>
         </w:rPr>
-        <w:t xml:space="preserve">13</w:t>
+        <w:t xml:space="preserve">14</w:t>
       </w:r>
     </w:p>
     <w:p>
@@ -1465,7 +1465,7 @@
           <w:sz w:val="22"/>
           <w:szCs w:val="22"/>
         </w:rPr>
-        <w:t xml:space="preserve">14</w:t>
+        <w:t xml:space="preserve">15</w:t>
       </w:r>
     </w:p>
     <w:p>
@@ -1507,7 +1507,7 @@
           <w:sz w:val="21"/>
           <w:szCs w:val="21"/>
         </w:rPr>
-        <w:t xml:space="preserve">14</w:t>
+        <w:t xml:space="preserve">15</w:t>
       </w:r>
     </w:p>
     <w:p>
@@ -1549,7 +1549,7 @@
           <w:sz w:val="21"/>
           <w:szCs w:val="21"/>
         </w:rPr>
-        <w:t xml:space="preserve">14</w:t>
+        <w:t xml:space="preserve">15</w:t>
       </w:r>
     </w:p>
     <w:p>
@@ -1591,7 +1591,7 @@
           <w:sz w:val="21"/>
           <w:szCs w:val="21"/>
         </w:rPr>
-        <w:t xml:space="preserve">14</w:t>
+        <w:t xml:space="preserve">15</w:t>
       </w:r>
     </w:p>
     <w:p>
@@ -1633,7 +1633,7 @@
           <w:sz w:val="21"/>
           <w:szCs w:val="21"/>
         </w:rPr>
-        <w:t xml:space="preserve">14</w:t>
+        <w:t xml:space="preserve">15</w:t>
       </w:r>
     </w:p>
     <w:p>
@@ -1675,7 +1675,7 @@
           <w:sz w:val="21"/>
           <w:szCs w:val="21"/>
         </w:rPr>
-        <w:t xml:space="preserve">15</w:t>
+        <w:t xml:space="preserve">16</w:t>
       </w:r>
     </w:p>
     <w:p>
@@ -1717,7 +1717,7 @@
           <w:sz w:val="21"/>
           <w:szCs w:val="21"/>
         </w:rPr>
-        <w:t xml:space="preserve">15</w:t>
+        <w:t xml:space="preserve">16</w:t>
       </w:r>
     </w:p>
     <w:p>
@@ -1759,7 +1759,7 @@
           <w:sz w:val="22"/>
           <w:szCs w:val="22"/>
         </w:rPr>
-        <w:t xml:space="preserve">16</w:t>
+        <w:t xml:space="preserve">17</w:t>
       </w:r>
     </w:p>
     <w:p>
@@ -5236,7 +5236,7 @@
                 <w:sz w:val="20"/>
                 <w:szCs w:val="20"/>
               </w:rPr>
-              <w:t xml:space="preserve">Si se indica, debe señalarse su tipo</w:t>
+              <w:t xml:space="preserve">Si se indica, debe señalarse su tipo y cumplir su formato</w:t>
             </w:r>
           </w:p>
         </w:tc>
@@ -5511,6 +5511,332 @@
     </w:tbl>
     <w:p>
       <w:pPr>
+        <w:pStyle w:val="Heading3"/>
+        <w:spacing w:after="100" w:before="200"/>
+      </w:pPr>
+      <w:r>
+        <w:rPr>
+          <w:rFonts w:ascii="Calibri" w:cs="Calibri" w:eastAsia="Calibri" w:hAnsi="Calibri"/>
+          <w:b/>
+          <w:bCs/>
+          <w:color w:val="5A6B8C"/>
+          <w:sz w:val="23"/>
+          <w:szCs w:val="23"/>
+        </w:rPr>
+        <w:t xml:space="preserve">Formato de la identificación</w:t>
+      </w:r>
+    </w:p>
+    <w:p>
+      <w:pPr>
+        <w:spacing w:after="120" w:line="276"/>
+      </w:pPr>
+      <w:r>
+        <w:rPr>
+          <w:rFonts w:ascii="Calibri" w:cs="Calibri" w:eastAsia="Calibri" w:hAnsi="Calibri"/>
+          <w:color w:val="232B3D"/>
+          <w:sz w:val="22"/>
+          <w:szCs w:val="22"/>
+        </w:rPr>
+        <w:t xml:space="preserve">La identificación es opcional, ya que existen requerimientos sobre personas de las que la institución no aporta documento. No obstante, cuando se registra, debe corresponder al tipo señalado:</w:t>
+      </w:r>
+    </w:p>
+    <w:tbl>
+      <w:tblPr>
+        <w:tblW w:type="dxa" w:w="9360"/>
+        <w:tblBorders>
+          <w:top w:val="single" w:color="152342" w:sz="4"/>
+          <w:left w:val="single" w:color="CBD2DE" w:sz="2"/>
+          <w:bottom w:val="single" w:color="152342" w:sz="4"/>
+          <w:right w:val="single" w:color="CBD2DE" w:sz="2"/>
+          <w:insideH w:val="single" w:color="E1E5EC" w:sz="2"/>
+          <w:insideV w:val="single" w:color="E1E5EC" w:sz="2"/>
+        </w:tblBorders>
+      </w:tblPr>
+      <w:tblGrid>
+        <w:gridCol w:w="3100"/>
+        <w:gridCol w:w="6260"/>
+      </w:tblGrid>
+      <w:tr>
+        <w:trPr>
+          <w:cantSplit/>
+          <w:tblHeader/>
+        </w:trPr>
+        <w:tc>
+          <w:tcPr>
+            <w:tcW w:type="dxa" w:w="3100"/>
+            <w:shd w:fill="152342" w:val="clear"/>
+            <w:tcMar>
+              <w:top w:type="dxa" w:w="80"/>
+              <w:left w:type="dxa" w:w="120"/>
+              <w:bottom w:type="dxa" w:w="80"/>
+              <w:right w:type="dxa" w:w="120"/>
+            </w:tcMar>
+          </w:tcPr>
+          <w:p>
+            <w:pPr>
+              <w:keepNext/>
+              <w:spacing w:after="0" w:line="264"/>
+            </w:pPr>
+            <w:r>
+              <w:rPr>
+                <w:rFonts w:ascii="Calibri" w:cs="Calibri" w:eastAsia="Calibri" w:hAnsi="Calibri"/>
+                <w:b/>
+                <w:bCs/>
+                <w:color w:val="FFFFFF"/>
+                <w:sz w:val="20"/>
+                <w:szCs w:val="20"/>
+              </w:rPr>
+              <w:t xml:space="preserve">Tipo</w:t>
+            </w:r>
+          </w:p>
+        </w:tc>
+        <w:tc>
+          <w:tcPr>
+            <w:tcW w:type="dxa" w:w="6260"/>
+            <w:shd w:fill="152342" w:val="clear"/>
+            <w:tcMar>
+              <w:top w:type="dxa" w:w="80"/>
+              <w:left w:type="dxa" w:w="120"/>
+              <w:bottom w:type="dxa" w:w="80"/>
+              <w:right w:type="dxa" w:w="120"/>
+            </w:tcMar>
+          </w:tcPr>
+          <w:p>
+            <w:pPr>
+              <w:keepNext/>
+              <w:spacing w:after="0" w:line="264"/>
+              <w:jc w:val="center"/>
+            </w:pPr>
+            <w:r>
+              <w:rPr>
+                <w:rFonts w:ascii="Calibri" w:cs="Calibri" w:eastAsia="Calibri" w:hAnsi="Calibri"/>
+                <w:b/>
+                <w:bCs/>
+                <w:color w:val="FFFFFF"/>
+                <w:sz w:val="20"/>
+                <w:szCs w:val="20"/>
+              </w:rPr>
+              <w:t xml:space="preserve">Formato exigido</w:t>
+            </w:r>
+          </w:p>
+        </w:tc>
+      </w:tr>
+      <w:tr>
+        <w:trPr>
+          <w:cantSplit/>
+        </w:trPr>
+        <w:tc>
+          <w:tcPr>
+            <w:tcW w:type="dxa" w:w="3100"/>
+            <w:shd w:fill="FFFFFF" w:val="clear"/>
+            <w:tcMar>
+              <w:top w:type="dxa" w:w="80"/>
+              <w:left w:type="dxa" w:w="120"/>
+              <w:bottom w:type="dxa" w:w="80"/>
+              <w:right w:type="dxa" w:w="120"/>
+            </w:tcMar>
+          </w:tcPr>
+          <w:p>
+            <w:pPr>
+              <w:keepNext/>
+              <w:spacing w:after="0" w:line="264"/>
+            </w:pPr>
+            <w:r>
+              <w:rPr>
+                <w:rFonts w:ascii="Calibri" w:cs="Calibri" w:eastAsia="Calibri" w:hAnsi="Calibri"/>
+                <w:color w:val="232B3D"/>
+                <w:sz w:val="20"/>
+                <w:szCs w:val="20"/>
+              </w:rPr>
+              <w:t xml:space="preserve">Cédula</w:t>
+            </w:r>
+          </w:p>
+        </w:tc>
+        <w:tc>
+          <w:tcPr>
+            <w:tcW w:type="dxa" w:w="6260"/>
+            <w:shd w:fill="FFFFFF" w:val="clear"/>
+            <w:tcMar>
+              <w:top w:type="dxa" w:w="80"/>
+              <w:left w:type="dxa" w:w="120"/>
+              <w:bottom w:type="dxa" w:w="80"/>
+              <w:right w:type="dxa" w:w="120"/>
+            </w:tcMar>
+          </w:tcPr>
+          <w:p>
+            <w:pPr>
+              <w:keepNext/>
+              <w:spacing w:after="0" w:line="264"/>
+              <w:jc w:val="center"/>
+            </w:pPr>
+            <w:r>
+              <w:rPr>
+                <w:rFonts w:ascii="Calibri" w:cs="Calibri" w:eastAsia="Calibri" w:hAnsi="Calibri"/>
+                <w:color w:val="232B3D"/>
+                <w:sz w:val="20"/>
+                <w:szCs w:val="20"/>
+              </w:rPr>
+              <w:t xml:space="preserve">10 dígitos</w:t>
+            </w:r>
+          </w:p>
+        </w:tc>
+      </w:tr>
+      <w:tr>
+        <w:trPr>
+          <w:cantSplit/>
+        </w:trPr>
+        <w:tc>
+          <w:tcPr>
+            <w:tcW w:type="dxa" w:w="3100"/>
+            <w:shd w:fill="F7F8FA" w:val="clear"/>
+            <w:tcMar>
+              <w:top w:type="dxa" w:w="80"/>
+              <w:left w:type="dxa" w:w="120"/>
+              <w:bottom w:type="dxa" w:w="80"/>
+              <w:right w:type="dxa" w:w="120"/>
+            </w:tcMar>
+          </w:tcPr>
+          <w:p>
+            <w:pPr>
+              <w:keepNext/>
+              <w:spacing w:after="0" w:line="264"/>
+            </w:pPr>
+            <w:r>
+              <w:rPr>
+                <w:rFonts w:ascii="Calibri" w:cs="Calibri" w:eastAsia="Calibri" w:hAnsi="Calibri"/>
+                <w:color w:val="232B3D"/>
+                <w:sz w:val="20"/>
+                <w:szCs w:val="20"/>
+              </w:rPr>
+              <w:t xml:space="preserve">RUC</w:t>
+            </w:r>
+          </w:p>
+        </w:tc>
+        <w:tc>
+          <w:tcPr>
+            <w:tcW w:type="dxa" w:w="6260"/>
+            <w:shd w:fill="F7F8FA" w:val="clear"/>
+            <w:tcMar>
+              <w:top w:type="dxa" w:w="80"/>
+              <w:left w:type="dxa" w:w="120"/>
+              <w:bottom w:type="dxa" w:w="80"/>
+              <w:right w:type="dxa" w:w="120"/>
+            </w:tcMar>
+          </w:tcPr>
+          <w:p>
+            <w:pPr>
+              <w:keepNext/>
+              <w:spacing w:after="0" w:line="264"/>
+              <w:jc w:val="center"/>
+            </w:pPr>
+            <w:r>
+              <w:rPr>
+                <w:rFonts w:ascii="Calibri" w:cs="Calibri" w:eastAsia="Calibri" w:hAnsi="Calibri"/>
+                <w:color w:val="232B3D"/>
+                <w:sz w:val="20"/>
+                <w:szCs w:val="20"/>
+              </w:rPr>
+              <w:t xml:space="preserve">13 dígitos</w:t>
+            </w:r>
+          </w:p>
+        </w:tc>
+      </w:tr>
+      <w:tr>
+        <w:trPr>
+          <w:cantSplit/>
+        </w:trPr>
+        <w:tc>
+          <w:tcPr>
+            <w:tcW w:type="dxa" w:w="3100"/>
+            <w:shd w:fill="FFFFFF" w:val="clear"/>
+            <w:tcMar>
+              <w:top w:type="dxa" w:w="80"/>
+              <w:left w:type="dxa" w:w="120"/>
+              <w:bottom w:type="dxa" w:w="80"/>
+              <w:right w:type="dxa" w:w="120"/>
+            </w:tcMar>
+          </w:tcPr>
+          <w:p>
+            <w:pPr>
+              <w:keepNext w:val="false"/>
+              <w:spacing w:after="0" w:line="264"/>
+            </w:pPr>
+            <w:r>
+              <w:rPr>
+                <w:rFonts w:ascii="Calibri" w:cs="Calibri" w:eastAsia="Calibri" w:hAnsi="Calibri"/>
+                <w:color w:val="232B3D"/>
+                <w:sz w:val="20"/>
+                <w:szCs w:val="20"/>
+              </w:rPr>
+              <w:t xml:space="preserve">Pasaporte</w:t>
+            </w:r>
+          </w:p>
+        </w:tc>
+        <w:tc>
+          <w:tcPr>
+            <w:tcW w:type="dxa" w:w="6260"/>
+            <w:shd w:fill="FFFFFF" w:val="clear"/>
+            <w:tcMar>
+              <w:top w:type="dxa" w:w="80"/>
+              <w:left w:type="dxa" w:w="120"/>
+              <w:bottom w:type="dxa" w:w="80"/>
+              <w:right w:type="dxa" w:w="120"/>
+            </w:tcMar>
+          </w:tcPr>
+          <w:p>
+            <w:pPr>
+              <w:keepNext w:val="false"/>
+              <w:spacing w:after="0" w:line="264"/>
+              <w:jc w:val="center"/>
+            </w:pPr>
+            <w:r>
+              <w:rPr>
+                <w:rFonts w:ascii="Calibri" w:cs="Calibri" w:eastAsia="Calibri" w:hAnsi="Calibri"/>
+                <w:color w:val="232B3D"/>
+                <w:sz w:val="20"/>
+                <w:szCs w:val="20"/>
+              </w:rPr>
+              <w:t xml:space="preserve">Letras y números</w:t>
+            </w:r>
+          </w:p>
+        </w:tc>
+      </w:tr>
+    </w:tbl>
+    <w:p>
+      <w:pPr>
+        <w:spacing w:after="200"/>
+      </w:pPr>
+    </w:p>
+    <w:p>
+      <w:pPr>
+        <w:spacing w:after="120" w:line="276"/>
+      </w:pPr>
+      <w:r>
+        <w:rPr>
+          <w:rFonts w:ascii="Calibri" w:cs="Calibri" w:eastAsia="Calibri" w:hAnsi="Calibri"/>
+          <w:color w:val="232B3D"/>
+          <w:sz w:val="22"/>
+          <w:szCs w:val="22"/>
+        </w:rPr>
+        <w:t xml:space="preserve">Los puntos, guiones y espacios pueden escribirse libremente: la aplicación los retira antes de comprobar el documento y guarda únicamente sus dígitos o caracteres. De este modo, 1400.349-096 y 1400349096 se registran como el mismo documento.</w:t>
+      </w:r>
+    </w:p>
+    <w:p>
+      <w:pPr>
+        <w:spacing w:after="120" w:line="276"/>
+      </w:pPr>
+      <w:r>
+        <w:rPr>
+          <w:rFonts w:ascii="Calibri" w:cs="Calibri" w:eastAsia="Calibri" w:hAnsi="Calibri"/>
+          <w:color w:val="232B3D"/>
+          <w:sz w:val="22"/>
+          <w:szCs w:val="22"/>
+        </w:rPr>
+        <w:t xml:space="preserve">Si el documento no corresponde al tipo indicado, la aplicación lo señala al añadir a la persona.</w:t>
+      </w:r>
+    </w:p>
+    <w:p>
+      <w:pPr>
         <w:pStyle w:val="Heading2"/>
         <w:pBdr>
           <w:bottom w:val="single" w:color="E1E5EC" w:sz="4" w:space="5"/>
@@ -6207,7 +6533,510 @@
           <w:sz w:val="22"/>
           <w:szCs w:val="22"/>
         </w:rPr>
-        <w:t xml:space="preserve">Presenta los indicadores de gestión del área: total de oficios, distribución por estado, porcentaje de finalizados, días promedio de respuesta, oficios recibidos por día y por mes, y carga por responsable. Para el rol Usuario, el tablero considera únicamente sus propios oficios.</w:t>
+        <w:t xml:space="preserve">Presenta los indicadores de gestión del área. Las tarjetas superiores resumen el volumen y la situación de los oficios: total, distribución por estado, porcentaje de finalizados, días promedio de respuesta, recepciones del día, de la semana y del mes, y seguimiento de las respuestas. A continuación se presentan cinco gráficos:</w:t>
+      </w:r>
+    </w:p>
+    <w:tbl>
+      <w:tblPr>
+        <w:tblW w:type="dxa" w:w="9360"/>
+        <w:tblBorders>
+          <w:top w:val="single" w:color="152342" w:sz="4"/>
+          <w:left w:val="single" w:color="CBD2DE" w:sz="2"/>
+          <w:bottom w:val="single" w:color="152342" w:sz="4"/>
+          <w:right w:val="single" w:color="CBD2DE" w:sz="2"/>
+          <w:insideH w:val="single" w:color="E1E5EC" w:sz="2"/>
+          <w:insideV w:val="single" w:color="E1E5EC" w:sz="2"/>
+        </w:tblBorders>
+      </w:tblPr>
+      <w:tblGrid>
+        <w:gridCol w:w="3100"/>
+        <w:gridCol w:w="6260"/>
+      </w:tblGrid>
+      <w:tr>
+        <w:trPr>
+          <w:cantSplit/>
+          <w:tblHeader/>
+        </w:trPr>
+        <w:tc>
+          <w:tcPr>
+            <w:tcW w:type="dxa" w:w="3100"/>
+            <w:shd w:fill="152342" w:val="clear"/>
+            <w:tcMar>
+              <w:top w:type="dxa" w:w="80"/>
+              <w:left w:type="dxa" w:w="120"/>
+              <w:bottom w:type="dxa" w:w="80"/>
+              <w:right w:type="dxa" w:w="120"/>
+            </w:tcMar>
+          </w:tcPr>
+          <w:p>
+            <w:pPr>
+              <w:keepNext/>
+              <w:spacing w:after="0" w:line="264"/>
+            </w:pPr>
+            <w:r>
+              <w:rPr>
+                <w:rFonts w:ascii="Calibri" w:cs="Calibri" w:eastAsia="Calibri" w:hAnsi="Calibri"/>
+                <w:b/>
+                <w:bCs/>
+                <w:color w:val="FFFFFF"/>
+                <w:sz w:val="20"/>
+                <w:szCs w:val="20"/>
+              </w:rPr>
+              <w:t xml:space="preserve">Gráfico</w:t>
+            </w:r>
+          </w:p>
+        </w:tc>
+        <w:tc>
+          <w:tcPr>
+            <w:tcW w:type="dxa" w:w="6260"/>
+            <w:shd w:fill="152342" w:val="clear"/>
+            <w:tcMar>
+              <w:top w:type="dxa" w:w="80"/>
+              <w:left w:type="dxa" w:w="120"/>
+              <w:bottom w:type="dxa" w:w="80"/>
+              <w:right w:type="dxa" w:w="120"/>
+            </w:tcMar>
+          </w:tcPr>
+          <w:p>
+            <w:pPr>
+              <w:keepNext/>
+              <w:spacing w:after="0" w:line="264"/>
+              <w:jc w:val="center"/>
+            </w:pPr>
+            <w:r>
+              <w:rPr>
+                <w:rFonts w:ascii="Calibri" w:cs="Calibri" w:eastAsia="Calibri" w:hAnsi="Calibri"/>
+                <w:b/>
+                <w:bCs/>
+                <w:color w:val="FFFFFF"/>
+                <w:sz w:val="20"/>
+                <w:szCs w:val="20"/>
+              </w:rPr>
+              <w:t xml:space="preserve">Qué presenta</w:t>
+            </w:r>
+          </w:p>
+        </w:tc>
+      </w:tr>
+      <w:tr>
+        <w:trPr>
+          <w:cantSplit/>
+        </w:trPr>
+        <w:tc>
+          <w:tcPr>
+            <w:tcW w:type="dxa" w:w="3100"/>
+            <w:shd w:fill="FFFFFF" w:val="clear"/>
+            <w:tcMar>
+              <w:top w:type="dxa" w:w="80"/>
+              <w:left w:type="dxa" w:w="120"/>
+              <w:bottom w:type="dxa" w:w="80"/>
+              <w:right w:type="dxa" w:w="120"/>
+            </w:tcMar>
+          </w:tcPr>
+          <w:p>
+            <w:pPr>
+              <w:keepNext/>
+              <w:spacing w:after="0" w:line="264"/>
+            </w:pPr>
+            <w:r>
+              <w:rPr>
+                <w:rFonts w:ascii="Calibri" w:cs="Calibri" w:eastAsia="Calibri" w:hAnsi="Calibri"/>
+                <w:color w:val="232B3D"/>
+                <w:sz w:val="20"/>
+                <w:szCs w:val="20"/>
+              </w:rPr>
+              <w:t xml:space="preserve">Oficios recibidos por día</w:t>
+            </w:r>
+          </w:p>
+        </w:tc>
+        <w:tc>
+          <w:tcPr>
+            <w:tcW w:type="dxa" w:w="6260"/>
+            <w:shd w:fill="FFFFFF" w:val="clear"/>
+            <w:tcMar>
+              <w:top w:type="dxa" w:w="80"/>
+              <w:left w:type="dxa" w:w="120"/>
+              <w:bottom w:type="dxa" w:w="80"/>
+              <w:right w:type="dxa" w:w="120"/>
+            </w:tcMar>
+          </w:tcPr>
+          <w:p>
+            <w:pPr>
+              <w:keepNext/>
+              <w:spacing w:after="0" w:line="264"/>
+              <w:jc w:val="center"/>
+            </w:pPr>
+            <w:r>
+              <w:rPr>
+                <w:rFonts w:ascii="Calibri" w:cs="Calibri" w:eastAsia="Calibri" w:hAnsi="Calibri"/>
+                <w:color w:val="232B3D"/>
+                <w:sz w:val="20"/>
+                <w:szCs w:val="20"/>
+              </w:rPr>
+              <w:t xml:space="preserve">Los últimos catorce días</w:t>
+            </w:r>
+          </w:p>
+        </w:tc>
+      </w:tr>
+      <w:tr>
+        <w:trPr>
+          <w:cantSplit/>
+        </w:trPr>
+        <w:tc>
+          <w:tcPr>
+            <w:tcW w:type="dxa" w:w="3100"/>
+            <w:shd w:fill="F7F8FA" w:val="clear"/>
+            <w:tcMar>
+              <w:top w:type="dxa" w:w="80"/>
+              <w:left w:type="dxa" w:w="120"/>
+              <w:bottom w:type="dxa" w:w="80"/>
+              <w:right w:type="dxa" w:w="120"/>
+            </w:tcMar>
+          </w:tcPr>
+          <w:p>
+            <w:pPr>
+              <w:keepNext/>
+              <w:spacing w:after="0" w:line="264"/>
+            </w:pPr>
+            <w:r>
+              <w:rPr>
+                <w:rFonts w:ascii="Calibri" w:cs="Calibri" w:eastAsia="Calibri" w:hAnsi="Calibri"/>
+                <w:color w:val="232B3D"/>
+                <w:sz w:val="20"/>
+                <w:szCs w:val="20"/>
+              </w:rPr>
+              <w:t xml:space="preserve">Distribución por estado</w:t>
+            </w:r>
+          </w:p>
+        </w:tc>
+        <w:tc>
+          <w:tcPr>
+            <w:tcW w:type="dxa" w:w="6260"/>
+            <w:shd w:fill="F7F8FA" w:val="clear"/>
+            <w:tcMar>
+              <w:top w:type="dxa" w:w="80"/>
+              <w:left w:type="dxa" w:w="120"/>
+              <w:bottom w:type="dxa" w:w="80"/>
+              <w:right w:type="dxa" w:w="120"/>
+            </w:tcMar>
+          </w:tcPr>
+          <w:p>
+            <w:pPr>
+              <w:keepNext/>
+              <w:spacing w:after="0" w:line="264"/>
+              <w:jc w:val="center"/>
+            </w:pPr>
+            <w:r>
+              <w:rPr>
+                <w:rFonts w:ascii="Calibri" w:cs="Calibri" w:eastAsia="Calibri" w:hAnsi="Calibri"/>
+                <w:color w:val="232B3D"/>
+                <w:sz w:val="20"/>
+                <w:szCs w:val="20"/>
+              </w:rPr>
+              <w:t xml:space="preserve">Proporción de cada estado sobre el total</w:t>
+            </w:r>
+          </w:p>
+        </w:tc>
+      </w:tr>
+      <w:tr>
+        <w:trPr>
+          <w:cantSplit/>
+        </w:trPr>
+        <w:tc>
+          <w:tcPr>
+            <w:tcW w:type="dxa" w:w="3100"/>
+            <w:shd w:fill="FFFFFF" w:val="clear"/>
+            <w:tcMar>
+              <w:top w:type="dxa" w:w="80"/>
+              <w:left w:type="dxa" w:w="120"/>
+              <w:bottom w:type="dxa" w:w="80"/>
+              <w:right w:type="dxa" w:w="120"/>
+            </w:tcMar>
+          </w:tcPr>
+          <w:p>
+            <w:pPr>
+              <w:keepNext/>
+              <w:spacing w:after="0" w:line="264"/>
+            </w:pPr>
+            <w:r>
+              <w:rPr>
+                <w:rFonts w:ascii="Calibri" w:cs="Calibri" w:eastAsia="Calibri" w:hAnsi="Calibri"/>
+                <w:color w:val="232B3D"/>
+                <w:sz w:val="20"/>
+                <w:szCs w:val="20"/>
+              </w:rPr>
+              <w:t xml:space="preserve">Oficios por responsable</w:t>
+            </w:r>
+          </w:p>
+        </w:tc>
+        <w:tc>
+          <w:tcPr>
+            <w:tcW w:type="dxa" w:w="6260"/>
+            <w:shd w:fill="FFFFFF" w:val="clear"/>
+            <w:tcMar>
+              <w:top w:type="dxa" w:w="80"/>
+              <w:left w:type="dxa" w:w="120"/>
+              <w:bottom w:type="dxa" w:w="80"/>
+              <w:right w:type="dxa" w:w="120"/>
+            </w:tcMar>
+          </w:tcPr>
+          <w:p>
+            <w:pPr>
+              <w:keepNext/>
+              <w:spacing w:after="0" w:line="264"/>
+              <w:jc w:val="center"/>
+            </w:pPr>
+            <w:r>
+              <w:rPr>
+                <w:rFonts w:ascii="Calibri" w:cs="Calibri" w:eastAsia="Calibri" w:hAnsi="Calibri"/>
+                <w:color w:val="232B3D"/>
+                <w:sz w:val="20"/>
+                <w:szCs w:val="20"/>
+              </w:rPr>
+              <w:t xml:space="preserve">Carga de trabajo de cada persona</w:t>
+            </w:r>
+          </w:p>
+        </w:tc>
+      </w:tr>
+      <w:tr>
+        <w:trPr>
+          <w:cantSplit/>
+        </w:trPr>
+        <w:tc>
+          <w:tcPr>
+            <w:tcW w:type="dxa" w:w="3100"/>
+            <w:shd w:fill="F7F8FA" w:val="clear"/>
+            <w:tcMar>
+              <w:top w:type="dxa" w:w="80"/>
+              <w:left w:type="dxa" w:w="120"/>
+              <w:bottom w:type="dxa" w:w="80"/>
+              <w:right w:type="dxa" w:w="120"/>
+            </w:tcMar>
+          </w:tcPr>
+          <w:p>
+            <w:pPr>
+              <w:keepNext/>
+              <w:spacing w:after="0" w:line="264"/>
+            </w:pPr>
+            <w:r>
+              <w:rPr>
+                <w:rFonts w:ascii="Calibri" w:cs="Calibri" w:eastAsia="Calibri" w:hAnsi="Calibri"/>
+                <w:color w:val="232B3D"/>
+                <w:sz w:val="20"/>
+                <w:szCs w:val="20"/>
+              </w:rPr>
+              <w:t xml:space="preserve">Oficios recibidos por mes</w:t>
+            </w:r>
+          </w:p>
+        </w:tc>
+        <w:tc>
+          <w:tcPr>
+            <w:tcW w:type="dxa" w:w="6260"/>
+            <w:shd w:fill="F7F8FA" w:val="clear"/>
+            <w:tcMar>
+              <w:top w:type="dxa" w:w="80"/>
+              <w:left w:type="dxa" w:w="120"/>
+              <w:bottom w:type="dxa" w:w="80"/>
+              <w:right w:type="dxa" w:w="120"/>
+            </w:tcMar>
+          </w:tcPr>
+          <w:p>
+            <w:pPr>
+              <w:keepNext/>
+              <w:spacing w:after="0" w:line="264"/>
+              <w:jc w:val="center"/>
+            </w:pPr>
+            <w:r>
+              <w:rPr>
+                <w:rFonts w:ascii="Calibri" w:cs="Calibri" w:eastAsia="Calibri" w:hAnsi="Calibri"/>
+                <w:color w:val="232B3D"/>
+                <w:sz w:val="20"/>
+                <w:szCs w:val="20"/>
+              </w:rPr>
+              <w:t xml:space="preserve">Los últimos seis meses</w:t>
+            </w:r>
+          </w:p>
+        </w:tc>
+      </w:tr>
+      <w:tr>
+        <w:trPr>
+          <w:cantSplit/>
+        </w:trPr>
+        <w:tc>
+          <w:tcPr>
+            <w:tcW w:type="dxa" w:w="3100"/>
+            <w:shd w:fill="FFFFFF" w:val="clear"/>
+            <w:tcMar>
+              <w:top w:type="dxa" w:w="80"/>
+              <w:left w:type="dxa" w:w="120"/>
+              <w:bottom w:type="dxa" w:w="80"/>
+              <w:right w:type="dxa" w:w="120"/>
+            </w:tcMar>
+          </w:tcPr>
+          <w:p>
+            <w:pPr>
+              <w:keepNext w:val="false"/>
+              <w:spacing w:after="0" w:line="264"/>
+            </w:pPr>
+            <w:r>
+              <w:rPr>
+                <w:rFonts w:ascii="Calibri" w:cs="Calibri" w:eastAsia="Calibri" w:hAnsi="Calibri"/>
+                <w:color w:val="232B3D"/>
+                <w:sz w:val="20"/>
+                <w:szCs w:val="20"/>
+              </w:rPr>
+              <w:t xml:space="preserve">Personas investigadas por mes</w:t>
+            </w:r>
+          </w:p>
+        </w:tc>
+        <w:tc>
+          <w:tcPr>
+            <w:tcW w:type="dxa" w:w="6260"/>
+            <w:shd w:fill="FFFFFF" w:val="clear"/>
+            <w:tcMar>
+              <w:top w:type="dxa" w:w="80"/>
+              <w:left w:type="dxa" w:w="120"/>
+              <w:bottom w:type="dxa" w:w="80"/>
+              <w:right w:type="dxa" w:w="120"/>
+            </w:tcMar>
+          </w:tcPr>
+          <w:p>
+            <w:pPr>
+              <w:keepNext w:val="false"/>
+              <w:spacing w:after="0" w:line="264"/>
+              <w:jc w:val="center"/>
+            </w:pPr>
+            <w:r>
+              <w:rPr>
+                <w:rFonts w:ascii="Calibri" w:cs="Calibri" w:eastAsia="Calibri" w:hAnsi="Calibri"/>
+                <w:color w:val="232B3D"/>
+                <w:sz w:val="20"/>
+                <w:szCs w:val="20"/>
+              </w:rPr>
+              <w:t xml:space="preserve">Los últimos seis meses. La barra corresponde a las personas y en su interior se indica de cuántos oficios proceden</w:t>
+            </w:r>
+          </w:p>
+        </w:tc>
+      </w:tr>
+    </w:tbl>
+    <w:p>
+      <w:pPr>
+        <w:spacing w:after="200"/>
+      </w:pPr>
+    </w:p>
+    <w:p>
+      <w:pPr>
+        <w:spacing w:after="120" w:line="276"/>
+      </w:pPr>
+      <w:r>
+        <w:rPr>
+          <w:rFonts w:ascii="Calibri" w:cs="Calibri" w:eastAsia="Calibri" w:hAnsi="Calibri"/>
+          <w:color w:val="232B3D"/>
+          <w:sz w:val="22"/>
+          <w:szCs w:val="22"/>
+        </w:rPr>
+        <w:t xml:space="preserve">Para el rol Usuario, el tablero considera únicamente sus propios oficios.</w:t>
+      </w:r>
+    </w:p>
+    <w:p>
+      <w:pPr>
+        <w:pStyle w:val="Heading3"/>
+        <w:spacing w:after="100" w:before="200"/>
+      </w:pPr>
+      <w:r>
+        <w:rPr>
+          <w:rFonts w:ascii="Calibri" w:cs="Calibri" w:eastAsia="Calibri" w:hAnsi="Calibri"/>
+          <w:b/>
+          <w:bCs/>
+          <w:color w:val="5A6B8C"/>
+          <w:sz w:val="23"/>
+          <w:szCs w:val="23"/>
+        </w:rPr>
+        <w:t xml:space="preserve">Filtros del tablero</w:t>
+      </w:r>
+    </w:p>
+    <w:p>
+      <w:pPr>
+        <w:spacing w:after="120" w:line="276"/>
+      </w:pPr>
+      <w:r>
+        <w:rPr>
+          <w:rFonts w:ascii="Calibri" w:cs="Calibri" w:eastAsia="Calibri" w:hAnsi="Calibri"/>
+          <w:color w:val="232B3D"/>
+          <w:sz w:val="22"/>
+          <w:szCs w:val="22"/>
+        </w:rPr>
+        <w:t xml:space="preserve">El panel Filtros del tablero acota lo que presentan las tarjetas y los cinco gráficos a la vez: al elegir un criterio, el tablero completo se recalcula.</w:t>
+      </w:r>
+    </w:p>
+    <w:p>
+      <w:pPr>
+        <w:pStyle w:val="ListParagraph"/>
+        <w:numPr>
+          <w:ilvl w:val="0"/>
+          <w:numId w:val="4"/>
+        </w:numPr>
+        <w:spacing w:after="80" w:line="276"/>
+      </w:pPr>
+      <w:r>
+        <w:rPr>
+          <w:rFonts w:ascii="Calibri" w:cs="Calibri" w:eastAsia="Calibri" w:hAnsi="Calibri"/>
+          <w:color w:val="232B3D"/>
+          <w:sz w:val="22"/>
+          <w:szCs w:val="22"/>
+        </w:rPr>
+        <w:t xml:space="preserve">Institución del Estado, Tipo de acción, Estado y Prioridad.</w:t>
+      </w:r>
+    </w:p>
+    <w:p>
+      <w:pPr>
+        <w:pStyle w:val="ListParagraph"/>
+        <w:numPr>
+          <w:ilvl w:val="0"/>
+          <w:numId w:val="4"/>
+        </w:numPr>
+        <w:spacing w:after="80" w:line="276"/>
+      </w:pPr>
+      <w:r>
+        <w:rPr>
+          <w:rFonts w:ascii="Calibri" w:cs="Calibri" w:eastAsia="Calibri" w:hAnsi="Calibri"/>
+          <w:color w:val="232B3D"/>
+          <w:sz w:val="22"/>
+          <w:szCs w:val="22"/>
+        </w:rPr>
+        <w:t xml:space="preserve">Responsable, únicamente para administradores y superusuario.</w:t>
+      </w:r>
+    </w:p>
+    <w:p>
+      <w:pPr>
+        <w:pStyle w:val="ListParagraph"/>
+        <w:numPr>
+          <w:ilvl w:val="0"/>
+          <w:numId w:val="4"/>
+        </w:numPr>
+        <w:spacing w:after="80" w:line="276"/>
+      </w:pPr>
+      <w:r>
+        <w:rPr>
+          <w:rFonts w:ascii="Calibri" w:cs="Calibri" w:eastAsia="Calibri" w:hAnsi="Calibri"/>
+          <w:color w:val="232B3D"/>
+          <w:sz w:val="22"/>
+          <w:szCs w:val="22"/>
+        </w:rPr>
+        <w:t xml:space="preserve">Un rango de fecha de recepción, con los campos desde y hasta.</w:t>
+      </w:r>
+    </w:p>
+    <w:p>
+      <w:pPr>
+        <w:spacing w:after="120" w:line="276"/>
+      </w:pPr>
+      <w:r>
+        <w:rPr>
+          <w:rFonts w:ascii="Calibri" w:cs="Calibri" w:eastAsia="Calibri" w:hAnsi="Calibri"/>
+          <w:color w:val="232B3D"/>
+          <w:sz w:val="22"/>
+          <w:szCs w:val="22"/>
+        </w:rPr>
+        <w:t xml:space="preserve">La opción (Todos) deja de filtrar por ese campo y el botón Limpiar filtros los restablece todos. Cuando hay algún filtro aplicado, la esquina derecha del panel indica cuántos oficios se están considerando del total.</w:t>
       </w:r>
     </w:p>
     <w:p>
@@ -9524,6 +10353,68 @@
           <w:sz w:val="23"/>
           <w:szCs w:val="23"/>
         </w:rPr>
+        <w:t xml:space="preserve">La aplicación no acepta la identificación que registro</w:t>
+      </w:r>
+    </w:p>
+    <w:p>
+      <w:pPr>
+        <w:spacing w:after="120" w:line="276"/>
+      </w:pPr>
+      <w:r>
+        <w:rPr>
+          <w:rFonts w:ascii="Calibri" w:cs="Calibri" w:eastAsia="Calibri" w:hAnsi="Calibri"/>
+          <w:color w:val="232B3D"/>
+          <w:sz w:val="22"/>
+          <w:szCs w:val="22"/>
+        </w:rPr>
+        <w:t xml:space="preserve">Cada documento tiene su formato: la cédula, 10 dígitos; el RUC, 13; y el pasaporte, letras y números. El mensaje indica cuántos dígitos se registraron. Los puntos, guiones y espacios no suponen inconveniente: la aplicación los retira.</w:t>
+      </w:r>
+    </w:p>
+    <w:p>
+      <w:pPr>
+        <w:pStyle w:val="Heading3"/>
+        <w:spacing w:after="100" w:before="200"/>
+      </w:pPr>
+      <w:r>
+        <w:rPr>
+          <w:rFonts w:ascii="Calibri" w:cs="Calibri" w:eastAsia="Calibri" w:hAnsi="Calibri"/>
+          <w:b/>
+          <w:bCs/>
+          <w:color w:val="5A6B8C"/>
+          <w:sz w:val="23"/>
+          <w:szCs w:val="23"/>
+        </w:rPr>
+        <w:t xml:space="preserve">El tablero no presenta todos los oficios</w:t>
+      </w:r>
+    </w:p>
+    <w:p>
+      <w:pPr>
+        <w:spacing w:after="120" w:line="276"/>
+      </w:pPr>
+      <w:r>
+        <w:rPr>
+          <w:rFonts w:ascii="Calibri" w:cs="Calibri" w:eastAsia="Calibri" w:hAnsi="Calibri"/>
+          <w:color w:val="232B3D"/>
+          <w:sz w:val="22"/>
+          <w:szCs w:val="22"/>
+        </w:rPr>
+        <w:t xml:space="preserve">Es posible que se encuentre aplicado algún filtro del tablero. El botón Limpiar filtros los restablece; mientras haya alguno activo, el panel indica cuántos oficios se están considerando del total.</w:t>
+      </w:r>
+    </w:p>
+    <w:p>
+      <w:pPr>
+        <w:pStyle w:val="Heading3"/>
+        <w:spacing w:after="100" w:before="200"/>
+      </w:pPr>
+      <w:r>
+        <w:rPr>
+          <w:rFonts w:ascii="Calibri" w:cs="Calibri" w:eastAsia="Calibri" w:hAnsi="Calibri"/>
+          <w:b/>
+          <w:bCs/>
+          <w:color w:val="5A6B8C"/>
+          <w:sz w:val="23"/>
+          <w:szCs w:val="23"/>
+        </w:rPr>
         <w:t xml:space="preserve">El tipo de acción que necesito no figura en el desplegable</w:t>
       </w:r>
     </w:p>
@@ -9885,7 +10776,7 @@
         <w:sz w:val="16"/>
         <w:szCs w:val="16"/>
       </w:rPr>
-      <w:t xml:space="preserve">Manual de usuario · Versión 2.0 · 13 de agosto de 2026  |  Aplicación versión 1.0</w:t>
+      <w:t xml:space="preserve">Manual de usuario · Versión 2.1 · 18 de agosto de 2026  |  Aplicación versión 1.0</w:t>
     </w:r>
     <w:r>
       <w:rPr>

--- a/Manual de usuario - Control de Oficios.docx
+++ b/Manual de usuario - Control de Oficios.docx
@@ -191,7 +191,7 @@
           <w:sz w:val="22"/>
           <w:szCs w:val="22"/>
         </w:rPr>
-        <w:t xml:space="preserve">Documento versión 2.1</w:t>
+        <w:t xml:space="preserve">Documento versión 2.2</w:t>
       </w:r>
     </w:p>
     <w:p>
@@ -206,7 +206,7 @@
           <w:sz w:val="22"/>
           <w:szCs w:val="22"/>
         </w:rPr>
-        <w:t xml:space="preserve">Actualizado el 18 de agosto de 2026</w:t>
+        <w:t xml:space="preserve">Actualizado el 1 de septiembre de 2026</w:t>
       </w:r>
     </w:p>
     <w:p>
@@ -8835,6 +8835,78 @@
       </w:r>
     </w:p>
     <w:p>
+      <w:pPr>
+        <w:spacing w:after="120" w:line="276"/>
+      </w:pPr>
+      <w:r>
+        <w:rPr>
+          <w:rFonts w:ascii="Calibri" w:cs="Calibri" w:eastAsia="Calibri" w:hAnsi="Calibri"/>
+          <w:color w:val="232B3D"/>
+          <w:sz w:val="22"/>
+          <w:szCs w:val="22"/>
+        </w:rPr>
+        <w:t xml:space="preserve">La vista previa se presenta en dos pestañas. La primera, Oficios a importar, contiene aquello que se va a incorporar; la segunda, Filas con error, relaciona una por una las filas que no pueden incorporarse, indicando la línea del archivo, la Referencia oficio y el motivo. Al concluir la importación se presenta el mismo detalle de cuanto quedó fuera, distinguiendo las filas con error de los oficios ya registrados.</w:t>
+      </w:r>
+    </w:p>
+    <w:tbl>
+      <w:tblPr>
+        <w:tblW w:type="dxa" w:w="9360"/>
+        <w:tblBorders>
+          <w:top w:val="single" w:color="CBD2DE" w:sz="2"/>
+          <w:left w:val="single" w:color="152342" w:sz="18"/>
+          <w:bottom w:val="single" w:color="CBD2DE" w:sz="2"/>
+          <w:right w:val="single" w:color="CBD2DE" w:sz="2"/>
+          <w:insideH w:val="none"/>
+          <w:insideV w:val="none"/>
+        </w:tblBorders>
+      </w:tblPr>
+      <w:tblGrid>
+        <w:gridCol w:w="9360"/>
+      </w:tblGrid>
+      <w:tr>
+        <w:trPr>
+          <w:cantSplit/>
+        </w:trPr>
+        <w:tc>
+          <w:tcPr>
+            <w:tcW w:type="dxa" w:w="9360"/>
+            <w:shd w:fill="F0F2F5" w:val="clear"/>
+            <w:tcMar>
+              <w:top w:type="dxa" w:w="120"/>
+              <w:left w:type="dxa" w:w="180"/>
+              <w:bottom w:type="dxa" w:w="120"/>
+              <w:right w:type="dxa" w:w="180"/>
+            </w:tcMar>
+          </w:tcPr>
+          <w:p>
+            <w:pPr>
+              <w:spacing w:after="0" w:line="276"/>
+            </w:pPr>
+            <w:r>
+              <w:rPr>
+                <w:rFonts w:ascii="Calibri" w:cs="Calibri" w:eastAsia="Calibri" w:hAnsi="Calibri"/>
+                <w:b/>
+                <w:bCs/>
+                <w:color w:val="152342"/>
+                <w:sz w:val="22"/>
+                <w:szCs w:val="22"/>
+              </w:rPr>
+              <w:t xml:space="preserve">Para corregir la matriz:  </w:t>
+            </w:r>
+            <w:r>
+              <w:rPr>
+                <w:rFonts w:ascii="Calibri" w:cs="Calibri" w:eastAsia="Calibri" w:hAnsi="Calibri"/>
+                <w:color w:val="232B3D"/>
+                <w:sz w:val="22"/>
+                <w:szCs w:val="22"/>
+              </w:rPr>
+              <w:t xml:space="preserve">utilice la columna Línea del archivo, que señala el número de fila que debe revisarse. Cuando un oficio ocupa varias líneas se indican todas ellas. Corregidas las filas, puede volver a cargarse el archivo completo: los oficios ya incorporados se omiten por sí solos.</w:t>
+            </w:r>
+          </w:p>
+        </w:tc>
+      </w:tr>
+    </w:tbl>
+    <w:p>
       <w:r>
         <w:br w:type="page"/>
       </w:r>
@@ -10776,7 +10848,7 @@
         <w:sz w:val="16"/>
         <w:szCs w:val="16"/>
       </w:rPr>
-      <w:t xml:space="preserve">Manual de usuario · Versión 2.1 · 18 de agosto de 2026  |  Aplicación versión 1.0</w:t>
+      <w:t xml:space="preserve">Manual de usuario · Versión 2.2 · 1 de septiembre de 2026  |  Aplicación versión 1.0</w:t>
     </w:r>
     <w:r>
       <w:rPr>

--- a/Manual de usuario - Control de Oficios.docx
+++ b/Manual de usuario - Control de Oficios.docx
@@ -191,7 +191,7 @@
           <w:sz w:val="22"/>
           <w:szCs w:val="22"/>
         </w:rPr>
-        <w:t xml:space="preserve">Documento versión 2.2</w:t>
+        <w:t xml:space="preserve">Documento versión 2.3</w:t>
       </w:r>
     </w:p>
     <w:p>
@@ -8695,7 +8695,7 @@
                 <w:sz w:val="22"/>
                 <w:szCs w:val="22"/>
               </w:rPr>
-              <w:t xml:space="preserve">la cabecera en la fila 4, de la columna B a la AA, con todas sus columnas y en su orden. La primera columna corresponde a la Institución del Estado. Si el formato no coincide, la aplicación rechaza el archivo e indica qué columna no corresponde.</w:t>
+              <w:t xml:space="preserve">la cabecera en la fila 1, de la columna A a la Z, con todas sus columnas y en su orden, y los datos a partir de la fila 2. La primera celda del archivo (A1) corresponde a la Institución del Estado; no se admiten filas de rótulos por encima de la cabecera ni columnas en blanco por delante. Si el formato no coincide, la aplicación rechaza el archivo e indica qué columna no corresponde.</w:t>
             </w:r>
           </w:p>
         </w:tc>
@@ -10656,7 +10656,7 @@
           <w:sz w:val="22"/>
           <w:szCs w:val="22"/>
         </w:rPr>
-        <w:t xml:space="preserve">El archivo debe respetar el formato establecido, con la cabecera en la fila 4 y todas sus columnas en su orden, siendo la primera la Institución del Estado. El mensaje señala qué columna no corresponde.</w:t>
+        <w:t xml:space="preserve">El archivo debe respetar el formato establecido, con la cabecera en la primera fila, a partir de la celda A1, y todas sus columnas en su orden, siendo la primera la Institución del Estado. Los datos comienzan en la fila 2. El mensaje señala qué columna no corresponde.</w:t>
       </w:r>
     </w:p>
     <w:p>
@@ -10848,7 +10848,7 @@
         <w:sz w:val="16"/>
         <w:szCs w:val="16"/>
       </w:rPr>
-      <w:t xml:space="preserve">Manual de usuario · Versión 2.2 · 1 de septiembre de 2026  |  Aplicación versión 1.0</w:t>
+      <w:t xml:space="preserve">Manual de usuario · Versión 2.3 · 1 de septiembre de 2026  |  Aplicación versión 1.0</w:t>
     </w:r>
     <w:r>
       <w:rPr>

--- a/Manual de usuario - Control de Oficios.docx
+++ b/Manual de usuario - Control de Oficios.docx
@@ -191,7 +191,7 @@
           <w:sz w:val="22"/>
           <w:szCs w:val="22"/>
         </w:rPr>
-        <w:t xml:space="preserve">Documento versión 2.3</w:t>
+        <w:t xml:space="preserve">Documento versión 2.4</w:t>
       </w:r>
     </w:p>
     <w:p>
@@ -8701,6 +8701,64 @@
         </w:tc>
       </w:tr>
     </w:tbl>
+    <w:tbl>
+      <w:tblPr>
+        <w:tblW w:type="dxa" w:w="9360"/>
+        <w:tblBorders>
+          <w:top w:val="single" w:color="CBD2DE" w:sz="2"/>
+          <w:left w:val="single" w:color="B45309" w:sz="18"/>
+          <w:bottom w:val="single" w:color="CBD2DE" w:sz="2"/>
+          <w:right w:val="single" w:color="CBD2DE" w:sz="2"/>
+          <w:insideH w:val="none"/>
+          <w:insideV w:val="none"/>
+        </w:tblBorders>
+      </w:tblPr>
+      <w:tblGrid>
+        <w:gridCol w:w="9360"/>
+      </w:tblGrid>
+      <w:tr>
+        <w:trPr>
+          <w:cantSplit/>
+        </w:trPr>
+        <w:tc>
+          <w:tcPr>
+            <w:tcW w:type="dxa" w:w="9360"/>
+            <w:shd w:fill="FDF6EC" w:val="clear"/>
+            <w:tcMar>
+              <w:top w:type="dxa" w:w="120"/>
+              <w:left w:type="dxa" w:w="180"/>
+              <w:bottom w:type="dxa" w:w="120"/>
+              <w:right w:type="dxa" w:w="180"/>
+            </w:tcMar>
+          </w:tcPr>
+          <w:p>
+            <w:pPr>
+              <w:spacing w:after="0" w:line="276"/>
+            </w:pPr>
+            <w:r>
+              <w:rPr>
+                <w:rFonts w:ascii="Calibri" w:cs="Calibri" w:eastAsia="Calibri" w:hAnsi="Calibri"/>
+                <w:b/>
+                <w:bCs/>
+                <w:color w:val="B45309"/>
+                <w:sz w:val="22"/>
+                <w:szCs w:val="22"/>
+              </w:rPr>
+              <w:t xml:space="preserve">La Institución del Estado se escribe con su sigla:  </w:t>
+            </w:r>
+            <w:r>
+              <w:rPr>
+                <w:rFonts w:ascii="Calibri" w:cs="Calibri" w:eastAsia="Calibri" w:hAnsi="Calibri"/>
+                <w:color w:val="232B3D"/>
+                <w:sz w:val="22"/>
+                <w:szCs w:val="22"/>
+              </w:rPr>
+              <w:t xml:space="preserve">la primera columna admite únicamente SB, para la Superintendencia de Bancos, y FGE, para la Fiscalía General del Estado. Es la sigla con la que se numera la Referencia UDC. Las filas que consignen cualquier otro valor —el nombre completo de la entidad incluido— no se incorporan y se relacionan en la pestaña Filas con error.</w:t>
+            </w:r>
+          </w:p>
+        </w:tc>
+      </w:tr>
+    </w:tbl>
     <w:p>
       <w:pPr>
         <w:spacing w:after="160"/>
@@ -10656,7 +10714,7 @@
           <w:sz w:val="22"/>
           <w:szCs w:val="22"/>
         </w:rPr>
-        <w:t xml:space="preserve">El archivo debe respetar el formato establecido, con la cabecera en la primera fila, a partir de la celda A1, y todas sus columnas en su orden, siendo la primera la Institución del Estado. Los datos comienzan en la fila 2. El mensaje señala qué columna no corresponde.</w:t>
+        <w:t xml:space="preserve">El archivo debe respetar el formato establecido, con la cabecera en la primera fila, a partir de la celda A1, y todas sus columnas en su orden, siendo la primera la Institución del Estado, que se consigna con su sigla (SB o FGE). Los datos comienzan en la fila 2. El mensaje señala qué columna no corresponde.</w:t>
       </w:r>
     </w:p>
     <w:p>
@@ -10848,7 +10906,7 @@
         <w:sz w:val="16"/>
         <w:szCs w:val="16"/>
       </w:rPr>
-      <w:t xml:space="preserve">Manual de usuario · Versión 2.3 · 1 de septiembre de 2026  |  Aplicación versión 1.0</w:t>
+      <w:t xml:space="preserve">Manual de usuario · Versión 2.4 · 1 de septiembre de 2026  |  Aplicación versión 1.0</w:t>
     </w:r>
     <w:r>
       <w:rPr>

--- a/Manual de usuario - Control de Oficios.docx
+++ b/Manual de usuario - Control de Oficios.docx
@@ -191,7 +191,7 @@
           <w:sz w:val="22"/>
           <w:szCs w:val="22"/>
         </w:rPr>
-        <w:t xml:space="preserve">Documento versión 2.4</w:t>
+        <w:t xml:space="preserve">Documento versión 3.0</w:t>
       </w:r>
     </w:p>
     <w:p>
@@ -1297,7 +1297,7 @@
           <w:sz w:val="22"/>
           <w:szCs w:val="22"/>
         </w:rPr>
-        <w:t xml:space="preserve">14</w:t>
+        <w:t xml:space="preserve">15</w:t>
       </w:r>
     </w:p>
     <w:p>
@@ -1339,7 +1339,7 @@
           <w:sz w:val="21"/>
           <w:szCs w:val="21"/>
         </w:rPr>
-        <w:t xml:space="preserve">14</w:t>
+        <w:t xml:space="preserve">15</w:t>
       </w:r>
     </w:p>
     <w:p>
@@ -1381,7 +1381,7 @@
           <w:sz w:val="21"/>
           <w:szCs w:val="21"/>
         </w:rPr>
-        <w:t xml:space="preserve">14</w:t>
+        <w:t xml:space="preserve">15</w:t>
       </w:r>
     </w:p>
     <w:p>
@@ -1423,7 +1423,7 @@
           <w:sz w:val="21"/>
           <w:szCs w:val="21"/>
         </w:rPr>
-        <w:t xml:space="preserve">14</w:t>
+        <w:t xml:space="preserve">15</w:t>
       </w:r>
     </w:p>
     <w:p>
@@ -1465,7 +1465,7 @@
           <w:sz w:val="22"/>
           <w:szCs w:val="22"/>
         </w:rPr>
-        <w:t xml:space="preserve">15</w:t>
+        <w:t xml:space="preserve">16</w:t>
       </w:r>
     </w:p>
     <w:p>
@@ -1507,7 +1507,7 @@
           <w:sz w:val="21"/>
           <w:szCs w:val="21"/>
         </w:rPr>
-        <w:t xml:space="preserve">15</w:t>
+        <w:t xml:space="preserve">16</w:t>
       </w:r>
     </w:p>
     <w:p>
@@ -1549,7 +1549,7 @@
           <w:sz w:val="21"/>
           <w:szCs w:val="21"/>
         </w:rPr>
-        <w:t xml:space="preserve">15</w:t>
+        <w:t xml:space="preserve">16</w:t>
       </w:r>
     </w:p>
     <w:p>
@@ -1591,7 +1591,7 @@
           <w:sz w:val="21"/>
           <w:szCs w:val="21"/>
         </w:rPr>
-        <w:t xml:space="preserve">15</w:t>
+        <w:t xml:space="preserve">16</w:t>
       </w:r>
     </w:p>
     <w:p>
@@ -1633,7 +1633,7 @@
           <w:sz w:val="21"/>
           <w:szCs w:val="21"/>
         </w:rPr>
-        <w:t xml:space="preserve">15</w:t>
+        <w:t xml:space="preserve">16</w:t>
       </w:r>
     </w:p>
     <w:p>
@@ -1675,7 +1675,7 @@
           <w:sz w:val="21"/>
           <w:szCs w:val="21"/>
         </w:rPr>
-        <w:t xml:space="preserve">16</w:t>
+        <w:t xml:space="preserve">17</w:t>
       </w:r>
     </w:p>
     <w:p>
@@ -1717,7 +1717,7 @@
           <w:sz w:val="21"/>
           <w:szCs w:val="21"/>
         </w:rPr>
-        <w:t xml:space="preserve">16</w:t>
+        <w:t xml:space="preserve">17</w:t>
       </w:r>
     </w:p>
     <w:p>
@@ -1759,7 +1759,7 @@
           <w:sz w:val="22"/>
           <w:szCs w:val="22"/>
         </w:rPr>
-        <w:t xml:space="preserve">17</w:t>
+        <w:t xml:space="preserve">18</w:t>
       </w:r>
     </w:p>
     <w:p>
@@ -8564,7 +8564,7 @@
           <w:sz w:val="22"/>
           <w:szCs w:val="22"/>
         </w:rPr>
-        <w:t xml:space="preserve">Permite dar de alta de una sola vez los oficios que se venían llevando en la matriz de Excel, sin necesidad de registrarlos uno por uno. Se encuentra en la pestaña Configuración.</w:t>
+        <w:t xml:space="preserve">Permite dar de alta de una sola vez los oficios que se venían llevando fuera del sistema, sin necesidad de registrarlos uno por uno. Se encuentra en la pestaña Configuración.</w:t>
       </w:r>
     </w:p>
     <w:p>
@@ -8583,7 +8583,7 @@
           <w:sz w:val="22"/>
           <w:szCs w:val="22"/>
         </w:rPr>
-        <w:t xml:space="preserve">Pulse Cargar archivo, en el apartado Carga masiva de oficios.</w:t>
+        <w:t xml:space="preserve">Exporte los oficios desde la pestaña Oficios para obtener la plantilla, o utilice el archivo de ejemplo.</w:t>
       </w:r>
     </w:p>
     <w:p>
@@ -8602,7 +8602,7 @@
           <w:sz w:val="22"/>
           <w:szCs w:val="22"/>
         </w:rPr>
-        <w:t xml:space="preserve">Seleccione la matriz (.xlsx) o un archivo CSV con la misma cabecera.</w:t>
+        <w:t xml:space="preserve">Complete el archivo respetando sus columnas: una fila por cada persona investigada.</w:t>
       </w:r>
     </w:p>
     <w:p>
@@ -8621,7 +8621,7 @@
           <w:sz w:val="22"/>
           <w:szCs w:val="22"/>
         </w:rPr>
-        <w:t xml:space="preserve">Revise el resumen que se presenta antes de guardar.</w:t>
+        <w:t xml:space="preserve">Pulse Cargar archivo, en el apartado Carga masiva de oficios, y seleccione el archivo (.xlsx o .csv).</w:t>
       </w:r>
     </w:p>
     <w:p>
@@ -8640,7 +8640,7 @@
           <w:sz w:val="22"/>
           <w:szCs w:val="22"/>
         </w:rPr>
-        <w:t xml:space="preserve">Pulse Importar para confirmar.</w:t>
+        <w:t xml:space="preserve">Revise la vista previa. Si el archivo no presenta errores, pulse Importar para confirmar.</w:t>
       </w:r>
     </w:p>
     <w:tbl>
@@ -8686,7 +8686,7 @@
                 <w:sz w:val="22"/>
                 <w:szCs w:val="22"/>
               </w:rPr>
-              <w:t xml:space="preserve">El archivo debe respetar el formato establecido:  </w:t>
+              <w:t xml:space="preserve">El formato de la importación es el mismo de la exportación:  </w:t>
             </w:r>
             <w:r>
               <w:rPr>
@@ -8695,12 +8695,17 @@
                 <w:sz w:val="22"/>
                 <w:szCs w:val="22"/>
               </w:rPr>
-              <w:t xml:space="preserve">la cabecera en la fila 1, de la columna A a la Z, con todas sus columnas y en su orden, y los datos a partir de la fila 2. La primera celda del archivo (A1) corresponde a la Institución del Estado; no se admiten filas de rótulos por encima de la cabecera ni columnas en blanco por delante. Si el formato no coincide, la aplicación rechaza el archivo e indica qué columna no corresponde.</w:t>
+              <w:t xml:space="preserve">las columnas que produce Exportar oficios, en su mismo orden, con la cabecera en la fila 1 —a partir de la celda A1— y los datos desde la fila 2. Las filas que comparten la misma Referencia oficio constituyen un solo oficio y cada una aporta una persona investigada; los datos del oficio se repiten en todas ellas y deben coincidir.</w:t>
             </w:r>
           </w:p>
         </w:tc>
       </w:tr>
     </w:tbl>
+    <w:p>
+      <w:pPr>
+        <w:spacing w:after="120"/>
+      </w:pPr>
+    </w:p>
     <w:tbl>
       <w:tblPr>
         <w:tblW w:type="dxa" w:w="9360"/>
@@ -8744,7 +8749,7 @@
                 <w:sz w:val="22"/>
                 <w:szCs w:val="22"/>
               </w:rPr>
-              <w:t xml:space="preserve">La Institución del Estado se escribe con su sigla:  </w:t>
+              <w:t xml:space="preserve">El archivo se incorpora completo o no se incorpora:  </w:t>
             </w:r>
             <w:r>
               <w:rPr>
@@ -8753,7 +8758,7 @@
                 <w:sz w:val="22"/>
                 <w:szCs w:val="22"/>
               </w:rPr>
-              <w:t xml:space="preserve">la primera columna admite únicamente SB, para la Superintendencia de Bancos, y FGE, para la Fiscalía General del Estado. Es la sigla con la que se numera la Referencia UDC. Las filas que consignen cualquier otro valor —el nombre completo de la entidad incluido— no se incorporan y se relacionan en la pestaña Filas con error.</w:t>
+              <w:t xml:space="preserve">antes de guardar información alguna se valida el archivo entero con las mismas reglas que exige el registro manual. Mientras subsista una sola fila con error, la aplicación no ofrece la importación y no se guarda nada. Corrija las filas señaladas y vuelva a cargar el archivo.</w:t>
             </w:r>
           </w:p>
         </w:tc>
@@ -8761,11 +8766,6 @@
     </w:tbl>
     <w:p>
       <w:pPr>
-        <w:spacing w:after="160"/>
-      </w:pPr>
-    </w:p>
-    <w:p>
-      <w:pPr>
         <w:spacing w:after="120" w:line="276"/>
       </w:pPr>
       <w:r>
@@ -8775,7 +8775,24 @@
           <w:sz w:val="22"/>
           <w:szCs w:val="22"/>
         </w:rPr>
-        <w:t xml:space="preserve">Antes de guardar información alguna se presenta una vista previa con los oficios que se van a incorporar y los avisos pertinentes. Conviene tener en cuenta lo siguiente:</w:t>
+        <w:t xml:space="preserve">La vista previa se presenta en dos pestañas. La primera, Oficios del archivo, relaciona lo que contiene; la segunda, Filas con error, indica una por una las filas que no pueden incorporarse, con la línea del archivo, la Referencia oficio y el motivo. Cuando un oficio ocupa varias líneas se señalan todas ellas.</w:t>
+      </w:r>
+    </w:p>
+    <w:p>
+      <w:pPr>
+        <w:pStyle w:val="Heading3"/>
+        <w:spacing w:after="100" w:before="200"/>
+      </w:pPr>
+      <w:r>
+        <w:rPr>
+          <w:rFonts w:ascii="Calibri" w:cs="Calibri" w:eastAsia="Calibri" w:hAnsi="Calibri"/>
+          <w:b/>
+          <w:bCs/>
+          <w:color w:val="5A6B8C"/>
+          <w:sz w:val="23"/>
+          <w:szCs w:val="23"/>
+        </w:rPr>
+        <w:t xml:space="preserve">Qué se comprueba en cada oficio</w:t>
       </w:r>
     </w:p>
     <w:p>
@@ -8794,7 +8811,7 @@
           <w:sz w:val="22"/>
           <w:szCs w:val="22"/>
         </w:rPr>
-        <w:t xml:space="preserve">La Referencia UDC no se toma del archivo: la asigna la aplicación según la institución de cada fila.</w:t>
+        <w:t xml:space="preserve">La Institución del Estado y el Tipo de acción deben corresponder a los del sistema; el tipo de acción, al catálogo vigente.</w:t>
       </w:r>
     </w:p>
     <w:p>
@@ -8813,7 +8830,7 @@
           <w:sz w:val="22"/>
           <w:szCs w:val="22"/>
         </w:rPr>
-        <w:t xml:space="preserve">Las filas que comparten la misma Referencia oficio se agrupan en un solo oficio, y cada una de ellas aporta una persona investigada.</w:t>
+        <w:t xml:space="preserve">Las fechas de oficio y de recepción son obligatorias, no pueden ser posteriores al día en curso y la de oficio no puede ser posterior a la de recepción.</w:t>
       </w:r>
     </w:p>
     <w:p>
@@ -8832,7 +8849,7 @@
           <w:sz w:val="22"/>
           <w:szCs w:val="22"/>
         </w:rPr>
-        <w:t xml:space="preserve">Los responsables de la matriz se identifican por su nombre. Si no se localiza la cuenta, o si el nombre corresponde a más de una, el oficio se incorpora sin responsable y en estado Por asignar.</w:t>
+        <w:t xml:space="preserve">El estado debe concordar con el resto del oficio: sin responsable únicamente cabe Por asignar; con responsable, En proceso; y con fecha de respuesta, Finalizado. La aplicación no lo corrige en silencio: lo advierte.</w:t>
       </w:r>
     </w:p>
     <w:p>
@@ -8851,7 +8868,7 @@
           <w:sz w:val="22"/>
           <w:szCs w:val="22"/>
         </w:rPr>
-        <w:t xml:space="preserve">Los oficios que se incorporan sin responsable pierden su fecha de respuesta, que deberá registrarse nuevamente al asignarlos.</w:t>
+        <w:t xml:space="preserve">Para que un oficio se incorpore como Finalizado deben constar su fecha de asignación y su fecha de respuesta.</w:t>
       </w:r>
     </w:p>
     <w:p>
@@ -8870,7 +8887,7 @@
           <w:sz w:val="22"/>
           <w:szCs w:val="22"/>
         </w:rPr>
-        <w:t xml:space="preserve">Los oficios importados no llevan el documento del oficio ni la respuesta en PDF; pueden adjuntarse posteriormente desde la pestaña Oficios.</w:t>
+        <w:t xml:space="preserve">La fecha de asignación exige responsable: no puede asignarse un oficio a nadie.</w:t>
       </w:r>
     </w:p>
     <w:p>
@@ -8889,21 +8906,45 @@
           <w:sz w:val="22"/>
           <w:szCs w:val="22"/>
         </w:rPr>
-        <w:t xml:space="preserve">Los oficios ya registrados no se duplican: se omiten y se informa de ello.</w:t>
-      </w:r>
-    </w:p>
-    <w:p>
-      <w:pPr>
-        <w:spacing w:after="120" w:line="276"/>
-      </w:pPr>
-      <w:r>
-        <w:rPr>
-          <w:rFonts w:ascii="Calibri" w:cs="Calibri" w:eastAsia="Calibri" w:hAnsi="Calibri"/>
-          <w:color w:val="232B3D"/>
-          <w:sz w:val="22"/>
-          <w:szCs w:val="22"/>
-        </w:rPr>
-        <w:t xml:space="preserve">La vista previa se presenta en dos pestañas. La primera, Oficios a importar, contiene aquello que se va a incorporar; la segunda, Filas con error, relaciona una por una las filas que no pueden incorporarse, indicando la línea del archivo, la Referencia oficio y el motivo. Al concluir la importación se presenta el mismo detalle de cuanto quedó fuera, distinguiendo las filas con error de los oficios ya registrados.</w:t>
+        <w:t xml:space="preserve">La cantidad de investigados debe coincidir con el número de personas relacionadas, cuando estas se detallan.</w:t>
+      </w:r>
+    </w:p>
+    <w:p>
+      <w:pPr>
+        <w:pStyle w:val="ListParagraph"/>
+        <w:numPr>
+          <w:ilvl w:val="0"/>
+          <w:numId w:val="4"/>
+        </w:numPr>
+        <w:spacing w:after="80" w:line="276"/>
+      </w:pPr>
+      <w:r>
+        <w:rPr>
+          <w:rFonts w:ascii="Calibri" w:cs="Calibri" w:eastAsia="Calibri" w:hAnsi="Calibri"/>
+          <w:color w:val="232B3D"/>
+          <w:sz w:val="22"/>
+          <w:szCs w:val="22"/>
+        </w:rPr>
+        <w:t xml:space="preserve">Cada persona investigada requiere nombre, tipo de implicado y una identificación bien formada: cédula de 10 dígitos, RUC de 13 y pasaporte alfanumérico.</w:t>
+      </w:r>
+    </w:p>
+    <w:p>
+      <w:pPr>
+        <w:pStyle w:val="ListParagraph"/>
+        <w:numPr>
+          <w:ilvl w:val="0"/>
+          <w:numId w:val="4"/>
+        </w:numPr>
+        <w:spacing w:after="80" w:line="276"/>
+      </w:pPr>
+      <w:r>
+        <w:rPr>
+          <w:rFonts w:ascii="Calibri" w:cs="Calibri" w:eastAsia="Calibri" w:hAnsi="Calibri"/>
+          <w:color w:val="232B3D"/>
+          <w:sz w:val="22"/>
+          <w:szCs w:val="22"/>
+        </w:rPr>
+        <w:t xml:space="preserve">La Referencia oficio es obligatoria y no puede repetirse, ni dentro del archivo ni respecto de los oficios ya registrados.</w:t>
       </w:r>
     </w:p>
     <w:tbl>
@@ -8911,7 +8952,7 @@
         <w:tblW w:type="dxa" w:w="9360"/>
         <w:tblBorders>
           <w:top w:val="single" w:color="CBD2DE" w:sz="2"/>
-          <w:left w:val="single" w:color="152342" w:sz="18"/>
+          <w:left w:val="single" w:color="B45309" w:sz="18"/>
           <w:bottom w:val="single" w:color="CBD2DE" w:sz="2"/>
           <w:right w:val="single" w:color="CBD2DE" w:sz="2"/>
           <w:insideH w:val="none"/>
@@ -8928,7 +8969,7 @@
         <w:tc>
           <w:tcPr>
             <w:tcW w:type="dxa" w:w="9360"/>
-            <w:shd w:fill="F0F2F5" w:val="clear"/>
+            <w:shd w:fill="FDF6EC" w:val="clear"/>
             <w:tcMar>
               <w:top w:type="dxa" w:w="120"/>
               <w:left w:type="dxa" w:w="180"/>
@@ -8945,11 +8986,11 @@
                 <w:rFonts w:ascii="Calibri" w:cs="Calibri" w:eastAsia="Calibri" w:hAnsi="Calibri"/>
                 <w:b/>
                 <w:bCs/>
-                <w:color w:val="152342"/>
+                <w:color w:val="B45309"/>
                 <w:sz w:val="22"/>
                 <w:szCs w:val="22"/>
               </w:rPr>
-              <w:t xml:space="preserve">Para corregir la matriz:  </w:t>
+              <w:t xml:space="preserve">El responsable se indica con su nombre de usuario:  </w:t>
             </w:r>
             <w:r>
               <w:rPr>
@@ -8958,12 +8999,26 @@
                 <w:sz w:val="22"/>
                 <w:szCs w:val="22"/>
               </w:rPr>
-              <w:t xml:space="preserve">utilice la columna Línea del archivo, que señala el número de fila que debe revisarse. Cuando un oficio ocupa varias líneas se indican todas ellas. Corregidas las filas, puede volver a cargarse el archivo completo: los oficios ya incorporados se omiten por sí solos.</w:t>
+              <w:t xml:space="preserve">la columna Usuario responsable admite el nombre de cuenta —en minúsculas y sin espacios, como cmroman o jportero—, no el nombre de la persona. Si la cuenta no existe, la aplicación lo advierte y no incorpora nada: deberá crearla previamente en la pestaña Usuarios y volver a cargar el archivo.</w:t>
             </w:r>
           </w:p>
         </w:tc>
       </w:tr>
     </w:tbl>
+    <w:p>
+      <w:pPr>
+        <w:spacing w:after="120" w:line="276"/>
+      </w:pPr>
+      <w:r>
+        <w:rPr>
+          <w:rFonts w:ascii="Calibri" w:cs="Calibri" w:eastAsia="Calibri" w:hAnsi="Calibri"/>
+          <w:color w:val="232B3D"/>
+          <w:sz w:val="22"/>
+          <w:szCs w:val="22"/>
+        </w:rPr>
+        <w:t xml:space="preserve">La Referencia UDC no se toma del archivo: la asigna la aplicación según la institución de cada oficio. Tampoco se toman el documento del oficio, la respuesta en PDF, quién registra, la fecha de registro ni el origen. Los oficios importados no llevan el documento del oficio ni la respuesta en PDF; pueden adjuntarse posteriormente desde la pestaña Oficios.</w:t>
+      </w:r>
+    </w:p>
     <w:p>
       <w:r>
         <w:br w:type="page"/>
@@ -10714,7 +10769,7 @@
           <w:sz w:val="22"/>
           <w:szCs w:val="22"/>
         </w:rPr>
-        <w:t xml:space="preserve">El archivo debe respetar el formato establecido, con la cabecera en la primera fila, a partir de la celda A1, y todas sus columnas en su orden, siendo la primera la Institución del Estado, que se consigna con su sigla (SB o FGE). Los datos comienzan en la fila 2. El mensaje señala qué columna no corresponde.</w:t>
+        <w:t xml:space="preserve">El archivo debe tener el mismo formato que produce Exportar oficios: sus columnas, en su orden, con la cabecera en la primera fila y los datos desde la segunda. Exporte los oficios para obtener la plantilla. Si el rechazo no es por el formato sino por el contenido, la pestaña Filas con error indica qué línea revisar y por qué; recuerde que el archivo se incorpora completo o no se incorpora.</w:t>
       </w:r>
     </w:p>
     <w:p>
@@ -10906,7 +10961,7 @@
         <w:sz w:val="16"/>
         <w:szCs w:val="16"/>
       </w:rPr>
-      <w:t xml:space="preserve">Manual de usuario · Versión 2.4 · 1 de septiembre de 2026  |  Aplicación versión 1.0</w:t>
+      <w:t xml:space="preserve">Manual de usuario · Versión 3.0 · 1 de septiembre de 2026  |  Aplicación versión 1.0</w:t>
     </w:r>
     <w:r>
       <w:rPr>

--- a/Manual de usuario - Control de Oficios.docx
+++ b/Manual de usuario - Control de Oficios.docx
@@ -191,7 +191,7 @@
           <w:sz w:val="22"/>
           <w:szCs w:val="22"/>
         </w:rPr>
-        <w:t xml:space="preserve">Documento versión 3.0</w:t>
+        <w:t xml:space="preserve">Documento versión 3.1</w:t>
       </w:r>
     </w:p>
     <w:p>
@@ -8583,7 +8583,7 @@
           <w:sz w:val="22"/>
           <w:szCs w:val="22"/>
         </w:rPr>
-        <w:t xml:space="preserve">Exporte los oficios desde la pestaña Oficios para obtener la plantilla, o utilice el archivo de ejemplo.</w:t>
+        <w:t xml:space="preserve">Tome como plantilla el archivo de ejemplo de la carga masiva.</w:t>
       </w:r>
     </w:p>
     <w:p>
@@ -8686,7 +8686,7 @@
                 <w:sz w:val="22"/>
                 <w:szCs w:val="22"/>
               </w:rPr>
-              <w:t xml:space="preserve">El formato de la importación es el mismo de la exportación:  </w:t>
+              <w:t xml:space="preserve">El formato de la importación es el de la exportación, sin la Referencia UDC:  </w:t>
             </w:r>
             <w:r>
               <w:rPr>
@@ -8695,7 +8695,7 @@
                 <w:sz w:val="22"/>
                 <w:szCs w:val="22"/>
               </w:rPr>
-              <w:t xml:space="preserve">las columnas que produce Exportar oficios, en su mismo orden, con la cabecera en la fila 1 —a partir de la celda A1— y los datos desde la fila 2. Las filas que comparten la misma Referencia oficio constituyen un solo oficio y cada una aporta una persona investigada; los datos del oficio se repiten en todas ellas y deben coincidir.</w:t>
+              <w:t xml:space="preserve">las columnas que produce Exportar oficios, en su mismo orden, salvo la Referencia UDC, que no se consigna porque la asigna el sistema al importar. La cabecera ocupa la fila 1 —a partir de la celda A1— y los datos comienzan en la fila 2. Las filas que comparten la misma Referencia oficio constituyen un solo oficio y cada una aporta una persona investigada; los datos del oficio se repiten en todas ellas y deben coincidir.</w:t>
             </w:r>
           </w:p>
         </w:tc>
@@ -9016,7 +9016,7 @@
           <w:sz w:val="22"/>
           <w:szCs w:val="22"/>
         </w:rPr>
-        <w:t xml:space="preserve">La Referencia UDC no se toma del archivo: la asigna la aplicación según la institución de cada oficio. Tampoco se toman el documento del oficio, la respuesta en PDF, quién registra, la fecha de registro ni el origen. Los oficios importados no llevan el documento del oficio ni la respuesta en PDF; pueden adjuntarse posteriormente desde la pestaña Oficios.</w:t>
+        <w:t xml:space="preserve">La Referencia UDC no figura en el archivo: la asigna la aplicación según la institución de cada oficio. Tampoco se toman del archivo el documento del oficio, la respuesta en PDF, quién registra, la fecha de registro ni el origen, aunque sí figuren como columnas. Los oficios importados no llevan el documento del oficio ni la respuesta en PDF; pueden adjuntarse posteriormente desde la pestaña Oficios.</w:t>
       </w:r>
     </w:p>
     <w:p>
@@ -10769,7 +10769,7 @@
           <w:sz w:val="22"/>
           <w:szCs w:val="22"/>
         </w:rPr>
-        <w:t xml:space="preserve">El archivo debe tener el mismo formato que produce Exportar oficios: sus columnas, en su orden, con la cabecera en la primera fila y los datos desde la segunda. Exporte los oficios para obtener la plantilla. Si el rechazo no es por el formato sino por el contenido, la pestaña Filas con error indica qué línea revisar y por qué; recuerde que el archivo se incorpora completo o no se incorpora.</w:t>
+        <w:t xml:space="preserve">El archivo debe tener las mismas columnas que la exportación de oficios, en su orden y sin la Referencia UDC, con la cabecera en la primera fila y los datos desde la segunda. Tome como plantilla el archivo de ejemplo de la carga masiva. Si el rechazo no es por el formato sino por el contenido, la pestaña Filas con error indica qué línea revisar y por qué; recuerde que el archivo se incorpora completo o no se incorpora.</w:t>
       </w:r>
     </w:p>
     <w:p>
@@ -10961,7 +10961,7 @@
         <w:sz w:val="16"/>
         <w:szCs w:val="16"/>
       </w:rPr>
-      <w:t xml:space="preserve">Manual de usuario · Versión 3.0 · 1 de septiembre de 2026  |  Aplicación versión 1.0</w:t>
+      <w:t xml:space="preserve">Manual de usuario · Versión 3.1 · 1 de septiembre de 2026  |  Aplicación versión 1.0</w:t>
     </w:r>
     <w:r>
       <w:rPr>
